--- a/docs/20260804_db-specification.docx
+++ b/docs/20260804_db-specification.docx
@@ -5917,6 +5917,21 @@
           <w:color w:val="C0362C"/>
           <w:sz w:val="19"/>
         </w:rPr>
+        <w:t>counted</w:t>
+      </w:r>
+      <w:r>
+        <w:rPr>
+          <w:rFonts w:ascii="맑은 고딕" w:hAnsi="맑은 고딕" w:eastAsia="맑은 고딕" w:cs="맑은 고딕"/>
+          <w:b w:val="0"/>
+        </w:rPr>
+        <w:t xml:space="preserve"> · </w:t>
+      </w:r>
+      <w:r>
+        <w:rPr>
+          <w:rFonts w:ascii="D2Coding" w:hAnsi="D2Coding" w:eastAsia="D2Coding" w:cs="D2Coding"/>
+          <w:color w:val="C0362C"/>
+          <w:sz w:val="19"/>
+        </w:rPr>
         <w:t>sort_order</w:t>
       </w:r>
       <w:r>
@@ -5967,6 +5982,482 @@
           <w:b w:val="0"/>
         </w:rPr>
         <w:t>)은 성격이 달라 메뉴에서 줄을 그어 나눈다.</w:t>
+      </w:r>
+    </w:p>
+    <w:p>
+      <w:pPr>
+        <w:spacing w:after="140"/>
+      </w:pPr>
+      <w:r>
+        <w:rPr>
+          <w:rFonts w:ascii="D2Coding" w:hAnsi="D2Coding" w:eastAsia="D2Coding" w:cs="D2Coding"/>
+          <w:color w:val="C0362C"/>
+          <w:sz w:val="19"/>
+        </w:rPr>
+        <w:t>counted</w:t>
+      </w:r>
+      <w:r>
+        <w:rPr>
+          <w:rFonts w:ascii="맑은 고딕" w:hAnsi="맑은 고딕" w:eastAsia="맑은 고딕" w:cs="맑은 고딕"/>
+          <w:b w:val="0"/>
+        </w:rPr>
+        <w:t xml:space="preserve"> 는 </w:t>
+      </w:r>
+      <w:r>
+        <w:rPr>
+          <w:rFonts w:ascii="맑은 고딕" w:hAnsi="맑은 고딕" w:eastAsia="맑은 고딕" w:cs="맑은 고딕"/>
+          <w:b/>
+        </w:rPr>
+        <w:t>개체 수로 세는가</w:t>
+      </w:r>
+      <w:r>
+        <w:rPr>
+          <w:rFonts w:ascii="맑은 고딕" w:hAnsi="맑은 고딕" w:eastAsia="맑은 고딕" w:cs="맑은 고딕"/>
+          <w:b w:val="0"/>
+        </w:rPr>
+        <w:t>다. 파편은 개체가 아니다 — 깨진 조각 하나를 규조 한 개로 세면 밀도가 부풀고 그 숫자가 보고서에 실린다. 목록의 "검출" 칸은 이 값이 참인 분류만 더한 것이고, 미분류는 분류 자체가 없어 애초에 빠진다.</w:t>
+      </w:r>
+    </w:p>
+    <w:p>
+      <w:pPr>
+        <w:spacing w:after="140"/>
+      </w:pPr>
+      <w:r>
+        <w:rPr>
+          <w:rFonts w:ascii="맑은 고딕" w:hAnsi="맑은 고딕" w:eastAsia="맑은 고딕" w:cs="맑은 고딕"/>
+          <w:b/>
+        </w:rPr>
+        <w:t>데이터가 어떻게 들어가는가</w:t>
+      </w:r>
+    </w:p>
+    <w:p>
+      <w:pPr>
+        <w:spacing w:after="140"/>
+      </w:pPr>
+      <w:r>
+        <w:rPr>
+          <w:rFonts w:ascii="맑은 고딕" w:hAnsi="맑은 고딕" w:eastAsia="맑은 고딕" w:cs="맑은 고딕"/>
+          <w:b w:val="0"/>
+        </w:rPr>
+        <w:t xml:space="preserve">행은 사람이 화면에서 만드는 것이 아니라 </w:t>
+      </w:r>
+      <w:r>
+        <w:rPr>
+          <w:rFonts w:ascii="맑은 고딕" w:hAnsi="맑은 고딕" w:eastAsia="맑은 고딕" w:cs="맑은 고딕"/>
+          <w:b/>
+        </w:rPr>
+        <w:t>코드가 넣는다.</w:t>
+      </w:r>
+      <w:r>
+        <w:rPr>
+          <w:rFonts w:ascii="맑은 고딕" w:hAnsi="맑은 고딕" w:eastAsia="맑은 고딕" w:cs="맑은 고딕"/>
+          <w:b w:val="0"/>
+        </w:rPr>
+        <w:t xml:space="preserve"> 두 경로가 있고, 둘 다 </w:t>
+      </w:r>
+      <w:r>
+        <w:rPr>
+          <w:rFonts w:ascii="D2Coding" w:hAnsi="D2Coding" w:eastAsia="D2Coding" w:cs="D2Coding"/>
+          <w:color w:val="C0362C"/>
+          <w:sz w:val="19"/>
+        </w:rPr>
+        <w:t>update_or_create(key=…)</w:t>
+      </w:r>
+      <w:r>
+        <w:rPr>
+          <w:rFonts w:ascii="맑은 고딕" w:hAnsi="맑은 고딕" w:eastAsia="맑은 고딕" w:cs="맑은 고딕"/>
+          <w:b w:val="0"/>
+        </w:rPr>
+        <w:t xml:space="preserve"> 라 </w:t>
+      </w:r>
+      <w:r>
+        <w:rPr>
+          <w:rFonts w:ascii="맑은 고딕" w:hAnsi="맑은 고딕" w:eastAsia="맑은 고딕" w:cs="맑은 고딕"/>
+          <w:b/>
+        </w:rPr>
+        <w:t>몇 번 돌려도 같은 상태</w:t>
+      </w:r>
+      <w:r>
+        <w:rPr>
+          <w:rFonts w:ascii="맑은 고딕" w:hAnsi="맑은 고딕" w:eastAsia="맑은 고딕" w:cs="맑은 고딕"/>
+          <w:b w:val="0"/>
+        </w:rPr>
+        <w:t>가 된다.</w:t>
+      </w:r>
+    </w:p>
+    <w:tbl>
+      <w:tblPr>
+        <w:tblStyle w:val="TableGrid"/>
+        <w:tblW w:type="auto" w:w="0"/>
+        <w:jc w:val="center"/>
+        <w:tblLook w:firstColumn="1" w:firstRow="1" w:lastColumn="0" w:lastRow="0" w:noHBand="0" w:noVBand="1" w:val="04A0"/>
+      </w:tblPr>
+      <w:tblGrid>
+        <w:gridCol w:w="2880"/>
+        <w:gridCol w:w="2880"/>
+        <w:gridCol w:w="2880"/>
+      </w:tblGrid>
+      <w:tr>
+        <w:tc>
+          <w:tcPr>
+            <w:tcW w:type="dxa" w:w="2880"/>
+            <w:shd w:val="clear" w:fill="EDF0F4"/>
+          </w:tcPr>
+          <w:p>
+            <w:pPr>
+              <w:jc w:val="center"/>
+            </w:pPr>
+            <w:r/>
+            <w:r>
+              <w:rPr>
+                <w:rFonts w:ascii="맑은 고딕" w:hAnsi="맑은 고딕" w:eastAsia="맑은 고딕" w:cs="맑은 고딕"/>
+                <w:b/>
+              </w:rPr>
+              <w:t>언제</w:t>
+            </w:r>
+          </w:p>
+        </w:tc>
+        <w:tc>
+          <w:tcPr>
+            <w:tcW w:type="dxa" w:w="2880"/>
+            <w:shd w:val="clear" w:fill="EDF0F4"/>
+          </w:tcPr>
+          <w:p>
+            <w:pPr>
+              <w:jc w:val="center"/>
+            </w:pPr>
+            <w:r/>
+            <w:r>
+              <w:rPr>
+                <w:rFonts w:ascii="맑은 고딕" w:hAnsi="맑은 고딕" w:eastAsia="맑은 고딕" w:cs="맑은 고딕"/>
+                <w:b/>
+              </w:rPr>
+              <w:t>무엇</w:t>
+            </w:r>
+          </w:p>
+        </w:tc>
+        <w:tc>
+          <w:tcPr>
+            <w:tcW w:type="dxa" w:w="2880"/>
+            <w:shd w:val="clear" w:fill="EDF0F4"/>
+          </w:tcPr>
+          <w:p>
+            <w:pPr>
+              <w:jc w:val="center"/>
+            </w:pPr>
+            <w:r/>
+            <w:r>
+              <w:rPr>
+                <w:rFonts w:ascii="맑은 고딕" w:hAnsi="맑은 고딕" w:eastAsia="맑은 고딕" w:cs="맑은 고딕"/>
+                <w:b/>
+              </w:rPr>
+              <w:t>어디</w:t>
+            </w:r>
+          </w:p>
+        </w:tc>
+      </w:tr>
+      <w:tr>
+        <w:tc>
+          <w:tcPr>
+            <w:tcW w:type="dxa" w:w="2880"/>
+          </w:tcPr>
+          <w:p>
+            <w:r/>
+            <w:r>
+              <w:rPr>
+                <w:rFonts w:ascii="맑은 고딕" w:hAnsi="맑은 고딕" w:eastAsia="맑은 고딕" w:cs="맑은 고딕"/>
+                <w:b w:val="0"/>
+              </w:rPr>
+              <w:t>처음 DB 를 세울 때</w:t>
+            </w:r>
+          </w:p>
+        </w:tc>
+        <w:tc>
+          <w:tcPr>
+            <w:tcW w:type="dxa" w:w="2880"/>
+          </w:tcPr>
+          <w:p>
+            <w:r/>
+            <w:r>
+              <w:rPr>
+                <w:rFonts w:ascii="맑은 고딕" w:hAnsi="맑은 고딕" w:eastAsia="맑은 고딕" w:cs="맑은 고딕"/>
+                <w:b w:val="0"/>
+              </w:rPr>
+              <w:t>다섯 행 (원형·원형 파편·봉상·봉상 파편·Eucampia)</w:t>
+            </w:r>
+          </w:p>
+        </w:tc>
+        <w:tc>
+          <w:tcPr>
+            <w:tcW w:type="dxa" w:w="2880"/>
+          </w:tcPr>
+          <w:p>
+            <w:r/>
+            <w:r>
+              <w:rPr>
+                <w:rFonts w:ascii="D2Coding" w:hAnsi="D2Coding" w:eastAsia="D2Coding" w:cs="D2Coding"/>
+                <w:color w:val="C0362C"/>
+                <w:sz w:val="19"/>
+              </w:rPr>
+              <w:t>import_json.py</w:t>
+            </w:r>
+            <w:r>
+              <w:rPr>
+                <w:rFonts w:ascii="맑은 고딕" w:hAnsi="맑은 고딕" w:eastAsia="맑은 고딕" w:cs="맑은 고딕"/>
+                <w:b w:val="0"/>
+              </w:rPr>
+              <w:t xml:space="preserve"> 의 </w:t>
+            </w:r>
+            <w:r>
+              <w:rPr>
+                <w:rFonts w:ascii="D2Coding" w:hAnsi="D2Coding" w:eastAsia="D2Coding" w:cs="D2Coding"/>
+                <w:color w:val="C0362C"/>
+                <w:sz w:val="19"/>
+              </w:rPr>
+              <w:t>CLASS_SEED</w:t>
+            </w:r>
+            <w:r>
+              <w:rPr>
+                <w:rFonts w:ascii="맑은 고딕" w:hAnsi="맑은 고딕" w:eastAsia="맑은 고딕" w:cs="맑은 고딕"/>
+                <w:b w:val="0"/>
+              </w:rPr>
+              <w:t xml:space="preserve"> → </w:t>
+            </w:r>
+            <w:r>
+              <w:rPr>
+                <w:rFonts w:ascii="D2Coding" w:hAnsi="D2Coding" w:eastAsia="D2Coding" w:cs="D2Coding"/>
+                <w:color w:val="C0362C"/>
+                <w:sz w:val="19"/>
+              </w:rPr>
+              <w:t>seed_settings()</w:t>
+            </w:r>
+          </w:p>
+        </w:tc>
+      </w:tr>
+      <w:tr>
+        <w:tc>
+          <w:tcPr>
+            <w:tcW w:type="dxa" w:w="2880"/>
+          </w:tcPr>
+          <w:p>
+            <w:r/>
+            <w:r>
+              <w:rPr>
+                <w:rFonts w:ascii="맑은 고딕" w:hAnsi="맑은 고딕" w:eastAsia="맑은 고딕" w:cs="맑은 고딕"/>
+                <w:b w:val="0"/>
+              </w:rPr>
+              <w:t>그 뒤에 더하거나 고칠 때</w:t>
+            </w:r>
+          </w:p>
+        </w:tc>
+        <w:tc>
+          <w:tcPr>
+            <w:tcW w:type="dxa" w:w="2880"/>
+          </w:tcPr>
+          <w:p>
+            <w:r/>
+            <w:r>
+              <w:rPr>
+                <w:rFonts w:ascii="맑은 고딕" w:hAnsi="맑은 고딕" w:eastAsia="맑은 고딕" w:cs="맑은 고딕"/>
+                <w:b w:val="0"/>
+              </w:rPr>
+              <w:t>마이그레이션</w:t>
+            </w:r>
+          </w:p>
+        </w:tc>
+        <w:tc>
+          <w:tcPr>
+            <w:tcW w:type="dxa" w:w="2880"/>
+          </w:tcPr>
+          <w:p>
+            <w:r/>
+            <w:r>
+              <w:rPr>
+                <w:rFonts w:ascii="D2Coding" w:hAnsi="D2Coding" w:eastAsia="D2Coding" w:cs="D2Coding"/>
+                <w:color w:val="C0362C"/>
+                <w:sz w:val="19"/>
+              </w:rPr>
+              <w:t>0013_classdef_counted</w:t>
+            </w:r>
+            <w:r>
+              <w:rPr>
+                <w:rFonts w:ascii="맑은 고딕" w:hAnsi="맑은 고딕" w:eastAsia="맑은 고딕" w:cs="맑은 고딕"/>
+                <w:b w:val="0"/>
+              </w:rPr>
+              <w:t xml:space="preserve">(파편 둘을 </w:t>
+            </w:r>
+            <w:r>
+              <w:rPr>
+                <w:rFonts w:ascii="D2Coding" w:hAnsi="D2Coding" w:eastAsia="D2Coding" w:cs="D2Coding"/>
+                <w:color w:val="C0362C"/>
+                <w:sz w:val="19"/>
+              </w:rPr>
+              <w:t>counted=False</w:t>
+            </w:r>
+            <w:r>
+              <w:rPr>
+                <w:rFonts w:ascii="맑은 고딕" w:hAnsi="맑은 고딕" w:eastAsia="맑은 고딕" w:cs="맑은 고딕"/>
+                <w:b w:val="0"/>
+              </w:rPr>
+              <w:t xml:space="preserve">), </w:t>
+            </w:r>
+            <w:r>
+              <w:rPr>
+                <w:rFonts w:ascii="D2Coding" w:hAnsi="D2Coding" w:eastAsia="D2Coding" w:cs="D2Coding"/>
+                <w:color w:val="C0362C"/>
+                <w:sz w:val="19"/>
+              </w:rPr>
+              <w:t>0014_classdef_chaetoceros</w:t>
+            </w:r>
+            <w:r>
+              <w:rPr>
+                <w:rFonts w:ascii="맑은 고딕" w:hAnsi="맑은 고딕" w:eastAsia="맑은 고딕" w:cs="맑은 고딕"/>
+                <w:b w:val="0"/>
+              </w:rPr>
+              <w:t>(행 추가)</w:t>
+            </w:r>
+          </w:p>
+        </w:tc>
+      </w:tr>
+    </w:tbl>
+    <w:p/>
+    <w:p>
+      <w:pPr>
+        <w:spacing w:after="140"/>
+      </w:pPr>
+      <w:r>
+        <w:rPr>
+          <w:rFonts w:ascii="맑은 고딕" w:hAnsi="맑은 고딕" w:eastAsia="맑은 고딕" w:cs="맑은 고딕"/>
+          <w:b/>
+        </w:rPr>
+        <w:t>마이그레이션으로 넣는 이유는 배포마다 같은 상태가 되어야 하기 때문이다.</w:t>
+      </w:r>
+      <w:r>
+        <w:rPr>
+          <w:rFonts w:ascii="맑은 고딕" w:hAnsi="맑은 고딕" w:eastAsia="맑은 고딕" w:cs="맑은 고딕"/>
+          <w:b w:val="0"/>
+        </w:rPr>
+        <w:t xml:space="preserve"> 손으로 INSERT 하면 운영 DB 에만 있고 새로 만든 DB(시험·복구)에는 없다. 되돌릴 때는 행을 지우지 않고 </w:t>
+      </w:r>
+      <w:r>
+        <w:rPr>
+          <w:rFonts w:ascii="D2Coding" w:hAnsi="D2Coding" w:eastAsia="D2Coding" w:cs="D2Coding"/>
+          <w:color w:val="C0362C"/>
+          <w:sz w:val="19"/>
+        </w:rPr>
+        <w:t>active=False</w:t>
+      </w:r>
+      <w:r>
+        <w:rPr>
+          <w:rFonts w:ascii="맑은 고딕" w:hAnsi="맑은 고딕" w:eastAsia="맑은 고딕" w:cs="맑은 고딕"/>
+          <w:b w:val="0"/>
+        </w:rPr>
+        <w:t xml:space="preserve"> 로 끈다 — 지운 뒤에 그 분류로 붙인 교정이 남아 있으면 화면에서 이름도 색도 없는 분류가 된다.</w:t>
+      </w:r>
+    </w:p>
+    <w:p>
+      <w:pPr>
+        <w:spacing w:after="140"/>
+      </w:pPr>
+      <w:r>
+        <w:rPr>
+          <w:rFonts w:ascii="맑은 고딕" w:hAnsi="맑은 고딕" w:eastAsia="맑은 고딕" w:cs="맑은 고딕"/>
+          <w:b w:val="0"/>
+        </w:rPr>
+        <w:t xml:space="preserve">읽는 쪽은 </w:t>
+      </w:r>
+      <w:r>
+        <w:rPr>
+          <w:rFonts w:ascii="D2Coding" w:hAnsi="D2Coding" w:eastAsia="D2Coding" w:cs="D2Coding"/>
+          <w:color w:val="C0362C"/>
+          <w:sz w:val="19"/>
+        </w:rPr>
+        <w:t>data.py</w:t>
+      </w:r>
+      <w:r>
+        <w:rPr>
+          <w:rFonts w:ascii="맑은 고딕" w:hAnsi="맑은 고딕" w:eastAsia="맑은 고딕" w:cs="맑은 고딕"/>
+          <w:b w:val="0"/>
+        </w:rPr>
+        <w:t xml:space="preserve"> 가 </w:t>
+      </w:r>
+      <w:r>
+        <w:rPr>
+          <w:rFonts w:ascii="D2Coding" w:hAnsi="D2Coding" w:eastAsia="D2Coding" w:cs="D2Coding"/>
+          <w:color w:val="C0362C"/>
+          <w:sz w:val="19"/>
+        </w:rPr>
+        <w:t>active=True</w:t>
+      </w:r>
+      <w:r>
+        <w:rPr>
+          <w:rFonts w:ascii="맑은 고딕" w:hAnsi="맑은 고딕" w:eastAsia="맑은 고딕" w:cs="맑은 고딕"/>
+          <w:b w:val="0"/>
+        </w:rPr>
+        <w:t xml:space="preserve"> 인 것만 가져와 </w:t>
+      </w:r>
+      <w:r>
+        <w:rPr>
+          <w:rFonts w:ascii="맑은 고딕" w:hAnsi="맑은 고딕" w:eastAsia="맑은 고딕" w:cs="맑은 고딕"/>
+          <w:b/>
+        </w:rPr>
+        <w:t>프로세스 수명 동안 캐시</w:t>
+      </w:r>
+      <w:r>
+        <w:rPr>
+          <w:rFonts w:ascii="맑은 고딕" w:hAnsi="맑은 고딕" w:eastAsia="맑은 고딕" w:cs="맑은 고딕"/>
+          <w:b w:val="0"/>
+        </w:rPr>
+        <w:t xml:space="preserve">한다 (거의 안 바뀌는데 템플릿과 클라이언트가 여러 번 묻는다). 표를 고치면 </w:t>
+      </w:r>
+      <w:r>
+        <w:rPr>
+          <w:rFonts w:ascii="D2Coding" w:hAnsi="D2Coding" w:eastAsia="D2Coding" w:cs="D2Coding"/>
+          <w:color w:val="C0362C"/>
+          <w:sz w:val="19"/>
+        </w:rPr>
+        <w:t>invalidate_classes()</w:t>
+      </w:r>
+      <w:r>
+        <w:rPr>
+          <w:rFonts w:ascii="맑은 고딕" w:hAnsi="맑은 고딕" w:eastAsia="맑은 고딕" w:cs="맑은 고딕"/>
+          <w:b w:val="0"/>
+        </w:rPr>
+        <w:t xml:space="preserve"> 로 버린다.</w:t>
+      </w:r>
+    </w:p>
+    <w:p>
+      <w:pPr>
+        <w:spacing w:after="140"/>
+      </w:pPr>
+      <w:r>
+        <w:rPr>
+          <w:rFonts w:ascii="D2Coding" w:hAnsi="D2Coding" w:eastAsia="D2Coding" w:cs="D2Coding"/>
+          <w:color w:val="C0362C"/>
+          <w:sz w:val="19"/>
+        </w:rPr>
+        <w:t>color</w:t>
+      </w:r>
+      <w:r>
+        <w:rPr>
+          <w:rFonts w:ascii="맑은 고딕" w:hAnsi="맑은 고딕" w:eastAsia="맑은 고딕" w:cs="맑은 고딕"/>
+          <w:b w:val="0"/>
+        </w:rPr>
+        <w:t xml:space="preserve"> 는 표에 적혀 있지만 지금 화면의 색은 </w:t>
+      </w:r>
+      <w:r>
+        <w:rPr>
+          <w:rFonts w:ascii="맑은 고딕" w:hAnsi="맑은 고딕" w:eastAsia="맑은 고딕" w:cs="맑은 고딕"/>
+          <w:b/>
+        </w:rPr>
+        <w:t>CSS 가 키로 잡는다.</w:t>
+      </w:r>
+      <w:r>
+        <w:rPr>
+          <w:rFonts w:ascii="맑은 고딕" w:hAnsi="맑은 고딕" w:eastAsia="맑은 고딕" w:cs="맑은 고딕"/>
+          <w:b w:val="0"/>
+        </w:rPr>
+        <w:t xml:space="preserve"> 그래서 분류를 하나 더하면 이 행 하나로 끝나지 않고 CSS 도 함께 가야 한다 — 표로 옮기다 만 자리다.</w:t>
       </w:r>
     </w:p>
     <w:p>

--- a/docs/20260804_db-specification.docx
+++ b/docs/20260804_db-specification.docx
@@ -1143,119 +1143,41 @@
     </w:p>
     <w:p>
       <w:pPr>
-        <w:spacing w:before="80" w:after="160"/>
-        <w:ind w:left="280"/>
-        <w:shd w:val="clear" w:fill="F4F5F7"/>
+        <w:jc w:val="center"/>
       </w:pPr>
       <w:r>
-        <w:rPr>
-          <w:rFonts w:ascii="D2Coding" w:hAnsi="D2Coding" w:eastAsia="D2Coding" w:cs="D2Coding"/>
-          <w:sz w:val="18"/>
-        </w:rPr>
-        <w:t>Site ──&lt; Core ──&lt; Slide ──&lt; Viewpoint ──&lt; Frame</w:t>
-        <w:br/>
-      </w:r>
-      <w:r>
-        <w:rPr>
-          <w:rFonts w:ascii="D2Coding" w:hAnsi="D2Coding" w:eastAsia="D2Coding" w:cs="D2Coding"/>
-          <w:sz w:val="18"/>
-        </w:rPr>
-        <w:t xml:space="preserve"> 지역      코어     슬라이드    시야         사진</w:t>
-        <w:br/>
-      </w:r>
-      <w:r>
-        <w:rPr>
-          <w:rFonts w:ascii="D2Coding" w:hAnsi="D2Coding" w:eastAsia="D2Coding" w:cs="D2Coding"/>
-          <w:sz w:val="18"/>
-        </w:rPr>
-        <w:t xml:space="preserve">                      │          │</w:t>
-        <w:br/>
-      </w:r>
-      <w:r>
-        <w:rPr>
-          <w:rFonts w:ascii="D2Coding" w:hAnsi="D2Coding" w:eastAsia="D2Coding" w:cs="D2Coding"/>
-          <w:sz w:val="18"/>
-        </w:rPr>
-        <w:t xml:space="preserve">                      │          ├── Stack (1:1)          합성본</w:t>
-        <w:br/>
-      </w:r>
-      <w:r>
-        <w:rPr>
-          <w:rFonts w:ascii="D2Coding" w:hAnsi="D2Coding" w:eastAsia="D2Coding" w:cs="D2Coding"/>
-          <w:sz w:val="18"/>
-        </w:rPr>
-        <w:t xml:space="preserve">                      │          ├── ViewpointReview (1:1) 시야 검토 상태</w:t>
-        <w:br/>
-      </w:r>
-      <w:r>
-        <w:rPr>
-          <w:rFonts w:ascii="D2Coding" w:hAnsi="D2Coding" w:eastAsia="D2Coding" w:cs="D2Coding"/>
-          <w:sz w:val="18"/>
-        </w:rPr>
-        <w:t xml:space="preserve">                      │          ├── ObjectReview  ────┐   개체 교정 (재생성 불가)</w:t>
-        <w:br/>
-      </w:r>
-      <w:r>
-        <w:rPr>
-          <w:rFonts w:ascii="D2Coding" w:hAnsi="D2Coding" w:eastAsia="D2Coding" w:cs="D2Coding"/>
-          <w:sz w:val="18"/>
-        </w:rPr>
-        <w:t xml:space="preserve">                      │          └── Detection ──&lt; Candidate</w:t>
-        <w:br/>
-      </w:r>
-      <w:r>
-        <w:rPr>
-          <w:rFonts w:ascii="D2Coding" w:hAnsi="D2Coding" w:eastAsia="D2Coding" w:cs="D2Coding"/>
-          <w:sz w:val="18"/>
-        </w:rPr>
-        <w:t xml:space="preserve">                      │                 │              ▲</w:t>
-        <w:br/>
-      </w:r>
-      <w:r>
-        <w:rPr>
-          <w:rFonts w:ascii="D2Coding" w:hAnsi="D2Coding" w:eastAsia="D2Coding" w:cs="D2Coding"/>
-          <w:sz w:val="18"/>
-        </w:rPr>
-        <w:t xml:space="preserve">                      │                 │              └── mask_key 로 느슨히 매인다</w:t>
-        <w:br/>
-      </w:r>
-      <w:r>
-        <w:rPr>
-          <w:rFonts w:ascii="D2Coding" w:hAnsi="D2Coding" w:eastAsia="D2Coding" w:cs="D2Coding"/>
-          <w:sz w:val="18"/>
-        </w:rPr>
-        <w:t xml:space="preserve">                      └── Run &gt;── RunBatch                  (FK 가 아니다)</w:t>
-        <w:br/>
-      </w:r>
-      <w:r>
-        <w:rPr>
-          <w:rFonts w:ascii="D2Coding" w:hAnsi="D2Coding" w:eastAsia="D2Coding" w:cs="D2Coding"/>
-          <w:sz w:val="18"/>
-        </w:rPr>
-        <w:br/>
-      </w:r>
-      <w:r>
-        <w:rPr>
-          <w:rFonts w:ascii="D2Coding" w:hAnsi="D2Coding" w:eastAsia="D2Coding" w:cs="D2Coding"/>
-          <w:sz w:val="18"/>
-        </w:rPr>
-        <w:t xml:space="preserve">     ThresholdSet ──&gt; Detection      판정 문턱</w:t>
-        <w:br/>
-      </w:r>
-      <w:r>
-        <w:rPr>
-          <w:rFonts w:ascii="D2Coding" w:hAnsi="D2Coding" w:eastAsia="D2Coding" w:cs="D2Coding"/>
-          <w:sz w:val="18"/>
-        </w:rPr>
-        <w:t xml:space="preserve">     ClassDef                        분류 정의 (round/rod/…)</w:t>
-        <w:br/>
-      </w:r>
-      <w:r>
-        <w:rPr>
-          <w:rFonts w:ascii="D2Coding" w:hAnsi="D2Coding" w:eastAsia="D2Coding" w:cs="D2Coding"/>
-          <w:sz w:val="18"/>
-        </w:rPr>
-        <w:t xml:space="preserve">     Setting                         그 밖의 설정 key-value</w:t>
+        <w:drawing>
+          <wp:inline xmlns:a="http://schemas.openxmlformats.org/drawingml/2006/main" xmlns:pic="http://schemas.openxmlformats.org/drawingml/2006/picture">
+            <wp:extent cx="5580000" cy="2220612"/>
+            <wp:docPr id="1" name="Picture 1"/>
+            <wp:cNvGraphicFramePr>
+              <a:graphicFrameLocks noChangeAspect="1"/>
+            </wp:cNvGraphicFramePr>
+            <a:graphic>
+              <a:graphicData uri="http://schemas.openxmlformats.org/drawingml/2006/picture">
+                <pic:pic>
+                  <pic:nvPicPr>
+                    <pic:cNvPr id="0" name="mermaid-0d0a2772278e.png"/>
+                    <pic:cNvPicPr/>
+                  </pic:nvPicPr>
+                  <pic:blipFill>
+                    <a:blip r:embed="rId9"/>
+                    <a:stretch>
+                      <a:fillRect/>
+                    </a:stretch>
+                  </pic:blipFill>
+                  <pic:spPr>
+                    <a:xfrm>
+                      <a:off x="0" y="0"/>
+                      <a:ext cx="5580000" cy="2220612"/>
+                    </a:xfrm>
+                    <a:prstGeom prst="rect"/>
+                  </pic:spPr>
+                </pic:pic>
+              </a:graphicData>
+            </a:graphic>
+          </wp:inline>
+        </w:drawing>
       </w:r>
     </w:p>
     <w:p>
@@ -1265,6 +1187,67 @@
       <w:r>
         <w:rPr>
           <w:rFonts w:ascii="맑은 고딕" w:hAnsi="맑은 고딕" w:eastAsia="맑은 고딕" w:cs="맑은 고딕"/>
+          <w:b/>
+        </w:rPr>
+        <w:t>파랑</w:t>
+      </w:r>
+      <w:r>
+        <w:rPr>
+          <w:rFonts w:ascii="맑은 고딕" w:hAnsi="맑은 고딕" w:eastAsia="맑은 고딕" w:cs="맑은 고딕"/>
+          <w:b w:val="0"/>
+        </w:rPr>
+        <w:t xml:space="preserve">이 줄기(시료 계통), </w:t>
+      </w:r>
+      <w:r>
+        <w:rPr>
+          <w:rFonts w:ascii="맑은 고딕" w:hAnsi="맑은 고딕" w:eastAsia="맑은 고딕" w:cs="맑은 고딕"/>
+          <w:b/>
+        </w:rPr>
+        <w:t>초록</w:t>
+      </w:r>
+      <w:r>
+        <w:rPr>
+          <w:rFonts w:ascii="맑은 고딕" w:hAnsi="맑은 고딕" w:eastAsia="맑은 고딕" w:cs="맑은 고딕"/>
+          <w:b w:val="0"/>
+        </w:rPr>
+        <w:t xml:space="preserve">이 검출, </w:t>
+      </w:r>
+      <w:r>
+        <w:rPr>
+          <w:rFonts w:ascii="맑은 고딕" w:hAnsi="맑은 고딕" w:eastAsia="맑은 고딕" w:cs="맑은 고딕"/>
+          <w:b/>
+        </w:rPr>
+        <w:t>빨강</w:t>
+      </w:r>
+      <w:r>
+        <w:rPr>
+          <w:rFonts w:ascii="맑은 고딕" w:hAnsi="맑은 고딕" w:eastAsia="맑은 고딕" w:cs="맑은 고딕"/>
+          <w:b w:val="0"/>
+        </w:rPr>
+        <w:t xml:space="preserve">이 사람의 교정, </w:t>
+      </w:r>
+      <w:r>
+        <w:rPr>
+          <w:rFonts w:ascii="맑은 고딕" w:hAnsi="맑은 고딕" w:eastAsia="맑은 고딕" w:cs="맑은 고딕"/>
+          <w:b/>
+        </w:rPr>
+        <w:t>회색</w:t>
+      </w:r>
+      <w:r>
+        <w:rPr>
+          <w:rFonts w:ascii="맑은 고딕" w:hAnsi="맑은 고딕" w:eastAsia="맑은 고딕" w:cs="맑은 고딕"/>
+          <w:b w:val="0"/>
+        </w:rPr>
+        <w:t>이 설정과 이력이다. 실선은 소유(FK — 지우면 따라 지워진다), 점선은 참조이거나 FK 가 아예 아닌 것이다.</w:t>
+      </w:r>
+    </w:p>
+    <w:p>
+      <w:pPr>
+        <w:spacing w:after="140"/>
+      </w:pPr>
+      <w:r>
+        <w:rPr>
+          <w:rFonts w:ascii="맑은 고딕" w:hAnsi="맑은 고딕" w:eastAsia="맑은 고딕" w:cs="맑은 고딕"/>
           <w:b w:val="0"/>
         </w:rPr>
         <w:t xml:space="preserve">굵은 줄기는 </w:t>
@@ -1296,7 +1279,49 @@
           <w:rFonts w:ascii="맑은 고딕" w:hAnsi="맑은 고딕" w:eastAsia="맑은 고딕" w:cs="맑은 고딕"/>
           <w:b w:val="0"/>
         </w:rPr>
-        <w:t xml:space="preserve"> 를 통짜 문자열로 두지 않고 갈라 담은 결과이고, 그래야 "같은 코어에서 깊이에 따른 군집 변화" 나 "지역별 차이" 를 질의할 수 있다.</w:t>
+        <w:t xml:space="preserve"> 을 통짜 문자열로 두지 않고 갈라 담은 결과이고, 그래야 "같은 코어에서 깊이에 따른 군집 변화" 나 "지역별 차이" 를 질의할 수 있다.</w:t>
+      </w:r>
+    </w:p>
+    <w:p>
+      <w:pPr>
+        <w:spacing w:after="140"/>
+      </w:pPr>
+      <w:r>
+        <w:rPr>
+          <w:rFonts w:ascii="맑은 고딕" w:hAnsi="맑은 고딕" w:eastAsia="맑은 고딕" w:cs="맑은 고딕"/>
+          <w:b w:val="0"/>
+        </w:rPr>
+        <w:t>관계 하나하나(방향·필수 여부·</w:t>
+      </w:r>
+      <w:r>
+        <w:rPr>
+          <w:rFonts w:ascii="D2Coding" w:hAnsi="D2Coding" w:eastAsia="D2Coding" w:cs="D2Coding"/>
+          <w:color w:val="C0362C"/>
+          <w:sz w:val="19"/>
+        </w:rPr>
+        <w:t>on_delete</w:t>
+      </w:r>
+      <w:r>
+        <w:rPr>
+          <w:rFonts w:ascii="맑은 고딕" w:hAnsi="맑은 고딕" w:eastAsia="맑은 고딕" w:cs="맑은 고딕"/>
+          <w:b w:val="0"/>
+        </w:rPr>
+        <w:t xml:space="preserve">)는 </w:t>
+      </w:r>
+      <w:r>
+        <w:rPr>
+          <w:rFonts w:ascii="맑은 고딕" w:hAnsi="맑은 고딕" w:eastAsia="맑은 고딕" w:cs="맑은 고딕"/>
+          <w:b w:val="0"/>
+          <w:u w:val="single"/>
+        </w:rPr>
+        <w:t>ERD 문서</w:t>
+      </w:r>
+      <w:r>
+        <w:rPr>
+          <w:rFonts w:ascii="맑은 고딕" w:hAnsi="맑은 고딕" w:eastAsia="맑은 고딕" w:cs="맑은 고딕"/>
+          <w:b w:val="0"/>
+        </w:rPr>
+        <w:t>에 있다.</w:t>
       </w:r>
     </w:p>
     <w:p>
@@ -7501,24 +7526,41 @@
     </w:p>
     <w:p>
       <w:pPr>
-        <w:spacing w:before="80" w:after="160"/>
-        <w:ind w:left="280"/>
-        <w:shd w:val="clear" w:fill="F4F5F7"/>
+        <w:jc w:val="center"/>
       </w:pPr>
       <w:r>
-        <w:rPr>
-          <w:rFonts w:ascii="D2Coding" w:hAnsi="D2Coding" w:eastAsia="D2Coding" w:cs="D2Coding"/>
-          <w:sz w:val="18"/>
-        </w:rPr>
-        <w:t>pending ──&gt; copying ──&gt; processing ──&gt; done</w:t>
-        <w:br/>
-      </w:r>
-      <w:r>
-        <w:rPr>
-          <w:rFonts w:ascii="D2Coding" w:hAnsi="D2Coding" w:eastAsia="D2Coding" w:cs="D2Coding"/>
-          <w:sz w:val="18"/>
-        </w:rPr>
-        <w:t xml:space="preserve">                            └────────&gt; failed</w:t>
+        <w:drawing>
+          <wp:inline xmlns:a="http://schemas.openxmlformats.org/drawingml/2006/main" xmlns:pic="http://schemas.openxmlformats.org/drawingml/2006/picture">
+            <wp:extent cx="5580000" cy="875433"/>
+            <wp:docPr id="2" name="Picture 2"/>
+            <wp:cNvGraphicFramePr>
+              <a:graphicFrameLocks noChangeAspect="1"/>
+            </wp:cNvGraphicFramePr>
+            <a:graphic>
+              <a:graphicData uri="http://schemas.openxmlformats.org/drawingml/2006/picture">
+                <pic:pic>
+                  <pic:nvPicPr>
+                    <pic:cNvPr id="0" name="mermaid-bfb74beddb1a.png"/>
+                    <pic:cNvPicPr/>
+                  </pic:nvPicPr>
+                  <pic:blipFill>
+                    <a:blip r:embed="rId10"/>
+                    <a:stretch>
+                      <a:fillRect/>
+                    </a:stretch>
+                  </pic:blipFill>
+                  <pic:spPr>
+                    <a:xfrm>
+                      <a:off x="0" y="0"/>
+                      <a:ext cx="5580000" cy="875433"/>
+                    </a:xfrm>
+                    <a:prstGeom prst="rect"/>
+                  </pic:spPr>
+                </pic:pic>
+              </a:graphicData>
+            </a:graphic>
+          </wp:inline>
+        </w:drawing>
       </w:r>
     </w:p>
     <w:p>
@@ -7672,48 +7714,53 @@
     </w:p>
     <w:p>
       <w:pPr>
-        <w:spacing w:before="80" w:after="160"/>
-        <w:ind w:left="280"/>
-        <w:shd w:val="clear" w:fill="F4F5F7"/>
+        <w:jc w:val="center"/>
       </w:pPr>
       <w:r>
-        <w:rPr>
-          <w:rFonts w:ascii="D2Coding" w:hAnsi="D2Coding" w:eastAsia="D2Coding" w:cs="D2Coding"/>
-          <w:sz w:val="18"/>
-        </w:rPr>
-        <w:t>새 검출 저장</w:t>
-        <w:br/>
-      </w:r>
-      <w:r>
-        <w:rPr>
-          <w:rFonts w:ascii="D2Coding" w:hAnsi="D2Coding" w:eastAsia="D2Coding" w:cs="D2Coding"/>
-          <w:sz w:val="18"/>
-        </w:rPr>
-        <w:t xml:space="preserve">  ├─ 후보 bulk_create              ← 첫 트랜잭션 (길다)</w:t>
-        <w:br/>
-      </w:r>
-      <w:r>
-        <w:rPr>
-          <w:rFonts w:ascii="D2Coding" w:hAnsi="D2Coding" w:eastAsia="D2Coding" w:cs="D2Coding"/>
-          <w:sz w:val="18"/>
-        </w:rPr>
-        <w:t xml:space="preserve">  └─ 옛 is_current 내리기</w:t>
-        <w:br/>
-      </w:r>
-      <w:r>
-        <w:rPr>
-          <w:rFonts w:ascii="D2Coding" w:hAnsi="D2Coding" w:eastAsia="D2Coding" w:cs="D2Coding"/>
-          <w:sz w:val="18"/>
-        </w:rPr>
-        <w:t xml:space="preserve">     새 is_current 올리기          ← 두 번째 (짧고 원자적이어야 한다)</w:t>
-        <w:br/>
-      </w:r>
-      <w:r>
-        <w:rPr>
-          <w:rFonts w:ascii="D2Coding" w:hAnsi="D2Coding" w:eastAsia="D2Coding" w:cs="D2Coding"/>
-          <w:sz w:val="18"/>
-        </w:rPr>
-        <w:t xml:space="preserve">     교정 재바인딩 (exact → IoU → orphan)</w:t>
+        <w:drawing>
+          <wp:inline xmlns:a="http://schemas.openxmlformats.org/drawingml/2006/main" xmlns:pic="http://schemas.openxmlformats.org/drawingml/2006/picture">
+            <wp:extent cx="5580000" cy="6249600"/>
+            <wp:docPr id="3" name="Picture 3"/>
+            <wp:cNvGraphicFramePr>
+              <a:graphicFrameLocks noChangeAspect="1"/>
+            </wp:cNvGraphicFramePr>
+            <a:graphic>
+              <a:graphicData uri="http://schemas.openxmlformats.org/drawingml/2006/picture">
+                <pic:pic>
+                  <pic:nvPicPr>
+                    <pic:cNvPr id="0" name="mermaid-1c41524e802f.png"/>
+                    <pic:cNvPicPr/>
+                  </pic:nvPicPr>
+                  <pic:blipFill>
+                    <a:blip r:embed="rId11"/>
+                    <a:stretch>
+                      <a:fillRect/>
+                    </a:stretch>
+                  </pic:blipFill>
+                  <pic:spPr>
+                    <a:xfrm>
+                      <a:off x="0" y="0"/>
+                      <a:ext cx="5580000" cy="6249600"/>
+                    </a:xfrm>
+                    <a:prstGeom prst="rect"/>
+                  </pic:spPr>
+                </pic:pic>
+              </a:graphicData>
+            </a:graphic>
+          </wp:inline>
+        </w:drawing>
+      </w:r>
+    </w:p>
+    <w:p>
+      <w:pPr>
+        <w:spacing w:after="140"/>
+      </w:pPr>
+      <w:r>
+        <w:rPr>
+          <w:rFonts w:ascii="맑은 고딕" w:hAnsi="맑은 고딕" w:eastAsia="맑은 고딕" w:cs="맑은 고딕"/>
+          <w:b/>
+        </w:rPr>
+        <w:t>파랑이 첫 트랜잭션, 주황이 두 번째다.</w:t>
       </w:r>
     </w:p>
     <w:p>

--- a/docs/20260804_db-specification.docx
+++ b/docs/20260804_db-specification.docx
@@ -119,13 +119,13 @@
         <w:tblLook w:firstColumn="1" w:firstRow="1" w:lastColumn="0" w:lastRow="0" w:noHBand="0" w:noVBand="1" w:val="04A0"/>
       </w:tblPr>
       <w:tblGrid>
-        <w:gridCol w:w="4320"/>
-        <w:gridCol w:w="4320"/>
+        <w:gridCol w:w="4819"/>
+        <w:gridCol w:w="4819"/>
       </w:tblGrid>
       <w:tr>
         <w:tc>
           <w:tcPr>
-            <w:tcW w:type="dxa" w:w="4320"/>
+            <w:tcW w:type="dxa" w:w="4819"/>
             <w:shd w:val="clear" w:fill="EDF0F4"/>
           </w:tcPr>
           <w:p>
@@ -137,7 +137,7 @@
         </w:tc>
         <w:tc>
           <w:tcPr>
-            <w:tcW w:type="dxa" w:w="4320"/>
+            <w:tcW w:type="dxa" w:w="4819"/>
             <w:shd w:val="clear" w:fill="EDF0F4"/>
           </w:tcPr>
           <w:p>
@@ -151,7 +151,7 @@
       <w:tr>
         <w:tc>
           <w:tcPr>
-            <w:tcW w:type="dxa" w:w="4320"/>
+            <w:tcW w:type="dxa" w:w="4819"/>
           </w:tcPr>
           <w:p>
             <w:r/>
@@ -166,7 +166,7 @@
         </w:tc>
         <w:tc>
           <w:tcPr>
-            <w:tcW w:type="dxa" w:w="4320"/>
+            <w:tcW w:type="dxa" w:w="4819"/>
           </w:tcPr>
           <w:p>
             <w:r/>
@@ -183,7 +183,7 @@
       <w:tr>
         <w:tc>
           <w:tcPr>
-            <w:tcW w:type="dxa" w:w="4320"/>
+            <w:tcW w:type="dxa" w:w="4819"/>
           </w:tcPr>
           <w:p>
             <w:r/>
@@ -198,7 +198,7 @@
         </w:tc>
         <w:tc>
           <w:tcPr>
-            <w:tcW w:type="dxa" w:w="4320"/>
+            <w:tcW w:type="dxa" w:w="4819"/>
           </w:tcPr>
           <w:p>
             <w:r/>
@@ -223,7 +223,7 @@
       <w:tr>
         <w:tc>
           <w:tcPr>
-            <w:tcW w:type="dxa" w:w="4320"/>
+            <w:tcW w:type="dxa" w:w="4819"/>
           </w:tcPr>
           <w:p>
             <w:r/>
@@ -238,7 +238,7 @@
         </w:tc>
         <w:tc>
           <w:tcPr>
-            <w:tcW w:type="dxa" w:w="4320"/>
+            <w:tcW w:type="dxa" w:w="4819"/>
           </w:tcPr>
           <w:p>
             <w:r/>
@@ -292,7 +292,7 @@
       <w:tr>
         <w:tc>
           <w:tcPr>
-            <w:tcW w:type="dxa" w:w="4320"/>
+            <w:tcW w:type="dxa" w:w="4819"/>
           </w:tcPr>
           <w:p>
             <w:r/>
@@ -307,7 +307,7 @@
         </w:tc>
         <w:tc>
           <w:tcPr>
-            <w:tcW w:type="dxa" w:w="4320"/>
+            <w:tcW w:type="dxa" w:w="4819"/>
           </w:tcPr>
           <w:p>
             <w:r/>
@@ -325,7 +325,7 @@
       <w:tr>
         <w:tc>
           <w:tcPr>
-            <w:tcW w:type="dxa" w:w="4320"/>
+            <w:tcW w:type="dxa" w:w="4819"/>
           </w:tcPr>
           <w:p>
             <w:r/>
@@ -340,7 +340,7 @@
         </w:tc>
         <w:tc>
           <w:tcPr>
-            <w:tcW w:type="dxa" w:w="4320"/>
+            <w:tcW w:type="dxa" w:w="4819"/>
           </w:tcPr>
           <w:p>
             <w:r/>
@@ -365,7 +365,7 @@
       <w:tr>
         <w:tc>
           <w:tcPr>
-            <w:tcW w:type="dxa" w:w="4320"/>
+            <w:tcW w:type="dxa" w:w="4819"/>
           </w:tcPr>
           <w:p>
             <w:r/>
@@ -380,7 +380,7 @@
         </w:tc>
         <w:tc>
           <w:tcPr>
-            <w:tcW w:type="dxa" w:w="4320"/>
+            <w:tcW w:type="dxa" w:w="4819"/>
           </w:tcPr>
           <w:p>
             <w:r/>
@@ -397,7 +397,7 @@
       <w:tr>
         <w:tc>
           <w:tcPr>
-            <w:tcW w:type="dxa" w:w="4320"/>
+            <w:tcW w:type="dxa" w:w="4819"/>
           </w:tcPr>
           <w:p>
             <w:r/>
@@ -412,7 +412,7 @@
         </w:tc>
         <w:tc>
           <w:tcPr>
-            <w:tcW w:type="dxa" w:w="4320"/>
+            <w:tcW w:type="dxa" w:w="4819"/>
           </w:tcPr>
           <w:p>
             <w:r/>
@@ -897,14 +897,14 @@
         <w:tblLook w:firstColumn="1" w:firstRow="1" w:lastColumn="0" w:lastRow="0" w:noHBand="0" w:noVBand="1" w:val="04A0"/>
       </w:tblPr>
       <w:tblGrid>
-        <w:gridCol w:w="2880"/>
-        <w:gridCol w:w="2880"/>
-        <w:gridCol w:w="2880"/>
+        <w:gridCol w:w="3213"/>
+        <w:gridCol w:w="3213"/>
+        <w:gridCol w:w="3213"/>
       </w:tblGrid>
       <w:tr>
         <w:tc>
           <w:tcPr>
-            <w:tcW w:type="dxa" w:w="2880"/>
+            <w:tcW w:type="dxa" w:w="3213"/>
             <w:shd w:val="clear" w:fill="EDF0F4"/>
           </w:tcPr>
           <w:p>
@@ -923,7 +923,7 @@
         </w:tc>
         <w:tc>
           <w:tcPr>
-            <w:tcW w:type="dxa" w:w="2880"/>
+            <w:tcW w:type="dxa" w:w="3213"/>
             <w:shd w:val="clear" w:fill="EDF0F4"/>
           </w:tcPr>
           <w:p>
@@ -942,7 +942,7 @@
         </w:tc>
         <w:tc>
           <w:tcPr>
-            <w:tcW w:type="dxa" w:w="2880"/>
+            <w:tcW w:type="dxa" w:w="3213"/>
             <w:shd w:val="clear" w:fill="EDF0F4"/>
           </w:tcPr>
           <w:p>
@@ -963,7 +963,7 @@
       <w:tr>
         <w:tc>
           <w:tcPr>
-            <w:tcW w:type="dxa" w:w="2880"/>
+            <w:tcW w:type="dxa" w:w="3213"/>
           </w:tcPr>
           <w:p>
             <w:r/>
@@ -979,7 +979,7 @@
         </w:tc>
         <w:tc>
           <w:tcPr>
-            <w:tcW w:type="dxa" w:w="2880"/>
+            <w:tcW w:type="dxa" w:w="3213"/>
           </w:tcPr>
           <w:p>
             <w:r/>
@@ -994,7 +994,7 @@
         </w:tc>
         <w:tc>
           <w:tcPr>
-            <w:tcW w:type="dxa" w:w="2880"/>
+            <w:tcW w:type="dxa" w:w="3213"/>
           </w:tcPr>
           <w:p>
             <w:r/>
@@ -1011,7 +1011,7 @@
       <w:tr>
         <w:tc>
           <w:tcPr>
-            <w:tcW w:type="dxa" w:w="2880"/>
+            <w:tcW w:type="dxa" w:w="3213"/>
           </w:tcPr>
           <w:p>
             <w:r/>
@@ -1027,7 +1027,7 @@
         </w:tc>
         <w:tc>
           <w:tcPr>
-            <w:tcW w:type="dxa" w:w="2880"/>
+            <w:tcW w:type="dxa" w:w="3213"/>
           </w:tcPr>
           <w:p>
             <w:r/>
@@ -1057,7 +1057,7 @@
         </w:tc>
         <w:tc>
           <w:tcPr>
-            <w:tcW w:type="dxa" w:w="2880"/>
+            <w:tcW w:type="dxa" w:w="3213"/>
           </w:tcPr>
           <w:p>
             <w:r/>
@@ -1074,7 +1074,7 @@
       <w:tr>
         <w:tc>
           <w:tcPr>
-            <w:tcW w:type="dxa" w:w="2880"/>
+            <w:tcW w:type="dxa" w:w="3213"/>
           </w:tcPr>
           <w:p>
             <w:r/>
@@ -1090,7 +1090,7 @@
         </w:tc>
         <w:tc>
           <w:tcPr>
-            <w:tcW w:type="dxa" w:w="2880"/>
+            <w:tcW w:type="dxa" w:w="3213"/>
           </w:tcPr>
           <w:p>
             <w:r/>
@@ -1105,7 +1105,7 @@
         </w:tc>
         <w:tc>
           <w:tcPr>
-            <w:tcW w:type="dxa" w:w="2880"/>
+            <w:tcW w:type="dxa" w:w="3213"/>
           </w:tcPr>
           <w:p>
             <w:r/>
@@ -1148,7 +1148,7 @@
       <w:r>
         <w:drawing>
           <wp:inline xmlns:a="http://schemas.openxmlformats.org/drawingml/2006/main" xmlns:pic="http://schemas.openxmlformats.org/drawingml/2006/picture">
-            <wp:extent cx="5580000" cy="2220612"/>
+            <wp:extent cx="5940000" cy="2363877"/>
             <wp:docPr id="1" name="Picture 1"/>
             <wp:cNvGraphicFramePr>
               <a:graphicFrameLocks noChangeAspect="1"/>
@@ -1169,7 +1169,7 @@
                   <pic:spPr>
                     <a:xfrm>
                       <a:off x="0" y="0"/>
-                      <a:ext cx="5580000" cy="2220612"/>
+                      <a:ext cx="5940000" cy="2363877"/>
                     </a:xfrm>
                     <a:prstGeom prst="rect"/>
                   </pic:spPr>
@@ -1428,14 +1428,14 @@
         <w:tblLook w:firstColumn="1" w:firstRow="1" w:lastColumn="0" w:lastRow="0" w:noHBand="0" w:noVBand="1" w:val="04A0"/>
       </w:tblPr>
       <w:tblGrid>
-        <w:gridCol w:w="2880"/>
-        <w:gridCol w:w="2880"/>
-        <w:gridCol w:w="2880"/>
+        <w:gridCol w:w="3213"/>
+        <w:gridCol w:w="3213"/>
+        <w:gridCol w:w="3213"/>
       </w:tblGrid>
       <w:tr>
         <w:tc>
           <w:tcPr>
-            <w:tcW w:type="dxa" w:w="2880"/>
+            <w:tcW w:type="dxa" w:w="3213"/>
             <w:shd w:val="clear" w:fill="EDF0F4"/>
           </w:tcPr>
           <w:p>
@@ -1454,7 +1454,7 @@
         </w:tc>
         <w:tc>
           <w:tcPr>
-            <w:tcW w:type="dxa" w:w="2880"/>
+            <w:tcW w:type="dxa" w:w="3213"/>
             <w:shd w:val="clear" w:fill="EDF0F4"/>
           </w:tcPr>
           <w:p>
@@ -1473,7 +1473,7 @@
         </w:tc>
         <w:tc>
           <w:tcPr>
-            <w:tcW w:type="dxa" w:w="2880"/>
+            <w:tcW w:type="dxa" w:w="3213"/>
             <w:shd w:val="clear" w:fill="EDF0F4"/>
           </w:tcPr>
           <w:p>
@@ -1494,7 +1494,7 @@
       <w:tr>
         <w:tc>
           <w:tcPr>
-            <w:tcW w:type="dxa" w:w="2880"/>
+            <w:tcW w:type="dxa" w:w="3213"/>
           </w:tcPr>
           <w:p>
             <w:r/>
@@ -1510,7 +1510,7 @@
         </w:tc>
         <w:tc>
           <w:tcPr>
-            <w:tcW w:type="dxa" w:w="2880"/>
+            <w:tcW w:type="dxa" w:w="3213"/>
           </w:tcPr>
           <w:p>
             <w:r/>
@@ -1532,7 +1532,7 @@
         </w:tc>
         <w:tc>
           <w:tcPr>
-            <w:tcW w:type="dxa" w:w="2880"/>
+            <w:tcW w:type="dxa" w:w="3213"/>
           </w:tcPr>
           <w:p>
             <w:r/>
@@ -1550,7 +1550,7 @@
       <w:tr>
         <w:tc>
           <w:tcPr>
-            <w:tcW w:type="dxa" w:w="2880"/>
+            <w:tcW w:type="dxa" w:w="3213"/>
           </w:tcPr>
           <w:p>
             <w:r/>
@@ -1566,7 +1566,7 @@
         </w:tc>
         <w:tc>
           <w:tcPr>
-            <w:tcW w:type="dxa" w:w="2880"/>
+            <w:tcW w:type="dxa" w:w="3213"/>
           </w:tcPr>
           <w:p>
             <w:r/>
@@ -1581,7 +1581,7 @@
         </w:tc>
         <w:tc>
           <w:tcPr>
-            <w:tcW w:type="dxa" w:w="2880"/>
+            <w:tcW w:type="dxa" w:w="3213"/>
           </w:tcPr>
           <w:p>
             <w:r/>
@@ -1605,7 +1605,7 @@
       <w:tr>
         <w:tc>
           <w:tcPr>
-            <w:tcW w:type="dxa" w:w="2880"/>
+            <w:tcW w:type="dxa" w:w="3213"/>
           </w:tcPr>
           <w:p>
             <w:r/>
@@ -1621,7 +1621,7 @@
         </w:tc>
         <w:tc>
           <w:tcPr>
-            <w:tcW w:type="dxa" w:w="2880"/>
+            <w:tcW w:type="dxa" w:w="3213"/>
           </w:tcPr>
           <w:p>
             <w:r/>
@@ -1636,7 +1636,7 @@
         </w:tc>
         <w:tc>
           <w:tcPr>
-            <w:tcW w:type="dxa" w:w="2880"/>
+            <w:tcW w:type="dxa" w:w="3213"/>
           </w:tcPr>
           <w:p>
             <w:r/>
@@ -1698,7 +1698,7 @@
       <w:tr>
         <w:tc>
           <w:tcPr>
-            <w:tcW w:type="dxa" w:w="2880"/>
+            <w:tcW w:type="dxa" w:w="3213"/>
           </w:tcPr>
           <w:p>
             <w:r/>
@@ -1714,7 +1714,7 @@
         </w:tc>
         <w:tc>
           <w:tcPr>
-            <w:tcW w:type="dxa" w:w="2880"/>
+            <w:tcW w:type="dxa" w:w="3213"/>
           </w:tcPr>
           <w:p>
             <w:r/>
@@ -1729,7 +1729,7 @@
         </w:tc>
         <w:tc>
           <w:tcPr>
-            <w:tcW w:type="dxa" w:w="2880"/>
+            <w:tcW w:type="dxa" w:w="3213"/>
           </w:tcPr>
           <w:p>
             <w:r/>
@@ -1746,7 +1746,7 @@
       <w:tr>
         <w:tc>
           <w:tcPr>
-            <w:tcW w:type="dxa" w:w="2880"/>
+            <w:tcW w:type="dxa" w:w="3213"/>
           </w:tcPr>
           <w:p>
             <w:r/>
@@ -1777,7 +1777,7 @@
         </w:tc>
         <w:tc>
           <w:tcPr>
-            <w:tcW w:type="dxa" w:w="2880"/>
+            <w:tcW w:type="dxa" w:w="3213"/>
           </w:tcPr>
           <w:p>
             <w:r/>
@@ -1792,7 +1792,7 @@
         </w:tc>
         <w:tc>
           <w:tcPr>
-            <w:tcW w:type="dxa" w:w="2880"/>
+            <w:tcW w:type="dxa" w:w="3213"/>
           </w:tcPr>
           <w:p>
             <w:r/>
@@ -1802,7 +1802,7 @@
       <w:tr>
         <w:tc>
           <w:tcPr>
-            <w:tcW w:type="dxa" w:w="2880"/>
+            <w:tcW w:type="dxa" w:w="3213"/>
           </w:tcPr>
           <w:p>
             <w:r/>
@@ -1818,7 +1818,7 @@
         </w:tc>
         <w:tc>
           <w:tcPr>
-            <w:tcW w:type="dxa" w:w="2880"/>
+            <w:tcW w:type="dxa" w:w="3213"/>
           </w:tcPr>
           <w:p>
             <w:r/>
@@ -1833,7 +1833,7 @@
         </w:tc>
         <w:tc>
           <w:tcPr>
-            <w:tcW w:type="dxa" w:w="2880"/>
+            <w:tcW w:type="dxa" w:w="3213"/>
           </w:tcPr>
           <w:p>
             <w:r/>
@@ -2176,14 +2176,14 @@
         <w:tblLook w:firstColumn="1" w:firstRow="1" w:lastColumn="0" w:lastRow="0" w:noHBand="0" w:noVBand="1" w:val="04A0"/>
       </w:tblPr>
       <w:tblGrid>
-        <w:gridCol w:w="2880"/>
-        <w:gridCol w:w="2880"/>
-        <w:gridCol w:w="2880"/>
+        <w:gridCol w:w="3213"/>
+        <w:gridCol w:w="3213"/>
+        <w:gridCol w:w="3213"/>
       </w:tblGrid>
       <w:tr>
         <w:tc>
           <w:tcPr>
-            <w:tcW w:type="dxa" w:w="2880"/>
+            <w:tcW w:type="dxa" w:w="3213"/>
             <w:shd w:val="clear" w:fill="EDF0F4"/>
           </w:tcPr>
           <w:p>
@@ -2202,7 +2202,7 @@
         </w:tc>
         <w:tc>
           <w:tcPr>
-            <w:tcW w:type="dxa" w:w="2880"/>
+            <w:tcW w:type="dxa" w:w="3213"/>
             <w:shd w:val="clear" w:fill="EDF0F4"/>
           </w:tcPr>
           <w:p>
@@ -2221,7 +2221,7 @@
         </w:tc>
         <w:tc>
           <w:tcPr>
-            <w:tcW w:type="dxa" w:w="2880"/>
+            <w:tcW w:type="dxa" w:w="3213"/>
             <w:shd w:val="clear" w:fill="EDF0F4"/>
           </w:tcPr>
           <w:p>
@@ -2242,7 +2242,7 @@
       <w:tr>
         <w:tc>
           <w:tcPr>
-            <w:tcW w:type="dxa" w:w="2880"/>
+            <w:tcW w:type="dxa" w:w="3213"/>
           </w:tcPr>
           <w:p>
             <w:r/>
@@ -2273,7 +2273,7 @@
         </w:tc>
         <w:tc>
           <w:tcPr>
-            <w:tcW w:type="dxa" w:w="2880"/>
+            <w:tcW w:type="dxa" w:w="3213"/>
           </w:tcPr>
           <w:p>
             <w:r/>
@@ -2288,7 +2288,7 @@
         </w:tc>
         <w:tc>
           <w:tcPr>
-            <w:tcW w:type="dxa" w:w="2880"/>
+            <w:tcW w:type="dxa" w:w="3213"/>
           </w:tcPr>
           <w:p>
             <w:r/>
@@ -2313,7 +2313,7 @@
       <w:tr>
         <w:tc>
           <w:tcPr>
-            <w:tcW w:type="dxa" w:w="2880"/>
+            <w:tcW w:type="dxa" w:w="3213"/>
           </w:tcPr>
           <w:p>
             <w:r/>
@@ -2329,7 +2329,7 @@
         </w:tc>
         <w:tc>
           <w:tcPr>
-            <w:tcW w:type="dxa" w:w="2880"/>
+            <w:tcW w:type="dxa" w:w="3213"/>
           </w:tcPr>
           <w:p>
             <w:r/>
@@ -2344,7 +2344,7 @@
         </w:tc>
         <w:tc>
           <w:tcPr>
-            <w:tcW w:type="dxa" w:w="2880"/>
+            <w:tcW w:type="dxa" w:w="3213"/>
           </w:tcPr>
           <w:p>
             <w:r/>
@@ -2369,7 +2369,7 @@
       <w:tr>
         <w:tc>
           <w:tcPr>
-            <w:tcW w:type="dxa" w:w="2880"/>
+            <w:tcW w:type="dxa" w:w="3213"/>
           </w:tcPr>
           <w:p>
             <w:r/>
@@ -2385,7 +2385,7 @@
         </w:tc>
         <w:tc>
           <w:tcPr>
-            <w:tcW w:type="dxa" w:w="2880"/>
+            <w:tcW w:type="dxa" w:w="3213"/>
           </w:tcPr>
           <w:p>
             <w:r/>
@@ -2400,7 +2400,7 @@
         </w:tc>
         <w:tc>
           <w:tcPr>
-            <w:tcW w:type="dxa" w:w="2880"/>
+            <w:tcW w:type="dxa" w:w="3213"/>
           </w:tcPr>
           <w:p>
             <w:r/>
@@ -2417,7 +2417,7 @@
       <w:tr>
         <w:tc>
           <w:tcPr>
-            <w:tcW w:type="dxa" w:w="2880"/>
+            <w:tcW w:type="dxa" w:w="3213"/>
           </w:tcPr>
           <w:p>
             <w:r/>
@@ -2433,7 +2433,7 @@
         </w:tc>
         <w:tc>
           <w:tcPr>
-            <w:tcW w:type="dxa" w:w="2880"/>
+            <w:tcW w:type="dxa" w:w="3213"/>
           </w:tcPr>
           <w:p>
             <w:r/>
@@ -2448,7 +2448,7 @@
         </w:tc>
         <w:tc>
           <w:tcPr>
-            <w:tcW w:type="dxa" w:w="2880"/>
+            <w:tcW w:type="dxa" w:w="3213"/>
           </w:tcPr>
           <w:p>
             <w:r/>
@@ -2465,7 +2465,7 @@
       <w:tr>
         <w:tc>
           <w:tcPr>
-            <w:tcW w:type="dxa" w:w="2880"/>
+            <w:tcW w:type="dxa" w:w="3213"/>
           </w:tcPr>
           <w:p>
             <w:r/>
@@ -2481,7 +2481,7 @@
         </w:tc>
         <w:tc>
           <w:tcPr>
-            <w:tcW w:type="dxa" w:w="2880"/>
+            <w:tcW w:type="dxa" w:w="3213"/>
           </w:tcPr>
           <w:p>
             <w:r/>
@@ -2496,7 +2496,7 @@
         </w:tc>
         <w:tc>
           <w:tcPr>
-            <w:tcW w:type="dxa" w:w="2880"/>
+            <w:tcW w:type="dxa" w:w="3213"/>
           </w:tcPr>
           <w:p>
             <w:r/>
@@ -2528,7 +2528,7 @@
       <w:tr>
         <w:tc>
           <w:tcPr>
-            <w:tcW w:type="dxa" w:w="2880"/>
+            <w:tcW w:type="dxa" w:w="3213"/>
           </w:tcPr>
           <w:p>
             <w:r/>
@@ -2544,7 +2544,7 @@
         </w:tc>
         <w:tc>
           <w:tcPr>
-            <w:tcW w:type="dxa" w:w="2880"/>
+            <w:tcW w:type="dxa" w:w="3213"/>
           </w:tcPr>
           <w:p>
             <w:r/>
@@ -2559,7 +2559,7 @@
         </w:tc>
         <w:tc>
           <w:tcPr>
-            <w:tcW w:type="dxa" w:w="2880"/>
+            <w:tcW w:type="dxa" w:w="3213"/>
           </w:tcPr>
           <w:p>
             <w:r/>
@@ -2576,7 +2576,7 @@
       <w:tr>
         <w:tc>
           <w:tcPr>
-            <w:tcW w:type="dxa" w:w="2880"/>
+            <w:tcW w:type="dxa" w:w="3213"/>
           </w:tcPr>
           <w:p>
             <w:r/>
@@ -2592,7 +2592,7 @@
         </w:tc>
         <w:tc>
           <w:tcPr>
-            <w:tcW w:type="dxa" w:w="2880"/>
+            <w:tcW w:type="dxa" w:w="3213"/>
           </w:tcPr>
           <w:p>
             <w:r/>
@@ -2607,7 +2607,7 @@
         </w:tc>
         <w:tc>
           <w:tcPr>
-            <w:tcW w:type="dxa" w:w="2880"/>
+            <w:tcW w:type="dxa" w:w="3213"/>
           </w:tcPr>
           <w:p>
             <w:r/>
@@ -2624,7 +2624,7 @@
       <w:tr>
         <w:tc>
           <w:tcPr>
-            <w:tcW w:type="dxa" w:w="2880"/>
+            <w:tcW w:type="dxa" w:w="3213"/>
           </w:tcPr>
           <w:p>
             <w:r/>
@@ -2640,7 +2640,7 @@
         </w:tc>
         <w:tc>
           <w:tcPr>
-            <w:tcW w:type="dxa" w:w="2880"/>
+            <w:tcW w:type="dxa" w:w="3213"/>
           </w:tcPr>
           <w:p>
             <w:r/>
@@ -2655,7 +2655,7 @@
         </w:tc>
         <w:tc>
           <w:tcPr>
-            <w:tcW w:type="dxa" w:w="2880"/>
+            <w:tcW w:type="dxa" w:w="3213"/>
           </w:tcPr>
           <w:p>
             <w:r/>
@@ -2672,7 +2672,7 @@
       <w:tr>
         <w:tc>
           <w:tcPr>
-            <w:tcW w:type="dxa" w:w="2880"/>
+            <w:tcW w:type="dxa" w:w="3213"/>
           </w:tcPr>
           <w:p>
             <w:r/>
@@ -2688,7 +2688,7 @@
         </w:tc>
         <w:tc>
           <w:tcPr>
-            <w:tcW w:type="dxa" w:w="2880"/>
+            <w:tcW w:type="dxa" w:w="3213"/>
           </w:tcPr>
           <w:p>
             <w:r/>
@@ -2703,7 +2703,7 @@
         </w:tc>
         <w:tc>
           <w:tcPr>
-            <w:tcW w:type="dxa" w:w="2880"/>
+            <w:tcW w:type="dxa" w:w="3213"/>
           </w:tcPr>
           <w:p>
             <w:r/>
@@ -2720,7 +2720,7 @@
       <w:tr>
         <w:tc>
           <w:tcPr>
-            <w:tcW w:type="dxa" w:w="2880"/>
+            <w:tcW w:type="dxa" w:w="3213"/>
           </w:tcPr>
           <w:p>
             <w:r/>
@@ -2766,7 +2766,7 @@
         </w:tc>
         <w:tc>
           <w:tcPr>
-            <w:tcW w:type="dxa" w:w="2880"/>
+            <w:tcW w:type="dxa" w:w="3213"/>
           </w:tcPr>
           <w:p>
             <w:r/>
@@ -2781,7 +2781,7 @@
         </w:tc>
         <w:tc>
           <w:tcPr>
-            <w:tcW w:type="dxa" w:w="2880"/>
+            <w:tcW w:type="dxa" w:w="3213"/>
           </w:tcPr>
           <w:p>
             <w:r/>
@@ -2798,7 +2798,7 @@
       <w:tr>
         <w:tc>
           <w:tcPr>
-            <w:tcW w:type="dxa" w:w="2880"/>
+            <w:tcW w:type="dxa" w:w="3213"/>
           </w:tcPr>
           <w:p>
             <w:r/>
@@ -2829,7 +2829,7 @@
         </w:tc>
         <w:tc>
           <w:tcPr>
-            <w:tcW w:type="dxa" w:w="2880"/>
+            <w:tcW w:type="dxa" w:w="3213"/>
           </w:tcPr>
           <w:p>
             <w:r/>
@@ -2844,7 +2844,7 @@
         </w:tc>
         <w:tc>
           <w:tcPr>
-            <w:tcW w:type="dxa" w:w="2880"/>
+            <w:tcW w:type="dxa" w:w="3213"/>
           </w:tcPr>
           <w:p>
             <w:r/>
@@ -3652,13 +3652,13 @@
         <w:tblLook w:firstColumn="1" w:firstRow="1" w:lastColumn="0" w:lastRow="0" w:noHBand="0" w:noVBand="1" w:val="04A0"/>
       </w:tblPr>
       <w:tblGrid>
-        <w:gridCol w:w="4320"/>
-        <w:gridCol w:w="4320"/>
+        <w:gridCol w:w="4819"/>
+        <w:gridCol w:w="4819"/>
       </w:tblGrid>
       <w:tr>
         <w:tc>
           <w:tcPr>
-            <w:tcW w:type="dxa" w:w="4320"/>
+            <w:tcW w:type="dxa" w:w="4819"/>
             <w:shd w:val="clear" w:fill="EDF0F4"/>
           </w:tcPr>
           <w:p>
@@ -3677,7 +3677,7 @@
         </w:tc>
         <w:tc>
           <w:tcPr>
-            <w:tcW w:type="dxa" w:w="4320"/>
+            <w:tcW w:type="dxa" w:w="4819"/>
             <w:shd w:val="clear" w:fill="EDF0F4"/>
           </w:tcPr>
           <w:p>
@@ -3698,7 +3698,7 @@
       <w:tr>
         <w:tc>
           <w:tcPr>
-            <w:tcW w:type="dxa" w:w="4320"/>
+            <w:tcW w:type="dxa" w:w="4819"/>
           </w:tcPr>
           <w:p>
             <w:r/>
@@ -3714,7 +3714,7 @@
         </w:tc>
         <w:tc>
           <w:tcPr>
-            <w:tcW w:type="dxa" w:w="4320"/>
+            <w:tcW w:type="dxa" w:w="4819"/>
           </w:tcPr>
           <w:p>
             <w:r/>
@@ -3731,7 +3731,7 @@
       <w:tr>
         <w:tc>
           <w:tcPr>
-            <w:tcW w:type="dxa" w:w="4320"/>
+            <w:tcW w:type="dxa" w:w="4819"/>
           </w:tcPr>
           <w:p>
             <w:r/>
@@ -3747,7 +3747,7 @@
         </w:tc>
         <w:tc>
           <w:tcPr>
-            <w:tcW w:type="dxa" w:w="4320"/>
+            <w:tcW w:type="dxa" w:w="4819"/>
           </w:tcPr>
           <w:p>
             <w:r/>
@@ -3780,7 +3780,7 @@
       <w:tr>
         <w:tc>
           <w:tcPr>
-            <w:tcW w:type="dxa" w:w="4320"/>
+            <w:tcW w:type="dxa" w:w="4819"/>
           </w:tcPr>
           <w:p>
             <w:r/>
@@ -3796,7 +3796,7 @@
         </w:tc>
         <w:tc>
           <w:tcPr>
-            <w:tcW w:type="dxa" w:w="4320"/>
+            <w:tcW w:type="dxa" w:w="4819"/>
           </w:tcPr>
           <w:p>
             <w:r/>
@@ -3821,7 +3821,7 @@
       <w:tr>
         <w:tc>
           <w:tcPr>
-            <w:tcW w:type="dxa" w:w="4320"/>
+            <w:tcW w:type="dxa" w:w="4819"/>
           </w:tcPr>
           <w:p>
             <w:r/>
@@ -3882,7 +3882,7 @@
         </w:tc>
         <w:tc>
           <w:tcPr>
-            <w:tcW w:type="dxa" w:w="4320"/>
+            <w:tcW w:type="dxa" w:w="4819"/>
           </w:tcPr>
           <w:p>
             <w:r/>
@@ -3892,7 +3892,7 @@
       <w:tr>
         <w:tc>
           <w:tcPr>
-            <w:tcW w:type="dxa" w:w="4320"/>
+            <w:tcW w:type="dxa" w:w="4819"/>
           </w:tcPr>
           <w:p>
             <w:r/>
@@ -3930,7 +3930,7 @@
         </w:tc>
         <w:tc>
           <w:tcPr>
-            <w:tcW w:type="dxa" w:w="4320"/>
+            <w:tcW w:type="dxa" w:w="4819"/>
           </w:tcPr>
           <w:p>
             <w:r/>
@@ -3940,7 +3940,7 @@
       <w:tr>
         <w:tc>
           <w:tcPr>
-            <w:tcW w:type="dxa" w:w="4320"/>
+            <w:tcW w:type="dxa" w:w="4819"/>
           </w:tcPr>
           <w:p>
             <w:r/>
@@ -3971,7 +3971,7 @@
         </w:tc>
         <w:tc>
           <w:tcPr>
-            <w:tcW w:type="dxa" w:w="4320"/>
+            <w:tcW w:type="dxa" w:w="4819"/>
           </w:tcPr>
           <w:p>
             <w:r/>
@@ -3988,7 +3988,7 @@
       <w:tr>
         <w:tc>
           <w:tcPr>
-            <w:tcW w:type="dxa" w:w="4320"/>
+            <w:tcW w:type="dxa" w:w="4819"/>
           </w:tcPr>
           <w:p>
             <w:r/>
@@ -4004,7 +4004,7 @@
         </w:tc>
         <w:tc>
           <w:tcPr>
-            <w:tcW w:type="dxa" w:w="4320"/>
+            <w:tcW w:type="dxa" w:w="4819"/>
           </w:tcPr>
           <w:p>
             <w:r/>
@@ -4029,7 +4029,7 @@
       <w:tr>
         <w:tc>
           <w:tcPr>
-            <w:tcW w:type="dxa" w:w="4320"/>
+            <w:tcW w:type="dxa" w:w="4819"/>
           </w:tcPr>
           <w:p>
             <w:r/>
@@ -4045,7 +4045,7 @@
         </w:tc>
         <w:tc>
           <w:tcPr>
-            <w:tcW w:type="dxa" w:w="4320"/>
+            <w:tcW w:type="dxa" w:w="4819"/>
           </w:tcPr>
           <w:p>
             <w:r/>
@@ -4070,7 +4070,7 @@
       <w:tr>
         <w:tc>
           <w:tcPr>
-            <w:tcW w:type="dxa" w:w="4320"/>
+            <w:tcW w:type="dxa" w:w="4819"/>
           </w:tcPr>
           <w:p>
             <w:r/>
@@ -4086,7 +4086,7 @@
         </w:tc>
         <w:tc>
           <w:tcPr>
-            <w:tcW w:type="dxa" w:w="4320"/>
+            <w:tcW w:type="dxa" w:w="4819"/>
           </w:tcPr>
           <w:p>
             <w:r/>
@@ -4103,7 +4103,7 @@
       <w:tr>
         <w:tc>
           <w:tcPr>
-            <w:tcW w:type="dxa" w:w="4320"/>
+            <w:tcW w:type="dxa" w:w="4819"/>
           </w:tcPr>
           <w:p>
             <w:r/>
@@ -4119,7 +4119,7 @@
         </w:tc>
         <w:tc>
           <w:tcPr>
-            <w:tcW w:type="dxa" w:w="4320"/>
+            <w:tcW w:type="dxa" w:w="4819"/>
           </w:tcPr>
           <w:p>
             <w:r/>
@@ -4371,13 +4371,13 @@
         <w:tblLook w:firstColumn="1" w:firstRow="1" w:lastColumn="0" w:lastRow="0" w:noHBand="0" w:noVBand="1" w:val="04A0"/>
       </w:tblPr>
       <w:tblGrid>
-        <w:gridCol w:w="4320"/>
-        <w:gridCol w:w="4320"/>
+        <w:gridCol w:w="4819"/>
+        <w:gridCol w:w="4819"/>
       </w:tblGrid>
       <w:tr>
         <w:tc>
           <w:tcPr>
-            <w:tcW w:type="dxa" w:w="4320"/>
+            <w:tcW w:type="dxa" w:w="4819"/>
             <w:shd w:val="clear" w:fill="EDF0F4"/>
           </w:tcPr>
           <w:p>
@@ -4396,7 +4396,7 @@
         </w:tc>
         <w:tc>
           <w:tcPr>
-            <w:tcW w:type="dxa" w:w="4320"/>
+            <w:tcW w:type="dxa" w:w="4819"/>
             <w:shd w:val="clear" w:fill="EDF0F4"/>
           </w:tcPr>
           <w:p>
@@ -4417,7 +4417,7 @@
       <w:tr>
         <w:tc>
           <w:tcPr>
-            <w:tcW w:type="dxa" w:w="4320"/>
+            <w:tcW w:type="dxa" w:w="4819"/>
           </w:tcPr>
           <w:p>
             <w:r/>
@@ -4432,7 +4432,7 @@
         </w:tc>
         <w:tc>
           <w:tcPr>
-            <w:tcW w:type="dxa" w:w="4320"/>
+            <w:tcW w:type="dxa" w:w="4819"/>
           </w:tcPr>
           <w:p>
             <w:r/>
@@ -4495,7 +4495,7 @@
       <w:tr>
         <w:tc>
           <w:tcPr>
-            <w:tcW w:type="dxa" w:w="4320"/>
+            <w:tcW w:type="dxa" w:w="4819"/>
           </w:tcPr>
           <w:p>
             <w:r/>
@@ -4510,7 +4510,7 @@
         </w:tc>
         <w:tc>
           <w:tcPr>
-            <w:tcW w:type="dxa" w:w="4320"/>
+            <w:tcW w:type="dxa" w:w="4819"/>
           </w:tcPr>
           <w:p>
             <w:r/>
@@ -4603,7 +4603,7 @@
       <w:tr>
         <w:tc>
           <w:tcPr>
-            <w:tcW w:type="dxa" w:w="4320"/>
+            <w:tcW w:type="dxa" w:w="4819"/>
           </w:tcPr>
           <w:p>
             <w:r/>
@@ -4618,7 +4618,7 @@
         </w:tc>
         <w:tc>
           <w:tcPr>
-            <w:tcW w:type="dxa" w:w="4320"/>
+            <w:tcW w:type="dxa" w:w="4819"/>
           </w:tcPr>
           <w:p>
             <w:r/>
@@ -4741,7 +4741,7 @@
       <w:tr>
         <w:tc>
           <w:tcPr>
-            <w:tcW w:type="dxa" w:w="4320"/>
+            <w:tcW w:type="dxa" w:w="4819"/>
           </w:tcPr>
           <w:p>
             <w:r/>
@@ -4756,7 +4756,7 @@
         </w:tc>
         <w:tc>
           <w:tcPr>
-            <w:tcW w:type="dxa" w:w="4320"/>
+            <w:tcW w:type="dxa" w:w="4819"/>
           </w:tcPr>
           <w:p>
             <w:r/>
@@ -4804,7 +4804,7 @@
       <w:tr>
         <w:tc>
           <w:tcPr>
-            <w:tcW w:type="dxa" w:w="4320"/>
+            <w:tcW w:type="dxa" w:w="4819"/>
           </w:tcPr>
           <w:p>
             <w:r/>
@@ -4819,7 +4819,7 @@
         </w:tc>
         <w:tc>
           <w:tcPr>
-            <w:tcW w:type="dxa" w:w="4320"/>
+            <w:tcW w:type="dxa" w:w="4819"/>
           </w:tcPr>
           <w:p>
             <w:r/>
@@ -4859,7 +4859,7 @@
       <w:tr>
         <w:tc>
           <w:tcPr>
-            <w:tcW w:type="dxa" w:w="4320"/>
+            <w:tcW w:type="dxa" w:w="4819"/>
           </w:tcPr>
           <w:p>
             <w:r/>
@@ -4874,7 +4874,7 @@
         </w:tc>
         <w:tc>
           <w:tcPr>
-            <w:tcW w:type="dxa" w:w="4320"/>
+            <w:tcW w:type="dxa" w:w="4819"/>
           </w:tcPr>
           <w:p>
             <w:r/>
@@ -5074,13 +5074,13 @@
         <w:tblLook w:firstColumn="1" w:firstRow="1" w:lastColumn="0" w:lastRow="0" w:noHBand="0" w:noVBand="1" w:val="04A0"/>
       </w:tblPr>
       <w:tblGrid>
-        <w:gridCol w:w="4320"/>
-        <w:gridCol w:w="4320"/>
+        <w:gridCol w:w="4819"/>
+        <w:gridCol w:w="4819"/>
       </w:tblGrid>
       <w:tr>
         <w:tc>
           <w:tcPr>
-            <w:tcW w:type="dxa" w:w="4320"/>
+            <w:tcW w:type="dxa" w:w="4819"/>
             <w:shd w:val="clear" w:fill="EDF0F4"/>
           </w:tcPr>
           <w:p>
@@ -5099,7 +5099,7 @@
         </w:tc>
         <w:tc>
           <w:tcPr>
-            <w:tcW w:type="dxa" w:w="4320"/>
+            <w:tcW w:type="dxa" w:w="4819"/>
             <w:shd w:val="clear" w:fill="EDF0F4"/>
           </w:tcPr>
           <w:p>
@@ -5120,7 +5120,7 @@
       <w:tr>
         <w:tc>
           <w:tcPr>
-            <w:tcW w:type="dxa" w:w="4320"/>
+            <w:tcW w:type="dxa" w:w="4819"/>
           </w:tcPr>
           <w:p>
             <w:r/>
@@ -5136,7 +5136,7 @@
         </w:tc>
         <w:tc>
           <w:tcPr>
-            <w:tcW w:type="dxa" w:w="4320"/>
+            <w:tcW w:type="dxa" w:w="4819"/>
           </w:tcPr>
           <w:p>
             <w:r/>
@@ -5153,7 +5153,7 @@
       <w:tr>
         <w:tc>
           <w:tcPr>
-            <w:tcW w:type="dxa" w:w="4320"/>
+            <w:tcW w:type="dxa" w:w="4819"/>
           </w:tcPr>
           <w:p>
             <w:r/>
@@ -5169,7 +5169,7 @@
         </w:tc>
         <w:tc>
           <w:tcPr>
-            <w:tcW w:type="dxa" w:w="4320"/>
+            <w:tcW w:type="dxa" w:w="4819"/>
           </w:tcPr>
           <w:p>
             <w:r/>
@@ -5193,7 +5193,7 @@
       <w:tr>
         <w:tc>
           <w:tcPr>
-            <w:tcW w:type="dxa" w:w="4320"/>
+            <w:tcW w:type="dxa" w:w="4819"/>
           </w:tcPr>
           <w:p>
             <w:r/>
@@ -5209,7 +5209,7 @@
         </w:tc>
         <w:tc>
           <w:tcPr>
-            <w:tcW w:type="dxa" w:w="4320"/>
+            <w:tcW w:type="dxa" w:w="4819"/>
           </w:tcPr>
           <w:p>
             <w:r/>
@@ -5272,7 +5272,7 @@
       <w:tr>
         <w:tc>
           <w:tcPr>
-            <w:tcW w:type="dxa" w:w="4320"/>
+            <w:tcW w:type="dxa" w:w="4819"/>
           </w:tcPr>
           <w:p>
             <w:r/>
@@ -5288,7 +5288,7 @@
         </w:tc>
         <w:tc>
           <w:tcPr>
-            <w:tcW w:type="dxa" w:w="4320"/>
+            <w:tcW w:type="dxa" w:w="4819"/>
           </w:tcPr>
           <w:p>
             <w:r/>
@@ -5305,7 +5305,7 @@
       <w:tr>
         <w:tc>
           <w:tcPr>
-            <w:tcW w:type="dxa" w:w="4320"/>
+            <w:tcW w:type="dxa" w:w="4819"/>
           </w:tcPr>
           <w:p>
             <w:r/>
@@ -5321,7 +5321,7 @@
         </w:tc>
         <w:tc>
           <w:tcPr>
-            <w:tcW w:type="dxa" w:w="4320"/>
+            <w:tcW w:type="dxa" w:w="4819"/>
           </w:tcPr>
           <w:p>
             <w:r/>
@@ -5339,7 +5339,7 @@
       <w:tr>
         <w:tc>
           <w:tcPr>
-            <w:tcW w:type="dxa" w:w="4320"/>
+            <w:tcW w:type="dxa" w:w="4819"/>
           </w:tcPr>
           <w:p>
             <w:r/>
@@ -5370,7 +5370,7 @@
         </w:tc>
         <w:tc>
           <w:tcPr>
-            <w:tcW w:type="dxa" w:w="4320"/>
+            <w:tcW w:type="dxa" w:w="4819"/>
           </w:tcPr>
           <w:p>
             <w:r/>
@@ -5387,7 +5387,7 @@
       <w:tr>
         <w:tc>
           <w:tcPr>
-            <w:tcW w:type="dxa" w:w="4320"/>
+            <w:tcW w:type="dxa" w:w="4819"/>
           </w:tcPr>
           <w:p>
             <w:r/>
@@ -5418,7 +5418,7 @@
         </w:tc>
         <w:tc>
           <w:tcPr>
-            <w:tcW w:type="dxa" w:w="4320"/>
+            <w:tcW w:type="dxa" w:w="4819"/>
           </w:tcPr>
           <w:p>
             <w:r/>
@@ -5842,144 +5842,600 @@
         <w:t xml:space="preserve"> — 분류 정의</w:t>
       </w:r>
     </w:p>
+    <w:tbl>
+      <w:tblPr>
+        <w:tblStyle w:val="TableGrid"/>
+        <w:tblW w:type="auto" w:w="0"/>
+        <w:jc w:val="center"/>
+        <w:tblLook w:firstColumn="1" w:firstRow="1" w:lastColumn="0" w:lastRow="0" w:noHBand="0" w:noVBand="1" w:val="04A0"/>
+      </w:tblPr>
+      <w:tblGrid>
+        <w:gridCol w:w="3213"/>
+        <w:gridCol w:w="3213"/>
+        <w:gridCol w:w="3213"/>
+      </w:tblGrid>
+      <w:tr>
+        <w:tc>
+          <w:tcPr>
+            <w:tcW w:type="dxa" w:w="3213"/>
+            <w:shd w:val="clear" w:fill="EDF0F4"/>
+          </w:tcPr>
+          <w:p>
+            <w:pPr>
+              <w:jc w:val="center"/>
+            </w:pPr>
+            <w:r/>
+            <w:r>
+              <w:rPr>
+                <w:rFonts w:ascii="맑은 고딕" w:hAnsi="맑은 고딕" w:eastAsia="맑은 고딕" w:cs="맑은 고딕"/>
+                <w:b/>
+              </w:rPr>
+              <w:t>칸</w:t>
+            </w:r>
+          </w:p>
+        </w:tc>
+        <w:tc>
+          <w:tcPr>
+            <w:tcW w:type="dxa" w:w="3213"/>
+            <w:shd w:val="clear" w:fill="EDF0F4"/>
+          </w:tcPr>
+          <w:p>
+            <w:pPr>
+              <w:jc w:val="center"/>
+            </w:pPr>
+            <w:r/>
+            <w:r>
+              <w:rPr>
+                <w:rFonts w:ascii="맑은 고딕" w:hAnsi="맑은 고딕" w:eastAsia="맑은 고딕" w:cs="맑은 고딕"/>
+                <w:b/>
+              </w:rPr>
+              <w:t>무엇</w:t>
+            </w:r>
+          </w:p>
+        </w:tc>
+        <w:tc>
+          <w:tcPr>
+            <w:tcW w:type="dxa" w:w="3213"/>
+            <w:shd w:val="clear" w:fill="EDF0F4"/>
+          </w:tcPr>
+          <w:p>
+            <w:pPr>
+              <w:jc w:val="center"/>
+            </w:pPr>
+            <w:r/>
+            <w:r>
+              <w:rPr>
+                <w:rFonts w:ascii="맑은 고딕" w:hAnsi="맑은 고딕" w:eastAsia="맑은 고딕" w:cs="맑은 고딕"/>
+                <w:b/>
+              </w:rPr>
+              <w:t>비면</w:t>
+            </w:r>
+          </w:p>
+        </w:tc>
+      </w:tr>
+      <w:tr>
+        <w:tc>
+          <w:tcPr>
+            <w:tcW w:type="dxa" w:w="3213"/>
+          </w:tcPr>
+          <w:p>
+            <w:r/>
+            <w:r>
+              <w:rPr>
+                <w:rFonts w:ascii="D2Coding" w:hAnsi="D2Coding" w:eastAsia="D2Coding" w:cs="D2Coding"/>
+                <w:color w:val="C0362C"/>
+                <w:sz w:val="19"/>
+              </w:rPr>
+              <w:t>key</w:t>
+            </w:r>
+            <w:r>
+              <w:rPr>
+                <w:rFonts w:ascii="맑은 고딕" w:hAnsi="맑은 고딕" w:eastAsia="맑은 고딕" w:cs="맑은 고딕"/>
+                <w:b w:val="0"/>
+              </w:rPr>
+              <w:t xml:space="preserve"> </w:t>
+            </w:r>
+            <w:r>
+              <w:rPr>
+                <w:rFonts w:ascii="맑은 고딕" w:hAnsi="맑은 고딕" w:eastAsia="맑은 고딕" w:cs="맑은 고딕"/>
+                <w:b/>
+              </w:rPr>
+              <w:t>unique</w:t>
+            </w:r>
+          </w:p>
+        </w:tc>
+        <w:tc>
+          <w:tcPr>
+            <w:tcW w:type="dxa" w:w="3213"/>
+          </w:tcPr>
+          <w:p>
+            <w:r/>
+            <w:r>
+              <w:rPr>
+                <w:rFonts w:ascii="D2Coding" w:hAnsi="D2Coding" w:eastAsia="D2Coding" w:cs="D2Coding"/>
+                <w:color w:val="C0362C"/>
+                <w:sz w:val="19"/>
+              </w:rPr>
+              <w:t>round</w:t>
+            </w:r>
+            <w:r>
+              <w:rPr>
+                <w:rFonts w:ascii="맑은 고딕" w:hAnsi="맑은 고딕" w:eastAsia="맑은 고딕" w:cs="맑은 고딕"/>
+                <w:b w:val="0"/>
+              </w:rPr>
+              <w:t xml:space="preserve"> · </w:t>
+            </w:r>
+            <w:r>
+              <w:rPr>
+                <w:rFonts w:ascii="D2Coding" w:hAnsi="D2Coding" w:eastAsia="D2Coding" w:cs="D2Coding"/>
+                <w:color w:val="C0362C"/>
+                <w:sz w:val="19"/>
+              </w:rPr>
+              <w:t>rod_frag</w:t>
+            </w:r>
+            <w:r>
+              <w:rPr>
+                <w:rFonts w:ascii="맑은 고딕" w:hAnsi="맑은 고딕" w:eastAsia="맑은 고딕" w:cs="맑은 고딕"/>
+                <w:b w:val="0"/>
+              </w:rPr>
+              <w:t xml:space="preserve"> · </w:t>
+            </w:r>
+            <w:r>
+              <w:rPr>
+                <w:rFonts w:ascii="D2Coding" w:hAnsi="D2Coding" w:eastAsia="D2Coding" w:cs="D2Coding"/>
+                <w:color w:val="C0362C"/>
+                <w:sz w:val="19"/>
+              </w:rPr>
+              <w:t>chaetoceros</w:t>
+            </w:r>
+          </w:p>
+        </w:tc>
+        <w:tc>
+          <w:tcPr>
+            <w:tcW w:type="dxa" w:w="3213"/>
+          </w:tcPr>
+          <w:p>
+            <w:r/>
+            <w:r>
+              <w:rPr>
+                <w:rFonts w:ascii="맑은 고딕" w:hAnsi="맑은 고딕" w:eastAsia="맑은 고딕" w:cs="맑은 고딕"/>
+                <w:b w:val="0"/>
+              </w:rPr>
+              <w:t>—</w:t>
+            </w:r>
+          </w:p>
+        </w:tc>
+      </w:tr>
+      <w:tr>
+        <w:tc>
+          <w:tcPr>
+            <w:tcW w:type="dxa" w:w="3213"/>
+          </w:tcPr>
+          <w:p>
+            <w:r/>
+            <w:r>
+              <w:rPr>
+                <w:rFonts w:ascii="D2Coding" w:hAnsi="D2Coding" w:eastAsia="D2Coding" w:cs="D2Coding"/>
+                <w:color w:val="C0362C"/>
+                <w:sz w:val="19"/>
+              </w:rPr>
+              <w:t>label</w:t>
+            </w:r>
+          </w:p>
+        </w:tc>
+        <w:tc>
+          <w:tcPr>
+            <w:tcW w:type="dxa" w:w="3213"/>
+          </w:tcPr>
+          <w:p>
+            <w:r/>
+            <w:r>
+              <w:rPr>
+                <w:rFonts w:ascii="맑은 고딕" w:hAnsi="맑은 고딕" w:eastAsia="맑은 고딕" w:cs="맑은 고딕"/>
+                <w:b w:val="0"/>
+              </w:rPr>
+              <w:t>전체 이름</w:t>
+            </w:r>
+          </w:p>
+        </w:tc>
+        <w:tc>
+          <w:tcPr>
+            <w:tcW w:type="dxa" w:w="3213"/>
+          </w:tcPr>
+          <w:p>
+            <w:r/>
+          </w:p>
+        </w:tc>
+      </w:tr>
+      <w:tr>
+        <w:tc>
+          <w:tcPr>
+            <w:tcW w:type="dxa" w:w="3213"/>
+          </w:tcPr>
+          <w:p>
+            <w:r/>
+            <w:r>
+              <w:rPr>
+                <w:rFonts w:ascii="D2Coding" w:hAnsi="D2Coding" w:eastAsia="D2Coding" w:cs="D2Coding"/>
+                <w:color w:val="C0362C"/>
+                <w:sz w:val="19"/>
+              </w:rPr>
+              <w:t>short</w:t>
+            </w:r>
+          </w:p>
+        </w:tc>
+        <w:tc>
+          <w:tcPr>
+            <w:tcW w:type="dxa" w:w="3213"/>
+          </w:tcPr>
+          <w:p>
+            <w:r/>
+            <w:r>
+              <w:rPr>
+                <w:rFonts w:ascii="맑은 고딕" w:hAnsi="맑은 고딕" w:eastAsia="맑은 고딕" w:cs="맑은 고딕"/>
+                <w:b w:val="0"/>
+              </w:rPr>
+              <w:t>약칭. 자리가 좁은 곳에서 쓴다</w:t>
+            </w:r>
+          </w:p>
+        </w:tc>
+        <w:tc>
+          <w:tcPr>
+            <w:tcW w:type="dxa" w:w="3213"/>
+          </w:tcPr>
+          <w:p>
+            <w:r/>
+            <w:r>
+              <w:rPr>
+                <w:rFonts w:ascii="D2Coding" w:hAnsi="D2Coding" w:eastAsia="D2Coding" w:cs="D2Coding"/>
+                <w:color w:val="C0362C"/>
+                <w:sz w:val="19"/>
+              </w:rPr>
+              <w:t>label</w:t>
+            </w:r>
+            <w:r>
+              <w:rPr>
+                <w:rFonts w:ascii="맑은 고딕" w:hAnsi="맑은 고딕" w:eastAsia="맑은 고딕" w:cs="맑은 고딕"/>
+                <w:b w:val="0"/>
+              </w:rPr>
+              <w:t xml:space="preserve"> 을 쓴다</w:t>
+            </w:r>
+          </w:p>
+        </w:tc>
+      </w:tr>
+      <w:tr>
+        <w:tc>
+          <w:tcPr>
+            <w:tcW w:type="dxa" w:w="3213"/>
+          </w:tcPr>
+          <w:p>
+            <w:r/>
+            <w:r>
+              <w:rPr>
+                <w:rFonts w:ascii="D2Coding" w:hAnsi="D2Coding" w:eastAsia="D2Coding" w:cs="D2Coding"/>
+                <w:color w:val="C0362C"/>
+                <w:sz w:val="19"/>
+              </w:rPr>
+              <w:t>badge</w:t>
+            </w:r>
+          </w:p>
+        </w:tc>
+        <w:tc>
+          <w:tcPr>
+            <w:tcW w:type="dxa" w:w="3213"/>
+          </w:tcPr>
+          <w:p>
+            <w:r/>
+            <w:r>
+              <w:rPr>
+                <w:rFonts w:ascii="맑은 고딕" w:hAnsi="맑은 고딕" w:eastAsia="맑은 고딕" w:cs="맑은 고딕"/>
+                <w:b w:val="0"/>
+              </w:rPr>
+              <w:t>배지 CSS 클래스</w:t>
+            </w:r>
+          </w:p>
+        </w:tc>
+        <w:tc>
+          <w:tcPr>
+            <w:tcW w:type="dxa" w:w="3213"/>
+          </w:tcPr>
+          <w:p>
+            <w:r/>
+            <w:r>
+              <w:rPr>
+                <w:rFonts w:ascii="D2Coding" w:hAnsi="D2Coding" w:eastAsia="D2Coding" w:cs="D2Coding"/>
+                <w:color w:val="C0362C"/>
+                <w:sz w:val="19"/>
+              </w:rPr>
+              <w:t>base.html</w:t>
+            </w:r>
+            <w:r>
+              <w:rPr>
+                <w:rFonts w:ascii="맑은 고딕" w:hAnsi="맑은 고딕" w:eastAsia="맑은 고딕" w:cs="맑은 고딕"/>
+                <w:b w:val="0"/>
+              </w:rPr>
+              <w:t xml:space="preserve"> 에 </w:t>
+            </w:r>
+            <w:r>
+              <w:rPr>
+                <w:rFonts w:ascii="D2Coding" w:hAnsi="D2Coding" w:eastAsia="D2Coding" w:cs="D2Coding"/>
+                <w:color w:val="C0362C"/>
+                <w:sz w:val="19"/>
+              </w:rPr>
+              <w:t>.badge.&lt;badge&gt;</w:t>
+            </w:r>
+            <w:r>
+              <w:rPr>
+                <w:rFonts w:ascii="맑은 고딕" w:hAnsi="맑은 고딕" w:eastAsia="맑은 고딕" w:cs="맑은 고딕"/>
+                <w:b w:val="0"/>
+              </w:rPr>
+              <w:t xml:space="preserve"> 규칙이 있어야 한다</w:t>
+            </w:r>
+          </w:p>
+        </w:tc>
+      </w:tr>
+      <w:tr>
+        <w:tc>
+          <w:tcPr>
+            <w:tcW w:type="dxa" w:w="3213"/>
+          </w:tcPr>
+          <w:p>
+            <w:r/>
+            <w:r>
+              <w:rPr>
+                <w:rFonts w:ascii="D2Coding" w:hAnsi="D2Coding" w:eastAsia="D2Coding" w:cs="D2Coding"/>
+                <w:color w:val="C0362C"/>
+                <w:sz w:val="19"/>
+              </w:rPr>
+              <w:t>color</w:t>
+            </w:r>
+          </w:p>
+        </w:tc>
+        <w:tc>
+          <w:tcPr>
+            <w:tcW w:type="dxa" w:w="3213"/>
+          </w:tcPr>
+          <w:p>
+            <w:r/>
+            <w:r>
+              <w:rPr>
+                <w:rFonts w:ascii="D2Coding" w:hAnsi="D2Coding" w:eastAsia="D2Coding" w:cs="D2Coding"/>
+                <w:color w:val="C0362C"/>
+                <w:sz w:val="19"/>
+              </w:rPr>
+              <w:t>"60,220,120"</w:t>
+            </w:r>
+          </w:p>
+        </w:tc>
+        <w:tc>
+          <w:tcPr>
+            <w:tcW w:type="dxa" w:w="3213"/>
+          </w:tcPr>
+          <w:p>
+            <w:r/>
+            <w:r>
+              <w:rPr>
+                <w:rFonts w:ascii="맑은 고딕" w:hAnsi="맑은 고딕" w:eastAsia="맑은 고딕" w:cs="맑은 고딕"/>
+                <w:b/>
+              </w:rPr>
+              <w:t>마스크가 투명해진다</w:t>
+            </w:r>
+          </w:p>
+        </w:tc>
+      </w:tr>
+      <w:tr>
+        <w:tc>
+          <w:tcPr>
+            <w:tcW w:type="dxa" w:w="3213"/>
+          </w:tcPr>
+          <w:p>
+            <w:r/>
+            <w:r>
+              <w:rPr>
+                <w:rFonts w:ascii="D2Coding" w:hAnsi="D2Coding" w:eastAsia="D2Coding" w:cs="D2Coding"/>
+                <w:color w:val="C0362C"/>
+                <w:sz w:val="19"/>
+              </w:rPr>
+              <w:t>hotkey</w:t>
+            </w:r>
+          </w:p>
+        </w:tc>
+        <w:tc>
+          <w:tcPr>
+            <w:tcW w:type="dxa" w:w="3213"/>
+          </w:tcPr>
+          <w:p>
+            <w:r/>
+            <w:r>
+              <w:rPr>
+                <w:rFonts w:ascii="맑은 고딕" w:hAnsi="맑은 고딕" w:eastAsia="맑은 고딕" w:cs="맑은 고딕"/>
+                <w:b w:val="0"/>
+              </w:rPr>
+              <w:t>검토 화면 단축키</w:t>
+            </w:r>
+          </w:p>
+        </w:tc>
+        <w:tc>
+          <w:tcPr>
+            <w:tcW w:type="dxa" w:w="3213"/>
+          </w:tcPr>
+          <w:p>
+            <w:r/>
+            <w:r>
+              <w:rPr>
+                <w:rFonts w:ascii="맑은 고딕" w:hAnsi="맑은 고딕" w:eastAsia="맑은 고딕" w:cs="맑은 고딕"/>
+                <w:b w:val="0"/>
+              </w:rPr>
+              <w:t>그 분류만 메뉴로만 지정된다</w:t>
+            </w:r>
+          </w:p>
+        </w:tc>
+      </w:tr>
+      <w:tr>
+        <w:tc>
+          <w:tcPr>
+            <w:tcW w:type="dxa" w:w="3213"/>
+          </w:tcPr>
+          <w:p>
+            <w:r/>
+            <w:r>
+              <w:rPr>
+                <w:rFonts w:ascii="D2Coding" w:hAnsi="D2Coding" w:eastAsia="D2Coding" w:cs="D2Coding"/>
+                <w:color w:val="C0362C"/>
+                <w:sz w:val="19"/>
+              </w:rPr>
+              <w:t>counted</w:t>
+            </w:r>
+          </w:p>
+        </w:tc>
+        <w:tc>
+          <w:tcPr>
+            <w:tcW w:type="dxa" w:w="3213"/>
+          </w:tcPr>
+          <w:p>
+            <w:r/>
+            <w:r>
+              <w:rPr>
+                <w:rFonts w:ascii="맑은 고딕" w:hAnsi="맑은 고딕" w:eastAsia="맑은 고딕" w:cs="맑은 고딕"/>
+                <w:b w:val="0"/>
+              </w:rPr>
+              <w:t>개체 수로 세는가</w:t>
+            </w:r>
+          </w:p>
+        </w:tc>
+        <w:tc>
+          <w:tcPr>
+            <w:tcW w:type="dxa" w:w="3213"/>
+          </w:tcPr>
+          <w:p>
+            <w:r/>
+          </w:p>
+        </w:tc>
+      </w:tr>
+      <w:tr>
+        <w:tc>
+          <w:tcPr>
+            <w:tcW w:type="dxa" w:w="3213"/>
+          </w:tcPr>
+          <w:p>
+            <w:r/>
+            <w:r>
+              <w:rPr>
+                <w:rFonts w:ascii="D2Coding" w:hAnsi="D2Coding" w:eastAsia="D2Coding" w:cs="D2Coding"/>
+                <w:color w:val="C0362C"/>
+                <w:sz w:val="19"/>
+              </w:rPr>
+              <w:t>is_taxon</w:t>
+            </w:r>
+          </w:p>
+        </w:tc>
+        <w:tc>
+          <w:tcPr>
+            <w:tcW w:type="dxa" w:w="3213"/>
+          </w:tcPr>
+          <w:p>
+            <w:r/>
+            <w:r>
+              <w:rPr>
+                <w:rFonts w:ascii="맑은 고딕" w:hAnsi="맑은 고딕" w:eastAsia="맑은 고딕" w:cs="맑은 고딕"/>
+                <w:b w:val="0"/>
+              </w:rPr>
+              <w:t>형태가 아니라 분류학으로 알아본 것인가</w:t>
+            </w:r>
+          </w:p>
+        </w:tc>
+        <w:tc>
+          <w:tcPr>
+            <w:tcW w:type="dxa" w:w="3213"/>
+          </w:tcPr>
+          <w:p>
+            <w:r/>
+          </w:p>
+        </w:tc>
+      </w:tr>
+      <w:tr>
+        <w:tc>
+          <w:tcPr>
+            <w:tcW w:type="dxa" w:w="3213"/>
+          </w:tcPr>
+          <w:p>
+            <w:r/>
+            <w:r>
+              <w:rPr>
+                <w:rFonts w:ascii="D2Coding" w:hAnsi="D2Coding" w:eastAsia="D2Coding" w:cs="D2Coding"/>
+                <w:color w:val="C0362C"/>
+                <w:sz w:val="19"/>
+              </w:rPr>
+              <w:t>sort_order</w:t>
+            </w:r>
+            <w:r>
+              <w:rPr>
+                <w:rFonts w:ascii="맑은 고딕" w:hAnsi="맑은 고딕" w:eastAsia="맑은 고딕" w:cs="맑은 고딕"/>
+                <w:b w:val="0"/>
+              </w:rPr>
+              <w:t xml:space="preserve"> · </w:t>
+            </w:r>
+            <w:r>
+              <w:rPr>
+                <w:rFonts w:ascii="D2Coding" w:hAnsi="D2Coding" w:eastAsia="D2Coding" w:cs="D2Coding"/>
+                <w:color w:val="C0362C"/>
+                <w:sz w:val="19"/>
+              </w:rPr>
+              <w:t>active</w:t>
+            </w:r>
+          </w:p>
+        </w:tc>
+        <w:tc>
+          <w:tcPr>
+            <w:tcW w:type="dxa" w:w="3213"/>
+          </w:tcPr>
+          <w:p>
+            <w:r/>
+            <w:r>
+              <w:rPr>
+                <w:rFonts w:ascii="맑은 고딕" w:hAnsi="맑은 고딕" w:eastAsia="맑은 고딕" w:cs="맑은 고딕"/>
+                <w:b w:val="0"/>
+              </w:rPr>
+              <w:t>차례, 켜고 끄기</w:t>
+            </w:r>
+          </w:p>
+        </w:tc>
+        <w:tc>
+          <w:tcPr>
+            <w:tcW w:type="dxa" w:w="3213"/>
+          </w:tcPr>
+          <w:p>
+            <w:r/>
+          </w:p>
+        </w:tc>
+      </w:tr>
+    </w:tbl>
+    <w:p/>
     <w:p>
       <w:pPr>
         <w:spacing w:after="140"/>
       </w:pPr>
       <w:r>
         <w:rPr>
+          <w:rFonts w:ascii="맑은 고딕" w:hAnsi="맑은 고딕" w:eastAsia="맑은 고딕" w:cs="맑은 고딕"/>
+          <w:b w:val="0"/>
+        </w:rPr>
+        <w:t>표로 두면 분류를 더할 때 배포가 필요 없다 — Eucampia 를 넣은 것이 코드 수정이었다. 형태 칸(원형·봉상)과 분류학 칸(</w:t>
+      </w:r>
+      <w:r>
+        <w:rPr>
           <w:rFonts w:ascii="D2Coding" w:hAnsi="D2Coding" w:eastAsia="D2Coding" w:cs="D2Coding"/>
           <w:color w:val="C0362C"/>
           <w:sz w:val="19"/>
         </w:rPr>
-        <w:t>key</w:t>
+        <w:t>is_taxon</w:t>
       </w:r>
       <w:r>
         <w:rPr>
           <w:rFonts w:ascii="맑은 고딕" w:hAnsi="맑은 고딕" w:eastAsia="맑은 고딕" w:cs="맑은 고딕"/>
           <w:b w:val="0"/>
         </w:rPr>
-        <w:t xml:space="preserve"> unique · </w:t>
-      </w:r>
-      <w:r>
-        <w:rPr>
-          <w:rFonts w:ascii="D2Coding" w:hAnsi="D2Coding" w:eastAsia="D2Coding" w:cs="D2Coding"/>
-          <w:color w:val="C0362C"/>
-          <w:sz w:val="19"/>
-        </w:rPr>
-        <w:t>label</w:t>
-      </w:r>
-      <w:r>
-        <w:rPr>
-          <w:rFonts w:ascii="맑은 고딕" w:hAnsi="맑은 고딕" w:eastAsia="맑은 고딕" w:cs="맑은 고딕"/>
-          <w:b w:val="0"/>
-        </w:rPr>
-        <w:t xml:space="preserve"> · </w:t>
-      </w:r>
-      <w:r>
-        <w:rPr>
-          <w:rFonts w:ascii="D2Coding" w:hAnsi="D2Coding" w:eastAsia="D2Coding" w:cs="D2Coding"/>
-          <w:color w:val="C0362C"/>
-          <w:sz w:val="19"/>
-        </w:rPr>
-        <w:t>badge</w:t>
-      </w:r>
-      <w:r>
-        <w:rPr>
-          <w:rFonts w:ascii="맑은 고딕" w:hAnsi="맑은 고딕" w:eastAsia="맑은 고딕" w:cs="맑은 고딕"/>
-          <w:b w:val="0"/>
-        </w:rPr>
-        <w:t xml:space="preserve"> · </w:t>
-      </w:r>
-      <w:r>
-        <w:rPr>
-          <w:rFonts w:ascii="D2Coding" w:hAnsi="D2Coding" w:eastAsia="D2Coding" w:cs="D2Coding"/>
-          <w:color w:val="C0362C"/>
-          <w:sz w:val="19"/>
-        </w:rPr>
-        <w:t>color</w:t>
-      </w:r>
-      <w:r>
-        <w:rPr>
-          <w:rFonts w:ascii="맑은 고딕" w:hAnsi="맑은 고딕" w:eastAsia="맑은 고딕" w:cs="맑은 고딕"/>
-          <w:b w:val="0"/>
-        </w:rPr>
-        <w:t>(</w:t>
-      </w:r>
-      <w:r>
-        <w:rPr>
-          <w:rFonts w:ascii="D2Coding" w:hAnsi="D2Coding" w:eastAsia="D2Coding" w:cs="D2Coding"/>
-          <w:color w:val="C0362C"/>
-          <w:sz w:val="19"/>
-        </w:rPr>
-        <w:t>"255,110,190"</w:t>
-      </w:r>
-      <w:r>
-        <w:rPr>
-          <w:rFonts w:ascii="맑은 고딕" w:hAnsi="맑은 고딕" w:eastAsia="맑은 고딕" w:cs="맑은 고딕"/>
-          <w:b w:val="0"/>
-        </w:rPr>
-        <w:t xml:space="preserve">) · </w:t>
-      </w:r>
-      <w:r>
-        <w:rPr>
-          <w:rFonts w:ascii="D2Coding" w:hAnsi="D2Coding" w:eastAsia="D2Coding" w:cs="D2Coding"/>
-          <w:color w:val="C0362C"/>
-          <w:sz w:val="19"/>
-        </w:rPr>
-        <w:t>is_taxon</w:t>
-      </w:r>
-      <w:r>
-        <w:rPr>
-          <w:rFonts w:ascii="맑은 고딕" w:hAnsi="맑은 고딕" w:eastAsia="맑은 고딕" w:cs="맑은 고딕"/>
-          <w:b w:val="0"/>
-        </w:rPr>
-        <w:t xml:space="preserve"> · </w:t>
-      </w:r>
-      <w:r>
-        <w:rPr>
-          <w:rFonts w:ascii="D2Coding" w:hAnsi="D2Coding" w:eastAsia="D2Coding" w:cs="D2Coding"/>
-          <w:color w:val="C0362C"/>
-          <w:sz w:val="19"/>
-        </w:rPr>
-        <w:t>counted</w:t>
-      </w:r>
-      <w:r>
-        <w:rPr>
-          <w:rFonts w:ascii="맑은 고딕" w:hAnsi="맑은 고딕" w:eastAsia="맑은 고딕" w:cs="맑은 고딕"/>
-          <w:b w:val="0"/>
-        </w:rPr>
-        <w:t xml:space="preserve"> · </w:t>
-      </w:r>
-      <w:r>
-        <w:rPr>
-          <w:rFonts w:ascii="D2Coding" w:hAnsi="D2Coding" w:eastAsia="D2Coding" w:cs="D2Coding"/>
-          <w:color w:val="C0362C"/>
-          <w:sz w:val="19"/>
-        </w:rPr>
-        <w:t>sort_order</w:t>
-      </w:r>
-      <w:r>
-        <w:rPr>
-          <w:rFonts w:ascii="맑은 고딕" w:hAnsi="맑은 고딕" w:eastAsia="맑은 고딕" w:cs="맑은 고딕"/>
-          <w:b w:val="0"/>
-        </w:rPr>
-        <w:t xml:space="preserve"> · </w:t>
-      </w:r>
-      <w:r>
-        <w:rPr>
-          <w:rFonts w:ascii="D2Coding" w:hAnsi="D2Coding" w:eastAsia="D2Coding" w:cs="D2Coding"/>
-          <w:color w:val="C0362C"/>
-          <w:sz w:val="19"/>
-        </w:rPr>
-        <w:t>active</w:t>
-      </w:r>
-      <w:r>
-        <w:rPr>
-          <w:rFonts w:ascii="맑은 고딕" w:hAnsi="맑은 고딕" w:eastAsia="맑은 고딕" w:cs="맑은 고딕"/>
-          <w:b w:val="0"/>
-        </w:rPr>
-        <w:t>.</w:t>
+        <w:t>)은 성격이 달라 메뉴에서 줄을 그어 나눈다.</w:t>
       </w:r>
     </w:p>
     <w:p>
@@ -5988,25 +6444,32 @@
       </w:pPr>
       <w:r>
         <w:rPr>
-          <w:rFonts w:ascii="맑은 고딕" w:hAnsi="맑은 고딕" w:eastAsia="맑은 고딕" w:cs="맑은 고딕"/>
-          <w:b w:val="0"/>
-        </w:rPr>
-        <w:t>표로 두면 분류를 더할 때 배포가 필요 없다 — Eucampia 를 넣은 것이 코드 수정이었다. 형태 칸(원형·봉상)과 분류학 칸(</w:t>
-      </w:r>
-      <w:r>
-        <w:rPr>
           <w:rFonts w:ascii="D2Coding" w:hAnsi="D2Coding" w:eastAsia="D2Coding" w:cs="D2Coding"/>
           <w:color w:val="C0362C"/>
           <w:sz w:val="19"/>
         </w:rPr>
-        <w:t>is_taxon</w:t>
+        <w:t>counted</w:t>
       </w:r>
       <w:r>
         <w:rPr>
           <w:rFonts w:ascii="맑은 고딕" w:hAnsi="맑은 고딕" w:eastAsia="맑은 고딕" w:cs="맑은 고딕"/>
           <w:b w:val="0"/>
         </w:rPr>
-        <w:t>)은 성격이 달라 메뉴에서 줄을 그어 나눈다.</w:t>
+        <w:t xml:space="preserve"> 는 </w:t>
+      </w:r>
+      <w:r>
+        <w:rPr>
+          <w:rFonts w:ascii="맑은 고딕" w:hAnsi="맑은 고딕" w:eastAsia="맑은 고딕" w:cs="맑은 고딕"/>
+          <w:b/>
+        </w:rPr>
+        <w:t>개체 수로 세는가</w:t>
+      </w:r>
+      <w:r>
+        <w:rPr>
+          <w:rFonts w:ascii="맑은 고딕" w:hAnsi="맑은 고딕" w:eastAsia="맑은 고딕" w:cs="맑은 고딕"/>
+          <w:b w:val="0"/>
+        </w:rPr>
+        <w:t>다. 파편은 개체가 아니다 — 깨진 조각 하나를 규조 한 개로 세면 밀도가 부풀고 그 숫자가 보고서에 실린다. 목록의 "검출" 칸은 이 값이 참인 분류만 더한 것이고, 미분류는 분류 자체가 없어 애초에 빠진다.</w:t>
       </w:r>
     </w:p>
     <w:p>
@@ -6015,32 +6478,62 @@
       </w:pPr>
       <w:r>
         <w:rPr>
+          <w:rFonts w:ascii="맑은 고딕" w:hAnsi="맑은 고딕" w:eastAsia="맑은 고딕" w:cs="맑은 고딕"/>
+          <w:b/>
+        </w:rPr>
+        <w:t>하나라도 비면 예외는 안 나고 그 분류만 화면에서 조용히 다르게 굴러간다.</w:t>
+      </w:r>
+      <w:r>
+        <w:rPr>
+          <w:rFonts w:ascii="맑은 고딕" w:hAnsi="맑은 고딕" w:eastAsia="맑은 고딕" w:cs="맑은 고딕"/>
+          <w:b w:val="0"/>
+        </w:rPr>
+        <w:t xml:space="preserve"> Chaetoceros 를 넣으며 실제로 겪은 것들이라 </w:t>
+      </w:r>
+      <w:r>
+        <w:rPr>
           <w:rFonts w:ascii="D2Coding" w:hAnsi="D2Coding" w:eastAsia="D2Coding" w:cs="D2Coding"/>
           <w:color w:val="C0362C"/>
           <w:sz w:val="19"/>
         </w:rPr>
-        <w:t>counted</w:t>
+        <w:t>check_db.py</w:t>
       </w:r>
       <w:r>
         <w:rPr>
           <w:rFonts w:ascii="맑은 고딕" w:hAnsi="맑은 고딕" w:eastAsia="맑은 고딕" w:cs="맑은 고딕"/>
           <w:b w:val="0"/>
         </w:rPr>
-        <w:t xml:space="preserve"> 는 </w:t>
-      </w:r>
-      <w:r>
-        <w:rPr>
-          <w:rFonts w:ascii="맑은 고딕" w:hAnsi="맑은 고딕" w:eastAsia="맑은 고딕" w:cs="맑은 고딕"/>
-          <w:b/>
-        </w:rPr>
-        <w:t>개체 수로 세는가</w:t>
+        <w:t xml:space="preserve"> 의 4번 검사가 </w:t>
+      </w:r>
+      <w:r>
+        <w:rPr>
+          <w:rFonts w:ascii="D2Coding" w:hAnsi="D2Coding" w:eastAsia="D2Coding" w:cs="D2Coding"/>
+          <w:color w:val="C0362C"/>
+          <w:sz w:val="19"/>
+        </w:rPr>
+        <w:t>hotkey</w:t>
       </w:r>
       <w:r>
         <w:rPr>
           <w:rFonts w:ascii="맑은 고딕" w:hAnsi="맑은 고딕" w:eastAsia="맑은 고딕" w:cs="맑은 고딕"/>
           <w:b w:val="0"/>
         </w:rPr>
-        <w:t>다. 파편은 개체가 아니다 — 깨진 조각 하나를 규조 한 개로 세면 밀도가 부풀고 그 숫자가 보고서에 실린다. 목록의 "검출" 칸은 이 값이 참인 분류만 더한 것이고, 미분류는 분류 자체가 없어 애초에 빠진다.</w:t>
+        <w:t xml:space="preserve"> 와 </w:t>
+      </w:r>
+      <w:r>
+        <w:rPr>
+          <w:rFonts w:ascii="D2Coding" w:hAnsi="D2Coding" w:eastAsia="D2Coding" w:cs="D2Coding"/>
+          <w:color w:val="C0362C"/>
+          <w:sz w:val="19"/>
+        </w:rPr>
+        <w:t>color</w:t>
+      </w:r>
+      <w:r>
+        <w:rPr>
+          <w:rFonts w:ascii="맑은 고딕" w:hAnsi="맑은 고딕" w:eastAsia="맑은 고딕" w:cs="맑은 고딕"/>
+          <w:b w:val="0"/>
+        </w:rPr>
+        <w:t xml:space="preserve"> 가 빈 것을 잡는다.</w:t>
       </w:r>
     </w:p>
     <w:p>
@@ -6118,14 +6611,14 @@
         <w:tblLook w:firstColumn="1" w:firstRow="1" w:lastColumn="0" w:lastRow="0" w:noHBand="0" w:noVBand="1" w:val="04A0"/>
       </w:tblPr>
       <w:tblGrid>
-        <w:gridCol w:w="2880"/>
-        <w:gridCol w:w="2880"/>
-        <w:gridCol w:w="2880"/>
+        <w:gridCol w:w="3213"/>
+        <w:gridCol w:w="3213"/>
+        <w:gridCol w:w="3213"/>
       </w:tblGrid>
       <w:tr>
         <w:tc>
           <w:tcPr>
-            <w:tcW w:type="dxa" w:w="2880"/>
+            <w:tcW w:type="dxa" w:w="3213"/>
             <w:shd w:val="clear" w:fill="EDF0F4"/>
           </w:tcPr>
           <w:p>
@@ -6144,7 +6637,7 @@
         </w:tc>
         <w:tc>
           <w:tcPr>
-            <w:tcW w:type="dxa" w:w="2880"/>
+            <w:tcW w:type="dxa" w:w="3213"/>
             <w:shd w:val="clear" w:fill="EDF0F4"/>
           </w:tcPr>
           <w:p>
@@ -6163,7 +6656,7 @@
         </w:tc>
         <w:tc>
           <w:tcPr>
-            <w:tcW w:type="dxa" w:w="2880"/>
+            <w:tcW w:type="dxa" w:w="3213"/>
             <w:shd w:val="clear" w:fill="EDF0F4"/>
           </w:tcPr>
           <w:p>
@@ -6184,7 +6677,7 @@
       <w:tr>
         <w:tc>
           <w:tcPr>
-            <w:tcW w:type="dxa" w:w="2880"/>
+            <w:tcW w:type="dxa" w:w="3213"/>
           </w:tcPr>
           <w:p>
             <w:r/>
@@ -6199,7 +6692,7 @@
         </w:tc>
         <w:tc>
           <w:tcPr>
-            <w:tcW w:type="dxa" w:w="2880"/>
+            <w:tcW w:type="dxa" w:w="3213"/>
           </w:tcPr>
           <w:p>
             <w:r/>
@@ -6214,7 +6707,7 @@
         </w:tc>
         <w:tc>
           <w:tcPr>
-            <w:tcW w:type="dxa" w:w="2880"/>
+            <w:tcW w:type="dxa" w:w="3213"/>
           </w:tcPr>
           <w:p>
             <w:r/>
@@ -6262,7 +6755,7 @@
       <w:tr>
         <w:tc>
           <w:tcPr>
-            <w:tcW w:type="dxa" w:w="2880"/>
+            <w:tcW w:type="dxa" w:w="3213"/>
           </w:tcPr>
           <w:p>
             <w:r/>
@@ -6277,7 +6770,7 @@
         </w:tc>
         <w:tc>
           <w:tcPr>
-            <w:tcW w:type="dxa" w:w="2880"/>
+            <w:tcW w:type="dxa" w:w="3213"/>
           </w:tcPr>
           <w:p>
             <w:r/>
@@ -6292,7 +6785,7 @@
         </w:tc>
         <w:tc>
           <w:tcPr>
-            <w:tcW w:type="dxa" w:w="2880"/>
+            <w:tcW w:type="dxa" w:w="3213"/>
           </w:tcPr>
           <w:p>
             <w:r/>
@@ -6302,14 +6795,14 @@
                 <w:color w:val="C0362C"/>
                 <w:sz w:val="19"/>
               </w:rPr>
-              <w:t>0013_classdef_counted</w:t>
+              <w:t>0013</w:t>
             </w:r>
             <w:r>
               <w:rPr>
                 <w:rFonts w:ascii="맑은 고딕" w:hAnsi="맑은 고딕" w:eastAsia="맑은 고딕" w:cs="맑은 고딕"/>
                 <w:b w:val="0"/>
               </w:rPr>
-              <w:t xml:space="preserve">(파편 둘을 </w:t>
+              <w:t xml:space="preserve"> </w:t>
             </w:r>
             <w:r>
               <w:rPr>
@@ -6317,14 +6810,14 @@
                 <w:color w:val="C0362C"/>
                 <w:sz w:val="19"/>
               </w:rPr>
-              <w:t>counted=False</w:t>
+              <w:t>counted</w:t>
             </w:r>
             <w:r>
               <w:rPr>
                 <w:rFonts w:ascii="맑은 고딕" w:hAnsi="맑은 고딕" w:eastAsia="맑은 고딕" w:cs="맑은 고딕"/>
                 <w:b w:val="0"/>
               </w:rPr>
-              <w:t xml:space="preserve">), </w:t>
+              <w:t xml:space="preserve"> · </w:t>
             </w:r>
             <w:r>
               <w:rPr>
@@ -6332,14 +6825,82 @@
                 <w:color w:val="C0362C"/>
                 <w:sz w:val="19"/>
               </w:rPr>
-              <w:t>0014_classdef_chaetoceros</w:t>
+              <w:t>0014</w:t>
             </w:r>
             <w:r>
               <w:rPr>
                 <w:rFonts w:ascii="맑은 고딕" w:hAnsi="맑은 고딕" w:eastAsia="맑은 고딕" w:cs="맑은 고딕"/>
                 <w:b w:val="0"/>
               </w:rPr>
-              <w:t>(행 추가)</w:t>
+              <w:t xml:space="preserve"> Chaetoceros · </w:t>
+            </w:r>
+            <w:r>
+              <w:rPr>
+                <w:rFonts w:ascii="D2Coding" w:hAnsi="D2Coding" w:eastAsia="D2Coding" w:cs="D2Coding"/>
+                <w:color w:val="C0362C"/>
+                <w:sz w:val="19"/>
+              </w:rPr>
+              <w:t>0015</w:t>
+            </w:r>
+            <w:r>
+              <w:rPr>
+                <w:rFonts w:ascii="맑은 고딕" w:hAnsi="맑은 고딕" w:eastAsia="맑은 고딕" w:cs="맑은 고딕"/>
+                <w:b w:val="0"/>
+              </w:rPr>
+              <w:t xml:space="preserve"> 파편 색 · </w:t>
+            </w:r>
+            <w:r>
+              <w:rPr>
+                <w:rFonts w:ascii="D2Coding" w:hAnsi="D2Coding" w:eastAsia="D2Coding" w:cs="D2Coding"/>
+                <w:color w:val="C0362C"/>
+                <w:sz w:val="19"/>
+              </w:rPr>
+              <w:t>0016</w:t>
+            </w:r>
+            <w:r>
+              <w:rPr>
+                <w:rFonts w:ascii="맑은 고딕" w:hAnsi="맑은 고딕" w:eastAsia="맑은 고딕" w:cs="맑은 고딕"/>
+                <w:b w:val="0"/>
+              </w:rPr>
+              <w:t xml:space="preserve"> </w:t>
+            </w:r>
+            <w:r>
+              <w:rPr>
+                <w:rFonts w:ascii="D2Coding" w:hAnsi="D2Coding" w:eastAsia="D2Coding" w:cs="D2Coding"/>
+                <w:color w:val="C0362C"/>
+                <w:sz w:val="19"/>
+              </w:rPr>
+              <w:t>hotkey</w:t>
+            </w:r>
+            <w:r>
+              <w:rPr>
+                <w:rFonts w:ascii="맑은 고딕" w:hAnsi="맑은 고딕" w:eastAsia="맑은 고딕" w:cs="맑은 고딕"/>
+                <w:b w:val="0"/>
+              </w:rPr>
+              <w:t xml:space="preserve"> · </w:t>
+            </w:r>
+            <w:r>
+              <w:rPr>
+                <w:rFonts w:ascii="D2Coding" w:hAnsi="D2Coding" w:eastAsia="D2Coding" w:cs="D2Coding"/>
+                <w:color w:val="C0362C"/>
+                <w:sz w:val="19"/>
+              </w:rPr>
+              <w:t>0017</w:t>
+            </w:r>
+            <w:r>
+              <w:rPr>
+                <w:rFonts w:ascii="맑은 고딕" w:hAnsi="맑은 고딕" w:eastAsia="맑은 고딕" w:cs="맑은 고딕"/>
+                <w:b w:val="0"/>
+              </w:rPr>
+              <w:t xml:space="preserve"> </w:t>
+            </w:r>
+            <w:r>
+              <w:rPr>
+                <w:rFonts w:ascii="D2Coding" w:hAnsi="D2Coding" w:eastAsia="D2Coding" w:cs="D2Coding"/>
+                <w:color w:val="C0362C"/>
+                <w:sz w:val="19"/>
+              </w:rPr>
+              <w:t>short</w:t>
             </w:r>
           </w:p>
         </w:tc>
@@ -6468,21 +7029,51 @@
           <w:rFonts w:ascii="맑은 고딕" w:hAnsi="맑은 고딕" w:eastAsia="맑은 고딕" w:cs="맑은 고딕"/>
           <w:b w:val="0"/>
         </w:rPr>
-        <w:t xml:space="preserve"> 는 표에 적혀 있지만 지금 화면의 색은 </w:t>
+        <w:t xml:space="preserve"> 는 표에 적혀 있지만 </w:t>
       </w:r>
       <w:r>
         <w:rPr>
           <w:rFonts w:ascii="맑은 고딕" w:hAnsi="맑은 고딕" w:eastAsia="맑은 고딕" w:cs="맑은 고딕"/>
           <w:b/>
         </w:rPr>
-        <w:t>CSS 가 키로 잡는다.</w:t>
+        <w:t>화면의 색은 아직 CSS 가 키로 잡는다.</w:t>
       </w:r>
       <w:r>
         <w:rPr>
           <w:rFonts w:ascii="맑은 고딕" w:hAnsi="맑은 고딕" w:eastAsia="맑은 고딕" w:cs="맑은 고딕"/>
           <w:b w:val="0"/>
         </w:rPr>
-        <w:t xml:space="preserve"> 그래서 분류를 하나 더하면 이 행 하나로 끝나지 않고 CSS 도 함께 가야 한다 — 표로 옮기다 만 자리다.</w:t>
+        <w:t xml:space="preserve"> 그래서 분류를 하나 더하거나 색을 바꾸면 이 행만으로 끝나지 않고 </w:t>
+      </w:r>
+      <w:r>
+        <w:rPr>
+          <w:rFonts w:ascii="D2Coding" w:hAnsi="D2Coding" w:eastAsia="D2Coding" w:cs="D2Coding"/>
+          <w:color w:val="C0362C"/>
+          <w:sz w:val="19"/>
+        </w:rPr>
+        <w:t>base.html</w:t>
+      </w:r>
+      <w:r>
+        <w:rPr>
+          <w:rFonts w:ascii="맑은 고딕" w:hAnsi="맑은 고딕" w:eastAsia="맑은 고딕" w:cs="맑은 고딕"/>
+          <w:b w:val="0"/>
+        </w:rPr>
+        <w:t xml:space="preserve"> 도 함께 가야 한다 — 표로 옮기다 만 자리이고, 기계로도 아직 못 본다. </w:t>
+      </w:r>
+      <w:r>
+        <w:rPr>
+          <w:rFonts w:ascii="D2Coding" w:hAnsi="D2Coding" w:eastAsia="D2Coding" w:cs="D2Coding"/>
+          <w:color w:val="C0362C"/>
+          <w:sz w:val="19"/>
+        </w:rPr>
+        <w:t>0015</w:t>
+      </w:r>
+      <w:r>
+        <w:rPr>
+          <w:rFonts w:ascii="맑은 고딕" w:hAnsi="맑은 고딕" w:eastAsia="맑은 고딕" w:cs="맑은 고딕"/>
+          <w:b w:val="0"/>
+        </w:rPr>
+        <w:t xml:space="preserve"> 가 파편을 제 본체와 같은 색 가족으로 묶은 것(진하기로만 가른다)도 표와 CSS 양쪽을 고친 작업이다.</w:t>
       </w:r>
     </w:p>
     <w:p>
@@ -6998,14 +7589,14 @@
         <w:tblLook w:firstColumn="1" w:firstRow="1" w:lastColumn="0" w:lastRow="0" w:noHBand="0" w:noVBand="1" w:val="04A0"/>
       </w:tblPr>
       <w:tblGrid>
-        <w:gridCol w:w="2880"/>
-        <w:gridCol w:w="2880"/>
-        <w:gridCol w:w="2880"/>
+        <w:gridCol w:w="3213"/>
+        <w:gridCol w:w="3213"/>
+        <w:gridCol w:w="3213"/>
       </w:tblGrid>
       <w:tr>
         <w:tc>
           <w:tcPr>
-            <w:tcW w:type="dxa" w:w="2880"/>
+            <w:tcW w:type="dxa" w:w="3213"/>
             <w:shd w:val="clear" w:fill="EDF0F4"/>
           </w:tcPr>
           <w:p>
@@ -7024,7 +7615,7 @@
         </w:tc>
         <w:tc>
           <w:tcPr>
-            <w:tcW w:type="dxa" w:w="2880"/>
+            <w:tcW w:type="dxa" w:w="3213"/>
             <w:shd w:val="clear" w:fill="EDF0F4"/>
           </w:tcPr>
           <w:p>
@@ -7043,7 +7634,7 @@
         </w:tc>
         <w:tc>
           <w:tcPr>
-            <w:tcW w:type="dxa" w:w="2880"/>
+            <w:tcW w:type="dxa" w:w="3213"/>
             <w:shd w:val="clear" w:fill="EDF0F4"/>
           </w:tcPr>
           <w:p>
@@ -7064,7 +7655,7 @@
       <w:tr>
         <w:tc>
           <w:tcPr>
-            <w:tcW w:type="dxa" w:w="2880"/>
+            <w:tcW w:type="dxa" w:w="3213"/>
           </w:tcPr>
           <w:p>
             <w:r/>
@@ -7079,7 +7670,7 @@
         </w:tc>
         <w:tc>
           <w:tcPr>
-            <w:tcW w:type="dxa" w:w="2880"/>
+            <w:tcW w:type="dxa" w:w="3213"/>
           </w:tcPr>
           <w:p>
             <w:r/>
@@ -7147,7 +7738,7 @@
         </w:tc>
         <w:tc>
           <w:tcPr>
-            <w:tcW w:type="dxa" w:w="2880"/>
+            <w:tcW w:type="dxa" w:w="3213"/>
           </w:tcPr>
           <w:p>
             <w:r/>
@@ -7164,7 +7755,7 @@
       <w:tr>
         <w:tc>
           <w:tcPr>
-            <w:tcW w:type="dxa" w:w="2880"/>
+            <w:tcW w:type="dxa" w:w="3213"/>
           </w:tcPr>
           <w:p>
             <w:r/>
@@ -7179,7 +7770,7 @@
         </w:tc>
         <w:tc>
           <w:tcPr>
-            <w:tcW w:type="dxa" w:w="2880"/>
+            <w:tcW w:type="dxa" w:w="3213"/>
           </w:tcPr>
           <w:p>
             <w:r/>
@@ -7216,7 +7807,7 @@
         </w:tc>
         <w:tc>
           <w:tcPr>
-            <w:tcW w:type="dxa" w:w="2880"/>
+            <w:tcW w:type="dxa" w:w="3213"/>
           </w:tcPr>
           <w:p>
             <w:r/>
@@ -7233,7 +7824,7 @@
       <w:tr>
         <w:tc>
           <w:tcPr>
-            <w:tcW w:type="dxa" w:w="2880"/>
+            <w:tcW w:type="dxa" w:w="3213"/>
           </w:tcPr>
           <w:p>
             <w:r/>
@@ -7248,7 +7839,7 @@
         </w:tc>
         <w:tc>
           <w:tcPr>
-            <w:tcW w:type="dxa" w:w="2880"/>
+            <w:tcW w:type="dxa" w:w="3213"/>
           </w:tcPr>
           <w:p>
             <w:r/>
@@ -7278,7 +7869,7 @@
         </w:tc>
         <w:tc>
           <w:tcPr>
-            <w:tcW w:type="dxa" w:w="2880"/>
+            <w:tcW w:type="dxa" w:w="3213"/>
           </w:tcPr>
           <w:p>
             <w:r/>
@@ -7295,7 +7886,7 @@
       <w:tr>
         <w:tc>
           <w:tcPr>
-            <w:tcW w:type="dxa" w:w="2880"/>
+            <w:tcW w:type="dxa" w:w="3213"/>
           </w:tcPr>
           <w:p>
             <w:r/>
@@ -7310,7 +7901,7 @@
         </w:tc>
         <w:tc>
           <w:tcPr>
-            <w:tcW w:type="dxa" w:w="2880"/>
+            <w:tcW w:type="dxa" w:w="3213"/>
           </w:tcPr>
           <w:p>
             <w:r/>
@@ -7334,7 +7925,7 @@
                 <w:rFonts w:ascii="맑은 고딕" w:hAnsi="맑은 고딕" w:eastAsia="맑은 고딕" w:cs="맑은 고딕"/>
                 <w:b w:val="0"/>
               </w:rPr>
-              <w:t xml:space="preserve"> 가 전부 </w:t>
+              <w:t>·</w:t>
             </w:r>
             <w:r>
               <w:rPr>
@@ -7342,20 +7933,65 @@
                 <w:color w:val="C0362C"/>
                 <w:sz w:val="19"/>
               </w:rPr>
-              <w:t>ClassDef</w:t>
+              <w:t>label</w:t>
             </w:r>
             <w:r>
               <w:rPr>
                 <w:rFonts w:ascii="맑은 고딕" w:hAnsi="맑은 고딕" w:eastAsia="맑은 고딕" w:cs="맑은 고딕"/>
                 <w:b w:val="0"/>
               </w:rPr>
-              <w:t xml:space="preserve"> 에 있다</w:t>
+              <w:t xml:space="preserve"> 이 전부 </w:t>
+            </w:r>
+            <w:r>
+              <w:rPr>
+                <w:rFonts w:ascii="D2Coding" w:hAnsi="D2Coding" w:eastAsia="D2Coding" w:cs="D2Coding"/>
+                <w:color w:val="C0362C"/>
+                <w:sz w:val="19"/>
+              </w:rPr>
+              <w:t>ClassDef</w:t>
+            </w:r>
+            <w:r>
+              <w:rPr>
+                <w:rFonts w:ascii="맑은 고딕" w:hAnsi="맑은 고딕" w:eastAsia="맑은 고딕" w:cs="맑은 고딕"/>
+                <w:b w:val="0"/>
+              </w:rPr>
+              <w:t xml:space="preserve"> 에 있고, 활성 분류에 </w:t>
+            </w:r>
+            <w:r>
+              <w:rPr>
+                <w:rFonts w:ascii="D2Coding" w:hAnsi="D2Coding" w:eastAsia="D2Coding" w:cs="D2Coding"/>
+                <w:color w:val="C0362C"/>
+                <w:sz w:val="19"/>
+              </w:rPr>
+              <w:t>hotkey</w:t>
+            </w:r>
+            <w:r>
+              <w:rPr>
+                <w:rFonts w:ascii="맑은 고딕" w:hAnsi="맑은 고딕" w:eastAsia="맑은 고딕" w:cs="맑은 고딕"/>
+                <w:b w:val="0"/>
+              </w:rPr>
+              <w:t>·</w:t>
+            </w:r>
+            <w:r>
+              <w:rPr>
+                <w:rFonts w:ascii="D2Coding" w:hAnsi="D2Coding" w:eastAsia="D2Coding" w:cs="D2Coding"/>
+                <w:color w:val="C0362C"/>
+                <w:sz w:val="19"/>
+              </w:rPr>
+              <w:t>color</w:t>
+            </w:r>
+            <w:r>
+              <w:rPr>
+                <w:rFonts w:ascii="맑은 고딕" w:hAnsi="맑은 고딕" w:eastAsia="맑은 고딕" w:cs="맑은 고딕"/>
+                <w:b w:val="0"/>
+              </w:rPr>
+              <w:t xml:space="preserve"> 가 있다</w:t>
             </w:r>
           </w:p>
         </w:tc>
         <w:tc>
           <w:tcPr>
-            <w:tcW w:type="dxa" w:w="2880"/>
+            <w:tcW w:type="dxa" w:w="3213"/>
           </w:tcPr>
           <w:p>
             <w:r/>
@@ -7364,7 +8000,7 @@
                 <w:rFonts w:ascii="맑은 고딕" w:hAnsi="맑은 고딕" w:eastAsia="맑은 고딕" w:cs="맑은 고딕"/>
                 <w:b w:val="0"/>
               </w:rPr>
-              <w:t>화면에 이름도 색도 없이 나온다</w:t>
+              <w:t>이름도 색도 없이 나오거나, 마스크가 투명해지거나, 그 분류만 메뉴로만 지정된다</w:t>
             </w:r>
           </w:p>
         </w:tc>
@@ -7372,7 +8008,7 @@
       <w:tr>
         <w:tc>
           <w:tcPr>
-            <w:tcW w:type="dxa" w:w="2880"/>
+            <w:tcW w:type="dxa" w:w="3213"/>
           </w:tcPr>
           <w:p>
             <w:r/>
@@ -7387,7 +8023,7 @@
         </w:tc>
         <w:tc>
           <w:tcPr>
-            <w:tcW w:type="dxa" w:w="2880"/>
+            <w:tcW w:type="dxa" w:w="3213"/>
           </w:tcPr>
           <w:p>
             <w:r/>
@@ -7402,7 +8038,7 @@
         </w:tc>
         <w:tc>
           <w:tcPr>
-            <w:tcW w:type="dxa" w:w="2880"/>
+            <w:tcW w:type="dxa" w:w="3213"/>
           </w:tcPr>
           <w:p>
             <w:r/>
@@ -7419,7 +8055,7 @@
       <w:tr>
         <w:tc>
           <w:tcPr>
-            <w:tcW w:type="dxa" w:w="2880"/>
+            <w:tcW w:type="dxa" w:w="3213"/>
           </w:tcPr>
           <w:p>
             <w:r/>
@@ -7434,7 +8070,7 @@
         </w:tc>
         <w:tc>
           <w:tcPr>
-            <w:tcW w:type="dxa" w:w="2880"/>
+            <w:tcW w:type="dxa" w:w="3213"/>
           </w:tcPr>
           <w:p>
             <w:r/>
@@ -7456,7 +8092,7 @@
         </w:tc>
         <w:tc>
           <w:tcPr>
-            <w:tcW w:type="dxa" w:w="2880"/>
+            <w:tcW w:type="dxa" w:w="3213"/>
           </w:tcPr>
           <w:p>
             <w:r/>
@@ -7531,7 +8167,7 @@
       <w:r>
         <w:drawing>
           <wp:inline xmlns:a="http://schemas.openxmlformats.org/drawingml/2006/main" xmlns:pic="http://schemas.openxmlformats.org/drawingml/2006/picture">
-            <wp:extent cx="5580000" cy="875433"/>
+            <wp:extent cx="5940000" cy="931913"/>
             <wp:docPr id="2" name="Picture 2"/>
             <wp:cNvGraphicFramePr>
               <a:graphicFrameLocks noChangeAspect="1"/>
@@ -7552,7 +8188,7 @@
                   <pic:spPr>
                     <a:xfrm>
                       <a:off x="0" y="0"/>
-                      <a:ext cx="5580000" cy="875433"/>
+                      <a:ext cx="5940000" cy="931913"/>
                     </a:xfrm>
                     <a:prstGeom prst="rect"/>
                   </pic:spPr>
@@ -7719,7 +8355,7 @@
       <w:r>
         <w:drawing>
           <wp:inline xmlns:a="http://schemas.openxmlformats.org/drawingml/2006/main" xmlns:pic="http://schemas.openxmlformats.org/drawingml/2006/picture">
-            <wp:extent cx="5580000" cy="6249600"/>
+            <wp:extent cx="5940000" cy="6652800"/>
             <wp:docPr id="3" name="Picture 3"/>
             <wp:cNvGraphicFramePr>
               <a:graphicFrameLocks noChangeAspect="1"/>
@@ -7740,7 +8376,7 @@
                   <pic:spPr>
                     <a:xfrm>
                       <a:off x="0" y="0"/>
-                      <a:ext cx="5580000" cy="6249600"/>
+                      <a:ext cx="5940000" cy="6652800"/>
                     </a:xfrm>
                     <a:prstGeom prst="rect"/>
                   </pic:spPr>
@@ -7818,13 +8454,13 @@
         <w:tblLook w:firstColumn="1" w:firstRow="1" w:lastColumn="0" w:lastRow="0" w:noHBand="0" w:noVBand="1" w:val="04A0"/>
       </w:tblPr>
       <w:tblGrid>
-        <w:gridCol w:w="4320"/>
-        <w:gridCol w:w="4320"/>
+        <w:gridCol w:w="4819"/>
+        <w:gridCol w:w="4819"/>
       </w:tblGrid>
       <w:tr>
         <w:tc>
           <w:tcPr>
-            <w:tcW w:type="dxa" w:w="4320"/>
+            <w:tcW w:type="dxa" w:w="4819"/>
             <w:shd w:val="clear" w:fill="EDF0F4"/>
           </w:tcPr>
           <w:p>
@@ -7843,7 +8479,7 @@
         </w:tc>
         <w:tc>
           <w:tcPr>
-            <w:tcW w:type="dxa" w:w="4320"/>
+            <w:tcW w:type="dxa" w:w="4819"/>
             <w:shd w:val="clear" w:fill="EDF0F4"/>
           </w:tcPr>
           <w:p>
@@ -7864,7 +8500,7 @@
       <w:tr>
         <w:tc>
           <w:tcPr>
-            <w:tcW w:type="dxa" w:w="4320"/>
+            <w:tcW w:type="dxa" w:w="4819"/>
           </w:tcPr>
           <w:p>
             <w:r/>
@@ -7910,7 +8546,7 @@
         </w:tc>
         <w:tc>
           <w:tcPr>
-            <w:tcW w:type="dxa" w:w="4320"/>
+            <w:tcW w:type="dxa" w:w="4819"/>
           </w:tcPr>
           <w:p>
             <w:r/>
@@ -7927,7 +8563,7 @@
       <w:tr>
         <w:tc>
           <w:tcPr>
-            <w:tcW w:type="dxa" w:w="4320"/>
+            <w:tcW w:type="dxa" w:w="4819"/>
           </w:tcPr>
           <w:p>
             <w:r/>
@@ -7973,7 +8609,7 @@
         </w:tc>
         <w:tc>
           <w:tcPr>
-            <w:tcW w:type="dxa" w:w="4320"/>
+            <w:tcW w:type="dxa" w:w="4819"/>
           </w:tcPr>
           <w:p>
             <w:r/>
@@ -7990,7 +8626,7 @@
       <w:tr>
         <w:tc>
           <w:tcPr>
-            <w:tcW w:type="dxa" w:w="4320"/>
+            <w:tcW w:type="dxa" w:w="4819"/>
           </w:tcPr>
           <w:p>
             <w:r/>
@@ -8021,7 +8657,7 @@
         </w:tc>
         <w:tc>
           <w:tcPr>
-            <w:tcW w:type="dxa" w:w="4320"/>
+            <w:tcW w:type="dxa" w:w="4819"/>
           </w:tcPr>
           <w:p>
             <w:r/>
@@ -8038,7 +8674,7 @@
       <w:tr>
         <w:tc>
           <w:tcPr>
-            <w:tcW w:type="dxa" w:w="4320"/>
+            <w:tcW w:type="dxa" w:w="4819"/>
           </w:tcPr>
           <w:p>
             <w:r/>
@@ -8069,7 +8705,7 @@
         </w:tc>
         <w:tc>
           <w:tcPr>
-            <w:tcW w:type="dxa" w:w="4320"/>
+            <w:tcW w:type="dxa" w:w="4819"/>
           </w:tcPr>
           <w:p>
             <w:r/>
@@ -8078,7 +8714,7 @@
                 <w:rFonts w:ascii="맑은 고딕" w:hAnsi="맑은 고딕" w:eastAsia="맑은 고딕" w:cs="맑은 고딕"/>
                 <w:b w:val="0"/>
               </w:rPr>
-              <w:t>6 752 / 436</w:t>
+              <w:t>6 753 / 436</w:t>
             </w:r>
           </w:p>
         </w:tc>
@@ -8086,7 +8722,7 @@
       <w:tr>
         <w:tc>
           <w:tcPr>
-            <w:tcW w:type="dxa" w:w="4320"/>
+            <w:tcW w:type="dxa" w:w="4819"/>
           </w:tcPr>
           <w:p>
             <w:r/>
@@ -8117,7 +8753,7 @@
         </w:tc>
         <w:tc>
           <w:tcPr>
-            <w:tcW w:type="dxa" w:w="4320"/>
+            <w:tcW w:type="dxa" w:w="4819"/>
           </w:tcPr>
           <w:p>
             <w:r/>
@@ -8134,7 +8770,7 @@
       <w:tr>
         <w:tc>
           <w:tcPr>
-            <w:tcW w:type="dxa" w:w="4320"/>
+            <w:tcW w:type="dxa" w:w="4819"/>
           </w:tcPr>
           <w:p>
             <w:r/>
@@ -8180,7 +8816,7 @@
         </w:tc>
         <w:tc>
           <w:tcPr>
-            <w:tcW w:type="dxa" w:w="4320"/>
+            <w:tcW w:type="dxa" w:w="4819"/>
           </w:tcPr>
           <w:p>
             <w:r/>
@@ -8189,7 +8825,7 @@
                 <w:rFonts w:ascii="맑은 고딕" w:hAnsi="맑은 고딕" w:eastAsia="맑은 고딕" w:cs="맑은 고딕"/>
                 <w:b w:val="0"/>
               </w:rPr>
-              <w:t>2 / 5 / 2</w:t>
+              <w:t>2 / 6 / 2</w:t>
             </w:r>
           </w:p>
         </w:tc>
@@ -8205,14 +8841,14 @@
           <w:rFonts w:ascii="맑은 고딕" w:hAnsi="맑은 고딕" w:eastAsia="맑은 고딕" w:cs="맑은 고딕"/>
           <w:b/>
         </w:rPr>
-        <w:t>교정 6 752건의 속내</w:t>
+        <w:t>교정 6 753건의 속내</w:t>
       </w:r>
       <w:r>
         <w:rPr>
           <w:rFonts w:ascii="맑은 고딕" w:hAnsi="맑은 고딕" w:eastAsia="맑은 고딕" w:cs="맑은 고딕"/>
           <w:b w:val="0"/>
         </w:rPr>
-        <w:t xml:space="preserve"> — 삭제 5 466 · 되살림 637 · 분류 지정 1 253 · 메모 2. 바인딩은 전부 </w:t>
+        <w:t xml:space="preserve"> — 삭제 5 467 · 되살림 637 · 분류 지정 1 254 · 메모 2. 바인딩은 전부 </w:t>
       </w:r>
       <w:r>
         <w:rPr>
@@ -8322,14 +8958,14 @@
           <w:rFonts w:ascii="맑은 고딕" w:hAnsi="맑은 고딕" w:eastAsia="맑은 고딕" w:cs="맑은 고딕"/>
           <w:b/>
         </w:rPr>
-        <w:t>분류 다섯</w:t>
+        <w:t>분류 여섯</w:t>
       </w:r>
       <w:r>
         <w:rPr>
           <w:rFonts w:ascii="맑은 고딕" w:hAnsi="맑은 고딕" w:eastAsia="맑은 고딕" w:cs="맑은 고딕"/>
           <w:b w:val="0"/>
         </w:rPr>
-        <w:t xml:space="preserve"> — 원형 · 원형 파편 · 봉상 · 봉상 파편 · Eucampia(</w:t>
+        <w:t xml:space="preserve"> — 원형 · 원형 파편 · 봉상 · 봉상 파편 · Eucampia · Chaetoceros (뒤의 둘이 </w:t>
       </w:r>
       <w:r>
         <w:rPr>
@@ -8344,7 +8980,22 @@
           <w:rFonts w:ascii="맑은 고딕" w:hAnsi="맑은 고딕" w:eastAsia="맑은 고딕" w:cs="맑은 고딕"/>
           <w:b w:val="0"/>
         </w:rPr>
-        <w:t>). Chaetoceros 가 마이그레이션 0014 로 들어와 있고, 그것이 걸리면 여섯이 된다(§7).</w:t>
+        <w:t xml:space="preserve">, 파편 둘이 </w:t>
+      </w:r>
+      <w:r>
+        <w:rPr>
+          <w:rFonts w:ascii="D2Coding" w:hAnsi="D2Coding" w:eastAsia="D2Coding" w:cs="D2Coding"/>
+          <w:color w:val="C0362C"/>
+          <w:sz w:val="19"/>
+        </w:rPr>
+        <w:t>counted=False</w:t>
+      </w:r>
+      <w:r>
+        <w:rPr>
+          <w:rFonts w:ascii="맑은 고딕" w:hAnsi="맑은 고딕" w:eastAsia="맑은 고딕" w:cs="맑은 고딕"/>
+          <w:b w:val="0"/>
+        </w:rPr>
+        <w:t>).</w:t>
       </w:r>
     </w:p>
     <w:p>
@@ -8464,21 +9115,21 @@
           <w:rFonts w:ascii="맑은 고딕" w:hAnsi="맑은 고딕" w:eastAsia="맑은 고딕" w:cs="맑은 고딕"/>
           <w:b w:val="0"/>
         </w:rPr>
-        <w:t xml:space="preserve"> 에 0001 … 0014. </w:t>
+        <w:t xml:space="preserve"> 에 0001 … 0017. </w:t>
       </w:r>
       <w:r>
         <w:rPr>
           <w:rFonts w:ascii="맑은 고딕" w:hAnsi="맑은 고딕" w:eastAsia="맑은 고딕" w:cs="맑은 고딕"/>
           <w:b/>
         </w:rPr>
-        <w:t>DB 에 걸린 것은 0012 까지다</w:t>
+        <w:t>전부 걸려 있다</w:t>
       </w:r>
       <w:r>
         <w:rPr>
           <w:rFonts w:ascii="맑은 고딕" w:hAnsi="맑은 고딕" w:eastAsia="맑은 고딕" w:cs="맑은 고딕"/>
           <w:b w:val="0"/>
         </w:rPr>
-        <w:t xml:space="preserve"> (2026-08-04 기준). 0013·0014(</w:t>
+        <w:t xml:space="preserve"> (2026-08-04 07:11, </w:t>
       </w:r>
       <w:r>
         <w:rPr>
@@ -8486,14 +9137,14 @@
           <w:color w:val="C0362C"/>
           <w:sz w:val="19"/>
         </w:rPr>
-        <w:t>ClassDef.counted</w:t>
+        <w:t>v0.3.0</w:t>
       </w:r>
       <w:r>
         <w:rPr>
           <w:rFonts w:ascii="맑은 고딕" w:hAnsi="맑은 고딕" w:eastAsia="맑은 고딕" w:cs="맑은 고딕"/>
           <w:b w:val="0"/>
         </w:rPr>
-        <w:t xml:space="preserve">, Chaetoceros)는 그것을 담은 이미지가 배포될 때 컨테이너 기동 시 </w:t>
+        <w:t xml:space="preserve"> 배포 때). 컨테이너가 뜨면서 </w:t>
       </w:r>
       <w:r>
         <w:rPr>
@@ -8508,7 +9159,7 @@
           <w:rFonts w:ascii="맑은 고딕" w:hAnsi="맑은 고딕" w:eastAsia="맑은 고딕" w:cs="맑은 고딕"/>
           <w:b w:val="0"/>
         </w:rPr>
-        <w:t xml:space="preserve"> 로 걸린다.</w:t>
+        <w:t xml:space="preserve"> 가 돈다.</w:t>
       </w:r>
     </w:p>
     <w:p>
@@ -8518,16 +9169,9 @@
       <w:r>
         <w:rPr>
           <w:rFonts w:ascii="맑은 고딕" w:hAnsi="맑은 고딕" w:eastAsia="맑은 고딕" w:cs="맑은 고딕"/>
-          <w:b/>
-        </w:rPr>
-        <w:t>여기서 조심할 것:</w:t>
-      </w:r>
-      <w:r>
-        <w:rPr>
-          <w:rFonts w:ascii="맑은 고딕" w:hAnsi="맑은 고딕" w:eastAsia="맑은 고딕" w:cs="맑은 고딕"/>
           <w:b w:val="0"/>
         </w:rPr>
-        <w:t xml:space="preserve"> 작업 트리의 </w:t>
+        <w:t xml:space="preserve">최근 것들은 전부 </w:t>
       </w:r>
       <w:r>
         <w:rPr>
@@ -8535,28 +9179,14 @@
           <w:color w:val="C0362C"/>
           <w:sz w:val="19"/>
         </w:rPr>
-        <w:t>models.py</w:t>
+        <w:t>ClassDef</w:t>
       </w:r>
       <w:r>
         <w:rPr>
           <w:rFonts w:ascii="맑은 고딕" w:hAnsi="맑은 고딕" w:eastAsia="맑은 고딕" w:cs="맑은 고딕"/>
           <w:b w:val="0"/>
         </w:rPr>
-        <w:t xml:space="preserve"> 는 새 칼럼을 아는데 DB 는 아직 모르는 상태가 정상적으로 존재한다. 그 사이에 </w:t>
-      </w:r>
-      <w:r>
-        <w:rPr>
-          <w:rFonts w:ascii="맑은 고딕" w:hAnsi="맑은 고딕" w:eastAsia="맑은 고딕" w:cs="맑은 고딕"/>
-          <w:b/>
-        </w:rPr>
-        <w:t>호스트에서 작업 트리 코드로 DB 를 물으면</w:t>
-      </w:r>
-      <w:r>
-        <w:rPr>
-          <w:rFonts w:ascii="맑은 고딕" w:hAnsi="맑은 고딕" w:eastAsia="맑은 고딕" w:cs="맑은 고딕"/>
-          <w:b w:val="0"/>
-        </w:rPr>
-        <w:t xml:space="preserve"> </w:t>
+        <w:t xml:space="preserve"> 였다 — </w:t>
       </w:r>
       <w:r>
         <w:rPr>
@@ -8564,14 +9194,14 @@
           <w:color w:val="C0362C"/>
           <w:sz w:val="19"/>
         </w:rPr>
-        <w:t>no such column</w:t>
+        <w:t>0013</w:t>
       </w:r>
       <w:r>
         <w:rPr>
           <w:rFonts w:ascii="맑은 고딕" w:hAnsi="맑은 고딕" w:eastAsia="맑은 고딕" w:cs="맑은 고딕"/>
           <w:b w:val="0"/>
         </w:rPr>
-        <w:t xml:space="preserve"> 으로 죽는다 — 실제로 이 문서를 쓰다가 그렇게 죽었다. </w:t>
+        <w:t xml:space="preserve"> </w:t>
       </w:r>
       <w:r>
         <w:rPr>
@@ -8579,22 +9209,188 @@
           <w:color w:val="C0362C"/>
           <w:sz w:val="19"/>
         </w:rPr>
-        <w:t>dbrun.sh</w:t>
+        <w:t>counted</w:t>
       </w:r>
       <w:r>
         <w:rPr>
           <w:rFonts w:ascii="맑은 고딕" w:hAnsi="맑은 고딕" w:eastAsia="맑은 고딕" w:cs="맑은 고딕"/>
           <w:b w:val="0"/>
         </w:rPr>
-        <w:t xml:space="preserve"> 로 물으면 배포된 코드와 배포된 스키마가 함께 움직이므로 이 어긋남이 생기지 않는다. §1 의 "문은 하나" 가 이것을 막는다.</w:t>
+        <w:t xml:space="preserve">, </w:t>
+      </w:r>
+      <w:r>
+        <w:rPr>
+          <w:rFonts w:ascii="D2Coding" w:hAnsi="D2Coding" w:eastAsia="D2Coding" w:cs="D2Coding"/>
+          <w:color w:val="C0362C"/>
+          <w:sz w:val="19"/>
+        </w:rPr>
+        <w:t>0014</w:t>
+      </w:r>
+      <w:r>
+        <w:rPr>
+          <w:rFonts w:ascii="맑은 고딕" w:hAnsi="맑은 고딕" w:eastAsia="맑은 고딕" w:cs="맑은 고딕"/>
+          <w:b w:val="0"/>
+        </w:rPr>
+        <w:t xml:space="preserve"> Chaetoceros, </w:t>
+      </w:r>
+      <w:r>
+        <w:rPr>
+          <w:rFonts w:ascii="D2Coding" w:hAnsi="D2Coding" w:eastAsia="D2Coding" w:cs="D2Coding"/>
+          <w:color w:val="C0362C"/>
+          <w:sz w:val="19"/>
+        </w:rPr>
+        <w:t>0015</w:t>
+      </w:r>
+      <w:r>
+        <w:rPr>
+          <w:rFonts w:ascii="맑은 고딕" w:hAnsi="맑은 고딕" w:eastAsia="맑은 고딕" w:cs="맑은 고딕"/>
+          <w:b w:val="0"/>
+        </w:rPr>
+        <w:t xml:space="preserve"> 파편 색, </w:t>
+      </w:r>
+      <w:r>
+        <w:rPr>
+          <w:rFonts w:ascii="D2Coding" w:hAnsi="D2Coding" w:eastAsia="D2Coding" w:cs="D2Coding"/>
+          <w:color w:val="C0362C"/>
+          <w:sz w:val="19"/>
+        </w:rPr>
+        <w:t>0016</w:t>
+      </w:r>
+      <w:r>
+        <w:rPr>
+          <w:rFonts w:ascii="맑은 고딕" w:hAnsi="맑은 고딕" w:eastAsia="맑은 고딕" w:cs="맑은 고딕"/>
+          <w:b w:val="0"/>
+        </w:rPr>
+        <w:t xml:space="preserve"> </w:t>
+      </w:r>
+      <w:r>
+        <w:rPr>
+          <w:rFonts w:ascii="D2Coding" w:hAnsi="D2Coding" w:eastAsia="D2Coding" w:cs="D2Coding"/>
+          <w:color w:val="C0362C"/>
+          <w:sz w:val="19"/>
+        </w:rPr>
+        <w:t>hotkey</w:t>
+      </w:r>
+      <w:r>
+        <w:rPr>
+          <w:rFonts w:ascii="맑은 고딕" w:hAnsi="맑은 고딕" w:eastAsia="맑은 고딕" w:cs="맑은 고딕"/>
+          <w:b w:val="0"/>
+        </w:rPr>
+        <w:t xml:space="preserve">, </w:t>
+      </w:r>
+      <w:r>
+        <w:rPr>
+          <w:rFonts w:ascii="D2Coding" w:hAnsi="D2Coding" w:eastAsia="D2Coding" w:cs="D2Coding"/>
+          <w:color w:val="C0362C"/>
+          <w:sz w:val="19"/>
+        </w:rPr>
+        <w:t>0017</w:t>
+      </w:r>
+      <w:r>
+        <w:rPr>
+          <w:rFonts w:ascii="맑은 고딕" w:hAnsi="맑은 고딕" w:eastAsia="맑은 고딕" w:cs="맑은 고딕"/>
+          <w:b w:val="0"/>
+        </w:rPr>
+        <w:t xml:space="preserve"> </w:t>
+      </w:r>
+      <w:r>
+        <w:rPr>
+          <w:rFonts w:ascii="D2Coding" w:hAnsi="D2Coding" w:eastAsia="D2Coding" w:cs="D2Coding"/>
+          <w:color w:val="C0362C"/>
+          <w:sz w:val="19"/>
+        </w:rPr>
+        <w:t>short</w:t>
+      </w:r>
+      <w:r>
+        <w:rPr>
+          <w:rFonts w:ascii="맑은 고딕" w:hAnsi="맑은 고딕" w:eastAsia="맑은 고딕" w:cs="맑은 고딕"/>
+          <w:b w:val="0"/>
+        </w:rPr>
+        <w:t>.</w:t>
       </w:r>
     </w:p>
     <w:p>
       <w:pPr>
-        <w:pBdr>
-          <w:bottom w:val="single" w:sz="6" w:color="C8CDD5"/>
-        </w:pBdr>
+        <w:spacing w:after="140"/>
       </w:pPr>
+      <w:r>
+        <w:rPr>
+          <w:rFonts w:ascii="맑은 고딕" w:hAnsi="맑은 고딕" w:eastAsia="맑은 고딕" w:cs="맑은 고딕"/>
+          <w:b/>
+        </w:rPr>
+        <w:t>여기서 조심할 것이 하나 있다.</w:t>
+      </w:r>
+      <w:r>
+        <w:rPr>
+          <w:rFonts w:ascii="맑은 고딕" w:hAnsi="맑은 고딕" w:eastAsia="맑은 고딕" w:cs="맑은 고딕"/>
+          <w:b w:val="0"/>
+        </w:rPr>
+        <w:t xml:space="preserve"> 작업 트리의 </w:t>
+      </w:r>
+      <w:r>
+        <w:rPr>
+          <w:rFonts w:ascii="D2Coding" w:hAnsi="D2Coding" w:eastAsia="D2Coding" w:cs="D2Coding"/>
+          <w:color w:val="C0362C"/>
+          <w:sz w:val="19"/>
+        </w:rPr>
+        <w:t>models.py</w:t>
+      </w:r>
+      <w:r>
+        <w:rPr>
+          <w:rFonts w:ascii="맑은 고딕" w:hAnsi="맑은 고딕" w:eastAsia="맑은 고딕" w:cs="맑은 고딕"/>
+          <w:b w:val="0"/>
+        </w:rPr>
+        <w:t xml:space="preserve"> 는 새 칸을 아는데 DB 는 아직 모르는 상태가 </w:t>
+      </w:r>
+      <w:r>
+        <w:rPr>
+          <w:rFonts w:ascii="맑은 고딕" w:hAnsi="맑은 고딕" w:eastAsia="맑은 고딕" w:cs="맑은 고딕"/>
+          <w:b/>
+        </w:rPr>
+        <w:t>정상적으로 존재한다</w:t>
+      </w:r>
+      <w:r>
+        <w:rPr>
+          <w:rFonts w:ascii="맑은 고딕" w:hAnsi="맑은 고딕" w:eastAsia="맑은 고딕" w:cs="맑은 고딕"/>
+          <w:b w:val="0"/>
+        </w:rPr>
+        <w:t xml:space="preserve"> — 코드를 커밋한 때와 그것을 담은 이미지를 배포한 때 사이다. 그 사이에 호스트에서 작업 트리 코드로 DB 를 물으면 </w:t>
+      </w:r>
+      <w:r>
+        <w:rPr>
+          <w:rFonts w:ascii="D2Coding" w:hAnsi="D2Coding" w:eastAsia="D2Coding" w:cs="D2Coding"/>
+          <w:color w:val="C0362C"/>
+          <w:sz w:val="19"/>
+        </w:rPr>
+        <w:t>no such column</w:t>
+      </w:r>
+      <w:r>
+        <w:rPr>
+          <w:rFonts w:ascii="맑은 고딕" w:hAnsi="맑은 고딕" w:eastAsia="맑은 고딕" w:cs="맑은 고딕"/>
+          <w:b w:val="0"/>
+        </w:rPr>
+        <w:t xml:space="preserve"> 으로 죽는다. 실제로 이 문서를 쓰다가 그렇게 죽었다(그때 DB 는 0012, 작업 트리는 0014 였다).</w:t>
+      </w:r>
+    </w:p>
+    <w:p>
+      <w:pPr>
+        <w:spacing w:after="140"/>
+      </w:pPr>
+      <w:r>
+        <w:rPr>
+          <w:rFonts w:ascii="D2Coding" w:hAnsi="D2Coding" w:eastAsia="D2Coding" w:cs="D2Coding"/>
+          <w:color w:val="C0362C"/>
+          <w:sz w:val="19"/>
+        </w:rPr>
+        <w:t>dbrun.sh</w:t>
+      </w:r>
+      <w:r>
+        <w:rPr>
+          <w:rFonts w:ascii="맑은 고딕" w:hAnsi="맑은 고딕" w:eastAsia="맑은 고딕" w:cs="맑은 고딕"/>
+          <w:b w:val="0"/>
+        </w:rPr>
+        <w:t xml:space="preserve"> 로 물으면 배포된 코드와 배포된 스키마가 함께 움직이므로 이 어긋남이 생기지 않는다. §1 의 "들어가는 문은 하나다" 가 이것을 막는다.</w:t>
+      </w:r>
     </w:p>
     <w:p>
       <w:pPr>
@@ -8777,8 +9573,8 @@
       </w:r>
     </w:p>
     <w:sectPr>
-      <w:pgSz w:w="12240" w:h="15840"/>
-      <w:pgMar w:top="1440" w:right="1800" w:bottom="1440" w:left="1800" w:header="720" w:footer="720" w:gutter="0"/>
+      <w:pgSz w:w="11906" w:h="16838"/>
+      <w:pgMar w:top="1134" w:right="1134" w:bottom="1134" w:left="1134" w:header="720" w:footer="720" w:gutter="0"/>
       <w:cols w:space="720"/>
       <w:docGrid w:linePitch="360"/>
     </w:sectPr>

--- a/docs/20260804_db-specification.docx
+++ b/docs/20260804_db-specification.docx
@@ -12,7 +12,7 @@
           <w:b w:val="0"/>
           <w:color w:val="1A1D23"/>
         </w:rPr>
-        <w:t>diatom DB 명세</w:t>
+        <w:t>DiaRUGA DB 명세</w:t>
       </w:r>
     </w:p>
     <w:p>
@@ -26,6 +26,28 @@
         </w:rPr>
         <w:t>2026-08-04</w:t>
       </w:r>
+      <w:r>
+        <w:rPr>
+          <w:rFonts w:ascii="맑은 고딕" w:hAnsi="맑은 고딕" w:eastAsia="맑은 고딕" w:cs="맑은 고딕"/>
+          <w:b w:val="0"/>
+        </w:rPr>
+        <w:t xml:space="preserve"> (</w:t>
+      </w:r>
+      <w:r>
+        <w:rPr>
+          <w:rFonts w:ascii="D2Coding" w:hAnsi="D2Coding" w:eastAsia="D2Coding" w:cs="D2Coding"/>
+          <w:color w:val="C0362C"/>
+          <w:sz w:val="19"/>
+        </w:rPr>
+        <w:t>Image</w:t>
+      </w:r>
+      <w:r>
+        <w:rPr>
+          <w:rFonts w:ascii="맑은 고딕" w:hAnsi="맑은 고딕" w:eastAsia="맑은 고딕" w:cs="맑은 고딕"/>
+          <w:b w:val="0"/>
+        </w:rPr>
+        <w:t xml:space="preserve"> 반영 2026-08-05 — P06 · devlog 055)</w:t>
+      </w:r>
     </w:p>
     <w:p>
       <w:pPr>
@@ -36,7 +58,7 @@
           <w:rFonts w:ascii="맑은 고딕" w:hAnsi="맑은 고딕" w:eastAsia="맑은 고딕" w:cs="맑은 고딕"/>
           <w:b w:val="0"/>
         </w:rPr>
-        <w:t xml:space="preserve">남극 시추코어 규조류 분석 파이프라인이 쓰는 데이터베이스의 명세다. 표 하나하나가 무엇을 담는지, 서로 어떻게 매이는지, 그리고 </w:t>
+        <w:t xml:space="preserve">남극 시추코어 규조류 분석 파이프라인이 쓰는 데이터베이스의 명세다. 테이블 하나하나가 무엇을 담는지, 서로 어떻게 매이는지, 그리고 </w:t>
       </w:r>
       <w:r>
         <w:rPr>
@@ -208,7 +230,7 @@
                 <w:color w:val="C0362C"/>
                 <w:sz w:val="19"/>
               </w:rPr>
-              <w:t>/srv/diatom/db/diatom.db</w:t>
+              <w:t>/srv/DiaRUGA/db/DiaRUGA.db</w:t>
             </w:r>
             <w:r>
               <w:rPr>
@@ -611,7 +633,7 @@
           <w:color w:val="C0362C"/>
           <w:sz w:val="19"/>
         </w:rPr>
-        <w:t>diatom.db</w:t>
+        <w:t>DiaRUGA.db</w:t>
       </w:r>
       <w:r>
         <w:rPr>
@@ -670,7 +692,7 @@
           <w:color w:val="C0362C"/>
           <w:sz w:val="19"/>
         </w:rPr>
-        <w:t>/srv/diatom/db</w:t>
+        <w:t>/srv/DiaRUGA/db</w:t>
       </w:r>
       <w:r>
         <w:rPr>
@@ -730,7 +752,7 @@
           <w:rFonts w:ascii="D2Coding" w:hAnsi="D2Coding" w:eastAsia="D2Coding" w:cs="D2Coding"/>
           <w:sz w:val="18"/>
         </w:rPr>
-        <w:t>deploy/host/dbsync.sh check_db.py     # 저장소 → /srv/diatom/scripts</w:t>
+        <w:t>deploy/host/dbsync.sh check_db.py     # 저장소 → /srv/DiaRUGA/scripts</w:t>
         <w:br/>
       </w:r>
       <w:r>
@@ -835,7 +857,7 @@
           <w:color w:val="C0362C"/>
           <w:sz w:val="19"/>
         </w:rPr>
-        <w:t>cp diatom.db</w:t>
+        <w:t>cp DiaRUGA.db</w:t>
       </w:r>
       <w:r>
         <w:rPr>
@@ -1143,41 +1165,215 @@
     </w:p>
     <w:p>
       <w:pPr>
-        <w:jc w:val="center"/>
+        <w:spacing w:before="80" w:after="160"/>
+        <w:ind w:left="280"/>
+        <w:shd w:val="clear" w:fill="F4F5F7"/>
       </w:pPr>
       <w:r>
-        <w:drawing>
-          <wp:inline xmlns:a="http://schemas.openxmlformats.org/drawingml/2006/main" xmlns:pic="http://schemas.openxmlformats.org/drawingml/2006/picture">
-            <wp:extent cx="5940000" cy="2363877"/>
-            <wp:docPr id="1" name="Picture 1"/>
-            <wp:cNvGraphicFramePr>
-              <a:graphicFrameLocks noChangeAspect="1"/>
-            </wp:cNvGraphicFramePr>
-            <a:graphic>
-              <a:graphicData uri="http://schemas.openxmlformats.org/drawingml/2006/picture">
-                <pic:pic>
-                  <pic:nvPicPr>
-                    <pic:cNvPr id="0" name="mermaid-0d0a2772278e.png"/>
-                    <pic:cNvPicPr/>
-                  </pic:nvPicPr>
-                  <pic:blipFill>
-                    <a:blip r:embed="rId9"/>
-                    <a:stretch>
-                      <a:fillRect/>
-                    </a:stretch>
-                  </pic:blipFill>
-                  <pic:spPr>
-                    <a:xfrm>
-                      <a:off x="0" y="0"/>
-                      <a:ext cx="5940000" cy="2363877"/>
-                    </a:xfrm>
-                    <a:prstGeom prst="rect"/>
-                  </pic:spPr>
-                </pic:pic>
-              </a:graphicData>
-            </a:graphic>
-          </wp:inline>
-        </w:drawing>
+        <w:rPr>
+          <w:rFonts w:ascii="D2Coding" w:hAnsi="D2Coding" w:eastAsia="D2Coding" w:cs="D2Coding"/>
+          <w:sz w:val="18"/>
+        </w:rPr>
+        <w:t>flowchart LR</w:t>
+        <w:br/>
+      </w:r>
+      <w:r>
+        <w:rPr>
+          <w:rFonts w:ascii="D2Coding" w:hAnsi="D2Coding" w:eastAsia="D2Coding" w:cs="D2Coding"/>
+          <w:sz w:val="18"/>
+        </w:rPr>
+        <w:t xml:space="preserve">    Site[Site&lt;br/&gt;지역] --&gt; Core[Core&lt;br/&gt;코어] --&gt; Slide[Slide&lt;br/&gt;슬라이드]</w:t>
+        <w:br/>
+      </w:r>
+      <w:r>
+        <w:rPr>
+          <w:rFonts w:ascii="D2Coding" w:hAnsi="D2Coding" w:eastAsia="D2Coding" w:cs="D2Coding"/>
+          <w:sz w:val="18"/>
+        </w:rPr>
+        <w:t xml:space="preserve">    Slide --&gt; VP[Viewpoint&lt;br/&gt;시야] --&gt; Frame[Frame&lt;br/&gt;사진]</w:t>
+        <w:br/>
+      </w:r>
+      <w:r>
+        <w:rPr>
+          <w:rFonts w:ascii="D2Coding" w:hAnsi="D2Coding" w:eastAsia="D2Coding" w:cs="D2Coding"/>
+          <w:sz w:val="18"/>
+        </w:rPr>
+        <w:t xml:space="preserve">    VP --&gt; Stack[Stack&lt;br/&gt;합성본 1:1]</w:t>
+        <w:br/>
+      </w:r>
+      <w:r>
+        <w:rPr>
+          <w:rFonts w:ascii="D2Coding" w:hAnsi="D2Coding" w:eastAsia="D2Coding" w:cs="D2Coding"/>
+          <w:sz w:val="18"/>
+        </w:rPr>
+        <w:t xml:space="preserve">    VP --&gt; Img[Image&lt;br/&gt;stack·frame·depth] --&gt; Det[Detection&lt;br/&gt;is_current] --&gt; Cand[Candidate&lt;br/&gt;개체]</w:t>
+        <w:br/>
+      </w:r>
+      <w:r>
+        <w:rPr>
+          <w:rFonts w:ascii="D2Coding" w:hAnsi="D2Coding" w:eastAsia="D2Coding" w:cs="D2Coding"/>
+          <w:sz w:val="18"/>
+        </w:rPr>
+        <w:t xml:space="preserve">    Frame -. "1:1" .-&gt; Img</w:t>
+        <w:br/>
+      </w:r>
+      <w:r>
+        <w:rPr>
+          <w:rFonts w:ascii="D2Coding" w:hAnsi="D2Coding" w:eastAsia="D2Coding" w:cs="D2Coding"/>
+          <w:sz w:val="18"/>
+        </w:rPr>
+        <w:t xml:space="preserve">    Stack -. "focused·depth" .-&gt; Img</w:t>
+        <w:br/>
+      </w:r>
+      <w:r>
+        <w:rPr>
+          <w:rFonts w:ascii="D2Coding" w:hAnsi="D2Coding" w:eastAsia="D2Coding" w:cs="D2Coding"/>
+          <w:sz w:val="18"/>
+        </w:rPr>
+        <w:t xml:space="preserve">    VP --&gt; VR[ViewpointReview&lt;br/&gt;시야 검토 1:1]</w:t>
+        <w:br/>
+      </w:r>
+      <w:r>
+        <w:rPr>
+          <w:rFonts w:ascii="D2Coding" w:hAnsi="D2Coding" w:eastAsia="D2Coding" w:cs="D2Coding"/>
+          <w:sz w:val="18"/>
+        </w:rPr>
+        <w:t xml:space="preserve">    Img --&gt; OR[ObjectReview&lt;br/&gt;개체 교정]</w:t>
+        <w:br/>
+      </w:r>
+      <w:r>
+        <w:rPr>
+          <w:rFonts w:ascii="D2Coding" w:hAnsi="D2Coding" w:eastAsia="D2Coding" w:cs="D2Coding"/>
+          <w:sz w:val="18"/>
+        </w:rPr>
+        <w:t xml:space="preserve">    Cand -. "mask_key 로 느슨히" .-&gt; OR</w:t>
+        <w:br/>
+      </w:r>
+      <w:r>
+        <w:rPr>
+          <w:rFonts w:ascii="D2Coding" w:hAnsi="D2Coding" w:eastAsia="D2Coding" w:cs="D2Coding"/>
+          <w:sz w:val="18"/>
+        </w:rPr>
+        <w:t xml:space="preserve">    Cand -. "cls 문자열" .-&gt; CD[ClassDef&lt;br/&gt;분류 정의]</w:t>
+        <w:br/>
+      </w:r>
+      <w:r>
+        <w:rPr>
+          <w:rFonts w:ascii="D2Coding" w:hAnsi="D2Coding" w:eastAsia="D2Coding" w:cs="D2Coding"/>
+          <w:sz w:val="18"/>
+        </w:rPr>
+        <w:t xml:space="preserve">    RB[RunBatch&lt;br/&gt;이름표] --&gt; Run[Run&lt;br/&gt;실행]</w:t>
+        <w:br/>
+      </w:r>
+      <w:r>
+        <w:rPr>
+          <w:rFonts w:ascii="D2Coding" w:hAnsi="D2Coding" w:eastAsia="D2Coding" w:cs="D2Coding"/>
+          <w:sz w:val="18"/>
+        </w:rPr>
+        <w:t xml:space="preserve">    Run -.-&gt; Det</w:t>
+        <w:br/>
+      </w:r>
+      <w:r>
+        <w:rPr>
+          <w:rFonts w:ascii="D2Coding" w:hAnsi="D2Coding" w:eastAsia="D2Coding" w:cs="D2Coding"/>
+          <w:sz w:val="18"/>
+        </w:rPr>
+        <w:t xml:space="preserve">    Run -.-&gt; Stack</w:t>
+        <w:br/>
+      </w:r>
+      <w:r>
+        <w:rPr>
+          <w:rFonts w:ascii="D2Coding" w:hAnsi="D2Coding" w:eastAsia="D2Coding" w:cs="D2Coding"/>
+          <w:sz w:val="18"/>
+        </w:rPr>
+        <w:t xml:space="preserve">    Run -.-&gt; VP</w:t>
+        <w:br/>
+      </w:r>
+      <w:r>
+        <w:rPr>
+          <w:rFonts w:ascii="D2Coding" w:hAnsi="D2Coding" w:eastAsia="D2Coding" w:cs="D2Coding"/>
+          <w:sz w:val="18"/>
+        </w:rPr>
+        <w:t xml:space="preserve">    TS[ThresholdSet&lt;br/&gt;판정 문턱] -.-&gt; Det</w:t>
+        <w:br/>
+      </w:r>
+      <w:r>
+        <w:rPr>
+          <w:rFonts w:ascii="D2Coding" w:hAnsi="D2Coding" w:eastAsia="D2Coding" w:cs="D2Coding"/>
+          <w:sz w:val="18"/>
+        </w:rPr>
+        <w:t xml:space="preserve">    ST[Setting&lt;br/&gt;key-value]</w:t>
+        <w:br/>
+      </w:r>
+      <w:r>
+        <w:rPr>
+          <w:rFonts w:ascii="D2Coding" w:hAnsi="D2Coding" w:eastAsia="D2Coding" w:cs="D2Coding"/>
+          <w:sz w:val="18"/>
+        </w:rPr>
+        <w:br/>
+      </w:r>
+      <w:r>
+        <w:rPr>
+          <w:rFonts w:ascii="D2Coding" w:hAnsi="D2Coding" w:eastAsia="D2Coding" w:cs="D2Coding"/>
+          <w:sz w:val="18"/>
+        </w:rPr>
+        <w:t xml:space="preserve">    classDef stem fill:#e8f0fe,stroke:#4285f4,stroke-width:2px</w:t>
+        <w:br/>
+      </w:r>
+      <w:r>
+        <w:rPr>
+          <w:rFonts w:ascii="D2Coding" w:hAnsi="D2Coding" w:eastAsia="D2Coding" w:cs="D2Coding"/>
+          <w:sz w:val="18"/>
+        </w:rPr>
+        <w:t xml:space="preserve">    classDef human fill:#fce8e6,stroke:#ea4335,stroke-width:2px</w:t>
+        <w:br/>
+      </w:r>
+      <w:r>
+        <w:rPr>
+          <w:rFonts w:ascii="D2Coding" w:hAnsi="D2Coding" w:eastAsia="D2Coding" w:cs="D2Coding"/>
+          <w:sz w:val="18"/>
+        </w:rPr>
+        <w:t xml:space="preserve">    classDef det fill:#e6f4ea,stroke:#34a853</w:t>
+        <w:br/>
+      </w:r>
+      <w:r>
+        <w:rPr>
+          <w:rFonts w:ascii="D2Coding" w:hAnsi="D2Coding" w:eastAsia="D2Coding" w:cs="D2Coding"/>
+          <w:sz w:val="18"/>
+        </w:rPr>
+        <w:t xml:space="preserve">    classDef side fill:#f8f9fa,stroke:#9aa0a6,color:#5f6368</w:t>
+        <w:br/>
+      </w:r>
+      <w:r>
+        <w:rPr>
+          <w:rFonts w:ascii="D2Coding" w:hAnsi="D2Coding" w:eastAsia="D2Coding" w:cs="D2Coding"/>
+          <w:sz w:val="18"/>
+        </w:rPr>
+        <w:t xml:space="preserve">    class Site,Core,Slide,VP,Frame stem</w:t>
+        <w:br/>
+      </w:r>
+      <w:r>
+        <w:rPr>
+          <w:rFonts w:ascii="D2Coding" w:hAnsi="D2Coding" w:eastAsia="D2Coding" w:cs="D2Coding"/>
+          <w:sz w:val="18"/>
+        </w:rPr>
+        <w:t xml:space="preserve">    class OR,VR human</w:t>
+        <w:br/>
+      </w:r>
+      <w:r>
+        <w:rPr>
+          <w:rFonts w:ascii="D2Coding" w:hAnsi="D2Coding" w:eastAsia="D2Coding" w:cs="D2Coding"/>
+          <w:sz w:val="18"/>
+        </w:rPr>
+        <w:t xml:space="preserve">    class Det,Cand,Stack,Img det</w:t>
+        <w:br/>
+      </w:r>
+      <w:r>
+        <w:rPr>
+          <w:rFonts w:ascii="D2Coding" w:hAnsi="D2Coding" w:eastAsia="D2Coding" w:cs="D2Coding"/>
+          <w:sz w:val="18"/>
+        </w:rPr>
+        <w:t xml:space="preserve">    class RB,Run,TS,CD,ST side</w:t>
       </w:r>
     </w:p>
     <w:p>
@@ -1239,6 +1435,162 @@
           <w:b w:val="0"/>
         </w:rPr>
         <w:t>이 설정과 이력이다. 실선은 소유(FK — 지우면 따라 지워진다), 점선은 참조이거나 FK 가 아예 아닌 것이다.</w:t>
+      </w:r>
+    </w:p>
+    <w:p>
+      <w:pPr>
+        <w:spacing w:after="140"/>
+      </w:pPr>
+      <w:r>
+        <w:rPr>
+          <w:rFonts w:ascii="맑은 고딕" w:hAnsi="맑은 고딕" w:eastAsia="맑은 고딕" w:cs="맑은 고딕"/>
+          <w:b/>
+        </w:rPr>
+        <w:t>검출과 교정은 `Image` 에 붙는다</w:t>
+      </w:r>
+      <w:r>
+        <w:rPr>
+          <w:rFonts w:ascii="맑은 고딕" w:hAnsi="맑은 고딕" w:eastAsia="맑은 고딕" w:cs="맑은 고딕"/>
+          <w:b w:val="0"/>
+        </w:rPr>
+        <w:t xml:space="preserve"> (P06 · devlog 055). </w:t>
+      </w:r>
+      <w:r>
+        <w:rPr>
+          <w:rFonts w:ascii="D2Coding" w:hAnsi="D2Coding" w:eastAsia="D2Coding" w:cs="D2Coding"/>
+          <w:color w:val="C0362C"/>
+          <w:sz w:val="19"/>
+        </w:rPr>
+        <w:t>Image</w:t>
+      </w:r>
+      <w:r>
+        <w:rPr>
+          <w:rFonts w:ascii="맑은 고딕" w:hAnsi="맑은 고딕" w:eastAsia="맑은 고딕" w:cs="맑은 고딕"/>
+          <w:b w:val="0"/>
+        </w:rPr>
+        <w:t xml:space="preserve"> 는 **검출을 돌릴 수</w:t>
+      </w:r>
+    </w:p>
+    <w:p>
+      <w:pPr>
+        <w:spacing w:after="140"/>
+      </w:pPr>
+      <w:r>
+        <w:rPr>
+          <w:rFonts w:ascii="맑은 고딕" w:hAnsi="맑은 고딕" w:eastAsia="맑은 고딕" w:cs="맑은 고딕"/>
+          <w:b w:val="0"/>
+        </w:rPr>
+        <w:t xml:space="preserve">있는 이미지 한 장**이고 </w:t>
+      </w:r>
+      <w:r>
+        <w:rPr>
+          <w:rFonts w:ascii="D2Coding" w:hAnsi="D2Coding" w:eastAsia="D2Coding" w:cs="D2Coding"/>
+          <w:color w:val="C0362C"/>
+          <w:sz w:val="19"/>
+        </w:rPr>
+        <w:t>kind</w:t>
+      </w:r>
+      <w:r>
+        <w:rPr>
+          <w:rFonts w:ascii="맑은 고딕" w:hAnsi="맑은 고딕" w:eastAsia="맑은 고딕" w:cs="맑은 고딕"/>
+          <w:b w:val="0"/>
+        </w:rPr>
+        <w:t xml:space="preserve"> 가 </w:t>
+      </w:r>
+      <w:r>
+        <w:rPr>
+          <w:rFonts w:ascii="D2Coding" w:hAnsi="D2Coding" w:eastAsia="D2Coding" w:cs="D2Coding"/>
+          <w:color w:val="C0362C"/>
+          <w:sz w:val="19"/>
+        </w:rPr>
+        <w:t>stack | frame | depth</w:t>
+      </w:r>
+      <w:r>
+        <w:rPr>
+          <w:rFonts w:ascii="맑은 고딕" w:hAnsi="맑은 고딕" w:eastAsia="맑은 고딕" w:cs="맑은 고딕"/>
+          <w:b w:val="0"/>
+        </w:rPr>
+        <w:t xml:space="preserve"> 다. 예전에는 </w:t>
+      </w:r>
+      <w:r>
+        <w:rPr>
+          <w:rFonts w:ascii="D2Coding" w:hAnsi="D2Coding" w:eastAsia="D2Coding" w:cs="D2Coding"/>
+          <w:color w:val="C0362C"/>
+          <w:sz w:val="19"/>
+        </w:rPr>
+        <w:t>Detection</w:t>
+      </w:r>
+      <w:r>
+        <w:rPr>
+          <w:rFonts w:ascii="맑은 고딕" w:hAnsi="맑은 고딕" w:eastAsia="맑은 고딕" w:cs="맑은 고딕"/>
+          <w:b w:val="0"/>
+        </w:rPr>
+        <w:t xml:space="preserve"> 이</w:t>
+      </w:r>
+    </w:p>
+    <w:p>
+      <w:pPr>
+        <w:spacing w:after="140"/>
+      </w:pPr>
+      <w:r>
+        <w:rPr>
+          <w:rFonts w:ascii="D2Coding" w:hAnsi="D2Coding" w:eastAsia="D2Coding" w:cs="D2Coding"/>
+          <w:color w:val="C0362C"/>
+          <w:sz w:val="19"/>
+        </w:rPr>
+        <w:t>target</w:t>
+      </w:r>
+      <w:r>
+        <w:rPr>
+          <w:rFonts w:ascii="맑은 고딕" w:hAnsi="맑은 고딕" w:eastAsia="맑은 고딕" w:cs="맑은 고딕"/>
+          <w:b w:val="0"/>
+        </w:rPr>
+        <w:t>(</w:t>
+      </w:r>
+      <w:r>
+        <w:rPr>
+          <w:rFonts w:ascii="D2Coding" w:hAnsi="D2Coding" w:eastAsia="D2Coding" w:cs="D2Coding"/>
+          <w:color w:val="C0362C"/>
+          <w:sz w:val="19"/>
+        </w:rPr>
+        <w:t>stack|frame</w:t>
+      </w:r>
+      <w:r>
+        <w:rPr>
+          <w:rFonts w:ascii="맑은 고딕" w:hAnsi="맑은 고딕" w:eastAsia="맑은 고딕" w:cs="맑은 고딕"/>
+          <w:b w:val="0"/>
+        </w:rPr>
+        <w:t xml:space="preserve">) + nullable </w:t>
+      </w:r>
+      <w:r>
+        <w:rPr>
+          <w:rFonts w:ascii="D2Coding" w:hAnsi="D2Coding" w:eastAsia="D2Coding" w:cs="D2Coding"/>
+          <w:color w:val="C0362C"/>
+          <w:sz w:val="19"/>
+        </w:rPr>
+        <w:t>frame</w:t>
+      </w:r>
+      <w:r>
+        <w:rPr>
+          <w:rFonts w:ascii="맑은 고딕" w:hAnsi="맑은 고딕" w:eastAsia="맑은 고딕" w:cs="맑은 고딕"/>
+          <w:b w:val="0"/>
+        </w:rPr>
+        <w:t xml:space="preserve"> 으로 다형 연관을 흉내 냈다 — 합성본이 </w:t>
+      </w:r>
+      <w:r>
+        <w:rPr>
+          <w:rFonts w:ascii="D2Coding" w:hAnsi="D2Coding" w:eastAsia="D2Coding" w:cs="D2Coding"/>
+          <w:color w:val="C0362C"/>
+          <w:sz w:val="19"/>
+        </w:rPr>
+        <w:t>Frame</w:t>
+      </w:r>
+      <w:r>
+        <w:rPr>
+          <w:rFonts w:ascii="맑은 고딕" w:hAnsi="맑은 고딕" w:eastAsia="맑은 고딕" w:cs="맑은 고딕"/>
+          <w:b w:val="0"/>
+        </w:rPr>
+        <w:t xml:space="preserve"> 이 아니라 테이블이 둘이었기 때문이다.</w:t>
       </w:r>
     </w:p>
     <w:p>
@@ -1341,7 +1693,7 @@
           <w:b w:val="0"/>
           <w:color w:val="1A1D23"/>
         </w:rPr>
-        <w:t>3. 표별 명세</w:t>
+        <w:t>3. 테이블별 명세</w:t>
       </w:r>
     </w:p>
     <w:p>
@@ -3612,36 +3964,72 @@
     </w:p>
     <w:p>
       <w:pPr>
-        <w:pStyle w:val="Heading3"/>
+        <w:pStyle w:val="Heading4"/>
       </w:pPr>
+      <w:r>
+        <w:rPr>
+          <w:rFonts w:ascii="D2Coding" w:hAnsi="D2Coding" w:eastAsia="D2Coding" w:cs="D2Coding"/>
+          <w:color w:val="1A1D23"/>
+          <w:sz w:val="19"/>
+        </w:rPr>
+        <w:t>Image</w:t>
+      </w:r>
       <w:r>
         <w:rPr>
           <w:rFonts w:ascii="맑은 고딕" w:hAnsi="맑은 고딕" w:eastAsia="맑은 고딕" w:cs="맑은 고딕"/>
           <w:b w:val="0"/>
           <w:color w:val="1A1D23"/>
         </w:rPr>
-        <w:t>3.2 검출</w:t>
+        <w:t xml:space="preserve"> — 검출을 돌릴 수 있는 이미지 한 장</w:t>
       </w:r>
     </w:p>
     <w:p>
       <w:pPr>
-        <w:pStyle w:val="Heading4"/>
+        <w:spacing w:after="140"/>
       </w:pPr>
       <w:r>
         <w:rPr>
+          <w:rFonts w:ascii="맑은 고딕" w:hAnsi="맑은 고딕" w:eastAsia="맑은 고딕" w:cs="맑은 고딕"/>
+          <w:b/>
+        </w:rPr>
+        <w:t>열쇠는 `path` 다</w:t>
+      </w:r>
+      <w:r>
+        <w:rPr>
+          <w:rFonts w:ascii="맑은 고딕" w:hAnsi="맑은 고딕" w:eastAsia="맑은 고딕" w:cs="맑은 고딕"/>
+          <w:b w:val="0"/>
+        </w:rPr>
+        <w:t xml:space="preserve"> (</w:t>
+      </w:r>
+      <w:r>
+        <w:rPr>
           <w:rFonts w:ascii="D2Coding" w:hAnsi="D2Coding" w:eastAsia="D2Coding" w:cs="D2Coding"/>
-          <w:color w:val="1A1D23"/>
+          <w:color w:val="C0362C"/>
           <w:sz w:val="19"/>
         </w:rPr>
-        <w:t>Detection</w:t>
+        <w:t>DATA_ROOT</w:t>
       </w:r>
       <w:r>
         <w:rPr>
           <w:rFonts w:ascii="맑은 고딕" w:hAnsi="맑은 고딕" w:eastAsia="맑은 고딕" w:cs="맑은 고딕"/>
           <w:b w:val="0"/>
-          <w:color w:val="1A1D23"/>
-        </w:rPr>
-        <w:t xml:space="preserve"> — 이미지 한 장에 대한 검출 실행</w:t>
+        </w:rPr>
+        <w:t xml:space="preserve"> 기준 상대경로, </w:t>
+      </w:r>
+      <w:r>
+        <w:rPr>
+          <w:rFonts w:ascii="D2Coding" w:hAnsi="D2Coding" w:eastAsia="D2Coding" w:cs="D2Coding"/>
+          <w:color w:val="C0362C"/>
+          <w:sz w:val="19"/>
+        </w:rPr>
+        <w:t>unique</w:t>
+      </w:r>
+      <w:r>
+        <w:rPr>
+          <w:rFonts w:ascii="맑은 고딕" w:hAnsi="맑은 고딕" w:eastAsia="맑은 고딕" w:cs="맑은 고딕"/>
+          <w:b w:val="0"/>
+        </w:rPr>
+        <w:t>). 파일 하나에 행 하나이고 실측 1,952개 — 프레임 1,318 + 합성본 317 + 깊이맵 317.</w:t>
       </w:r>
     </w:p>
     <w:tbl>
@@ -3708,7 +4096,7 @@
                 <w:color w:val="C0362C"/>
                 <w:sz w:val="19"/>
               </w:rPr>
-              <w:t>viewpoint</w:t>
+              <w:t>path</w:t>
             </w:r>
           </w:p>
         </w:tc>
@@ -3721,9 +4109,9 @@
             <w:r>
               <w:rPr>
                 <w:rFonts w:ascii="맑은 고딕" w:hAnsi="맑은 고딕" w:eastAsia="맑은 고딕" w:cs="맑은 고딕"/>
-                <w:b w:val="0"/>
-              </w:rPr>
-              <w:t>FK cascade</w:t>
+                <w:b/>
+              </w:rPr>
+              <w:t>unique. 자연 열쇠</w:t>
             </w:r>
           </w:p>
         </w:tc>
@@ -3741,7 +4129,7 @@
                 <w:color w:val="C0362C"/>
                 <w:sz w:val="19"/>
               </w:rPr>
-              <w:t>target</w:t>
+              <w:t>kind</w:t>
             </w:r>
           </w:p>
         </w:tc>
@@ -3773,6 +4161,21 @@
                 <w:sz w:val="19"/>
               </w:rPr>
               <w:t>frame</w:t>
+            </w:r>
+            <w:r>
+              <w:rPr>
+                <w:rFonts w:ascii="맑은 고딕" w:hAnsi="맑은 고딕" w:eastAsia="맑은 고딕" w:cs="맑은 고딕"/>
+                <w:b w:val="0"/>
+              </w:rPr>
+              <w:t xml:space="preserve"> / </w:t>
+            </w:r>
+            <w:r>
+              <w:rPr>
+                <w:rFonts w:ascii="D2Coding" w:hAnsi="D2Coding" w:eastAsia="D2Coding" w:cs="D2Coding"/>
+                <w:color w:val="C0362C"/>
+                <w:sz w:val="19"/>
+              </w:rPr>
+              <w:t>depth</w:t>
             </w:r>
           </w:p>
         </w:tc>
@@ -3790,7 +4193,7 @@
                 <w:color w:val="C0362C"/>
                 <w:sz w:val="19"/>
               </w:rPr>
-              <w:t>frame</w:t>
+              <w:t>viewpoint</w:t>
             </w:r>
           </w:p>
         </w:tc>
@@ -3802,18 +4205,24 @@
             <w:r/>
             <w:r>
               <w:rPr>
-                <w:rFonts w:ascii="D2Coding" w:hAnsi="D2Coding" w:eastAsia="D2Coding" w:cs="D2Coding"/>
-                <w:color w:val="C0362C"/>
-                <w:sz w:val="19"/>
-              </w:rPr>
-              <w:t>target=frame</w:t>
-            </w:r>
-            <w:r>
-              <w:rPr>
                 <w:rFonts w:ascii="맑은 고딕" w:hAnsi="맑은 고딕" w:eastAsia="맑은 고딕" w:cs="맑은 고딕"/>
                 <w:b w:val="0"/>
               </w:rPr>
-              <w:t xml:space="preserve"> 일 때만</w:t>
+              <w:t xml:space="preserve">FK </w:t>
+            </w:r>
+            <w:r>
+              <w:rPr>
+                <w:rFonts w:ascii="맑은 고딕" w:hAnsi="맑은 고딕" w:eastAsia="맑은 고딕" w:cs="맑은 고딕"/>
+                <w:b/>
+              </w:rPr>
+              <w:t>`SET_NULL`</w:t>
+            </w:r>
+            <w:r>
+              <w:rPr>
+                <w:rFonts w:ascii="맑은 고딕" w:hAnsi="맑은 고딕" w:eastAsia="맑은 고딕" w:cs="맑은 고딕"/>
+                <w:b w:val="0"/>
+              </w:rPr>
+              <w:t xml:space="preserve"> — 그룹핑 전 프레임은 비어 있다</w:t>
             </w:r>
           </w:p>
         </w:tc>
@@ -3831,14 +4240,22 @@
                 <w:color w:val="C0362C"/>
                 <w:sz w:val="19"/>
               </w:rPr>
-              <w:t>image_path</w:t>
-            </w:r>
+              <w:t>frame</w:t>
+            </w:r>
+          </w:p>
+        </w:tc>
+        <w:tc>
+          <w:tcPr>
+            <w:tcW w:type="dxa" w:w="4819"/>
+          </w:tcPr>
+          <w:p>
+            <w:r/>
             <w:r>
               <w:rPr>
                 <w:rFonts w:ascii="맑은 고딕" w:hAnsi="맑은 고딕" w:eastAsia="맑은 고딕" w:cs="맑은 고딕"/>
                 <w:b w:val="0"/>
               </w:rPr>
-              <w:t xml:space="preserve"> · </w:t>
+              <w:t xml:space="preserve">1:1 FK </w:t>
             </w:r>
             <w:r>
               <w:rPr>
@@ -3846,29 +4263,61 @@
                 <w:color w:val="C0362C"/>
                 <w:sz w:val="19"/>
               </w:rPr>
-              <w:t>width</w:t>
+              <w:t>SET_NULL</w:t>
             </w:r>
             <w:r>
               <w:rPr>
                 <w:rFonts w:ascii="맑은 고딕" w:hAnsi="맑은 고딕" w:eastAsia="맑은 고딕" w:cs="맑은 고딕"/>
                 <w:b w:val="0"/>
               </w:rPr>
-              <w:t xml:space="preserve"> · </w:t>
-            </w:r>
+              <w:t xml:space="preserve"> — 촬영본이면 그 프레임</w:t>
+            </w:r>
+          </w:p>
+        </w:tc>
+      </w:tr>
+      <w:tr>
+        <w:tc>
+          <w:tcPr>
+            <w:tcW w:type="dxa" w:w="4819"/>
+          </w:tcPr>
+          <w:p>
+            <w:r/>
             <w:r>
               <w:rPr>
                 <w:rFonts w:ascii="D2Coding" w:hAnsi="D2Coding" w:eastAsia="D2Coding" w:cs="D2Coding"/>
                 <w:color w:val="C0362C"/>
                 <w:sz w:val="19"/>
               </w:rPr>
-              <w:t>height</w:t>
-            </w:r>
+              <w:t>stack</w:t>
+            </w:r>
+          </w:p>
+        </w:tc>
+        <w:tc>
+          <w:tcPr>
+            <w:tcW w:type="dxa" w:w="4819"/>
+          </w:tcPr>
+          <w:p>
+            <w:r/>
             <w:r>
               <w:rPr>
                 <w:rFonts w:ascii="맑은 고딕" w:hAnsi="맑은 고딕" w:eastAsia="맑은 고딕" w:cs="맑은 고딕"/>
                 <w:b w:val="0"/>
               </w:rPr>
-              <w:t xml:space="preserve"> · </w:t>
+              <w:t xml:space="preserve">FK </w:t>
+            </w:r>
+            <w:r>
+              <w:rPr>
+                <w:rFonts w:ascii="맑은 고딕" w:hAnsi="맑은 고딕" w:eastAsia="맑은 고딕" w:cs="맑은 고딕"/>
+                <w:b/>
+              </w:rPr>
+              <w:t>`CASCADE`</w:t>
+            </w:r>
+            <w:r>
+              <w:rPr>
+                <w:rFonts w:ascii="맑은 고딕" w:hAnsi="맑은 고딕" w:eastAsia="맑은 고딕" w:cs="맑은 고딕"/>
+                <w:b w:val="0"/>
+              </w:rPr>
+              <w:t xml:space="preserve"> — 합성본·깊이맵이면 그 </w:t>
             </w:r>
             <w:r>
               <w:rPr>
@@ -3876,7 +4325,40 @@
                 <w:color w:val="C0362C"/>
                 <w:sz w:val="19"/>
               </w:rPr>
-              <w:t>scale</w:t>
+              <w:t>Stack</w:t>
+            </w:r>
+          </w:p>
+        </w:tc>
+      </w:tr>
+      <w:tr>
+        <w:tc>
+          <w:tcPr>
+            <w:tcW w:type="dxa" w:w="4819"/>
+          </w:tcPr>
+          <w:p>
+            <w:r/>
+            <w:r>
+              <w:rPr>
+                <w:rFonts w:ascii="D2Coding" w:hAnsi="D2Coding" w:eastAsia="D2Coding" w:cs="D2Coding"/>
+                <w:color w:val="C0362C"/>
+                <w:sz w:val="19"/>
+              </w:rPr>
+              <w:t>width</w:t>
+            </w:r>
+            <w:r>
+              <w:rPr>
+                <w:rFonts w:ascii="맑은 고딕" w:hAnsi="맑은 고딕" w:eastAsia="맑은 고딕" w:cs="맑은 고딕"/>
+                <w:b w:val="0"/>
+              </w:rPr>
+              <w:t xml:space="preserve"> · </w:t>
+            </w:r>
+            <w:r>
+              <w:rPr>
+                <w:rFonts w:ascii="D2Coding" w:hAnsi="D2Coding" w:eastAsia="D2Coding" w:cs="D2Coding"/>
+                <w:color w:val="C0362C"/>
+                <w:sz w:val="19"/>
+              </w:rPr>
+              <w:t>height</w:t>
             </w:r>
           </w:p>
         </w:tc>
@@ -3889,258 +4371,6 @@
           </w:p>
         </w:tc>
       </w:tr>
-      <w:tr>
-        <w:tc>
-          <w:tcPr>
-            <w:tcW w:type="dxa" w:w="4819"/>
-          </w:tcPr>
-          <w:p>
-            <w:r/>
-            <w:r>
-              <w:rPr>
-                <w:rFonts w:ascii="D2Coding" w:hAnsi="D2Coding" w:eastAsia="D2Coding" w:cs="D2Coding"/>
-                <w:color w:val="C0362C"/>
-                <w:sz w:val="19"/>
-              </w:rPr>
-              <w:t>um_per_pixel</w:t>
-            </w:r>
-            <w:r>
-              <w:rPr>
-                <w:rFonts w:ascii="맑은 고딕" w:hAnsi="맑은 고딕" w:eastAsia="맑은 고딕" w:cs="맑은 고딕"/>
-                <w:b w:val="0"/>
-              </w:rPr>
-              <w:t xml:space="preserve">(+ native, source, </w:t>
-            </w:r>
-            <w:r>
-              <w:rPr>
-                <w:rFonts w:ascii="D2Coding" w:hAnsi="D2Coding" w:eastAsia="D2Coding" w:cs="D2Coding"/>
-                <w:color w:val="C0362C"/>
-                <w:sz w:val="19"/>
-              </w:rPr>
-              <w:t>backfilled</w:t>
-            </w:r>
-            <w:r>
-              <w:rPr>
-                <w:rFonts w:ascii="맑은 고딕" w:hAnsi="맑은 고딕" w:eastAsia="맑은 고딕" w:cs="맑은 고딕"/>
-                <w:b w:val="0"/>
-              </w:rPr>
-              <w:t>)</w:t>
-            </w:r>
-          </w:p>
-        </w:tc>
-        <w:tc>
-          <w:tcPr>
-            <w:tcW w:type="dxa" w:w="4819"/>
-          </w:tcPr>
-          <w:p>
-            <w:r/>
-          </w:p>
-        </w:tc>
-      </w:tr>
-      <w:tr>
-        <w:tc>
-          <w:tcPr>
-            <w:tcW w:type="dxa" w:w="4819"/>
-          </w:tcPr>
-          <w:p>
-            <w:r/>
-            <w:r>
-              <w:rPr>
-                <w:rFonts w:ascii="D2Coding" w:hAnsi="D2Coding" w:eastAsia="D2Coding" w:cs="D2Coding"/>
-                <w:color w:val="C0362C"/>
-                <w:sz w:val="19"/>
-              </w:rPr>
-              <w:t>n_raw_masks</w:t>
-            </w:r>
-            <w:r>
-              <w:rPr>
-                <w:rFonts w:ascii="맑은 고딕" w:hAnsi="맑은 고딕" w:eastAsia="맑은 고딕" w:cs="맑은 고딕"/>
-                <w:b w:val="0"/>
-              </w:rPr>
-              <w:t xml:space="preserve"> · </w:t>
-            </w:r>
-            <w:r>
-              <w:rPr>
-                <w:rFonts w:ascii="D2Coding" w:hAnsi="D2Coding" w:eastAsia="D2Coding" w:cs="D2Coding"/>
-                <w:color w:val="C0362C"/>
-                <w:sz w:val="19"/>
-              </w:rPr>
-              <w:t>n_sized</w:t>
-            </w:r>
-          </w:p>
-        </w:tc>
-        <w:tc>
-          <w:tcPr>
-            <w:tcW w:type="dxa" w:w="4819"/>
-          </w:tcPr>
-          <w:p>
-            <w:r/>
-            <w:r>
-              <w:rPr>
-                <w:rFonts w:ascii="맑은 고딕" w:hAnsi="맑은 고딕" w:eastAsia="맑은 고딕" w:cs="맑은 고딕"/>
-                <w:b w:val="0"/>
-              </w:rPr>
-              <w:t>원시 마스크 수, 크기 통과 수</w:t>
-            </w:r>
-          </w:p>
-        </w:tc>
-      </w:tr>
-      <w:tr>
-        <w:tc>
-          <w:tcPr>
-            <w:tcW w:type="dxa" w:w="4819"/>
-          </w:tcPr>
-          <w:p>
-            <w:r/>
-            <w:r>
-              <w:rPr>
-                <w:rFonts w:ascii="D2Coding" w:hAnsi="D2Coding" w:eastAsia="D2Coding" w:cs="D2Coding"/>
-                <w:color w:val="C0362C"/>
-                <w:sz w:val="19"/>
-              </w:rPr>
-              <w:t>thresholds</w:t>
-            </w:r>
-          </w:p>
-        </w:tc>
-        <w:tc>
-          <w:tcPr>
-            <w:tcW w:type="dxa" w:w="4819"/>
-          </w:tcPr>
-          <w:p>
-            <w:r/>
-            <w:r>
-              <w:rPr>
-                <w:rFonts w:ascii="맑은 고딕" w:hAnsi="맑은 고딕" w:eastAsia="맑은 고딕" w:cs="맑은 고딕"/>
-                <w:b w:val="0"/>
-              </w:rPr>
-              <w:t xml:space="preserve">FK </w:t>
-            </w:r>
-            <w:r>
-              <w:rPr>
-                <w:rFonts w:ascii="D2Coding" w:hAnsi="D2Coding" w:eastAsia="D2Coding" w:cs="D2Coding"/>
-                <w:color w:val="C0362C"/>
-                <w:sz w:val="19"/>
-              </w:rPr>
-              <w:t>ThresholdSet</w:t>
-            </w:r>
-          </w:p>
-        </w:tc>
-      </w:tr>
-      <w:tr>
-        <w:tc>
-          <w:tcPr>
-            <w:tcW w:type="dxa" w:w="4819"/>
-          </w:tcPr>
-          <w:p>
-            <w:r/>
-            <w:r>
-              <w:rPr>
-                <w:rFonts w:ascii="D2Coding" w:hAnsi="D2Coding" w:eastAsia="D2Coding" w:cs="D2Coding"/>
-                <w:color w:val="C0362C"/>
-                <w:sz w:val="19"/>
-              </w:rPr>
-              <w:t>run</w:t>
-            </w:r>
-          </w:p>
-        </w:tc>
-        <w:tc>
-          <w:tcPr>
-            <w:tcW w:type="dxa" w:w="4819"/>
-          </w:tcPr>
-          <w:p>
-            <w:r/>
-            <w:r>
-              <w:rPr>
-                <w:rFonts w:ascii="맑은 고딕" w:hAnsi="맑은 고딕" w:eastAsia="맑은 고딕" w:cs="맑은 고딕"/>
-                <w:b w:val="0"/>
-              </w:rPr>
-              <w:t xml:space="preserve">FK </w:t>
-            </w:r>
-            <w:r>
-              <w:rPr>
-                <w:rFonts w:ascii="D2Coding" w:hAnsi="D2Coding" w:eastAsia="D2Coding" w:cs="D2Coding"/>
-                <w:color w:val="C0362C"/>
-                <w:sz w:val="19"/>
-              </w:rPr>
-              <w:t>Run</w:t>
-            </w:r>
-          </w:p>
-        </w:tc>
-      </w:tr>
-      <w:tr>
-        <w:tc>
-          <w:tcPr>
-            <w:tcW w:type="dxa" w:w="4819"/>
-          </w:tcPr>
-          <w:p>
-            <w:r/>
-            <w:r>
-              <w:rPr>
-                <w:rFonts w:ascii="D2Coding" w:hAnsi="D2Coding" w:eastAsia="D2Coding" w:cs="D2Coding"/>
-                <w:color w:val="C0362C"/>
-                <w:sz w:val="19"/>
-              </w:rPr>
-              <w:t>is_current</w:t>
-            </w:r>
-          </w:p>
-        </w:tc>
-        <w:tc>
-          <w:tcPr>
-            <w:tcW w:type="dxa" w:w="4819"/>
-          </w:tcPr>
-          <w:p>
-            <w:r/>
-            <w:r>
-              <w:rPr>
-                <w:rFonts w:ascii="맑은 고딕" w:hAnsi="맑은 고딕" w:eastAsia="맑은 고딕" w:cs="맑은 고딕"/>
-                <w:b/>
-              </w:rPr>
-              <w:t>뷰어가 볼 것</w:t>
-            </w:r>
-          </w:p>
-        </w:tc>
-      </w:tr>
-      <w:tr>
-        <w:tc>
-          <w:tcPr>
-            <w:tcW w:type="dxa" w:w="4819"/>
-          </w:tcPr>
-          <w:p>
-            <w:r/>
-            <w:r>
-              <w:rPr>
-                <w:rFonts w:ascii="D2Coding" w:hAnsi="D2Coding" w:eastAsia="D2Coding" w:cs="D2Coding"/>
-                <w:color w:val="C0362C"/>
-                <w:sz w:val="19"/>
-              </w:rPr>
-              <w:t>superseded_by</w:t>
-            </w:r>
-          </w:p>
-        </w:tc>
-        <w:tc>
-          <w:tcPr>
-            <w:tcW w:type="dxa" w:w="4819"/>
-          </w:tcPr>
-          <w:p>
-            <w:r/>
-            <w:r>
-              <w:rPr>
-                <w:rFonts w:ascii="맑은 고딕" w:hAnsi="맑은 고딕" w:eastAsia="맑은 고딕" w:cs="맑은 고딕"/>
-                <w:b w:val="0"/>
-              </w:rPr>
-              <w:t xml:space="preserve">self FK, </w:t>
-            </w:r>
-            <w:r>
-              <w:rPr>
-                <w:rFonts w:ascii="D2Coding" w:hAnsi="D2Coding" w:eastAsia="D2Coding" w:cs="D2Coding"/>
-                <w:color w:val="C0362C"/>
-                <w:sz w:val="19"/>
-              </w:rPr>
-              <w:t>SET_NULL</w:t>
-            </w:r>
-          </w:p>
-        </w:tc>
-      </w:tr>
     </w:tbl>
     <w:p/>
     <w:p>
@@ -4152,14 +4382,14 @@
           <w:rFonts w:ascii="맑은 고딕" w:hAnsi="맑은 고딕" w:eastAsia="맑은 고딕" w:cs="맑은 고딕"/>
           <w:b/>
         </w:rPr>
-        <w:t>검출은 덮어쓰지 않고 쌓는다.</w:t>
+        <w:t>두 `on_delete` 의 방향이 반대인 것이 요점이다.</w:t>
       </w:r>
       <w:r>
         <w:rPr>
           <w:rFonts w:ascii="맑은 고딕" w:hAnsi="맑은 고딕" w:eastAsia="맑은 고딕" w:cs="맑은 고딕"/>
           <w:b w:val="0"/>
         </w:rPr>
-        <w:t xml:space="preserve"> 재실행마다 새 행이 생기고 </w:t>
+        <w:t xml:space="preserve"> 시야 가르기 (</w:t>
       </w:r>
       <w:r>
         <w:rPr>
@@ -4167,14 +4397,14 @@
           <w:color w:val="C0362C"/>
           <w:sz w:val="19"/>
         </w:rPr>
-        <w:t>is_current</w:t>
+        <w:t>regroup.apply_split</w:t>
       </w:r>
       <w:r>
         <w:rPr>
           <w:rFonts w:ascii="맑은 고딕" w:hAnsi="맑은 고딕" w:eastAsia="맑은 고딕" w:cs="맑은 고딕"/>
           <w:b w:val="0"/>
         </w:rPr>
-        <w:t xml:space="preserve"> 가 옮겨 간다. 엔진 교체 전후를 같은 시야에서 견주려면 옛것이 남아 있어야 한다.</w:t>
+        <w:t>)는 시야를 지우고 다시 만드는데 —</w:t>
       </w:r>
     </w:p>
     <w:p>
@@ -4184,37 +4414,39 @@
       <w:r>
         <w:rPr>
           <w:rFonts w:ascii="맑은 고딕" w:hAnsi="맑은 고딕" w:eastAsia="맑은 고딕" w:cs="맑은 고딕"/>
+          <w:b/>
+        </w:rPr>
+        <w:t>프레임은 원본 사진이라 살아남아</w:t>
+      </w:r>
+      <w:r>
+        <w:rPr>
+          <w:rFonts w:ascii="맑은 고딕" w:hAnsi="맑은 고딕" w:eastAsia="맑은 고딕" w:cs="맑은 고딕"/>
           <w:b w:val="0"/>
         </w:rPr>
-        <w:t xml:space="preserve">엔진마다 검출을 다는 자리가 다르다 — </w:t>
-      </w:r>
-      <w:r>
-        <w:rPr>
-          <w:rFonts w:ascii="맑은 고딕" w:hAnsi="맑은 고딕" w:eastAsia="맑은 고딕" w:cs="맑은 고딕"/>
-          <w:b/>
-        </w:rPr>
-        <w:t>SAM2 는 합성본 한 장에만</w:t>
+        <w:t xml:space="preserve"> 다른 시야로 묶인다 → </w:t>
+      </w:r>
+      <w:r>
+        <w:rPr>
+          <w:rFonts w:ascii="D2Coding" w:hAnsi="D2Coding" w:eastAsia="D2Coding" w:cs="D2Coding"/>
+          <w:color w:val="C0362C"/>
+          <w:sz w:val="19"/>
+        </w:rPr>
+        <w:t>viewpoint</w:t>
       </w:r>
       <w:r>
         <w:rPr>
           <w:rFonts w:ascii="맑은 고딕" w:hAnsi="맑은 고딕" w:eastAsia="맑은 고딕" w:cs="맑은 고딕"/>
           <w:b w:val="0"/>
         </w:rPr>
-        <w:t xml:space="preserve">, </w:t>
-      </w:r>
-      <w:r>
-        <w:rPr>
-          <w:rFonts w:ascii="맑은 고딕" w:hAnsi="맑은 고딕" w:eastAsia="맑은 고딕" w:cs="맑은 고딕"/>
-          <w:b/>
-        </w:rPr>
-        <w:t>YOLO 는 프레임마다 + 합성본에도</w:t>
-      </w:r>
-      <w:r>
-        <w:rPr>
-          <w:rFonts w:ascii="맑은 고딕" w:hAnsi="맑은 고딕" w:eastAsia="맑은 고딕" w:cs="맑은 고딕"/>
-          <w:b w:val="0"/>
-        </w:rPr>
-        <w:t xml:space="preserve"> 단다.</w:t>
+        <w:t xml:space="preserve"> 는 </w:t>
+      </w:r>
+      <w:r>
+        <w:rPr>
+          <w:rFonts w:ascii="D2Coding" w:hAnsi="D2Coding" w:eastAsia="D2Coding" w:cs="D2Coding"/>
+          <w:color w:val="C0362C"/>
+          <w:sz w:val="19"/>
+        </w:rPr>
+        <w:t>SET_NULL</w:t>
       </w:r>
     </w:p>
     <w:p>
@@ -4223,18 +4455,32 @@
       </w:pPr>
       <w:r>
         <w:rPr>
+          <w:rFonts w:ascii="맑은 고딕" w:hAnsi="맑은 고딕" w:eastAsia="맑은 고딕" w:cs="맑은 고딕"/>
+          <w:b/>
+        </w:rPr>
+        <w:t>합성본·깊이맵은 그 묶음에서 나온 것이라 무효다</w:t>
+      </w:r>
+      <w:r>
+        <w:rPr>
+          <w:rFonts w:ascii="맑은 고딕" w:hAnsi="맑은 고딕" w:eastAsia="맑은 고딕" w:cs="맑은 고딕"/>
+          <w:b w:val="0"/>
+        </w:rPr>
+        <w:t xml:space="preserve">(서로 다른 시야가 된 프레임들을 합쳐 놓은 그림이다) → </w:t>
+      </w:r>
+      <w:r>
+        <w:rPr>
           <w:rFonts w:ascii="D2Coding" w:hAnsi="D2Coding" w:eastAsia="D2Coding" w:cs="D2Coding"/>
           <w:color w:val="C0362C"/>
           <w:sz w:val="19"/>
         </w:rPr>
-        <w:t>superseded_by</w:t>
+        <w:t>stack</w:t>
       </w:r>
       <w:r>
         <w:rPr>
           <w:rFonts w:ascii="맑은 고딕" w:hAnsi="맑은 고딕" w:eastAsia="맑은 고딕" w:cs="맑은 고딕"/>
           <w:b w:val="0"/>
         </w:rPr>
-        <w:t xml:space="preserve"> 가 </w:t>
+        <w:t xml:space="preserve"> 이 </w:t>
       </w:r>
       <w:r>
         <w:rPr>
@@ -4242,33 +4488,26 @@
           <w:color w:val="C0362C"/>
           <w:sz w:val="19"/>
         </w:rPr>
-        <w:t>SET_NULL</w:t>
-      </w:r>
-      <w:r>
-        <w:rPr>
-          <w:rFonts w:ascii="맑은 고딕" w:hAnsi="맑은 고딕" w:eastAsia="맑은 고딕" w:cs="맑은 고딕"/>
-          <w:b w:val="0"/>
-        </w:rPr>
-        <w:t xml:space="preserve"> 이라 옛 검출을 지워도 현재 검출이 딸려 가지 않는다.</w:t>
+        <w:t>CASCADE</w:t>
       </w:r>
     </w:p>
     <w:p>
       <w:pPr>
-        <w:pStyle w:val="ListBullet"/>
+        <w:spacing w:after="140"/>
       </w:pPr>
       <w:r>
         <w:rPr>
           <w:rFonts w:ascii="맑은 고딕" w:hAnsi="맑은 고딕" w:eastAsia="맑은 고딕" w:cs="맑은 고딕"/>
           <w:b/>
         </w:rPr>
-        <w:t>같은 묶음 안에서 같은 이미지에 둘 이상 쌓인 것은 기록이 아니라 찌꺼기다</w:t>
+        <w:t>촬영·합성 메타는 `Frame`·`Stack` 에 그대로 있다.</w:t>
       </w:r>
       <w:r>
         <w:rPr>
           <w:rFonts w:ascii="맑은 고딕" w:hAnsi="맑은 고딕" w:eastAsia="맑은 고딕" w:cs="맑은 고딕"/>
           <w:b w:val="0"/>
         </w:rPr>
-        <w:t xml:space="preserve"> (빠진 프레임을 다시 돌리면 이미 끝난 것까지 다시 쌓인다). </w:t>
+        <w:t xml:space="preserve"> 이 테이블은 정체만 맡는다. 만드는 문은 </w:t>
       </w:r>
       <w:r>
         <w:rPr>
@@ -4276,21 +4515,42 @@
           <w:color w:val="C0362C"/>
           <w:sz w:val="19"/>
         </w:rPr>
-        <w:t>prune_detections.py</w:t>
+        <w:t>web/viewer/images.py</w:t>
       </w:r>
       <w:r>
         <w:rPr>
           <w:rFonts w:ascii="맑은 고딕" w:hAnsi="맑은 고딕" w:eastAsia="맑은 고딕" w:cs="맑은 고딕"/>
           <w:b w:val="0"/>
         </w:rPr>
-        <w:t xml:space="preserve"> 가 현재 검출 → 없으면 번호가 큰 것 하나만 남기고 지운다. </w:t>
-      </w:r>
-      <w:r>
-        <w:rPr>
-          <w:rFonts w:ascii="맑은 고딕" w:hAnsi="맑은 고딕" w:eastAsia="맑은 고딕" w:cs="맑은 고딕"/>
-          <w:b/>
-        </w:rPr>
-        <w:t>묶음을 넘어서는 지우지 않는다.</w:t>
+        <w:t xml:space="preserve"> 하나이고 파이프라인 네 자리와 </w:t>
+      </w:r>
+      <w:r>
+        <w:rPr>
+          <w:rFonts w:ascii="D2Coding" w:hAnsi="D2Coding" w:eastAsia="D2Coding" w:cs="D2Coding"/>
+          <w:color w:val="C0362C"/>
+          <w:sz w:val="19"/>
+        </w:rPr>
+        <w:t>regroup</w:t>
+      </w:r>
+      <w:r>
+        <w:rPr>
+          <w:rFonts w:ascii="맑은 고딕" w:hAnsi="맑은 고딕" w:eastAsia="맑은 고딕" w:cs="맑은 고딕"/>
+          <w:b w:val="0"/>
+        </w:rPr>
+        <w:t xml:space="preserve"> 이 전부 거기를 지난다.</w:t>
+      </w:r>
+    </w:p>
+    <w:p>
+      <w:pPr>
+        <w:pStyle w:val="Heading3"/>
+      </w:pPr>
+      <w:r>
+        <w:rPr>
+          <w:rFonts w:ascii="맑은 고딕" w:hAnsi="맑은 고딕" w:eastAsia="맑은 고딕" w:cs="맑은 고딕"/>
+          <w:b w:val="0"/>
+          <w:color w:val="1A1D23"/>
+        </w:rPr>
+        <w:t>3.2 검출</w:t>
       </w:r>
     </w:p>
     <w:p>
@@ -4303,7 +4563,7 @@
           <w:color w:val="1A1D23"/>
           <w:sz w:val="19"/>
         </w:rPr>
-        <w:t>Candidate</w:t>
+        <w:t>Detection</w:t>
       </w:r>
       <w:r>
         <w:rPr>
@@ -4311,56 +4571,7 @@
           <w:b w:val="0"/>
           <w:color w:val="1A1D23"/>
         </w:rPr>
-        <w:t xml:space="preserve"> — 개체 하나</w:t>
-      </w:r>
-    </w:p>
-    <w:p>
-      <w:pPr>
-        <w:spacing w:after="140"/>
-      </w:pPr>
-      <w:r>
-        <w:rPr>
-          <w:rFonts w:ascii="D2Coding" w:hAnsi="D2Coding" w:eastAsia="D2Coding" w:cs="D2Coding"/>
-          <w:color w:val="C0362C"/>
-          <w:sz w:val="19"/>
-        </w:rPr>
-        <w:t>(detection, mask_key)</w:t>
-      </w:r>
-      <w:r>
-        <w:rPr>
-          <w:rFonts w:ascii="맑은 고딕" w:hAnsi="맑은 고딕" w:eastAsia="맑은 고딕" w:cs="맑은 고딕"/>
-          <w:b w:val="0"/>
-        </w:rPr>
-        <w:t xml:space="preserve"> unique. 통과분과 탈락분을 </w:t>
-      </w:r>
-      <w:r>
-        <w:rPr>
-          <w:rFonts w:ascii="맑은 고딕" w:hAnsi="맑은 고딕" w:eastAsia="맑은 고딕" w:cs="맑은 고딕"/>
-          <w:b/>
-        </w:rPr>
-        <w:t>한 표에 담고 `passed` 로 가른다</w:t>
-      </w:r>
-      <w:r>
-        <w:rPr>
-          <w:rFonts w:ascii="맑은 고딕" w:hAnsi="맑은 고딕" w:eastAsia="맑은 고딕" w:cs="맑은 고딕"/>
-          <w:b w:val="0"/>
-        </w:rPr>
-        <w:t xml:space="preserve"> — 문턱을 바꾸면 개체가 무리를 옮겨 다니는데, 칼럼 하나면 </w:t>
-      </w:r>
-      <w:r>
-        <w:rPr>
-          <w:rFonts w:ascii="D2Coding" w:hAnsi="D2Coding" w:eastAsia="D2Coding" w:cs="D2Coding"/>
-          <w:color w:val="C0362C"/>
-          <w:sz w:val="19"/>
-        </w:rPr>
-        <w:t>refilter</w:t>
-      </w:r>
-      <w:r>
-        <w:rPr>
-          <w:rFonts w:ascii="맑은 고딕" w:hAnsi="맑은 고딕" w:eastAsia="맑은 고딕" w:cs="맑은 고딕"/>
-          <w:b w:val="0"/>
-        </w:rPr>
-        <w:t xml:space="preserve"> 가 UPDATE 한 번이다.</w:t>
+        <w:t xml:space="preserve"> — 이미지 한 장에 대한 검출 실행</w:t>
       </w:r>
     </w:p>
     <w:tbl>
@@ -4390,7 +4601,7 @@
                 <w:rFonts w:ascii="맑은 고딕" w:hAnsi="맑은 고딕" w:eastAsia="맑은 고딕" w:cs="맑은 고딕"/>
                 <w:b/>
               </w:rPr>
-              <w:t>갈래</w:t>
+              <w:t>칸</w:t>
             </w:r>
           </w:p>
         </w:tc>
@@ -4409,7 +4620,7 @@
                 <w:rFonts w:ascii="맑은 고딕" w:hAnsi="맑은 고딕" w:eastAsia="맑은 고딕" w:cs="맑은 고딕"/>
                 <w:b/>
               </w:rPr>
-              <w:t>칸</w:t>
+              <w:t>비고</w:t>
             </w:r>
           </w:p>
         </w:tc>
@@ -4423,10 +4634,11 @@
             <w:r/>
             <w:r>
               <w:rPr>
-                <w:rFonts w:ascii="맑은 고딕" w:hAnsi="맑은 고딕" w:eastAsia="맑은 고딕" w:cs="맑은 고딕"/>
-                <w:b w:val="0"/>
-              </w:rPr>
-              <w:t>자리</w:t>
+                <w:rFonts w:ascii="D2Coding" w:hAnsi="D2Coding" w:eastAsia="D2Coding" w:cs="D2Coding"/>
+                <w:color w:val="C0362C"/>
+                <w:sz w:val="19"/>
+              </w:rPr>
+              <w:t>viewpoint</w:t>
             </w:r>
           </w:p>
         </w:tc>
@@ -4438,56 +4650,10 @@
             <w:r/>
             <w:r>
               <w:rPr>
-                <w:rFonts w:ascii="D2Coding" w:hAnsi="D2Coding" w:eastAsia="D2Coding" w:cs="D2Coding"/>
-                <w:color w:val="C0362C"/>
-                <w:sz w:val="19"/>
-              </w:rPr>
-              <w:t>bbox_x/y/w/h</w:t>
-            </w:r>
-            <w:r>
-              <w:rPr>
                 <w:rFonts w:ascii="맑은 고딕" w:hAnsi="맑은 고딕" w:eastAsia="맑은 고딕" w:cs="맑은 고딕"/>
                 <w:b w:val="0"/>
               </w:rPr>
-              <w:t xml:space="preserve"> · </w:t>
-            </w:r>
-            <w:r>
-              <w:rPr>
-                <w:rFonts w:ascii="D2Coding" w:hAnsi="D2Coding" w:eastAsia="D2Coding" w:cs="D2Coding"/>
-                <w:color w:val="C0362C"/>
-                <w:sz w:val="19"/>
-              </w:rPr>
-              <w:t>center_x/y</w:t>
-            </w:r>
-            <w:r>
-              <w:rPr>
-                <w:rFonts w:ascii="맑은 고딕" w:hAnsi="맑은 고딕" w:eastAsia="맑은 고딕" w:cs="맑은 고딕"/>
-                <w:b w:val="0"/>
-              </w:rPr>
-              <w:t xml:space="preserve"> · </w:t>
-            </w:r>
-            <w:r>
-              <w:rPr>
-                <w:rFonts w:ascii="D2Coding" w:hAnsi="D2Coding" w:eastAsia="D2Coding" w:cs="D2Coding"/>
-                <w:color w:val="C0362C"/>
-                <w:sz w:val="19"/>
-              </w:rPr>
-              <w:t>mask_key</w:t>
-            </w:r>
-            <w:r>
-              <w:rPr>
-                <w:rFonts w:ascii="맑은 고딕" w:hAnsi="맑은 고딕" w:eastAsia="맑은 고딕" w:cs="맑은 고딕"/>
-                <w:b w:val="0"/>
-              </w:rPr>
-              <w:t xml:space="preserve">(bbox 로 만든 키) · </w:t>
-            </w:r>
-            <w:r>
-              <w:rPr>
-                <w:rFonts w:ascii="D2Coding" w:hAnsi="D2Coding" w:eastAsia="D2Coding" w:cs="D2Coding"/>
-                <w:color w:val="C0362C"/>
-                <w:sz w:val="19"/>
-              </w:rPr>
-              <w:t>raw_id</w:t>
+              <w:t>FK cascade</w:t>
             </w:r>
           </w:p>
         </w:tc>
@@ -4501,10 +4667,11 @@
             <w:r/>
             <w:r>
               <w:rPr>
-                <w:rFonts w:ascii="맑은 고딕" w:hAnsi="맑은 고딕" w:eastAsia="맑은 고딕" w:cs="맑은 고딕"/>
-                <w:b w:val="0"/>
-              </w:rPr>
-              <w:t>크기</w:t>
+                <w:rFonts w:ascii="D2Coding" w:hAnsi="D2Coding" w:eastAsia="D2Coding" w:cs="D2Coding"/>
+                <w:color w:val="C0362C"/>
+                <w:sz w:val="19"/>
+              </w:rPr>
+              <w:t>image</w:t>
             </w:r>
           </w:p>
         </w:tc>
@@ -4516,86 +4683,32 @@
             <w:r/>
             <w:r>
               <w:rPr>
+                <w:rFonts w:ascii="맑은 고딕" w:hAnsi="맑은 고딕" w:eastAsia="맑은 고딕" w:cs="맑은 고딕"/>
+                <w:b/>
+              </w:rPr>
+              <w:t>FK cascade, NOT NULL</w:t>
+            </w:r>
+            <w:r>
+              <w:rPr>
+                <w:rFonts w:ascii="맑은 고딕" w:hAnsi="맑은 고딕" w:eastAsia="맑은 고딕" w:cs="맑은 고딕"/>
+                <w:b w:val="0"/>
+              </w:rPr>
+              <w:t xml:space="preserve"> — 무엇에 붙은 검출인가는 </w:t>
+            </w:r>
+            <w:r>
+              <w:rPr>
                 <w:rFonts w:ascii="D2Coding" w:hAnsi="D2Coding" w:eastAsia="D2Coding" w:cs="D2Coding"/>
                 <w:color w:val="C0362C"/>
                 <w:sz w:val="19"/>
               </w:rPr>
-              <w:t>area_px</w:t>
+              <w:t>image.kind</w:t>
             </w:r>
             <w:r>
               <w:rPr>
                 <w:rFonts w:ascii="맑은 고딕" w:hAnsi="맑은 고딕" w:eastAsia="맑은 고딕" w:cs="맑은 고딕"/>
                 <w:b w:val="0"/>
               </w:rPr>
-              <w:t xml:space="preserve"> · </w:t>
-            </w:r>
-            <w:r>
-              <w:rPr>
-                <w:rFonts w:ascii="D2Coding" w:hAnsi="D2Coding" w:eastAsia="D2Coding" w:cs="D2Coding"/>
-                <w:color w:val="C0362C"/>
-                <w:sz w:val="19"/>
-              </w:rPr>
-              <w:t>area_um2</w:t>
-            </w:r>
-            <w:r>
-              <w:rPr>
-                <w:rFonts w:ascii="맑은 고딕" w:hAnsi="맑은 고딕" w:eastAsia="맑은 고딕" w:cs="맑은 고딕"/>
-                <w:b w:val="0"/>
-              </w:rPr>
-              <w:t xml:space="preserve"> · </w:t>
-            </w:r>
-            <w:r>
-              <w:rPr>
-                <w:rFonts w:ascii="D2Coding" w:hAnsi="D2Coding" w:eastAsia="D2Coding" w:cs="D2Coding"/>
-                <w:color w:val="C0362C"/>
-                <w:sz w:val="19"/>
-              </w:rPr>
-              <w:t>major_um</w:t>
-            </w:r>
-            <w:r>
-              <w:rPr>
-                <w:rFonts w:ascii="맑은 고딕" w:hAnsi="맑은 고딕" w:eastAsia="맑은 고딕" w:cs="맑은 고딕"/>
-                <w:b w:val="0"/>
-              </w:rPr>
-              <w:t xml:space="preserve"> · </w:t>
-            </w:r>
-            <w:r>
-              <w:rPr>
-                <w:rFonts w:ascii="D2Coding" w:hAnsi="D2Coding" w:eastAsia="D2Coding" w:cs="D2Coding"/>
-                <w:color w:val="C0362C"/>
-                <w:sz w:val="19"/>
-              </w:rPr>
-              <w:t>minor_um</w:t>
-            </w:r>
-            <w:r>
-              <w:rPr>
-                <w:rFonts w:ascii="맑은 고딕" w:hAnsi="맑은 고딕" w:eastAsia="맑은 고딕" w:cs="맑은 고딕"/>
-                <w:b w:val="0"/>
-              </w:rPr>
-              <w:t xml:space="preserve"> · </w:t>
-            </w:r>
-            <w:r>
-              <w:rPr>
-                <w:rFonts w:ascii="D2Coding" w:hAnsi="D2Coding" w:eastAsia="D2Coding" w:cs="D2Coding"/>
-                <w:color w:val="C0362C"/>
-                <w:sz w:val="19"/>
-              </w:rPr>
-              <w:t>long_side_um</w:t>
-            </w:r>
-            <w:r>
-              <w:rPr>
-                <w:rFonts w:ascii="맑은 고딕" w:hAnsi="맑은 고딕" w:eastAsia="맑은 고딕" w:cs="맑은 고딕"/>
-                <w:b w:val="0"/>
-              </w:rPr>
-              <w:t xml:space="preserve"> · </w:t>
-            </w:r>
-            <w:r>
-              <w:rPr>
-                <w:rFonts w:ascii="D2Coding" w:hAnsi="D2Coding" w:eastAsia="D2Coding" w:cs="D2Coding"/>
-                <w:color w:val="C0362C"/>
-                <w:sz w:val="19"/>
-              </w:rPr>
-              <w:t>short_side_um</w:t>
+              <w:t xml:space="preserve"> 가 말한다</w:t>
             </w:r>
           </w:p>
         </w:tc>
@@ -4609,10 +4722,56 @@
             <w:r/>
             <w:r>
               <w:rPr>
+                <w:rFonts w:ascii="D2Coding" w:hAnsi="D2Coding" w:eastAsia="D2Coding" w:cs="D2Coding"/>
+                <w:color w:val="C0362C"/>
+                <w:sz w:val="19"/>
+              </w:rPr>
+              <w:t>image_path</w:t>
+            </w:r>
+            <w:r>
+              <w:rPr>
                 <w:rFonts w:ascii="맑은 고딕" w:hAnsi="맑은 고딕" w:eastAsia="맑은 고딕" w:cs="맑은 고딕"/>
                 <w:b w:val="0"/>
               </w:rPr>
-              <w:t>모양</w:t>
+              <w:t xml:space="preserve"> · </w:t>
+            </w:r>
+            <w:r>
+              <w:rPr>
+                <w:rFonts w:ascii="D2Coding" w:hAnsi="D2Coding" w:eastAsia="D2Coding" w:cs="D2Coding"/>
+                <w:color w:val="C0362C"/>
+                <w:sz w:val="19"/>
+              </w:rPr>
+              <w:t>width</w:t>
+            </w:r>
+            <w:r>
+              <w:rPr>
+                <w:rFonts w:ascii="맑은 고딕" w:hAnsi="맑은 고딕" w:eastAsia="맑은 고딕" w:cs="맑은 고딕"/>
+                <w:b w:val="0"/>
+              </w:rPr>
+              <w:t xml:space="preserve"> · </w:t>
+            </w:r>
+            <w:r>
+              <w:rPr>
+                <w:rFonts w:ascii="D2Coding" w:hAnsi="D2Coding" w:eastAsia="D2Coding" w:cs="D2Coding"/>
+                <w:color w:val="C0362C"/>
+                <w:sz w:val="19"/>
+              </w:rPr>
+              <w:t>height</w:t>
+            </w:r>
+            <w:r>
+              <w:rPr>
+                <w:rFonts w:ascii="맑은 고딕" w:hAnsi="맑은 고딕" w:eastAsia="맑은 고딕" w:cs="맑은 고딕"/>
+                <w:b w:val="0"/>
+              </w:rPr>
+              <w:t xml:space="preserve"> · </w:t>
+            </w:r>
+            <w:r>
+              <w:rPr>
+                <w:rFonts w:ascii="D2Coding" w:hAnsi="D2Coding" w:eastAsia="D2Coding" w:cs="D2Coding"/>
+                <w:color w:val="C0362C"/>
+                <w:sz w:val="19"/>
+              </w:rPr>
+              <w:t>scale</w:t>
             </w:r>
           </w:p>
         </w:tc>
@@ -4628,14 +4787,14 @@
                 <w:color w:val="C0362C"/>
                 <w:sz w:val="19"/>
               </w:rPr>
-              <w:t>aspect_ratio</w:t>
+              <w:t>image_path</w:t>
             </w:r>
             <w:r>
               <w:rPr>
                 <w:rFonts w:ascii="맑은 고딕" w:hAnsi="맑은 고딕" w:eastAsia="맑은 고딕" w:cs="맑은 고딕"/>
                 <w:b w:val="0"/>
               </w:rPr>
-              <w:t xml:space="preserve"> · </w:t>
+              <w:t xml:space="preserve"> 는 </w:t>
             </w:r>
             <w:r>
               <w:rPr>
@@ -4643,97 +4802,14 @@
                 <w:color w:val="C0362C"/>
                 <w:sz w:val="19"/>
               </w:rPr>
-              <w:t>fill_ratio</w:t>
+              <w:t>image.path</w:t>
             </w:r>
             <w:r>
               <w:rPr>
                 <w:rFonts w:ascii="맑은 고딕" w:hAnsi="맑은 고딕" w:eastAsia="맑은 고딕" w:cs="맑은 고딕"/>
                 <w:b w:val="0"/>
               </w:rPr>
-              <w:t xml:space="preserve"> · </w:t>
-            </w:r>
-            <w:r>
-              <w:rPr>
-                <w:rFonts w:ascii="D2Coding" w:hAnsi="D2Coding" w:eastAsia="D2Coding" w:cs="D2Coding"/>
-                <w:color w:val="C0362C"/>
-                <w:sz w:val="19"/>
-              </w:rPr>
-              <w:t>circularity</w:t>
-            </w:r>
-            <w:r>
-              <w:rPr>
-                <w:rFonts w:ascii="맑은 고딕" w:hAnsi="맑은 고딕" w:eastAsia="맑은 고딕" w:cs="맑은 고딕"/>
-                <w:b w:val="0"/>
-              </w:rPr>
-              <w:t xml:space="preserve"> · </w:t>
-            </w:r>
-            <w:r>
-              <w:rPr>
-                <w:rFonts w:ascii="D2Coding" w:hAnsi="D2Coding" w:eastAsia="D2Coding" w:cs="D2Coding"/>
-                <w:color w:val="C0362C"/>
-                <w:sz w:val="19"/>
-              </w:rPr>
-              <w:t>convexity</w:t>
-            </w:r>
-            <w:r>
-              <w:rPr>
-                <w:rFonts w:ascii="맑은 고딕" w:hAnsi="맑은 고딕" w:eastAsia="맑은 고딕" w:cs="맑은 고딕"/>
-                <w:b w:val="0"/>
-              </w:rPr>
-              <w:t xml:space="preserve"> · </w:t>
-            </w:r>
-            <w:r>
-              <w:rPr>
-                <w:rFonts w:ascii="D2Coding" w:hAnsi="D2Coding" w:eastAsia="D2Coding" w:cs="D2Coding"/>
-                <w:color w:val="C0362C"/>
-                <w:sz w:val="19"/>
-              </w:rPr>
-              <w:t>solidity</w:t>
-            </w:r>
-            <w:r>
-              <w:rPr>
-                <w:rFonts w:ascii="맑은 고딕" w:hAnsi="맑은 고딕" w:eastAsia="맑은 고딕" w:cs="맑은 고딕"/>
-                <w:b w:val="0"/>
-              </w:rPr>
-              <w:t xml:space="preserve"> · </w:t>
-            </w:r>
-            <w:r>
-              <w:rPr>
-                <w:rFonts w:ascii="D2Coding" w:hAnsi="D2Coding" w:eastAsia="D2Coding" w:cs="D2Coding"/>
-                <w:color w:val="C0362C"/>
-                <w:sz w:val="19"/>
-              </w:rPr>
-              <w:t>elongation</w:t>
-            </w:r>
-            <w:r>
-              <w:rPr>
-                <w:rFonts w:ascii="맑은 고딕" w:hAnsi="맑은 고딕" w:eastAsia="맑은 고딕" w:cs="맑은 고딕"/>
-                <w:b w:val="0"/>
-              </w:rPr>
-              <w:t xml:space="preserve"> · </w:t>
-            </w:r>
-            <w:r>
-              <w:rPr>
-                <w:rFonts w:ascii="D2Coding" w:hAnsi="D2Coding" w:eastAsia="D2Coding" w:cs="D2Coding"/>
-                <w:color w:val="C0362C"/>
-                <w:sz w:val="19"/>
-              </w:rPr>
-              <w:t>ellipse_iou</w:t>
-            </w:r>
-            <w:r>
-              <w:rPr>
-                <w:rFonts w:ascii="맑은 고딕" w:hAnsi="맑은 고딕" w:eastAsia="맑은 고딕" w:cs="맑은 고딕"/>
-                <w:b w:val="0"/>
-              </w:rPr>
-              <w:t xml:space="preserve"> · </w:t>
-            </w:r>
-            <w:r>
-              <w:rPr>
-                <w:rFonts w:ascii="D2Coding" w:hAnsi="D2Coding" w:eastAsia="D2Coding" w:cs="D2Coding"/>
-                <w:color w:val="C0362C"/>
-                <w:sz w:val="19"/>
-              </w:rPr>
-              <w:t>shape_ok</w:t>
+              <w:t xml:space="preserve"> 와 같다(옛 칸)</w:t>
             </w:r>
           </w:p>
         </w:tc>
@@ -4747,10 +4823,33 @@
             <w:r/>
             <w:r>
               <w:rPr>
+                <w:rFonts w:ascii="D2Coding" w:hAnsi="D2Coding" w:eastAsia="D2Coding" w:cs="D2Coding"/>
+                <w:color w:val="C0362C"/>
+                <w:sz w:val="19"/>
+              </w:rPr>
+              <w:t>um_per_pixel</w:t>
+            </w:r>
+            <w:r>
+              <w:rPr>
                 <w:rFonts w:ascii="맑은 고딕" w:hAnsi="맑은 고딕" w:eastAsia="맑은 고딕" w:cs="맑은 고딕"/>
                 <w:b w:val="0"/>
               </w:rPr>
-              <w:t>질감·신뢰</w:t>
+              <w:t xml:space="preserve">(+ native, source, </w:t>
+            </w:r>
+            <w:r>
+              <w:rPr>
+                <w:rFonts w:ascii="D2Coding" w:hAnsi="D2Coding" w:eastAsia="D2Coding" w:cs="D2Coding"/>
+                <w:color w:val="C0362C"/>
+                <w:sz w:val="19"/>
+              </w:rPr>
+              <w:t>backfilled</w:t>
+            </w:r>
+            <w:r>
+              <w:rPr>
+                <w:rFonts w:ascii="맑은 고딕" w:hAnsi="맑은 고딕" w:eastAsia="맑은 고딕" w:cs="맑은 고딕"/>
+                <w:b w:val="0"/>
+              </w:rPr>
+              <w:t>)</w:t>
             </w:r>
           </w:p>
         </w:tc>
@@ -4760,44 +4859,6 @@
           </w:tcPr>
           <w:p>
             <w:r/>
-            <w:r>
-              <w:rPr>
-                <w:rFonts w:ascii="D2Coding" w:hAnsi="D2Coding" w:eastAsia="D2Coding" w:cs="D2Coding"/>
-                <w:color w:val="C0362C"/>
-                <w:sz w:val="19"/>
-              </w:rPr>
-              <w:t>texture</w:t>
-            </w:r>
-            <w:r>
-              <w:rPr>
-                <w:rFonts w:ascii="맑은 고딕" w:hAnsi="맑은 고딕" w:eastAsia="맑은 고딕" w:cs="맑은 고딕"/>
-                <w:b w:val="0"/>
-              </w:rPr>
-              <w:t xml:space="preserve"> · </w:t>
-            </w:r>
-            <w:r>
-              <w:rPr>
-                <w:rFonts w:ascii="D2Coding" w:hAnsi="D2Coding" w:eastAsia="D2Coding" w:cs="D2Coding"/>
-                <w:color w:val="C0362C"/>
-                <w:sz w:val="19"/>
-              </w:rPr>
-              <w:t>predicted_iou</w:t>
-            </w:r>
-            <w:r>
-              <w:rPr>
-                <w:rFonts w:ascii="맑은 고딕" w:hAnsi="맑은 고딕" w:eastAsia="맑은 고딕" w:cs="맑은 고딕"/>
-                <w:b w:val="0"/>
-              </w:rPr>
-              <w:t xml:space="preserve"> · </w:t>
-            </w:r>
-            <w:r>
-              <w:rPr>
-                <w:rFonts w:ascii="D2Coding" w:hAnsi="D2Coding" w:eastAsia="D2Coding" w:cs="D2Coding"/>
-                <w:color w:val="C0362C"/>
-                <w:sz w:val="19"/>
-              </w:rPr>
-              <w:t>stability_score</w:t>
-            </w:r>
           </w:p>
         </w:tc>
       </w:tr>
@@ -4810,10 +4871,26 @@
             <w:r/>
             <w:r>
               <w:rPr>
+                <w:rFonts w:ascii="D2Coding" w:hAnsi="D2Coding" w:eastAsia="D2Coding" w:cs="D2Coding"/>
+                <w:color w:val="C0362C"/>
+                <w:sz w:val="19"/>
+              </w:rPr>
+              <w:t>n_raw_masks</w:t>
+            </w:r>
+            <w:r>
+              <w:rPr>
                 <w:rFonts w:ascii="맑은 고딕" w:hAnsi="맑은 고딕" w:eastAsia="맑은 고딕" w:cs="맑은 고딕"/>
                 <w:b w:val="0"/>
               </w:rPr>
-              <w:t>기하</w:t>
+              <w:t xml:space="preserve"> · </w:t>
+            </w:r>
+            <w:r>
+              <w:rPr>
+                <w:rFonts w:ascii="D2Coding" w:hAnsi="D2Coding" w:eastAsia="D2Coding" w:cs="D2Coding"/>
+                <w:color w:val="C0362C"/>
+                <w:sz w:val="19"/>
+              </w:rPr>
+              <w:t>n_sized</w:t>
             </w:r>
           </w:p>
         </w:tc>
@@ -4825,33 +4902,10 @@
             <w:r/>
             <w:r>
               <w:rPr>
-                <w:rFonts w:ascii="D2Coding" w:hAnsi="D2Coding" w:eastAsia="D2Coding" w:cs="D2Coding"/>
-                <w:color w:val="C0362C"/>
-                <w:sz w:val="19"/>
-              </w:rPr>
-              <w:t>polygon</w:t>
-            </w:r>
-            <w:r>
-              <w:rPr>
                 <w:rFonts w:ascii="맑은 고딕" w:hAnsi="맑은 고딕" w:eastAsia="맑은 고딕" w:cs="맑은 고딕"/>
                 <w:b w:val="0"/>
               </w:rPr>
-              <w:t xml:space="preserve"> — </w:t>
-            </w:r>
-            <w:r>
-              <w:rPr>
-                <w:rFonts w:ascii="D2Coding" w:hAnsi="D2Coding" w:eastAsia="D2Coding" w:cs="D2Coding"/>
-                <w:color w:val="C0362C"/>
-                <w:sz w:val="19"/>
-              </w:rPr>
-              <w:t>[x0,y0,x1,y1,…]</w:t>
-            </w:r>
-            <w:r>
-              <w:rPr>
-                <w:rFonts w:ascii="맑은 고딕" w:hAnsi="맑은 고딕" w:eastAsia="맑은 고딕" w:cs="맑은 고딕"/>
-                <w:b w:val="0"/>
-              </w:rPr>
-              <w:t xml:space="preserve"> 평탄 배열</w:t>
+              <w:t>원시 마스크 수, 크기 통과 수</w:t>
             </w:r>
           </w:p>
         </w:tc>
@@ -4865,10 +4919,11 @@
             <w:r/>
             <w:r>
               <w:rPr>
-                <w:rFonts w:ascii="맑은 고딕" w:hAnsi="맑은 고딕" w:eastAsia="맑은 고딕" w:cs="맑은 고딕"/>
-                <w:b w:val="0"/>
-              </w:rPr>
-              <w:t>판정</w:t>
+                <w:rFonts w:ascii="D2Coding" w:hAnsi="D2Coding" w:eastAsia="D2Coding" w:cs="D2Coding"/>
+                <w:color w:val="C0362C"/>
+                <w:sz w:val="19"/>
+              </w:rPr>
+              <w:t>thresholds</w:t>
             </w:r>
           </w:p>
         </w:tc>
@@ -4880,33 +4935,51 @@
             <w:r/>
             <w:r>
               <w:rPr>
+                <w:rFonts w:ascii="맑은 고딕" w:hAnsi="맑은 고딕" w:eastAsia="맑은 고딕" w:cs="맑은 고딕"/>
+                <w:b w:val="0"/>
+              </w:rPr>
+              <w:t xml:space="preserve">FK </w:t>
+            </w:r>
+            <w:r>
+              <w:rPr>
                 <w:rFonts w:ascii="D2Coding" w:hAnsi="D2Coding" w:eastAsia="D2Coding" w:cs="D2Coding"/>
                 <w:color w:val="C0362C"/>
                 <w:sz w:val="19"/>
               </w:rPr>
-              <w:t>passed</w:t>
-            </w:r>
-            <w:r>
-              <w:rPr>
-                <w:rFonts w:ascii="맑은 고딕" w:hAnsi="맑은 고딕" w:eastAsia="맑은 고딕" w:cs="맑은 고딕"/>
-                <w:b w:val="0"/>
-              </w:rPr>
-              <w:t xml:space="preserve"> · </w:t>
-            </w:r>
+              <w:t>ThresholdSet</w:t>
+            </w:r>
+          </w:p>
+        </w:tc>
+      </w:tr>
+      <w:tr>
+        <w:tc>
+          <w:tcPr>
+            <w:tcW w:type="dxa" w:w="4819"/>
+          </w:tcPr>
+          <w:p>
+            <w:r/>
             <w:r>
               <w:rPr>
                 <w:rFonts w:ascii="D2Coding" w:hAnsi="D2Coding" w:eastAsia="D2Coding" w:cs="D2Coding"/>
                 <w:color w:val="C0362C"/>
                 <w:sz w:val="19"/>
               </w:rPr>
-              <w:t>cls</w:t>
-            </w:r>
+              <w:t>run</w:t>
+            </w:r>
+          </w:p>
+        </w:tc>
+        <w:tc>
+          <w:tcPr>
+            <w:tcW w:type="dxa" w:w="4819"/>
+          </w:tcPr>
+          <w:p>
+            <w:r/>
             <w:r>
               <w:rPr>
                 <w:rFonts w:ascii="맑은 고딕" w:hAnsi="맑은 고딕" w:eastAsia="맑은 고딕" w:cs="맑은 고딕"/>
                 <w:b w:val="0"/>
               </w:rPr>
-              <w:t xml:space="preserve"> · </w:t>
+              <w:t xml:space="preserve">FK </w:t>
             </w:r>
             <w:r>
               <w:rPr>
@@ -4914,7 +4987,81 @@
                 <w:color w:val="C0362C"/>
                 <w:sz w:val="19"/>
               </w:rPr>
-              <w:t>reject</w:t>
+              <w:t>Run</w:t>
+            </w:r>
+          </w:p>
+        </w:tc>
+      </w:tr>
+      <w:tr>
+        <w:tc>
+          <w:tcPr>
+            <w:tcW w:type="dxa" w:w="4819"/>
+          </w:tcPr>
+          <w:p>
+            <w:r/>
+            <w:r>
+              <w:rPr>
+                <w:rFonts w:ascii="D2Coding" w:hAnsi="D2Coding" w:eastAsia="D2Coding" w:cs="D2Coding"/>
+                <w:color w:val="C0362C"/>
+                <w:sz w:val="19"/>
+              </w:rPr>
+              <w:t>is_current</w:t>
+            </w:r>
+          </w:p>
+        </w:tc>
+        <w:tc>
+          <w:tcPr>
+            <w:tcW w:type="dxa" w:w="4819"/>
+          </w:tcPr>
+          <w:p>
+            <w:r/>
+            <w:r>
+              <w:rPr>
+                <w:rFonts w:ascii="맑은 고딕" w:hAnsi="맑은 고딕" w:eastAsia="맑은 고딕" w:cs="맑은 고딕"/>
+                <w:b/>
+              </w:rPr>
+              <w:t>뷰어가 볼 것</w:t>
+            </w:r>
+          </w:p>
+        </w:tc>
+      </w:tr>
+      <w:tr>
+        <w:tc>
+          <w:tcPr>
+            <w:tcW w:type="dxa" w:w="4819"/>
+          </w:tcPr>
+          <w:p>
+            <w:r/>
+            <w:r>
+              <w:rPr>
+                <w:rFonts w:ascii="D2Coding" w:hAnsi="D2Coding" w:eastAsia="D2Coding" w:cs="D2Coding"/>
+                <w:color w:val="C0362C"/>
+                <w:sz w:val="19"/>
+              </w:rPr>
+              <w:t>superseded_by</w:t>
+            </w:r>
+          </w:p>
+        </w:tc>
+        <w:tc>
+          <w:tcPr>
+            <w:tcW w:type="dxa" w:w="4819"/>
+          </w:tcPr>
+          <w:p>
+            <w:r/>
+            <w:r>
+              <w:rPr>
+                <w:rFonts w:ascii="맑은 고딕" w:hAnsi="맑은 고딕" w:eastAsia="맑은 고딕" w:cs="맑은 고딕"/>
+                <w:b w:val="0"/>
+              </w:rPr>
+              <w:t xml:space="preserve">self FK, </w:t>
+            </w:r>
+            <w:r>
+              <w:rPr>
+                <w:rFonts w:ascii="D2Coding" w:hAnsi="D2Coding" w:eastAsia="D2Coding" w:cs="D2Coding"/>
+                <w:color w:val="C0362C"/>
+                <w:sz w:val="19"/>
+              </w:rPr>
+              <w:t>SET_NULL</w:t>
             </w:r>
           </w:p>
         </w:tc>
@@ -4927,32 +5074,218 @@
       </w:pPr>
       <w:r>
         <w:rPr>
+          <w:rFonts w:ascii="맑은 고딕" w:hAnsi="맑은 고딕" w:eastAsia="맑은 고딕" w:cs="맑은 고딕"/>
+          <w:b/>
+        </w:rPr>
+        <w:t>검출은 덮어쓰지 않고 쌓는다.</w:t>
+      </w:r>
+      <w:r>
+        <w:rPr>
+          <w:rFonts w:ascii="맑은 고딕" w:hAnsi="맑은 고딕" w:eastAsia="맑은 고딕" w:cs="맑은 고딕"/>
+          <w:b w:val="0"/>
+        </w:rPr>
+        <w:t xml:space="preserve"> 재실행마다 새 행이 생기고 </w:t>
+      </w:r>
+      <w:r>
+        <w:rPr>
           <w:rFonts w:ascii="D2Coding" w:hAnsi="D2Coding" w:eastAsia="D2Coding" w:cs="D2Coding"/>
           <w:color w:val="C0362C"/>
           <w:sz w:val="19"/>
         </w:rPr>
-        <w:t>polygon</w:t>
+        <w:t>is_current</w:t>
       </w:r>
       <w:r>
         <w:rPr>
           <w:rFonts w:ascii="맑은 고딕" w:hAnsi="맑은 고딕" w:eastAsia="맑은 고딕" w:cs="맑은 고딕"/>
           <w:b w:val="0"/>
         </w:rPr>
-        <w:t xml:space="preserve"> 이 </w:t>
+        <w:t xml:space="preserve"> 가 옮겨 간다. 엔진 교체 전후를 같은 시야에서 견주려면 옛것이 남아 있어야 한다.</w:t>
+      </w:r>
+    </w:p>
+    <w:p>
+      <w:pPr>
+        <w:pStyle w:val="ListBullet"/>
+      </w:pPr>
+      <w:r>
+        <w:rPr>
+          <w:rFonts w:ascii="맑은 고딕" w:hAnsi="맑은 고딕" w:eastAsia="맑은 고딕" w:cs="맑은 고딕"/>
+          <w:b w:val="0"/>
+        </w:rPr>
+        <w:t xml:space="preserve">엔진마다 검출을 다는 자리가 다르다 — </w:t>
       </w:r>
       <w:r>
         <w:rPr>
           <w:rFonts w:ascii="맑은 고딕" w:hAnsi="맑은 고딕" w:eastAsia="맑은 고딕" w:cs="맑은 고딕"/>
           <w:b/>
         </w:rPr>
-        <w:t>용량의 대부분</w:t>
+        <w:t>SAM2 는 합성본 한 장에만</w:t>
       </w:r>
       <w:r>
         <w:rPr>
           <w:rFonts w:ascii="맑은 고딕" w:hAnsi="맑은 고딕" w:eastAsia="맑은 고딕" w:cs="맑은 고딕"/>
           <w:b w:val="0"/>
         </w:rPr>
-        <w:t>이다 (26.8 MB / 108.6 MB ≈ 25 %). 마스크를 그리는 근거라 줄일 수 없다.</w:t>
+        <w:t xml:space="preserve">, </w:t>
+      </w:r>
+      <w:r>
+        <w:rPr>
+          <w:rFonts w:ascii="맑은 고딕" w:hAnsi="맑은 고딕" w:eastAsia="맑은 고딕" w:cs="맑은 고딕"/>
+          <w:b/>
+        </w:rPr>
+        <w:t>YOLO 는 프레임마다 + 합성본에도</w:t>
+      </w:r>
+      <w:r>
+        <w:rPr>
+          <w:rFonts w:ascii="맑은 고딕" w:hAnsi="맑은 고딕" w:eastAsia="맑은 고딕" w:cs="맑은 고딕"/>
+          <w:b w:val="0"/>
+        </w:rPr>
+        <w:t xml:space="preserve"> 단다. 그것이 </w:t>
+      </w:r>
+      <w:r>
+        <w:rPr>
+          <w:rFonts w:ascii="D2Coding" w:hAnsi="D2Coding" w:eastAsia="D2Coding" w:cs="D2Coding"/>
+          <w:color w:val="C0362C"/>
+          <w:sz w:val="19"/>
+        </w:rPr>
+        <w:t>image.kind</w:t>
+      </w:r>
+      <w:r>
+        <w:rPr>
+          <w:rFonts w:ascii="맑은 고딕" w:hAnsi="맑은 고딕" w:eastAsia="맑은 고딕" w:cs="맑은 고딕"/>
+          <w:b w:val="0"/>
+        </w:rPr>
+        <w:t xml:space="preserve"> 로 드러난다.</w:t>
+      </w:r>
+    </w:p>
+    <w:p>
+      <w:pPr>
+        <w:pStyle w:val="ListBullet"/>
+      </w:pPr>
+      <w:r>
+        <w:rPr>
+          <w:rFonts w:ascii="맑은 고딕" w:hAnsi="맑은 고딕" w:eastAsia="맑은 고딕" w:cs="맑은 고딕"/>
+          <w:b/>
+        </w:rPr>
+        <w:t>`kind="depth"` 에는 검출이 붙지 않는다.</w:t>
+      </w:r>
+      <w:r>
+        <w:rPr>
+          <w:rFonts w:ascii="맑은 고딕" w:hAnsi="맑은 고딕" w:eastAsia="맑은 고딕" w:cs="맑은 고딕"/>
+          <w:b w:val="0"/>
+        </w:rPr>
+        <w:t xml:space="preserve"> 깊이맵은 Z 좌표가 없는 상대값이라 검출 대상이 아니다 — 관행이 아니라 스키마에 적혀 있고 </w:t>
+      </w:r>
+      <w:r>
+        <w:rPr>
+          <w:rFonts w:ascii="D2Coding" w:hAnsi="D2Coding" w:eastAsia="D2Coding" w:cs="D2Coding"/>
+          <w:color w:val="C0362C"/>
+          <w:sz w:val="19"/>
+        </w:rPr>
+        <w:t>backfill_images.py --verify</w:t>
+      </w:r>
+      <w:r>
+        <w:rPr>
+          <w:rFonts w:ascii="맑은 고딕" w:hAnsi="맑은 고딕" w:eastAsia="맑은 고딕" w:cs="맑은 고딕"/>
+          <w:b w:val="0"/>
+        </w:rPr>
+        <w:t xml:space="preserve"> 가 지킨다.</w:t>
+      </w:r>
+    </w:p>
+    <w:p>
+      <w:pPr>
+        <w:pStyle w:val="ListBullet"/>
+      </w:pPr>
+      <w:r>
+        <w:rPr>
+          <w:rFonts w:ascii="D2Coding" w:hAnsi="D2Coding" w:eastAsia="D2Coding" w:cs="D2Coding"/>
+          <w:color w:val="C0362C"/>
+          <w:sz w:val="19"/>
+        </w:rPr>
+        <w:t>superseded_by</w:t>
+      </w:r>
+      <w:r>
+        <w:rPr>
+          <w:rFonts w:ascii="맑은 고딕" w:hAnsi="맑은 고딕" w:eastAsia="맑은 고딕" w:cs="맑은 고딕"/>
+          <w:b w:val="0"/>
+        </w:rPr>
+        <w:t xml:space="preserve"> 가 </w:t>
+      </w:r>
+      <w:r>
+        <w:rPr>
+          <w:rFonts w:ascii="D2Coding" w:hAnsi="D2Coding" w:eastAsia="D2Coding" w:cs="D2Coding"/>
+          <w:color w:val="C0362C"/>
+          <w:sz w:val="19"/>
+        </w:rPr>
+        <w:t>SET_NULL</w:t>
+      </w:r>
+      <w:r>
+        <w:rPr>
+          <w:rFonts w:ascii="맑은 고딕" w:hAnsi="맑은 고딕" w:eastAsia="맑은 고딕" w:cs="맑은 고딕"/>
+          <w:b w:val="0"/>
+        </w:rPr>
+        <w:t xml:space="preserve"> 이라 옛 검출을 지워도 현재 검출이 딸려 가지 않는다.</w:t>
+      </w:r>
+    </w:p>
+    <w:p>
+      <w:pPr>
+        <w:pStyle w:val="ListBullet"/>
+      </w:pPr>
+      <w:r>
+        <w:rPr>
+          <w:rFonts w:ascii="맑은 고딕" w:hAnsi="맑은 고딕" w:eastAsia="맑은 고딕" w:cs="맑은 고딕"/>
+          <w:b/>
+        </w:rPr>
+        <w:t>같은 묶음 안에서 같은 이미지에 둘 이상 쌓인 것은 기록이 아니라 찌꺼기다</w:t>
+      </w:r>
+      <w:r>
+        <w:rPr>
+          <w:rFonts w:ascii="맑은 고딕" w:hAnsi="맑은 고딕" w:eastAsia="맑은 고딕" w:cs="맑은 고딕"/>
+          <w:b w:val="0"/>
+        </w:rPr>
+        <w:t xml:space="preserve"> (빠진 프레임을 다시 돌리면 이미 끝난 것까지 다시 쌓인다). </w:t>
+      </w:r>
+      <w:r>
+        <w:rPr>
+          <w:rFonts w:ascii="D2Coding" w:hAnsi="D2Coding" w:eastAsia="D2Coding" w:cs="D2Coding"/>
+          <w:color w:val="C0362C"/>
+          <w:sz w:val="19"/>
+        </w:rPr>
+        <w:t>prune_detections.py</w:t>
+      </w:r>
+      <w:r>
+        <w:rPr>
+          <w:rFonts w:ascii="맑은 고딕" w:hAnsi="맑은 고딕" w:eastAsia="맑은 고딕" w:cs="맑은 고딕"/>
+          <w:b w:val="0"/>
+        </w:rPr>
+        <w:t xml:space="preserve"> 가 현재 검출 → 없으면 번호가 큰 것 하나만 남기고 지운다. </w:t>
+      </w:r>
+      <w:r>
+        <w:rPr>
+          <w:rFonts w:ascii="맑은 고딕" w:hAnsi="맑은 고딕" w:eastAsia="맑은 고딕" w:cs="맑은 고딕"/>
+          <w:b/>
+        </w:rPr>
+        <w:t>묶음을 넘어서는 지우지 않는다.</w:t>
+      </w:r>
+    </w:p>
+    <w:p>
+      <w:pPr>
+        <w:pStyle w:val="Heading4"/>
+      </w:pPr>
+      <w:r>
+        <w:rPr>
+          <w:rFonts w:ascii="D2Coding" w:hAnsi="D2Coding" w:eastAsia="D2Coding" w:cs="D2Coding"/>
+          <w:color w:val="1A1D23"/>
+          <w:sz w:val="19"/>
+        </w:rPr>
+        <w:t>Candidate</w:t>
+      </w:r>
+      <w:r>
+        <w:rPr>
+          <w:rFonts w:ascii="맑은 고딕" w:hAnsi="맑은 고딕" w:eastAsia="맑은 고딕" w:cs="맑은 고딕"/>
+          <w:b w:val="0"/>
+          <w:color w:val="1A1D23"/>
+        </w:rPr>
+        <w:t xml:space="preserve"> — 개체 하나</w:t>
       </w:r>
     </w:p>
     <w:p>
@@ -4961,32 +5294,32 @@
       </w:pPr>
       <w:r>
         <w:rPr>
-          <w:rFonts w:ascii="맑은 고딕" w:hAnsi="맑은 고딕" w:eastAsia="맑은 고딕" w:cs="맑은 고딕"/>
-          <w:b/>
-        </w:rPr>
-        <w:t>`passed`·`cls`·`reject` 는 저장된 사실이 아니라 순수 함수의 캐시다.</w:t>
-      </w:r>
-      <w:r>
-        <w:rPr>
-          <w:rFonts w:ascii="맑은 고딕" w:hAnsi="맑은 고딕" w:eastAsia="맑은 고딕" w:cs="맑은 고딕"/>
-          <w:b w:val="0"/>
-        </w:rPr>
-        <w:t xml:space="preserve"> 같은 지표와 같은 문턱이면 </w:t>
-      </w:r>
-      <w:r>
-        <w:rPr>
           <w:rFonts w:ascii="D2Coding" w:hAnsi="D2Coding" w:eastAsia="D2Coding" w:cs="D2Coding"/>
           <w:color w:val="C0362C"/>
           <w:sz w:val="19"/>
         </w:rPr>
-        <w:t>judge.py</w:t>
+        <w:t>(detection, mask_key)</w:t>
       </w:r>
       <w:r>
         <w:rPr>
           <w:rFonts w:ascii="맑은 고딕" w:hAnsi="맑은 고딕" w:eastAsia="맑은 고딕" w:cs="맑은 고딕"/>
           <w:b w:val="0"/>
         </w:rPr>
-        <w:t xml:space="preserve"> 가 언제나 같은 답을 낸다. </w:t>
+        <w:t xml:space="preserve"> unique. 통과분과 탈락분을 </w:t>
+      </w:r>
+      <w:r>
+        <w:rPr>
+          <w:rFonts w:ascii="맑은 고딕" w:hAnsi="맑은 고딕" w:eastAsia="맑은 고딕" w:cs="맑은 고딕"/>
+          <w:b/>
+        </w:rPr>
+        <w:t>한 테이블에 담고 `passed` 로 가른다</w:t>
+      </w:r>
+      <w:r>
+        <w:rPr>
+          <w:rFonts w:ascii="맑은 고딕" w:hAnsi="맑은 고딕" w:eastAsia="맑은 고딕" w:cs="맑은 고딕"/>
+          <w:b w:val="0"/>
+        </w:rPr>
+        <w:t xml:space="preserve"> — 문턱을 바꾸면 개체가 무리를 옮겨 다니는데, 칼럼 하나면 </w:t>
       </w:r>
       <w:r>
         <w:rPr>
@@ -4994,76 +5327,14 @@
           <w:color w:val="C0362C"/>
           <w:sz w:val="19"/>
         </w:rPr>
-        <w:t>check_db.py</w:t>
+        <w:t>refilter</w:t>
       </w:r>
       <w:r>
         <w:rPr>
           <w:rFonts w:ascii="맑은 고딕" w:hAnsi="맑은 고딕" w:eastAsia="맑은 고딕" w:cs="맑은 고딕"/>
           <w:b w:val="0"/>
         </w:rPr>
-        <w:t xml:space="preserve"> 가 그 셋을 다시 계산해 저장된 값과 맞는지 본다 — 어긋나면 문턱을 바꾸고 다시 안 걸렀다는 뜻이다.</w:t>
-      </w:r>
-    </w:p>
-    <w:p>
-      <w:pPr>
-        <w:pStyle w:val="Heading3"/>
-      </w:pPr>
-      <w:r>
-        <w:rPr>
-          <w:rFonts w:ascii="맑은 고딕" w:hAnsi="맑은 고딕" w:eastAsia="맑은 고딕" w:cs="맑은 고딕"/>
-          <w:b w:val="0"/>
-          <w:color w:val="1A1D23"/>
-        </w:rPr>
-        <w:t xml:space="preserve">3.3 사람의 교정 — </w:t>
-      </w:r>
-      <w:r>
-        <w:rPr>
-          <w:rFonts w:ascii="맑은 고딕" w:hAnsi="맑은 고딕" w:eastAsia="맑은 고딕" w:cs="맑은 고딕"/>
-          <w:b/>
-          <w:color w:val="1A1D23"/>
-        </w:rPr>
-        <w:t>재생성 불가</w:t>
-      </w:r>
-    </w:p>
-    <w:p>
-      <w:pPr>
-        <w:pStyle w:val="Heading4"/>
-      </w:pPr>
-      <w:r>
-        <w:rPr>
-          <w:rFonts w:ascii="D2Coding" w:hAnsi="D2Coding" w:eastAsia="D2Coding" w:cs="D2Coding"/>
-          <w:color w:val="1A1D23"/>
-          <w:sz w:val="19"/>
-        </w:rPr>
-        <w:t>ObjectReview</w:t>
-      </w:r>
-      <w:r>
-        <w:rPr>
-          <w:rFonts w:ascii="맑은 고딕" w:hAnsi="맑은 고딕" w:eastAsia="맑은 고딕" w:cs="맑은 고딕"/>
-          <w:b w:val="0"/>
-          <w:color w:val="1A1D23"/>
-        </w:rPr>
-        <w:t xml:space="preserve"> — 개체 단위 교정</w:t>
-      </w:r>
-    </w:p>
-    <w:p>
-      <w:pPr>
-        <w:spacing w:after="140"/>
-      </w:pPr>
-      <w:r>
-        <w:rPr>
-          <w:rFonts w:ascii="D2Coding" w:hAnsi="D2Coding" w:eastAsia="D2Coding" w:cs="D2Coding"/>
-          <w:color w:val="C0362C"/>
-          <w:sz w:val="19"/>
-        </w:rPr>
-        <w:t>(viewpoint, mask_key)</w:t>
-      </w:r>
-      <w:r>
-        <w:rPr>
-          <w:rFonts w:ascii="맑은 고딕" w:hAnsi="맑은 고딕" w:eastAsia="맑은 고딕" w:cs="맑은 고딕"/>
-          <w:b w:val="0"/>
-        </w:rPr>
-        <w:t xml:space="preserve"> unique.</w:t>
+        <w:t xml:space="preserve"> 가 UPDATE 한 번이다.</w:t>
       </w:r>
     </w:p>
     <w:tbl>
@@ -5093,7 +5364,7 @@
                 <w:rFonts w:ascii="맑은 고딕" w:hAnsi="맑은 고딕" w:eastAsia="맑은 고딕" w:cs="맑은 고딕"/>
                 <w:b/>
               </w:rPr>
-              <w:t>칸</w:t>
+              <w:t>갈래</w:t>
             </w:r>
           </w:p>
         </w:tc>
@@ -5112,7 +5383,7 @@
                 <w:rFonts w:ascii="맑은 고딕" w:hAnsi="맑은 고딕" w:eastAsia="맑은 고딕" w:cs="맑은 고딕"/>
                 <w:b/>
               </w:rPr>
-              <w:t>비고</w:t>
+              <w:t>칸</w:t>
             </w:r>
           </w:p>
         </w:tc>
@@ -5126,11 +5397,10 @@
             <w:r/>
             <w:r>
               <w:rPr>
-                <w:rFonts w:ascii="D2Coding" w:hAnsi="D2Coding" w:eastAsia="D2Coding" w:cs="D2Coding"/>
-                <w:color w:val="C0362C"/>
-                <w:sz w:val="19"/>
-              </w:rPr>
-              <w:t>mask_key</w:t>
+                <w:rFonts w:ascii="맑은 고딕" w:hAnsi="맑은 고딕" w:eastAsia="맑은 고딕" w:cs="맑은 고딕"/>
+                <w:b w:val="0"/>
+              </w:rPr>
+              <w:t>자리</w:t>
             </w:r>
           </w:p>
         </w:tc>
@@ -5142,10 +5412,56 @@
             <w:r/>
             <w:r>
               <w:rPr>
+                <w:rFonts w:ascii="D2Coding" w:hAnsi="D2Coding" w:eastAsia="D2Coding" w:cs="D2Coding"/>
+                <w:color w:val="C0362C"/>
+                <w:sz w:val="19"/>
+              </w:rPr>
+              <w:t>bbox_x/y/w/h</w:t>
+            </w:r>
+            <w:r>
+              <w:rPr>
                 <w:rFonts w:ascii="맑은 고딕" w:hAnsi="맑은 고딕" w:eastAsia="맑은 고딕" w:cs="맑은 고딕"/>
-                <w:b/>
-              </w:rPr>
-              <w:t>진짜 키</w:t>
+                <w:b w:val="0"/>
+              </w:rPr>
+              <w:t xml:space="preserve"> · </w:t>
+            </w:r>
+            <w:r>
+              <w:rPr>
+                <w:rFonts w:ascii="D2Coding" w:hAnsi="D2Coding" w:eastAsia="D2Coding" w:cs="D2Coding"/>
+                <w:color w:val="C0362C"/>
+                <w:sz w:val="19"/>
+              </w:rPr>
+              <w:t>center_x/y</w:t>
+            </w:r>
+            <w:r>
+              <w:rPr>
+                <w:rFonts w:ascii="맑은 고딕" w:hAnsi="맑은 고딕" w:eastAsia="맑은 고딕" w:cs="맑은 고딕"/>
+                <w:b w:val="0"/>
+              </w:rPr>
+              <w:t xml:space="preserve"> · </w:t>
+            </w:r>
+            <w:r>
+              <w:rPr>
+                <w:rFonts w:ascii="D2Coding" w:hAnsi="D2Coding" w:eastAsia="D2Coding" w:cs="D2Coding"/>
+                <w:color w:val="C0362C"/>
+                <w:sz w:val="19"/>
+              </w:rPr>
+              <w:t>mask_key</w:t>
+            </w:r>
+            <w:r>
+              <w:rPr>
+                <w:rFonts w:ascii="맑은 고딕" w:hAnsi="맑은 고딕" w:eastAsia="맑은 고딕" w:cs="맑은 고딕"/>
+                <w:b w:val="0"/>
+              </w:rPr>
+              <w:t xml:space="preserve">(bbox 로 만든 키) · </w:t>
+            </w:r>
+            <w:r>
+              <w:rPr>
+                <w:rFonts w:ascii="D2Coding" w:hAnsi="D2Coding" w:eastAsia="D2Coding" w:cs="D2Coding"/>
+                <w:color w:val="C0362C"/>
+                <w:sz w:val="19"/>
+              </w:rPr>
+              <w:t>raw_id</w:t>
             </w:r>
           </w:p>
         </w:tc>
@@ -5159,11 +5475,10 @@
             <w:r/>
             <w:r>
               <w:rPr>
-                <w:rFonts w:ascii="D2Coding" w:hAnsi="D2Coding" w:eastAsia="D2Coding" w:cs="D2Coding"/>
-                <w:color w:val="C0362C"/>
-                <w:sz w:val="19"/>
-              </w:rPr>
-              <w:t>candidate</w:t>
+                <w:rFonts w:ascii="맑은 고딕" w:hAnsi="맑은 고딕" w:eastAsia="맑은 고딕" w:cs="맑은 고딕"/>
+                <w:b w:val="0"/>
+              </w:rPr>
+              <w:t>크기</w:t>
             </w:r>
           </w:p>
         </w:tc>
@@ -5175,17 +5490,86 @@
             <w:r/>
             <w:r>
               <w:rPr>
+                <w:rFonts w:ascii="D2Coding" w:hAnsi="D2Coding" w:eastAsia="D2Coding" w:cs="D2Coding"/>
+                <w:color w:val="C0362C"/>
+                <w:sz w:val="19"/>
+              </w:rPr>
+              <w:t>area_px</w:t>
+            </w:r>
+            <w:r>
+              <w:rPr>
                 <w:rFonts w:ascii="맑은 고딕" w:hAnsi="맑은 고딕" w:eastAsia="맑은 고딕" w:cs="맑은 고딕"/>
                 <w:b w:val="0"/>
               </w:rPr>
-              <w:t xml:space="preserve">FK null — </w:t>
+              <w:t xml:space="preserve"> · </w:t>
+            </w:r>
+            <w:r>
+              <w:rPr>
+                <w:rFonts w:ascii="D2Coding" w:hAnsi="D2Coding" w:eastAsia="D2Coding" w:cs="D2Coding"/>
+                <w:color w:val="C0362C"/>
+                <w:sz w:val="19"/>
+              </w:rPr>
+              <w:t>area_um2</w:t>
             </w:r>
             <w:r>
               <w:rPr>
                 <w:rFonts w:ascii="맑은 고딕" w:hAnsi="맑은 고딕" w:eastAsia="맑은 고딕" w:cs="맑은 고딕"/>
-                <w:b/>
-              </w:rPr>
-              <w:t>바인딩 결과일 뿐이다</w:t>
+                <w:b w:val="0"/>
+              </w:rPr>
+              <w:t xml:space="preserve"> · </w:t>
+            </w:r>
+            <w:r>
+              <w:rPr>
+                <w:rFonts w:ascii="D2Coding" w:hAnsi="D2Coding" w:eastAsia="D2Coding" w:cs="D2Coding"/>
+                <w:color w:val="C0362C"/>
+                <w:sz w:val="19"/>
+              </w:rPr>
+              <w:t>major_um</w:t>
+            </w:r>
+            <w:r>
+              <w:rPr>
+                <w:rFonts w:ascii="맑은 고딕" w:hAnsi="맑은 고딕" w:eastAsia="맑은 고딕" w:cs="맑은 고딕"/>
+                <w:b w:val="0"/>
+              </w:rPr>
+              <w:t xml:space="preserve"> · </w:t>
+            </w:r>
+            <w:r>
+              <w:rPr>
+                <w:rFonts w:ascii="D2Coding" w:hAnsi="D2Coding" w:eastAsia="D2Coding" w:cs="D2Coding"/>
+                <w:color w:val="C0362C"/>
+                <w:sz w:val="19"/>
+              </w:rPr>
+              <w:t>minor_um</w:t>
+            </w:r>
+            <w:r>
+              <w:rPr>
+                <w:rFonts w:ascii="맑은 고딕" w:hAnsi="맑은 고딕" w:eastAsia="맑은 고딕" w:cs="맑은 고딕"/>
+                <w:b w:val="0"/>
+              </w:rPr>
+              <w:t xml:space="preserve"> · </w:t>
+            </w:r>
+            <w:r>
+              <w:rPr>
+                <w:rFonts w:ascii="D2Coding" w:hAnsi="D2Coding" w:eastAsia="D2Coding" w:cs="D2Coding"/>
+                <w:color w:val="C0362C"/>
+                <w:sz w:val="19"/>
+              </w:rPr>
+              <w:t>long_side_um</w:t>
+            </w:r>
+            <w:r>
+              <w:rPr>
+                <w:rFonts w:ascii="맑은 고딕" w:hAnsi="맑은 고딕" w:eastAsia="맑은 고딕" w:cs="맑은 고딕"/>
+                <w:b w:val="0"/>
+              </w:rPr>
+              <w:t xml:space="preserve"> · </w:t>
+            </w:r>
+            <w:r>
+              <w:rPr>
+                <w:rFonts w:ascii="D2Coding" w:hAnsi="D2Coding" w:eastAsia="D2Coding" w:cs="D2Coding"/>
+                <w:color w:val="C0362C"/>
+                <w:sz w:val="19"/>
+              </w:rPr>
+              <w:t>short_side_um</w:t>
             </w:r>
           </w:p>
         </w:tc>
@@ -5199,11 +5583,10 @@
             <w:r/>
             <w:r>
               <w:rPr>
-                <w:rFonts w:ascii="D2Coding" w:hAnsi="D2Coding" w:eastAsia="D2Coding" w:cs="D2Coding"/>
-                <w:color w:val="C0362C"/>
-                <w:sz w:val="19"/>
-              </w:rPr>
-              <w:t>bind_method</w:t>
+                <w:rFonts w:ascii="맑은 고딕" w:hAnsi="맑은 고딕" w:eastAsia="맑은 고딕" w:cs="맑은 고딕"/>
+                <w:b w:val="0"/>
+              </w:rPr>
+              <w:t>모양</w:t>
             </w:r>
           </w:p>
         </w:tc>
@@ -5219,14 +5602,14 @@
                 <w:color w:val="C0362C"/>
                 <w:sz w:val="19"/>
               </w:rPr>
-              <w:t>exact</w:t>
+              <w:t>aspect_ratio</w:t>
             </w:r>
             <w:r>
               <w:rPr>
                 <w:rFonts w:ascii="맑은 고딕" w:hAnsi="맑은 고딕" w:eastAsia="맑은 고딕" w:cs="맑은 고딕"/>
                 <w:b w:val="0"/>
               </w:rPr>
-              <w:t xml:space="preserve"> / </w:t>
+              <w:t xml:space="preserve"> · </w:t>
             </w:r>
             <w:r>
               <w:rPr>
@@ -5234,14 +5617,14 @@
                 <w:color w:val="C0362C"/>
                 <w:sz w:val="19"/>
               </w:rPr>
-              <w:t>iou</w:t>
+              <w:t>fill_ratio</w:t>
             </w:r>
             <w:r>
               <w:rPr>
                 <w:rFonts w:ascii="맑은 고딕" w:hAnsi="맑은 고딕" w:eastAsia="맑은 고딕" w:cs="맑은 고딕"/>
                 <w:b w:val="0"/>
               </w:rPr>
-              <w:t xml:space="preserve"> / </w:t>
+              <w:t xml:space="preserve"> · </w:t>
             </w:r>
             <w:r>
               <w:rPr>
@@ -5249,14 +5632,14 @@
                 <w:color w:val="C0362C"/>
                 <w:sz w:val="19"/>
               </w:rPr>
-              <w:t>manual</w:t>
+              <w:t>circularity</w:t>
             </w:r>
             <w:r>
               <w:rPr>
                 <w:rFonts w:ascii="맑은 고딕" w:hAnsi="맑은 고딕" w:eastAsia="맑은 고딕" w:cs="맑은 고딕"/>
                 <w:b w:val="0"/>
               </w:rPr>
-              <w:t xml:space="preserve"> / </w:t>
+              <w:t xml:space="preserve"> · </w:t>
             </w:r>
             <w:r>
               <w:rPr>
@@ -5264,7 +5647,67 @@
                 <w:color w:val="C0362C"/>
                 <w:sz w:val="19"/>
               </w:rPr>
-              <w:t>orphan</w:t>
+              <w:t>convexity</w:t>
+            </w:r>
+            <w:r>
+              <w:rPr>
+                <w:rFonts w:ascii="맑은 고딕" w:hAnsi="맑은 고딕" w:eastAsia="맑은 고딕" w:cs="맑은 고딕"/>
+                <w:b w:val="0"/>
+              </w:rPr>
+              <w:t xml:space="preserve"> · </w:t>
+            </w:r>
+            <w:r>
+              <w:rPr>
+                <w:rFonts w:ascii="D2Coding" w:hAnsi="D2Coding" w:eastAsia="D2Coding" w:cs="D2Coding"/>
+                <w:color w:val="C0362C"/>
+                <w:sz w:val="19"/>
+              </w:rPr>
+              <w:t>solidity</w:t>
+            </w:r>
+            <w:r>
+              <w:rPr>
+                <w:rFonts w:ascii="맑은 고딕" w:hAnsi="맑은 고딕" w:eastAsia="맑은 고딕" w:cs="맑은 고딕"/>
+                <w:b w:val="0"/>
+              </w:rPr>
+              <w:t xml:space="preserve"> · </w:t>
+            </w:r>
+            <w:r>
+              <w:rPr>
+                <w:rFonts w:ascii="D2Coding" w:hAnsi="D2Coding" w:eastAsia="D2Coding" w:cs="D2Coding"/>
+                <w:color w:val="C0362C"/>
+                <w:sz w:val="19"/>
+              </w:rPr>
+              <w:t>elongation</w:t>
+            </w:r>
+            <w:r>
+              <w:rPr>
+                <w:rFonts w:ascii="맑은 고딕" w:hAnsi="맑은 고딕" w:eastAsia="맑은 고딕" w:cs="맑은 고딕"/>
+                <w:b w:val="0"/>
+              </w:rPr>
+              <w:t xml:space="preserve"> · </w:t>
+            </w:r>
+            <w:r>
+              <w:rPr>
+                <w:rFonts w:ascii="D2Coding" w:hAnsi="D2Coding" w:eastAsia="D2Coding" w:cs="D2Coding"/>
+                <w:color w:val="C0362C"/>
+                <w:sz w:val="19"/>
+              </w:rPr>
+              <w:t>ellipse_iou</w:t>
+            </w:r>
+            <w:r>
+              <w:rPr>
+                <w:rFonts w:ascii="맑은 고딕" w:hAnsi="맑은 고딕" w:eastAsia="맑은 고딕" w:cs="맑은 고딕"/>
+                <w:b w:val="0"/>
+              </w:rPr>
+              <w:t xml:space="preserve"> · </w:t>
+            </w:r>
+            <w:r>
+              <w:rPr>
+                <w:rFonts w:ascii="D2Coding" w:hAnsi="D2Coding" w:eastAsia="D2Coding" w:cs="D2Coding"/>
+                <w:color w:val="C0362C"/>
+                <w:sz w:val="19"/>
+              </w:rPr>
+              <w:t>shape_ok</w:t>
             </w:r>
           </w:p>
         </w:tc>
@@ -5278,11 +5721,10 @@
             <w:r/>
             <w:r>
               <w:rPr>
-                <w:rFonts w:ascii="D2Coding" w:hAnsi="D2Coding" w:eastAsia="D2Coding" w:cs="D2Coding"/>
-                <w:color w:val="C0362C"/>
-                <w:sz w:val="19"/>
-              </w:rPr>
-              <w:t>bind_score</w:t>
+                <w:rFonts w:ascii="맑은 고딕" w:hAnsi="맑은 고딕" w:eastAsia="맑은 고딕" w:cs="맑은 고딕"/>
+                <w:b w:val="0"/>
+              </w:rPr>
+              <w:t>질감·신뢰</w:t>
             </w:r>
           </w:p>
         </w:tc>
@@ -5294,10 +5736,41 @@
             <w:r/>
             <w:r>
               <w:rPr>
+                <w:rFonts w:ascii="D2Coding" w:hAnsi="D2Coding" w:eastAsia="D2Coding" w:cs="D2Coding"/>
+                <w:color w:val="C0362C"/>
+                <w:sz w:val="19"/>
+              </w:rPr>
+              <w:t>texture</w:t>
+            </w:r>
+            <w:r>
+              <w:rPr>
                 <w:rFonts w:ascii="맑은 고딕" w:hAnsi="맑은 고딕" w:eastAsia="맑은 고딕" w:cs="맑은 고딕"/>
                 <w:b w:val="0"/>
               </w:rPr>
-              <w:t>IoU 로 붙었을 때의 값</w:t>
+              <w:t xml:space="preserve"> · </w:t>
+            </w:r>
+            <w:r>
+              <w:rPr>
+                <w:rFonts w:ascii="D2Coding" w:hAnsi="D2Coding" w:eastAsia="D2Coding" w:cs="D2Coding"/>
+                <w:color w:val="C0362C"/>
+                <w:sz w:val="19"/>
+              </w:rPr>
+              <w:t>predicted_iou</w:t>
+            </w:r>
+            <w:r>
+              <w:rPr>
+                <w:rFonts w:ascii="맑은 고딕" w:hAnsi="맑은 고딕" w:eastAsia="맑은 고딕" w:cs="맑은 고딕"/>
+                <w:b w:val="0"/>
+              </w:rPr>
+              <w:t xml:space="preserve"> · </w:t>
+            </w:r>
+            <w:r>
+              <w:rPr>
+                <w:rFonts w:ascii="D2Coding" w:hAnsi="D2Coding" w:eastAsia="D2Coding" w:cs="D2Coding"/>
+                <w:color w:val="C0362C"/>
+                <w:sz w:val="19"/>
+              </w:rPr>
+              <w:t>stability_score</w:t>
             </w:r>
           </w:p>
         </w:tc>
@@ -5311,11 +5784,10 @@
             <w:r/>
             <w:r>
               <w:rPr>
-                <w:rFonts w:ascii="D2Coding" w:hAnsi="D2Coding" w:eastAsia="D2Coding" w:cs="D2Coding"/>
-                <w:color w:val="C0362C"/>
-                <w:sz w:val="19"/>
-              </w:rPr>
-              <w:t>geom</w:t>
+                <w:rFonts w:ascii="맑은 고딕" w:hAnsi="맑은 고딕" w:eastAsia="맑은 고딕" w:cs="맑은 고딕"/>
+                <w:b w:val="0"/>
+              </w:rPr>
+              <w:t>기하</w:t>
             </w:r>
           </w:p>
         </w:tc>
@@ -5331,7 +5803,29 @@
                 <w:color w:val="C0362C"/>
                 <w:sz w:val="19"/>
               </w:rPr>
-              <w:t>{"bbox": [x,y,w,h], "polygon": [...]}</w:t>
+              <w:t>polygon</w:t>
+            </w:r>
+            <w:r>
+              <w:rPr>
+                <w:rFonts w:ascii="맑은 고딕" w:hAnsi="맑은 고딕" w:eastAsia="맑은 고딕" w:cs="맑은 고딕"/>
+                <w:b w:val="0"/>
+              </w:rPr>
+              <w:t xml:space="preserve"> — </w:t>
+            </w:r>
+            <w:r>
+              <w:rPr>
+                <w:rFonts w:ascii="D2Coding" w:hAnsi="D2Coding" w:eastAsia="D2Coding" w:cs="D2Coding"/>
+                <w:color w:val="C0362C"/>
+                <w:sz w:val="19"/>
+              </w:rPr>
+              <w:t>[x0,y0,x1,y1,…]</w:t>
+            </w:r>
+            <w:r>
+              <w:rPr>
+                <w:rFonts w:ascii="맑은 고딕" w:hAnsi="맑은 고딕" w:eastAsia="맑은 고딕" w:cs="맑은 고딕"/>
+                <w:b w:val="0"/>
+              </w:rPr>
+              <w:t xml:space="preserve"> 평탄 배열</w:t>
             </w:r>
           </w:p>
         </w:tc>
@@ -5345,26 +5839,10 @@
             <w:r/>
             <w:r>
               <w:rPr>
-                <w:rFonts w:ascii="D2Coding" w:hAnsi="D2Coding" w:eastAsia="D2Coding" w:cs="D2Coding"/>
-                <w:color w:val="C0362C"/>
-                <w:sz w:val="19"/>
-              </w:rPr>
-              <w:t>removed</w:t>
-            </w:r>
-            <w:r>
-              <w:rPr>
                 <w:rFonts w:ascii="맑은 고딕" w:hAnsi="맑은 고딕" w:eastAsia="맑은 고딕" w:cs="맑은 고딕"/>
                 <w:b w:val="0"/>
               </w:rPr>
-              <w:t xml:space="preserve"> · </w:t>
-            </w:r>
-            <w:r>
-              <w:rPr>
-                <w:rFonts w:ascii="D2Coding" w:hAnsi="D2Coding" w:eastAsia="D2Coding" w:cs="D2Coding"/>
-                <w:color w:val="C0362C"/>
-                <w:sz w:val="19"/>
-              </w:rPr>
-              <w:t>accepted</w:t>
+              <w:t>판정</w:t>
             </w:r>
           </w:p>
         </w:tc>
@@ -5376,10 +5854,282 @@
             <w:r/>
             <w:r>
               <w:rPr>
+                <w:rFonts w:ascii="D2Coding" w:hAnsi="D2Coding" w:eastAsia="D2Coding" w:cs="D2Coding"/>
+                <w:color w:val="C0362C"/>
+                <w:sz w:val="19"/>
+              </w:rPr>
+              <w:t>passed</w:t>
+            </w:r>
+            <w:r>
+              <w:rPr>
                 <w:rFonts w:ascii="맑은 고딕" w:hAnsi="맑은 고딕" w:eastAsia="맑은 고딕" w:cs="맑은 고딕"/>
                 <w:b w:val="0"/>
               </w:rPr>
-              <w:t>지웠다 / 되살렸다</w:t>
+              <w:t xml:space="preserve"> · </w:t>
+            </w:r>
+            <w:r>
+              <w:rPr>
+                <w:rFonts w:ascii="D2Coding" w:hAnsi="D2Coding" w:eastAsia="D2Coding" w:cs="D2Coding"/>
+                <w:color w:val="C0362C"/>
+                <w:sz w:val="19"/>
+              </w:rPr>
+              <w:t>cls</w:t>
+            </w:r>
+            <w:r>
+              <w:rPr>
+                <w:rFonts w:ascii="맑은 고딕" w:hAnsi="맑은 고딕" w:eastAsia="맑은 고딕" w:cs="맑은 고딕"/>
+                <w:b w:val="0"/>
+              </w:rPr>
+              <w:t xml:space="preserve"> · </w:t>
+            </w:r>
+            <w:r>
+              <w:rPr>
+                <w:rFonts w:ascii="D2Coding" w:hAnsi="D2Coding" w:eastAsia="D2Coding" w:cs="D2Coding"/>
+                <w:color w:val="C0362C"/>
+                <w:sz w:val="19"/>
+              </w:rPr>
+              <w:t>reject</w:t>
+            </w:r>
+          </w:p>
+        </w:tc>
+      </w:tr>
+    </w:tbl>
+    <w:p/>
+    <w:p>
+      <w:pPr>
+        <w:spacing w:after="140"/>
+      </w:pPr>
+      <w:r>
+        <w:rPr>
+          <w:rFonts w:ascii="D2Coding" w:hAnsi="D2Coding" w:eastAsia="D2Coding" w:cs="D2Coding"/>
+          <w:color w:val="C0362C"/>
+          <w:sz w:val="19"/>
+        </w:rPr>
+        <w:t>polygon</w:t>
+      </w:r>
+      <w:r>
+        <w:rPr>
+          <w:rFonts w:ascii="맑은 고딕" w:hAnsi="맑은 고딕" w:eastAsia="맑은 고딕" w:cs="맑은 고딕"/>
+          <w:b w:val="0"/>
+        </w:rPr>
+        <w:t xml:space="preserve"> 이 </w:t>
+      </w:r>
+      <w:r>
+        <w:rPr>
+          <w:rFonts w:ascii="맑은 고딕" w:hAnsi="맑은 고딕" w:eastAsia="맑은 고딕" w:cs="맑은 고딕"/>
+          <w:b/>
+        </w:rPr>
+        <w:t>용량의 대부분</w:t>
+      </w:r>
+      <w:r>
+        <w:rPr>
+          <w:rFonts w:ascii="맑은 고딕" w:hAnsi="맑은 고딕" w:eastAsia="맑은 고딕" w:cs="맑은 고딕"/>
+          <w:b w:val="0"/>
+        </w:rPr>
+        <w:t>이다 (26.8 MB / 108.6 MB ≈ 25 %). 마스크를 그리는 근거라 줄일 수 없다.</w:t>
+      </w:r>
+    </w:p>
+    <w:p>
+      <w:pPr>
+        <w:spacing w:after="140"/>
+      </w:pPr>
+      <w:r>
+        <w:rPr>
+          <w:rFonts w:ascii="맑은 고딕" w:hAnsi="맑은 고딕" w:eastAsia="맑은 고딕" w:cs="맑은 고딕"/>
+          <w:b/>
+        </w:rPr>
+        <w:t>`passed`·`cls`·`reject` 는 저장된 사실이 아니라 순수 함수의 캐시다.</w:t>
+      </w:r>
+      <w:r>
+        <w:rPr>
+          <w:rFonts w:ascii="맑은 고딕" w:hAnsi="맑은 고딕" w:eastAsia="맑은 고딕" w:cs="맑은 고딕"/>
+          <w:b w:val="0"/>
+        </w:rPr>
+        <w:t xml:space="preserve"> 같은 지표와 같은 문턱이면 </w:t>
+      </w:r>
+      <w:r>
+        <w:rPr>
+          <w:rFonts w:ascii="D2Coding" w:hAnsi="D2Coding" w:eastAsia="D2Coding" w:cs="D2Coding"/>
+          <w:color w:val="C0362C"/>
+          <w:sz w:val="19"/>
+        </w:rPr>
+        <w:t>judge.py</w:t>
+      </w:r>
+      <w:r>
+        <w:rPr>
+          <w:rFonts w:ascii="맑은 고딕" w:hAnsi="맑은 고딕" w:eastAsia="맑은 고딕" w:cs="맑은 고딕"/>
+          <w:b w:val="0"/>
+        </w:rPr>
+        <w:t xml:space="preserve"> 가 언제나 같은 답을 낸다. </w:t>
+      </w:r>
+      <w:r>
+        <w:rPr>
+          <w:rFonts w:ascii="D2Coding" w:hAnsi="D2Coding" w:eastAsia="D2Coding" w:cs="D2Coding"/>
+          <w:color w:val="C0362C"/>
+          <w:sz w:val="19"/>
+        </w:rPr>
+        <w:t>check_db.py</w:t>
+      </w:r>
+      <w:r>
+        <w:rPr>
+          <w:rFonts w:ascii="맑은 고딕" w:hAnsi="맑은 고딕" w:eastAsia="맑은 고딕" w:cs="맑은 고딕"/>
+          <w:b w:val="0"/>
+        </w:rPr>
+        <w:t xml:space="preserve"> 가 그 셋을 다시 계산해 저장된 값과 맞는지 본다 — 어긋나면 문턱을 바꾸고 다시 안 걸렀다는 뜻이다.</w:t>
+      </w:r>
+    </w:p>
+    <w:p>
+      <w:pPr>
+        <w:pStyle w:val="Heading3"/>
+      </w:pPr>
+      <w:r>
+        <w:rPr>
+          <w:rFonts w:ascii="맑은 고딕" w:hAnsi="맑은 고딕" w:eastAsia="맑은 고딕" w:cs="맑은 고딕"/>
+          <w:b w:val="0"/>
+          <w:color w:val="1A1D23"/>
+        </w:rPr>
+        <w:t xml:space="preserve">3.3 사람의 교정 — </w:t>
+      </w:r>
+      <w:r>
+        <w:rPr>
+          <w:rFonts w:ascii="맑은 고딕" w:hAnsi="맑은 고딕" w:eastAsia="맑은 고딕" w:cs="맑은 고딕"/>
+          <w:b/>
+          <w:color w:val="1A1D23"/>
+        </w:rPr>
+        <w:t>재생성 불가</w:t>
+      </w:r>
+    </w:p>
+    <w:p>
+      <w:pPr>
+        <w:pStyle w:val="Heading4"/>
+      </w:pPr>
+      <w:r>
+        <w:rPr>
+          <w:rFonts w:ascii="D2Coding" w:hAnsi="D2Coding" w:eastAsia="D2Coding" w:cs="D2Coding"/>
+          <w:color w:val="1A1D23"/>
+          <w:sz w:val="19"/>
+        </w:rPr>
+        <w:t>ObjectReview</w:t>
+      </w:r>
+      <w:r>
+        <w:rPr>
+          <w:rFonts w:ascii="맑은 고딕" w:hAnsi="맑은 고딕" w:eastAsia="맑은 고딕" w:cs="맑은 고딕"/>
+          <w:b w:val="0"/>
+          <w:color w:val="1A1D23"/>
+        </w:rPr>
+        <w:t xml:space="preserve"> — 개체 단위 교정</w:t>
+      </w:r>
+    </w:p>
+    <w:p>
+      <w:pPr>
+        <w:spacing w:after="140"/>
+      </w:pPr>
+      <w:r>
+        <w:rPr>
+          <w:rFonts w:ascii="맑은 고딕" w:hAnsi="맑은 고딕" w:eastAsia="맑은 고딕" w:cs="맑은 고딕"/>
+          <w:b/>
+        </w:rPr>
+        <w:t>`(image, mask_key)` unique.</w:t>
+      </w:r>
+      <w:r>
+        <w:rPr>
+          <w:rFonts w:ascii="맑은 고딕" w:hAnsi="맑은 고딕" w:eastAsia="맑은 고딕" w:cs="맑은 고딕"/>
+          <w:b w:val="0"/>
+        </w:rPr>
+        <w:t xml:space="preserve"> 예전에는 </w:t>
+      </w:r>
+      <w:r>
+        <w:rPr>
+          <w:rFonts w:ascii="D2Coding" w:hAnsi="D2Coding" w:eastAsia="D2Coding" w:cs="D2Coding"/>
+          <w:color w:val="C0362C"/>
+          <w:sz w:val="19"/>
+        </w:rPr>
+        <w:t>(viewpoint, mask_key)</w:t>
+      </w:r>
+      <w:r>
+        <w:rPr>
+          <w:rFonts w:ascii="맑은 고딕" w:hAnsi="맑은 고딕" w:eastAsia="맑은 고딕" w:cs="맑은 고딕"/>
+          <w:b w:val="0"/>
+        </w:rPr>
+        <w:t xml:space="preserve"> 였는데, 그것은 </w:t>
+      </w:r>
+      <w:r>
+        <w:rPr>
+          <w:rFonts w:ascii="맑은 고딕" w:hAnsi="맑은 고딕" w:eastAsia="맑은 고딕" w:cs="맑은 고딕"/>
+          <w:b/>
+        </w:rPr>
+        <w:t>시야마다 볼 이미지가 한 장</w:t>
+      </w:r>
+      <w:r>
+        <w:rPr>
+          <w:rFonts w:ascii="맑은 고딕" w:hAnsi="맑은 고딕" w:eastAsia="맑은 고딕" w:cs="맑은 고딕"/>
+          <w:b w:val="0"/>
+        </w:rPr>
+        <w:t xml:space="preserve">일 때만 성립한다 — 프레임별 검출을 검토하기 시작하면 깨진다(실측으로 시야 452개 중 203개(45 %)에서 </w:t>
+      </w:r>
+      <w:r>
+        <w:rPr>
+          <w:rFonts w:ascii="D2Coding" w:hAnsi="D2Coding" w:eastAsia="D2Coding" w:cs="D2Coding"/>
+          <w:color w:val="C0362C"/>
+          <w:sz w:val="19"/>
+        </w:rPr>
+        <w:t>mask_key</w:t>
+      </w:r>
+      <w:r>
+        <w:rPr>
+          <w:rFonts w:ascii="맑은 고딕" w:hAnsi="맑은 고딕" w:eastAsia="맑은 고딕" w:cs="맑은 고딕"/>
+          <w:b w:val="0"/>
+        </w:rPr>
+        <w:t xml:space="preserve"> 가 프레임끼리 겹친다). P06 5a 에서 옮겼다.</w:t>
+      </w:r>
+    </w:p>
+    <w:tbl>
+      <w:tblPr>
+        <w:tblStyle w:val="TableGrid"/>
+        <w:tblW w:type="auto" w:w="0"/>
+        <w:jc w:val="center"/>
+        <w:tblLook w:firstColumn="1" w:firstRow="1" w:lastColumn="0" w:lastRow="0" w:noHBand="0" w:noVBand="1" w:val="04A0"/>
+      </w:tblPr>
+      <w:tblGrid>
+        <w:gridCol w:w="4819"/>
+        <w:gridCol w:w="4819"/>
+      </w:tblGrid>
+      <w:tr>
+        <w:tc>
+          <w:tcPr>
+            <w:tcW w:type="dxa" w:w="4819"/>
+            <w:shd w:val="clear" w:fill="EDF0F4"/>
+          </w:tcPr>
+          <w:p>
+            <w:pPr>
+              <w:jc w:val="center"/>
+            </w:pPr>
+            <w:r/>
+            <w:r>
+              <w:rPr>
+                <w:rFonts w:ascii="맑은 고딕" w:hAnsi="맑은 고딕" w:eastAsia="맑은 고딕" w:cs="맑은 고딕"/>
+                <w:b/>
+              </w:rPr>
+              <w:t>칸</w:t>
+            </w:r>
+          </w:p>
+        </w:tc>
+        <w:tc>
+          <w:tcPr>
+            <w:tcW w:type="dxa" w:w="4819"/>
+            <w:shd w:val="clear" w:fill="EDF0F4"/>
+          </w:tcPr>
+          <w:p>
+            <w:pPr>
+              <w:jc w:val="center"/>
+            </w:pPr>
+            <w:r/>
+            <w:r>
+              <w:rPr>
+                <w:rFonts w:ascii="맑은 고딕" w:hAnsi="맑은 고딕" w:eastAsia="맑은 고딕" w:cs="맑은 고딕"/>
+                <w:b/>
+              </w:rPr>
+              <w:t>비고</w:t>
             </w:r>
           </w:p>
         </w:tc>
@@ -5397,6 +6147,346 @@
                 <w:color w:val="C0362C"/>
                 <w:sz w:val="19"/>
               </w:rPr>
+              <w:t>image</w:t>
+            </w:r>
+          </w:p>
+        </w:tc>
+        <w:tc>
+          <w:tcPr>
+            <w:tcW w:type="dxa" w:w="4819"/>
+          </w:tcPr>
+          <w:p>
+            <w:r/>
+            <w:r>
+              <w:rPr>
+                <w:rFonts w:ascii="맑은 고딕" w:hAnsi="맑은 고딕" w:eastAsia="맑은 고딕" w:cs="맑은 고딕"/>
+                <w:b/>
+              </w:rPr>
+              <w:t>FK cascade, NOT NULL</w:t>
+            </w:r>
+            <w:r>
+              <w:rPr>
+                <w:rFonts w:ascii="맑은 고딕" w:hAnsi="맑은 고딕" w:eastAsia="맑은 고딕" w:cs="맑은 고딕"/>
+                <w:b w:val="0"/>
+              </w:rPr>
+              <w:t xml:space="preserve"> — 어느 이미지를 보고 한 판단인가</w:t>
+            </w:r>
+          </w:p>
+        </w:tc>
+      </w:tr>
+      <w:tr>
+        <w:tc>
+          <w:tcPr>
+            <w:tcW w:type="dxa" w:w="4819"/>
+          </w:tcPr>
+          <w:p>
+            <w:r/>
+            <w:r>
+              <w:rPr>
+                <w:rFonts w:ascii="D2Coding" w:hAnsi="D2Coding" w:eastAsia="D2Coding" w:cs="D2Coding"/>
+                <w:color w:val="C0362C"/>
+                <w:sz w:val="19"/>
+              </w:rPr>
+              <w:t>viewpoint</w:t>
+            </w:r>
+          </w:p>
+        </w:tc>
+        <w:tc>
+          <w:tcPr>
+            <w:tcW w:type="dxa" w:w="4819"/>
+          </w:tcPr>
+          <w:p>
+            <w:r/>
+            <w:r>
+              <w:rPr>
+                <w:rFonts w:ascii="맑은 고딕" w:hAnsi="맑은 고딕" w:eastAsia="맑은 고딕" w:cs="맑은 고딕"/>
+                <w:b w:val="0"/>
+              </w:rPr>
+              <w:t>FK cascade — 편의용. 화면·목록이 시야로 묶어 본다</w:t>
+            </w:r>
+          </w:p>
+        </w:tc>
+      </w:tr>
+      <w:tr>
+        <w:tc>
+          <w:tcPr>
+            <w:tcW w:type="dxa" w:w="4819"/>
+          </w:tcPr>
+          <w:p>
+            <w:r/>
+            <w:r>
+              <w:rPr>
+                <w:rFonts w:ascii="D2Coding" w:hAnsi="D2Coding" w:eastAsia="D2Coding" w:cs="D2Coding"/>
+                <w:color w:val="C0362C"/>
+                <w:sz w:val="19"/>
+              </w:rPr>
+              <w:t>mask_key</w:t>
+            </w:r>
+          </w:p>
+        </w:tc>
+        <w:tc>
+          <w:tcPr>
+            <w:tcW w:type="dxa" w:w="4819"/>
+          </w:tcPr>
+          <w:p>
+            <w:r/>
+            <w:r>
+              <w:rPr>
+                <w:rFonts w:ascii="맑은 고딕" w:hAnsi="맑은 고딕" w:eastAsia="맑은 고딕" w:cs="맑은 고딕"/>
+                <w:b/>
+              </w:rPr>
+              <w:t>개체를 가리키는 키</w:t>
+            </w:r>
+          </w:p>
+        </w:tc>
+      </w:tr>
+      <w:tr>
+        <w:tc>
+          <w:tcPr>
+            <w:tcW w:type="dxa" w:w="4819"/>
+          </w:tcPr>
+          <w:p>
+            <w:r/>
+            <w:r>
+              <w:rPr>
+                <w:rFonts w:ascii="D2Coding" w:hAnsi="D2Coding" w:eastAsia="D2Coding" w:cs="D2Coding"/>
+                <w:color w:val="C0362C"/>
+                <w:sz w:val="19"/>
+              </w:rPr>
+              <w:t>candidate</w:t>
+            </w:r>
+          </w:p>
+        </w:tc>
+        <w:tc>
+          <w:tcPr>
+            <w:tcW w:type="dxa" w:w="4819"/>
+          </w:tcPr>
+          <w:p>
+            <w:r/>
+            <w:r>
+              <w:rPr>
+                <w:rFonts w:ascii="맑은 고딕" w:hAnsi="맑은 고딕" w:eastAsia="맑은 고딕" w:cs="맑은 고딕"/>
+                <w:b w:val="0"/>
+              </w:rPr>
+              <w:t xml:space="preserve">FK null — </w:t>
+            </w:r>
+            <w:r>
+              <w:rPr>
+                <w:rFonts w:ascii="맑은 고딕" w:hAnsi="맑은 고딕" w:eastAsia="맑은 고딕" w:cs="맑은 고딕"/>
+                <w:b/>
+              </w:rPr>
+              <w:t>바인딩 결과일 뿐이다</w:t>
+            </w:r>
+          </w:p>
+        </w:tc>
+      </w:tr>
+      <w:tr>
+        <w:tc>
+          <w:tcPr>
+            <w:tcW w:type="dxa" w:w="4819"/>
+          </w:tcPr>
+          <w:p>
+            <w:r/>
+            <w:r>
+              <w:rPr>
+                <w:rFonts w:ascii="D2Coding" w:hAnsi="D2Coding" w:eastAsia="D2Coding" w:cs="D2Coding"/>
+                <w:color w:val="C0362C"/>
+                <w:sz w:val="19"/>
+              </w:rPr>
+              <w:t>bind_method</w:t>
+            </w:r>
+          </w:p>
+        </w:tc>
+        <w:tc>
+          <w:tcPr>
+            <w:tcW w:type="dxa" w:w="4819"/>
+          </w:tcPr>
+          <w:p>
+            <w:r/>
+            <w:r>
+              <w:rPr>
+                <w:rFonts w:ascii="D2Coding" w:hAnsi="D2Coding" w:eastAsia="D2Coding" w:cs="D2Coding"/>
+                <w:color w:val="C0362C"/>
+                <w:sz w:val="19"/>
+              </w:rPr>
+              <w:t>exact</w:t>
+            </w:r>
+            <w:r>
+              <w:rPr>
+                <w:rFonts w:ascii="맑은 고딕" w:hAnsi="맑은 고딕" w:eastAsia="맑은 고딕" w:cs="맑은 고딕"/>
+                <w:b w:val="0"/>
+              </w:rPr>
+              <w:t xml:space="preserve"> / </w:t>
+            </w:r>
+            <w:r>
+              <w:rPr>
+                <w:rFonts w:ascii="D2Coding" w:hAnsi="D2Coding" w:eastAsia="D2Coding" w:cs="D2Coding"/>
+                <w:color w:val="C0362C"/>
+                <w:sz w:val="19"/>
+              </w:rPr>
+              <w:t>iou</w:t>
+            </w:r>
+            <w:r>
+              <w:rPr>
+                <w:rFonts w:ascii="맑은 고딕" w:hAnsi="맑은 고딕" w:eastAsia="맑은 고딕" w:cs="맑은 고딕"/>
+                <w:b w:val="0"/>
+              </w:rPr>
+              <w:t xml:space="preserve"> / </w:t>
+            </w:r>
+            <w:r>
+              <w:rPr>
+                <w:rFonts w:ascii="D2Coding" w:hAnsi="D2Coding" w:eastAsia="D2Coding" w:cs="D2Coding"/>
+                <w:color w:val="C0362C"/>
+                <w:sz w:val="19"/>
+              </w:rPr>
+              <w:t>manual</w:t>
+            </w:r>
+            <w:r>
+              <w:rPr>
+                <w:rFonts w:ascii="맑은 고딕" w:hAnsi="맑은 고딕" w:eastAsia="맑은 고딕" w:cs="맑은 고딕"/>
+                <w:b w:val="0"/>
+              </w:rPr>
+              <w:t xml:space="preserve"> / </w:t>
+            </w:r>
+            <w:r>
+              <w:rPr>
+                <w:rFonts w:ascii="D2Coding" w:hAnsi="D2Coding" w:eastAsia="D2Coding" w:cs="D2Coding"/>
+                <w:color w:val="C0362C"/>
+                <w:sz w:val="19"/>
+              </w:rPr>
+              <w:t>orphan</w:t>
+            </w:r>
+          </w:p>
+        </w:tc>
+      </w:tr>
+      <w:tr>
+        <w:tc>
+          <w:tcPr>
+            <w:tcW w:type="dxa" w:w="4819"/>
+          </w:tcPr>
+          <w:p>
+            <w:r/>
+            <w:r>
+              <w:rPr>
+                <w:rFonts w:ascii="D2Coding" w:hAnsi="D2Coding" w:eastAsia="D2Coding" w:cs="D2Coding"/>
+                <w:color w:val="C0362C"/>
+                <w:sz w:val="19"/>
+              </w:rPr>
+              <w:t>bind_score</w:t>
+            </w:r>
+          </w:p>
+        </w:tc>
+        <w:tc>
+          <w:tcPr>
+            <w:tcW w:type="dxa" w:w="4819"/>
+          </w:tcPr>
+          <w:p>
+            <w:r/>
+            <w:r>
+              <w:rPr>
+                <w:rFonts w:ascii="맑은 고딕" w:hAnsi="맑은 고딕" w:eastAsia="맑은 고딕" w:cs="맑은 고딕"/>
+                <w:b w:val="0"/>
+              </w:rPr>
+              <w:t>IoU 로 붙었을 때의 값</w:t>
+            </w:r>
+          </w:p>
+        </w:tc>
+      </w:tr>
+      <w:tr>
+        <w:tc>
+          <w:tcPr>
+            <w:tcW w:type="dxa" w:w="4819"/>
+          </w:tcPr>
+          <w:p>
+            <w:r/>
+            <w:r>
+              <w:rPr>
+                <w:rFonts w:ascii="D2Coding" w:hAnsi="D2Coding" w:eastAsia="D2Coding" w:cs="D2Coding"/>
+                <w:color w:val="C0362C"/>
+                <w:sz w:val="19"/>
+              </w:rPr>
+              <w:t>geom</w:t>
+            </w:r>
+          </w:p>
+        </w:tc>
+        <w:tc>
+          <w:tcPr>
+            <w:tcW w:type="dxa" w:w="4819"/>
+          </w:tcPr>
+          <w:p>
+            <w:r/>
+            <w:r>
+              <w:rPr>
+                <w:rFonts w:ascii="D2Coding" w:hAnsi="D2Coding" w:eastAsia="D2Coding" w:cs="D2Coding"/>
+                <w:color w:val="C0362C"/>
+                <w:sz w:val="19"/>
+              </w:rPr>
+              <w:t>{"bbox": [x,y,w,h], "polygon": [...]}</w:t>
+            </w:r>
+          </w:p>
+        </w:tc>
+      </w:tr>
+      <w:tr>
+        <w:tc>
+          <w:tcPr>
+            <w:tcW w:type="dxa" w:w="4819"/>
+          </w:tcPr>
+          <w:p>
+            <w:r/>
+            <w:r>
+              <w:rPr>
+                <w:rFonts w:ascii="D2Coding" w:hAnsi="D2Coding" w:eastAsia="D2Coding" w:cs="D2Coding"/>
+                <w:color w:val="C0362C"/>
+                <w:sz w:val="19"/>
+              </w:rPr>
+              <w:t>removed</w:t>
+            </w:r>
+            <w:r>
+              <w:rPr>
+                <w:rFonts w:ascii="맑은 고딕" w:hAnsi="맑은 고딕" w:eastAsia="맑은 고딕" w:cs="맑은 고딕"/>
+                <w:b w:val="0"/>
+              </w:rPr>
+              <w:t xml:space="preserve"> · </w:t>
+            </w:r>
+            <w:r>
+              <w:rPr>
+                <w:rFonts w:ascii="D2Coding" w:hAnsi="D2Coding" w:eastAsia="D2Coding" w:cs="D2Coding"/>
+                <w:color w:val="C0362C"/>
+                <w:sz w:val="19"/>
+              </w:rPr>
+              <w:t>accepted</w:t>
+            </w:r>
+          </w:p>
+        </w:tc>
+        <w:tc>
+          <w:tcPr>
+            <w:tcW w:type="dxa" w:w="4819"/>
+          </w:tcPr>
+          <w:p>
+            <w:r/>
+            <w:r>
+              <w:rPr>
+                <w:rFonts w:ascii="맑은 고딕" w:hAnsi="맑은 고딕" w:eastAsia="맑은 고딕" w:cs="맑은 고딕"/>
+                <w:b w:val="0"/>
+              </w:rPr>
+              <w:t>지웠다 / 되살렸다</w:t>
+            </w:r>
+          </w:p>
+        </w:tc>
+      </w:tr>
+      <w:tr>
+        <w:tc>
+          <w:tcPr>
+            <w:tcW w:type="dxa" w:w="4819"/>
+          </w:tcPr>
+          <w:p>
+            <w:r/>
+            <w:r>
+              <w:rPr>
+                <w:rFonts w:ascii="D2Coding" w:hAnsi="D2Coding" w:eastAsia="D2Coding" w:cs="D2Coding"/>
+                <w:color w:val="C0362C"/>
+                <w:sz w:val="19"/>
+              </w:rPr>
               <w:t>label</w:t>
             </w:r>
             <w:r>
@@ -5803,7 +6893,7 @@
           <w:rFonts w:ascii="맑은 고딕" w:hAnsi="맑은 고딕" w:eastAsia="맑은 고딕" w:cs="맑은 고딕"/>
           <w:b w:val="0"/>
         </w:rPr>
-        <w:t>표로 두어 이름을 붙여 견줄 수 있다 — "1500 대 2000 을 같은 시야에 걸고 개수를 나란히". 원형은 areolae 를 더 무겁게 본다(</w:t>
+        <w:t>테이블로 두어 이름을 붙여 비교할 수 있다 — "1500 대 2000 을 같은 시야에 걸고 개수를 나란히". 원형은 areolae 를 더 무겁게 본다(</w:t>
       </w:r>
       <w:r>
         <w:rPr>
@@ -6420,7 +7510,7 @@
           <w:rFonts w:ascii="맑은 고딕" w:hAnsi="맑은 고딕" w:eastAsia="맑은 고딕" w:cs="맑은 고딕"/>
           <w:b w:val="0"/>
         </w:rPr>
-        <w:t>표로 두면 분류를 더할 때 배포가 필요 없다 — Eucampia 를 넣은 것이 코드 수정이었다. 형태 칸(원형·봉상)과 분류학 칸(</w:t>
+        <w:t>테이블로 두면 분류를 더할 때 배포가 필요 없다 — Eucampia 를 넣은 것이 코드 수정이었다. 형태 칸(원형·봉상)과 분류학 칸(</w:t>
       </w:r>
       <w:r>
         <w:rPr>
@@ -6994,7 +8084,7 @@
           <w:rFonts w:ascii="맑은 고딕" w:hAnsi="맑은 고딕" w:eastAsia="맑은 고딕" w:cs="맑은 고딕"/>
           <w:b w:val="0"/>
         </w:rPr>
-        <w:t xml:space="preserve">한다 (거의 안 바뀌는데 템플릿과 클라이언트가 여러 번 묻는다). 표를 고치면 </w:t>
+        <w:t xml:space="preserve">한다 (거의 안 바뀌는데 템플릿과 클라이언트가 여러 번 묻는다). 테이블을 고치면 </w:t>
       </w:r>
       <w:r>
         <w:rPr>
@@ -7029,7 +8119,7 @@
           <w:rFonts w:ascii="맑은 고딕" w:hAnsi="맑은 고딕" w:eastAsia="맑은 고딕" w:cs="맑은 고딕"/>
           <w:b w:val="0"/>
         </w:rPr>
-        <w:t xml:space="preserve"> 는 표에 적혀 있지만 </w:t>
+        <w:t xml:space="preserve"> 는 테이블에 적혀 있지만 </w:t>
       </w:r>
       <w:r>
         <w:rPr>
@@ -7058,7 +8148,7 @@
           <w:rFonts w:ascii="맑은 고딕" w:hAnsi="맑은 고딕" w:eastAsia="맑은 고딕" w:cs="맑은 고딕"/>
           <w:b w:val="0"/>
         </w:rPr>
-        <w:t xml:space="preserve"> 도 함께 가야 한다 — 표로 옮기다 만 자리이고, 기계로도 아직 못 본다. </w:t>
+        <w:t xml:space="preserve"> 도 함께 가야 한다 — 테이블로 옮기다 만 자리이고, 기계로도 아직 못 본다. </w:t>
       </w:r>
       <w:r>
         <w:rPr>
@@ -7073,7 +8163,7 @@
           <w:rFonts w:ascii="맑은 고딕" w:hAnsi="맑은 고딕" w:eastAsia="맑은 고딕" w:cs="맑은 고딕"/>
           <w:b w:val="0"/>
         </w:rPr>
-        <w:t xml:space="preserve"> 가 파편을 제 본체와 같은 색 가족으로 묶은 것(진하기로만 가른다)도 표와 CSS 양쪽을 고친 작업이다.</w:t>
+        <w:t xml:space="preserve"> 가 파편을 제 본체와 같은 색 가족으로 묶은 것(진하기로만 가른다)도 테이블과 CSS 양쪽을 고친 작업이다.</w:t>
       </w:r>
     </w:p>
     <w:p>
@@ -8168,7 +9258,7 @@
         <w:drawing>
           <wp:inline xmlns:a="http://schemas.openxmlformats.org/drawingml/2006/main" xmlns:pic="http://schemas.openxmlformats.org/drawingml/2006/picture">
             <wp:extent cx="5940000" cy="931913"/>
-            <wp:docPr id="2" name="Picture 2"/>
+            <wp:docPr id="1" name="Picture 1"/>
             <wp:cNvGraphicFramePr>
               <a:graphicFrameLocks noChangeAspect="1"/>
             </wp:cNvGraphicFramePr>
@@ -8180,7 +9270,7 @@
                     <pic:cNvPicPr/>
                   </pic:nvPicPr>
                   <pic:blipFill>
-                    <a:blip r:embed="rId10"/>
+                    <a:blip r:embed="rId9"/>
                     <a:stretch>
                       <a:fillRect/>
                     </a:stretch>
@@ -8356,7 +9446,7 @@
         <w:drawing>
           <wp:inline xmlns:a="http://schemas.openxmlformats.org/drawingml/2006/main" xmlns:pic="http://schemas.openxmlformats.org/drawingml/2006/picture">
             <wp:extent cx="5940000" cy="6652800"/>
-            <wp:docPr id="3" name="Picture 3"/>
+            <wp:docPr id="2" name="Picture 2"/>
             <wp:cNvGraphicFramePr>
               <a:graphicFrameLocks noChangeAspect="1"/>
             </wp:cNvGraphicFramePr>
@@ -8368,7 +9458,7 @@
                     <pic:cNvPicPr/>
                   </pic:nvPicPr>
                   <pic:blipFill>
-                    <a:blip r:embed="rId11"/>
+                    <a:blip r:embed="rId10"/>
                     <a:stretch>
                       <a:fillRect/>
                     </a:stretch>
@@ -8443,7 +9533,7 @@
           <w:b w:val="0"/>
           <w:color w:val="1A1D23"/>
         </w:rPr>
-        <w:t>6. 지금 담긴 것 (2026-08-04)</w:t>
+        <w:t>6. 지금 담긴 것 (2026-08-05)</w:t>
       </w:r>
     </w:p>
     <w:tbl>
@@ -8473,7 +9563,7 @@
                 <w:rFonts w:ascii="맑은 고딕" w:hAnsi="맑은 고딕" w:eastAsia="맑은 고딕" w:cs="맑은 고딕"/>
                 <w:b/>
               </w:rPr>
-              <w:t>표</w:t>
+              <w:t>테이블</w:t>
             </w:r>
           </w:p>
         </w:tc>
@@ -8618,7 +9708,7 @@
                 <w:rFonts w:ascii="맑은 고딕" w:hAnsi="맑은 고딕" w:eastAsia="맑은 고딕" w:cs="맑은 고딕"/>
                 <w:b w:val="0"/>
               </w:rPr>
-              <w:t>448 / 1 318 / 317</w:t>
+              <w:t>452 / 1 318 / 317</w:t>
             </w:r>
           </w:p>
         </w:tc>
@@ -8632,26 +9722,10 @@
             <w:r/>
             <w:r>
               <w:rPr>
-                <w:rFonts w:ascii="D2Coding" w:hAnsi="D2Coding" w:eastAsia="D2Coding" w:cs="D2Coding"/>
-                <w:color w:val="C0362C"/>
-                <w:sz w:val="19"/>
-              </w:rPr>
-              <w:t>Detection</w:t>
-            </w:r>
-            <w:r>
-              <w:rPr>
                 <w:rFonts w:ascii="맑은 고딕" w:hAnsi="맑은 고딕" w:eastAsia="맑은 고딕" w:cs="맑은 고딕"/>
-                <w:b w:val="0"/>
-              </w:rPr>
-              <w:t xml:space="preserve"> / </w:t>
-            </w:r>
-            <w:r>
-              <w:rPr>
-                <w:rFonts w:ascii="D2Coding" w:hAnsi="D2Coding" w:eastAsia="D2Coding" w:cs="D2Coding"/>
-                <w:color w:val="C0362C"/>
-                <w:sz w:val="19"/>
-              </w:rPr>
-              <w:t>Candidate</w:t>
+                <w:b/>
+              </w:rPr>
+              <w:t>`Image`</w:t>
             </w:r>
           </w:p>
         </w:tc>
@@ -8664,9 +9738,16 @@
             <w:r>
               <w:rPr>
                 <w:rFonts w:ascii="맑은 고딕" w:hAnsi="맑은 고딕" w:eastAsia="맑은 고딕" w:cs="맑은 고딕"/>
+                <w:b/>
+              </w:rPr>
+              <w:t>1 952</w:t>
+            </w:r>
+            <w:r>
+              <w:rPr>
+                <w:rFonts w:ascii="맑은 고딕" w:hAnsi="맑은 고딕" w:eastAsia="맑은 고딕" w:cs="맑은 고딕"/>
                 <w:b w:val="0"/>
               </w:rPr>
-              <w:t>3 705 / 128 583</w:t>
+              <w:t xml:space="preserve"> (프레임 1 318 · 합성본 317 · 깊이맵 317)</w:t>
             </w:r>
           </w:p>
         </w:tc>
@@ -8684,7 +9765,7 @@
                 <w:color w:val="C0362C"/>
                 <w:sz w:val="19"/>
               </w:rPr>
-              <w:t>ObjectReview</w:t>
+              <w:t>Detection</w:t>
             </w:r>
             <w:r>
               <w:rPr>
@@ -8699,7 +9780,7 @@
                 <w:color w:val="C0362C"/>
                 <w:sz w:val="19"/>
               </w:rPr>
-              <w:t>ViewpointReview</w:t>
+              <w:t>Candidate</w:t>
             </w:r>
           </w:p>
         </w:tc>
@@ -8714,7 +9795,7 @@
                 <w:rFonts w:ascii="맑은 고딕" w:hAnsi="맑은 고딕" w:eastAsia="맑은 고딕" w:cs="맑은 고딕"/>
                 <w:b w:val="0"/>
               </w:rPr>
-              <w:t>6 753 / 436</w:t>
+              <w:t>2 076 / 91 603</w:t>
             </w:r>
           </w:p>
         </w:tc>
@@ -8732,7 +9813,7 @@
                 <w:color w:val="C0362C"/>
                 <w:sz w:val="19"/>
               </w:rPr>
-              <w:t>Run</w:t>
+              <w:t>ObjectReview</w:t>
             </w:r>
             <w:r>
               <w:rPr>
@@ -8747,7 +9828,7 @@
                 <w:color w:val="C0362C"/>
                 <w:sz w:val="19"/>
               </w:rPr>
-              <w:t>RunBatch</w:t>
+              <w:t>ViewpointReview</w:t>
             </w:r>
           </w:p>
         </w:tc>
@@ -8762,7 +9843,7 @@
                 <w:rFonts w:ascii="맑은 고딕" w:hAnsi="맑은 고딕" w:eastAsia="맑은 고딕" w:cs="맑은 고딕"/>
                 <w:b w:val="0"/>
               </w:rPr>
-              <w:t>188 / 3</w:t>
+              <w:t>6 738 / 432 (완료 395)</w:t>
             </w:r>
           </w:p>
         </w:tc>
@@ -8780,6 +9861,54 @@
                 <w:color w:val="C0362C"/>
                 <w:sz w:val="19"/>
               </w:rPr>
+              <w:t>Run</w:t>
+            </w:r>
+            <w:r>
+              <w:rPr>
+                <w:rFonts w:ascii="맑은 고딕" w:hAnsi="맑은 고딕" w:eastAsia="맑은 고딕" w:cs="맑은 고딕"/>
+                <w:b w:val="0"/>
+              </w:rPr>
+              <w:t xml:space="preserve"> / </w:t>
+            </w:r>
+            <w:r>
+              <w:rPr>
+                <w:rFonts w:ascii="D2Coding" w:hAnsi="D2Coding" w:eastAsia="D2Coding" w:cs="D2Coding"/>
+                <w:color w:val="C0362C"/>
+                <w:sz w:val="19"/>
+              </w:rPr>
+              <w:t>RunBatch</w:t>
+            </w:r>
+          </w:p>
+        </w:tc>
+        <w:tc>
+          <w:tcPr>
+            <w:tcW w:type="dxa" w:w="4819"/>
+          </w:tcPr>
+          <w:p>
+            <w:r/>
+            <w:r>
+              <w:rPr>
+                <w:rFonts w:ascii="맑은 고딕" w:hAnsi="맑은 고딕" w:eastAsia="맑은 고딕" w:cs="맑은 고딕"/>
+                <w:b w:val="0"/>
+              </w:rPr>
+              <w:t>171 / 2</w:t>
+            </w:r>
+          </w:p>
+        </w:tc>
+      </w:tr>
+      <w:tr>
+        <w:tc>
+          <w:tcPr>
+            <w:tcW w:type="dxa" w:w="4819"/>
+          </w:tcPr>
+          <w:p>
+            <w:r/>
+            <w:r>
+              <w:rPr>
+                <w:rFonts w:ascii="D2Coding" w:hAnsi="D2Coding" w:eastAsia="D2Coding" w:cs="D2Coding"/>
+                <w:color w:val="C0362C"/>
+                <w:sz w:val="19"/>
+              </w:rPr>
               <w:t>ThresholdSet</w:t>
             </w:r>
             <w:r>
@@ -8841,14 +9970,14 @@
           <w:rFonts w:ascii="맑은 고딕" w:hAnsi="맑은 고딕" w:eastAsia="맑은 고딕" w:cs="맑은 고딕"/>
           <w:b/>
         </w:rPr>
-        <w:t>교정 6 753건의 속내</w:t>
+        <w:t>교정 6 738건의 속내</w:t>
       </w:r>
       <w:r>
         <w:rPr>
           <w:rFonts w:ascii="맑은 고딕" w:hAnsi="맑은 고딕" w:eastAsia="맑은 고딕" w:cs="맑은 고딕"/>
           <w:b w:val="0"/>
         </w:rPr>
-        <w:t xml:space="preserve"> — 삭제 5 467 · 되살림 637 · 분류 지정 1 254 · 메모 2. 바인딩은 전부 </w:t>
+        <w:t xml:space="preserve"> — 삭제 5 452 · 되살림 640 · 분류 지정 1 255 · 메모 2. 바인딩은 전부 </w:t>
       </w:r>
       <w:r>
         <w:rPr>
@@ -8875,14 +10004,14 @@
           <w:rFonts w:ascii="맑은 고딕" w:hAnsi="맑은 고딕" w:eastAsia="맑은 고딕" w:cs="맑은 고딕"/>
           <w:b/>
         </w:rPr>
-        <w:t>실행 188건</w:t>
+        <w:t>실행 171건</w:t>
       </w:r>
       <w:r>
         <w:rPr>
           <w:rFonts w:ascii="맑은 고딕" w:hAnsi="맑은 고딕" w:eastAsia="맑은 고딕" w:cs="맑은 고딕"/>
           <w:b w:val="0"/>
         </w:rPr>
-        <w:t xml:space="preserve"> — detect 133 · ingest 29 · stack 12 · group 7 · refilter 5 · export 2.</w:t>
+        <w:t xml:space="preserve"> — detect 108 · ingest 29 · stack 16 · group 11 · refilter 5 · export 2.</w:t>
       </w:r>
     </w:p>
     <w:p>
@@ -8894,7 +10023,7 @@
           <w:rFonts w:ascii="맑은 고딕" w:hAnsi="맑은 고딕" w:eastAsia="맑은 고딕" w:cs="맑은 고딕"/>
           <w:b/>
         </w:rPr>
-        <w:t>묶음 셋</w:t>
+        <w:t>묶음 둘</w:t>
       </w:r>
       <w:r>
         <w:rPr>
@@ -8924,14 +10053,14 @@
           <w:color w:val="C0362C"/>
           <w:sz w:val="19"/>
         </w:rPr>
-        <w:t>yolo-1차</w:t>
+        <w:t>yolo-3차</w:t>
       </w:r>
       <w:r>
         <w:rPr>
           <w:rFonts w:ascii="맑은 고딕" w:hAnsi="맑은 고딕" w:eastAsia="맑은 고딕" w:cs="맑은 고딕"/>
           <w:b w:val="0"/>
         </w:rPr>
-        <w:t xml:space="preserve"> · </w:t>
+        <w:t xml:space="preserve"> (</w:t>
       </w:r>
       <w:r>
         <w:rPr>
@@ -8939,14 +10068,29 @@
           <w:color w:val="C0362C"/>
           <w:sz w:val="19"/>
         </w:rPr>
-        <w:t>yolo-2차</w:t>
+        <w:t>yolo-1차</w:t>
       </w:r>
       <w:r>
         <w:rPr>
           <w:rFonts w:ascii="맑은 고딕" w:hAnsi="맑은 고딕" w:eastAsia="맑은 고딕" w:cs="맑은 고딕"/>
           <w:b w:val="0"/>
         </w:rPr>
-        <w:t>.</w:t>
+        <w:t>·</w:t>
+      </w:r>
+      <w:r>
+        <w:rPr>
+          <w:rFonts w:ascii="D2Coding" w:hAnsi="D2Coding" w:eastAsia="D2Coding" w:cs="D2Coding"/>
+          <w:color w:val="C0362C"/>
+          <w:sz w:val="19"/>
+        </w:rPr>
+        <w:t>2차</w:t>
+      </w:r>
+      <w:r>
+        <w:rPr>
+          <w:rFonts w:ascii="맑은 고딕" w:hAnsi="맑은 고딕" w:eastAsia="맑은 고딕" w:cs="맑은 고딕"/>
+          <w:b w:val="0"/>
+        </w:rPr>
+        <w:t xml:space="preserve"> 는 046 에서 걷었다).</w:t>
       </w:r>
     </w:p>
     <w:p>
@@ -9115,7 +10259,7 @@
           <w:rFonts w:ascii="맑은 고딕" w:hAnsi="맑은 고딕" w:eastAsia="맑은 고딕" w:cs="맑은 고딕"/>
           <w:b w:val="0"/>
         </w:rPr>
-        <w:t xml:space="preserve"> 에 0001 … 0017. </w:t>
+        <w:t xml:space="preserve"> 에 0001 … 0022. </w:t>
       </w:r>
       <w:r>
         <w:rPr>
@@ -9129,7 +10273,7 @@
           <w:rFonts w:ascii="맑은 고딕" w:hAnsi="맑은 고딕" w:eastAsia="맑은 고딕" w:cs="맑은 고딕"/>
           <w:b w:val="0"/>
         </w:rPr>
-        <w:t xml:space="preserve"> (2026-08-04 07:11, </w:t>
+        <w:t xml:space="preserve"> (2026-08-05, </w:t>
       </w:r>
       <w:r>
         <w:rPr>
@@ -9137,7 +10281,7 @@
           <w:color w:val="C0362C"/>
           <w:sz w:val="19"/>
         </w:rPr>
-        <w:t>v0.3.0</w:t>
+        <w:t>v0.5.6</w:t>
       </w:r>
       <w:r>
         <w:rPr>
@@ -9171,7 +10315,7 @@
           <w:rFonts w:ascii="맑은 고딕" w:hAnsi="맑은 고딕" w:eastAsia="맑은 고딕" w:cs="맑은 고딕"/>
           <w:b w:val="0"/>
         </w:rPr>
-        <w:t xml:space="preserve">최근 것들은 전부 </w:t>
+        <w:t xml:space="preserve">최근 다섯이 </w:t>
       </w:r>
       <w:r>
         <w:rPr>
@@ -9179,14 +10323,14 @@
           <w:color w:val="C0362C"/>
           <w:sz w:val="19"/>
         </w:rPr>
-        <w:t>ClassDef</w:t>
+        <w:t>Image</w:t>
       </w:r>
       <w:r>
         <w:rPr>
           <w:rFonts w:ascii="맑은 고딕" w:hAnsi="맑은 고딕" w:eastAsia="맑은 고딕" w:cs="맑은 고딕"/>
           <w:b w:val="0"/>
         </w:rPr>
-        <w:t xml:space="preserve"> 였다 — </w:t>
+        <w:t xml:space="preserve"> 다 (P06 · devlog 055) — </w:t>
       </w:r>
       <w:r>
         <w:rPr>
@@ -9194,14 +10338,14 @@
           <w:color w:val="C0362C"/>
           <w:sz w:val="19"/>
         </w:rPr>
-        <w:t>0013</w:t>
+        <w:t>0019</w:t>
       </w:r>
       <w:r>
         <w:rPr>
           <w:rFonts w:ascii="맑은 고딕" w:hAnsi="맑은 고딕" w:eastAsia="맑은 고딕" w:cs="맑은 고딕"/>
           <w:b w:val="0"/>
         </w:rPr>
-        <w:t xml:space="preserve"> </w:t>
+        <w:t xml:space="preserve"> 테이블과 두 FK(nullable), </w:t>
       </w:r>
       <w:r>
         <w:rPr>
@@ -9209,14 +10353,14 @@
           <w:color w:val="C0362C"/>
           <w:sz w:val="19"/>
         </w:rPr>
-        <w:t>counted</w:t>
+        <w:t>0020</w:t>
       </w:r>
       <w:r>
         <w:rPr>
           <w:rFonts w:ascii="맑은 고딕" w:hAnsi="맑은 고딕" w:eastAsia="맑은 고딕" w:cs="맑은 고딕"/>
           <w:b w:val="0"/>
         </w:rPr>
-        <w:t xml:space="preserve">, </w:t>
+        <w:t xml:space="preserve"> </w:t>
       </w:r>
       <w:r>
         <w:rPr>
@@ -9224,14 +10368,14 @@
           <w:color w:val="C0362C"/>
           <w:sz w:val="19"/>
         </w:rPr>
-        <w:t>0014</w:t>
+        <w:t>Image.viewpoint</w:t>
       </w:r>
       <w:r>
         <w:rPr>
           <w:rFonts w:ascii="맑은 고딕" w:hAnsi="맑은 고딕" w:eastAsia="맑은 고딕" w:cs="맑은 고딕"/>
           <w:b w:val="0"/>
         </w:rPr>
-        <w:t xml:space="preserve"> Chaetoceros, </w:t>
+        <w:t xml:space="preserve"> 를 </w:t>
       </w:r>
       <w:r>
         <w:rPr>
@@ -9239,14 +10383,14 @@
           <w:color w:val="C0362C"/>
           <w:sz w:val="19"/>
         </w:rPr>
-        <w:t>0015</w:t>
+        <w:t>SET_NULL</w:t>
       </w:r>
       <w:r>
         <w:rPr>
           <w:rFonts w:ascii="맑은 고딕" w:hAnsi="맑은 고딕" w:eastAsia="맑은 고딕" w:cs="맑은 고딕"/>
           <w:b w:val="0"/>
         </w:rPr>
-        <w:t xml:space="preserve"> 파편 색, </w:t>
+        <w:t xml:space="preserve"> 로, </w:t>
       </w:r>
       <w:r>
         <w:rPr>
@@ -9254,7 +10398,7 @@
           <w:color w:val="C0362C"/>
           <w:sz w:val="19"/>
         </w:rPr>
-        <w:t>0016</w:t>
+        <w:t>0021</w:t>
       </w:r>
       <w:r>
         <w:rPr>
@@ -9269,14 +10413,14 @@
           <w:color w:val="C0362C"/>
           <w:sz w:val="19"/>
         </w:rPr>
-        <w:t>hotkey</w:t>
+        <w:t>Image.stack</w:t>
       </w:r>
       <w:r>
         <w:rPr>
           <w:rFonts w:ascii="맑은 고딕" w:hAnsi="맑은 고딕" w:eastAsia="맑은 고딕" w:cs="맑은 고딕"/>
           <w:b w:val="0"/>
         </w:rPr>
-        <w:t xml:space="preserve">, </w:t>
+        <w:t xml:space="preserve"> 을 </w:t>
       </w:r>
       <w:r>
         <w:rPr>
@@ -9284,14 +10428,14 @@
           <w:color w:val="C0362C"/>
           <w:sz w:val="19"/>
         </w:rPr>
-        <w:t>0017</w:t>
+        <w:t>CASCADE</w:t>
       </w:r>
       <w:r>
         <w:rPr>
           <w:rFonts w:ascii="맑은 고딕" w:hAnsi="맑은 고딕" w:eastAsia="맑은 고딕" w:cs="맑은 고딕"/>
           <w:b w:val="0"/>
         </w:rPr>
-        <w:t xml:space="preserve"> </w:t>
+        <w:t xml:space="preserve"> 로, </w:t>
       </w:r>
       <w:r>
         <w:rPr>
@@ -9299,7 +10443,96 @@
           <w:color w:val="C0362C"/>
           <w:sz w:val="19"/>
         </w:rPr>
-        <w:t>short</w:t>
+        <w:t>0022</w:t>
+      </w:r>
+      <w:r>
+        <w:rPr>
+          <w:rFonts w:ascii="맑은 고딕" w:hAnsi="맑은 고딕" w:eastAsia="맑은 고딕" w:cs="맑은 고딕"/>
+          <w:b w:val="0"/>
+        </w:rPr>
+        <w:t xml:space="preserve"> </w:t>
+      </w:r>
+      <w:r>
+        <w:rPr>
+          <w:rFonts w:ascii="맑은 고딕" w:hAnsi="맑은 고딕" w:eastAsia="맑은 고딕" w:cs="맑은 고딕"/>
+          <w:b/>
+        </w:rPr>
+        <w:t>조이기</w:t>
+      </w:r>
+      <w:r>
+        <w:rPr>
+          <w:rFonts w:ascii="맑은 고딕" w:hAnsi="맑은 고딕" w:eastAsia="맑은 고딕" w:cs="맑은 고딕"/>
+          <w:b w:val="0"/>
+        </w:rPr>
+        <w:t>(</w:t>
+      </w:r>
+      <w:r>
+        <w:rPr>
+          <w:rFonts w:ascii="D2Coding" w:hAnsi="D2Coding" w:eastAsia="D2Coding" w:cs="D2Coding"/>
+          <w:color w:val="C0362C"/>
+          <w:sz w:val="19"/>
+        </w:rPr>
+        <w:t>target</w:t>
+      </w:r>
+      <w:r>
+        <w:rPr>
+          <w:rFonts w:ascii="맑은 고딕" w:hAnsi="맑은 고딕" w:eastAsia="맑은 고딕" w:cs="맑은 고딕"/>
+          <w:b w:val="0"/>
+        </w:rPr>
+        <w:t>·</w:t>
+      </w:r>
+      <w:r>
+        <w:rPr>
+          <w:rFonts w:ascii="D2Coding" w:hAnsi="D2Coding" w:eastAsia="D2Coding" w:cs="D2Coding"/>
+          <w:color w:val="C0362C"/>
+          <w:sz w:val="19"/>
+        </w:rPr>
+        <w:t>frame</w:t>
+      </w:r>
+      <w:r>
+        <w:rPr>
+          <w:rFonts w:ascii="맑은 고딕" w:hAnsi="맑은 고딕" w:eastAsia="맑은 고딕" w:cs="맑은 고딕"/>
+          <w:b w:val="0"/>
+        </w:rPr>
+        <w:t xml:space="preserve"> 제거 · </w:t>
+      </w:r>
+      <w:r>
+        <w:rPr>
+          <w:rFonts w:ascii="D2Coding" w:hAnsi="D2Coding" w:eastAsia="D2Coding" w:cs="D2Coding"/>
+          <w:color w:val="C0362C"/>
+          <w:sz w:val="19"/>
+        </w:rPr>
+        <w:t>NOT NULL</w:t>
+      </w:r>
+      <w:r>
+        <w:rPr>
+          <w:rFonts w:ascii="맑은 고딕" w:hAnsi="맑은 고딕" w:eastAsia="맑은 고딕" w:cs="맑은 고딕"/>
+          <w:b w:val="0"/>
+        </w:rPr>
+        <w:t xml:space="preserve"> · 유일 제약 교체). 그 앞 </w:t>
+      </w:r>
+      <w:r>
+        <w:rPr>
+          <w:rFonts w:ascii="D2Coding" w:hAnsi="D2Coding" w:eastAsia="D2Coding" w:cs="D2Coding"/>
+          <w:color w:val="C0362C"/>
+          <w:sz w:val="19"/>
+        </w:rPr>
+        <w:t>0018</w:t>
+      </w:r>
+      <w:r>
+        <w:rPr>
+          <w:rFonts w:ascii="맑은 고딕" w:hAnsi="맑은 고딕" w:eastAsia="맑은 고딕" w:cs="맑은 고딕"/>
+          <w:b w:val="0"/>
+        </w:rPr>
+        <w:t xml:space="preserve"> 이 </w:t>
+      </w:r>
+      <w:r>
+        <w:rPr>
+          <w:rFonts w:ascii="D2Coding" w:hAnsi="D2Coding" w:eastAsia="D2Coding" w:cs="D2Coding"/>
+          <w:color w:val="C0362C"/>
+          <w:sz w:val="19"/>
+        </w:rPr>
+        <w:t>Slide.sample_kind</w:t>
       </w:r>
       <w:r>
         <w:rPr>
@@ -9318,58 +10551,14 @@
           <w:rFonts w:ascii="맑은 고딕" w:hAnsi="맑은 고딕" w:eastAsia="맑은 고딕" w:cs="맑은 고딕"/>
           <w:b/>
         </w:rPr>
-        <w:t>여기서 조심할 것이 하나 있다.</w:t>
+        <w:t>`0022` 는 되돌릴 수 없다.</w:t>
       </w:r>
       <w:r>
         <w:rPr>
           <w:rFonts w:ascii="맑은 고딕" w:hAnsi="맑은 고딕" w:eastAsia="맑은 고딕" w:cs="맑은 고딕"/>
           <w:b w:val="0"/>
         </w:rPr>
-        <w:t xml:space="preserve"> 작업 트리의 </w:t>
-      </w:r>
-      <w:r>
-        <w:rPr>
-          <w:rFonts w:ascii="D2Coding" w:hAnsi="D2Coding" w:eastAsia="D2Coding" w:cs="D2Coding"/>
-          <w:color w:val="C0362C"/>
-          <w:sz w:val="19"/>
-        </w:rPr>
-        <w:t>models.py</w:t>
-      </w:r>
-      <w:r>
-        <w:rPr>
-          <w:rFonts w:ascii="맑은 고딕" w:hAnsi="맑은 고딕" w:eastAsia="맑은 고딕" w:cs="맑은 고딕"/>
-          <w:b w:val="0"/>
-        </w:rPr>
-        <w:t xml:space="preserve"> 는 새 칸을 아는데 DB 는 아직 모르는 상태가 </w:t>
-      </w:r>
-      <w:r>
-        <w:rPr>
-          <w:rFonts w:ascii="맑은 고딕" w:hAnsi="맑은 고딕" w:eastAsia="맑은 고딕" w:cs="맑은 고딕"/>
-          <w:b/>
-        </w:rPr>
-        <w:t>정상적으로 존재한다</w:t>
-      </w:r>
-      <w:r>
-        <w:rPr>
-          <w:rFonts w:ascii="맑은 고딕" w:hAnsi="맑은 고딕" w:eastAsia="맑은 고딕" w:cs="맑은 고딕"/>
-          <w:b w:val="0"/>
-        </w:rPr>
-        <w:t xml:space="preserve"> — 코드를 커밋한 때와 그것을 담은 이미지를 배포한 때 사이다. 그 사이에 호스트에서 작업 트리 코드로 DB 를 물으면 </w:t>
-      </w:r>
-      <w:r>
-        <w:rPr>
-          <w:rFonts w:ascii="D2Coding" w:hAnsi="D2Coding" w:eastAsia="D2Coding" w:cs="D2Coding"/>
-          <w:color w:val="C0362C"/>
-          <w:sz w:val="19"/>
-        </w:rPr>
-        <w:t>no such column</w:t>
-      </w:r>
-      <w:r>
-        <w:rPr>
-          <w:rFonts w:ascii="맑은 고딕" w:hAnsi="맑은 고딕" w:eastAsia="맑은 고딕" w:cs="맑은 고딕"/>
-          <w:b w:val="0"/>
-        </w:rPr>
-        <w:t xml:space="preserve"> 으로 죽는다. 실제로 이 문서를 쓰다가 그렇게 죽었다(그때 DB 는 0012, 작업 트리는 0014 였다).</w:t>
+        <w:t xml:space="preserve"> 0019~0021 은 옛 칸을 그대로 두고 곁들이기만 해서 판을 되돌리면 옛 코드가 그대로 돌았다.</w:t>
       </w:r>
     </w:p>
     <w:p>
@@ -9378,6 +10567,132 @@
       </w:pPr>
       <w:r>
         <w:rPr>
+          <w:rFonts w:ascii="맑은 고딕" w:hAnsi="맑은 고딕" w:eastAsia="맑은 고딕" w:cs="맑은 고딕"/>
+          <w:b/>
+        </w:rPr>
+        <w:t>스키마를 조이는 마이그레이션은 뷰어와 파이프라인 판을 함께 올린다.</w:t>
+      </w:r>
+      <w:r>
+        <w:rPr>
+          <w:rFonts w:ascii="맑은 고딕" w:hAnsi="맑은 고딕" w:eastAsia="맑은 고딕" w:cs="맑은 고딕"/>
+          <w:b w:val="0"/>
+        </w:rPr>
+        <w:t xml:space="preserve"> 칼럼을 걷었는데 옛 파이프라인 이미지가 거기에 INSERT 하면 폴러가 선다 — 실제로 </w:t>
+      </w:r>
+      <w:r>
+        <w:rPr>
+          <w:rFonts w:ascii="D2Coding" w:hAnsi="D2Coding" w:eastAsia="D2Coding" w:cs="D2Coding"/>
+          <w:color w:val="C0362C"/>
+          <w:sz w:val="19"/>
+        </w:rPr>
+        <w:t>v0.2.1</w:t>
+      </w:r>
+      <w:r>
+        <w:rPr>
+          <w:rFonts w:ascii="맑은 고딕" w:hAnsi="맑은 고딕" w:eastAsia="맑은 고딕" w:cs="맑은 고딕"/>
+          <w:b w:val="0"/>
+        </w:rPr>
+        <w:t xml:space="preserve"> 이 </w:t>
+      </w:r>
+      <w:r>
+        <w:rPr>
+          <w:rFonts w:ascii="D2Coding" w:hAnsi="D2Coding" w:eastAsia="D2Coding" w:cs="D2Coding"/>
+          <w:color w:val="C0362C"/>
+          <w:sz w:val="19"/>
+        </w:rPr>
+        <w:t>target=</w:t>
+      </w:r>
+      <w:r>
+        <w:rPr>
+          <w:rFonts w:ascii="맑은 고딕" w:hAnsi="맑은 고딕" w:eastAsia="맑은 고딕" w:cs="맑은 고딕"/>
+          <w:b w:val="0"/>
+        </w:rPr>
+        <w:t xml:space="preserve"> 을 써서 죽었고, </w:t>
+      </w:r>
+      <w:r>
+        <w:rPr>
+          <w:rFonts w:ascii="맑은 고딕" w:hAnsi="맑은 고딕" w:eastAsia="맑은 고딕" w:cs="맑은 고딕"/>
+          <w:b/>
+        </w:rPr>
+        <w:t>조인 사본에 파이프라인 컨테이너를 붙여 돌려 보고</w:t>
+      </w:r>
+      <w:r>
+        <w:rPr>
+          <w:rFonts w:ascii="맑은 고딕" w:hAnsi="맑은 고딕" w:eastAsia="맑은 고딕" w:cs="맑은 고딕"/>
+          <w:b w:val="0"/>
+        </w:rPr>
+        <w:t xml:space="preserve"> 잡았다(055).</w:t>
+      </w:r>
+    </w:p>
+    <w:p>
+      <w:pPr>
+        <w:spacing w:after="140"/>
+      </w:pPr>
+      <w:r>
+        <w:rPr>
+          <w:rFonts w:ascii="맑은 고딕" w:hAnsi="맑은 고딕" w:eastAsia="맑은 고딕" w:cs="맑은 고딕"/>
+          <w:b/>
+        </w:rPr>
+        <w:t>여기서 조심할 것이 하나 있다.</w:t>
+      </w:r>
+      <w:r>
+        <w:rPr>
+          <w:rFonts w:ascii="맑은 고딕" w:hAnsi="맑은 고딕" w:eastAsia="맑은 고딕" w:cs="맑은 고딕"/>
+          <w:b w:val="0"/>
+        </w:rPr>
+        <w:t xml:space="preserve"> 작업 트리의 </w:t>
+      </w:r>
+      <w:r>
+        <w:rPr>
+          <w:rFonts w:ascii="D2Coding" w:hAnsi="D2Coding" w:eastAsia="D2Coding" w:cs="D2Coding"/>
+          <w:color w:val="C0362C"/>
+          <w:sz w:val="19"/>
+        </w:rPr>
+        <w:t>models.py</w:t>
+      </w:r>
+      <w:r>
+        <w:rPr>
+          <w:rFonts w:ascii="맑은 고딕" w:hAnsi="맑은 고딕" w:eastAsia="맑은 고딕" w:cs="맑은 고딕"/>
+          <w:b w:val="0"/>
+        </w:rPr>
+        <w:t xml:space="preserve"> 는 새 칸을 아는데 DB 는 아직 모르는 상태가 </w:t>
+      </w:r>
+      <w:r>
+        <w:rPr>
+          <w:rFonts w:ascii="맑은 고딕" w:hAnsi="맑은 고딕" w:eastAsia="맑은 고딕" w:cs="맑은 고딕"/>
+          <w:b/>
+        </w:rPr>
+        <w:t>정상적으로 존재한다</w:t>
+      </w:r>
+      <w:r>
+        <w:rPr>
+          <w:rFonts w:ascii="맑은 고딕" w:hAnsi="맑은 고딕" w:eastAsia="맑은 고딕" w:cs="맑은 고딕"/>
+          <w:b w:val="0"/>
+        </w:rPr>
+        <w:t xml:space="preserve"> — 코드를 커밋한 때와 그것을 담은 이미지를 배포한 때 사이다. 그 사이에 호스트에서 작업 트리 코드로 DB 를 물으면 </w:t>
+      </w:r>
+      <w:r>
+        <w:rPr>
+          <w:rFonts w:ascii="D2Coding" w:hAnsi="D2Coding" w:eastAsia="D2Coding" w:cs="D2Coding"/>
+          <w:color w:val="C0362C"/>
+          <w:sz w:val="19"/>
+        </w:rPr>
+        <w:t>no such column</w:t>
+      </w:r>
+      <w:r>
+        <w:rPr>
+          <w:rFonts w:ascii="맑은 고딕" w:hAnsi="맑은 고딕" w:eastAsia="맑은 고딕" w:cs="맑은 고딕"/>
+          <w:b w:val="0"/>
+        </w:rPr>
+        <w:t xml:space="preserve"> 으로 죽는다. 실제로 이 문서를 쓰다가 그렇게 죽었다(그때 DB 는 0012, 작업 트리는 0014 였다).</w:t>
+      </w:r>
+    </w:p>
+    <w:p>
+      <w:pPr>
+        <w:spacing w:after="140"/>
+      </w:pPr>
+      <w:r>
+        <w:rPr>
           <w:rFonts w:ascii="D2Coding" w:hAnsi="D2Coding" w:eastAsia="D2Coding" w:cs="D2Coding"/>
           <w:color w:val="C0362C"/>
           <w:sz w:val="19"/>
@@ -9414,14 +10729,14 @@
           <w:rFonts w:ascii="맑은 고딕" w:hAnsi="맑은 고딕" w:eastAsia="맑은 고딕" w:cs="맑은 고딕"/>
           <w:b/>
         </w:rPr>
-        <w:t>`export_review.py` 가 없다</w:t>
+        <w:t>`ObjectReview.viewpoint` 는 이제 편의용이다.</w:t>
       </w:r>
       <w:r>
         <w:rPr>
           <w:rFonts w:ascii="맑은 고딕" w:hAnsi="맑은 고딕" w:eastAsia="맑은 고딕" w:cs="맑은 고딕"/>
           <w:b w:val="0"/>
         </w:rPr>
-        <w:t xml:space="preserve"> (P02 5단계). 교정이 DB 에만 있어 </w:t>
+        <w:t xml:space="preserve"> 진짜 열쇠는 </w:t>
       </w:r>
       <w:r>
         <w:rPr>
@@ -9429,14 +10744,29 @@
           <w:color w:val="C0362C"/>
           <w:sz w:val="19"/>
         </w:rPr>
-        <w:t>backup_db.py</w:t>
+        <w:t>(image, mask_key)</w:t>
       </w:r>
       <w:r>
         <w:rPr>
           <w:rFonts w:ascii="맑은 고딕" w:hAnsi="맑은 고딕" w:eastAsia="맑은 고딕" w:cs="맑은 고딕"/>
           <w:b w:val="0"/>
         </w:rPr>
-        <w:t xml:space="preserve"> 가 유일한 안전망이다</w:t>
+        <w:t xml:space="preserve"> 이고, 둘이 어긋나면 안 된다 — </w:t>
+      </w:r>
+      <w:r>
+        <w:rPr>
+          <w:rFonts w:ascii="D2Coding" w:hAnsi="D2Coding" w:eastAsia="D2Coding" w:cs="D2Coding"/>
+          <w:color w:val="C0362C"/>
+          <w:sz w:val="19"/>
+        </w:rPr>
+        <w:t>backfill_images.py --verify</w:t>
+      </w:r>
+      <w:r>
+        <w:rPr>
+          <w:rFonts w:ascii="맑은 고딕" w:hAnsi="맑은 고딕" w:eastAsia="맑은 고딕" w:cs="맑은 고딕"/>
+          <w:b w:val="0"/>
+        </w:rPr>
+        <w:t xml:space="preserve"> 가 본다</w:t>
       </w:r>
     </w:p>
     <w:p>
@@ -9448,14 +10778,14 @@
           <w:rFonts w:ascii="맑은 고딕" w:hAnsi="맑은 고딕" w:eastAsia="맑은 고딕" w:cs="맑은 고딕"/>
           <w:b/>
         </w:rPr>
-        <w:t>파이프라인 일부가 아직 JSON 을 쓴다.</w:t>
+        <w:t>프레임별 검토는 아직 화면이 없다</w:t>
       </w:r>
       <w:r>
         <w:rPr>
           <w:rFonts w:ascii="맑은 고딕" w:hAnsi="맑은 고딕" w:eastAsia="맑은 고딕" w:cs="맑은 고딕"/>
           <w:b w:val="0"/>
         </w:rPr>
-        <w:t xml:space="preserve"> </w:t>
+        <w:t xml:space="preserve"> (P06 5b). 스키마는 그것을 받을 준비가 됐다 (</w:t>
       </w:r>
       <w:r>
         <w:rPr>
@@ -9463,14 +10793,14 @@
           <w:color w:val="C0362C"/>
           <w:sz w:val="19"/>
         </w:rPr>
-        <w:t>refilter.py</w:t>
+        <w:t>(image, mask_key)</w:t>
       </w:r>
       <w:r>
         <w:rPr>
           <w:rFonts w:ascii="맑은 고딕" w:hAnsi="맑은 고딕" w:eastAsia="맑은 고딕" w:cs="맑은 고딕"/>
           <w:b w:val="0"/>
         </w:rPr>
-        <w:t xml:space="preserve"> 는 DB 로 왔고 </w:t>
+        <w:t xml:space="preserve">), </w:t>
       </w:r>
       <w:r>
         <w:rPr>
@@ -9478,29 +10808,14 @@
           <w:color w:val="C0362C"/>
           <w:sz w:val="19"/>
         </w:rPr>
-        <w:t>focus_stack.py</w:t>
+        <w:t>save_review</w:t>
       </w:r>
       <w:r>
         <w:rPr>
           <w:rFonts w:ascii="맑은 고딕" w:hAnsi="맑은 고딕" w:eastAsia="맑은 고딕" w:cs="맑은 고딕"/>
           <w:b w:val="0"/>
         </w:rPr>
-        <w:t>·</w:t>
-      </w:r>
-      <w:r>
-        <w:rPr>
-          <w:rFonts w:ascii="D2Coding" w:hAnsi="D2Coding" w:eastAsia="D2Coding" w:cs="D2Coding"/>
-          <w:color w:val="C0362C"/>
-          <w:sz w:val="19"/>
-        </w:rPr>
-        <w:t>group_focus_series.py</w:t>
-      </w:r>
-      <w:r>
-        <w:rPr>
-          <w:rFonts w:ascii="맑은 고딕" w:hAnsi="맑은 고딕" w:eastAsia="맑은 고딕" w:cs="맑은 고딕"/>
-          <w:b w:val="0"/>
-        </w:rPr>
-        <w:t xml:space="preserve"> 가 남았다 (P02 6단계)</w:t>
+        <w:t xml:space="preserve"> 도 지우는 범위를 이미지로 좁혀 뒀다</w:t>
       </w:r>
     </w:p>
     <w:p>

--- a/docs/20260804_db-specification.docx
+++ b/docs/20260804_db-specification.docx
@@ -1165,215 +1165,41 @@
     </w:p>
     <w:p>
       <w:pPr>
-        <w:spacing w:before="80" w:after="160"/>
-        <w:ind w:left="280"/>
-        <w:shd w:val="clear" w:fill="F4F5F7"/>
+        <w:jc w:val="center"/>
       </w:pPr>
       <w:r>
-        <w:rPr>
-          <w:rFonts w:ascii="D2Coding" w:hAnsi="D2Coding" w:eastAsia="D2Coding" w:cs="D2Coding"/>
-          <w:sz w:val="18"/>
-        </w:rPr>
-        <w:t>flowchart LR</w:t>
-        <w:br/>
-      </w:r>
-      <w:r>
-        <w:rPr>
-          <w:rFonts w:ascii="D2Coding" w:hAnsi="D2Coding" w:eastAsia="D2Coding" w:cs="D2Coding"/>
-          <w:sz w:val="18"/>
-        </w:rPr>
-        <w:t xml:space="preserve">    Site[Site&lt;br/&gt;지역] --&gt; Core[Core&lt;br/&gt;코어] --&gt; Slide[Slide&lt;br/&gt;슬라이드]</w:t>
-        <w:br/>
-      </w:r>
-      <w:r>
-        <w:rPr>
-          <w:rFonts w:ascii="D2Coding" w:hAnsi="D2Coding" w:eastAsia="D2Coding" w:cs="D2Coding"/>
-          <w:sz w:val="18"/>
-        </w:rPr>
-        <w:t xml:space="preserve">    Slide --&gt; VP[Viewpoint&lt;br/&gt;시야] --&gt; Frame[Frame&lt;br/&gt;사진]</w:t>
-        <w:br/>
-      </w:r>
-      <w:r>
-        <w:rPr>
-          <w:rFonts w:ascii="D2Coding" w:hAnsi="D2Coding" w:eastAsia="D2Coding" w:cs="D2Coding"/>
-          <w:sz w:val="18"/>
-        </w:rPr>
-        <w:t xml:space="preserve">    VP --&gt; Stack[Stack&lt;br/&gt;합성본 1:1]</w:t>
-        <w:br/>
-      </w:r>
-      <w:r>
-        <w:rPr>
-          <w:rFonts w:ascii="D2Coding" w:hAnsi="D2Coding" w:eastAsia="D2Coding" w:cs="D2Coding"/>
-          <w:sz w:val="18"/>
-        </w:rPr>
-        <w:t xml:space="preserve">    VP --&gt; Img[Image&lt;br/&gt;stack·frame·depth] --&gt; Det[Detection&lt;br/&gt;is_current] --&gt; Cand[Candidate&lt;br/&gt;개체]</w:t>
-        <w:br/>
-      </w:r>
-      <w:r>
-        <w:rPr>
-          <w:rFonts w:ascii="D2Coding" w:hAnsi="D2Coding" w:eastAsia="D2Coding" w:cs="D2Coding"/>
-          <w:sz w:val="18"/>
-        </w:rPr>
-        <w:t xml:space="preserve">    Frame -. "1:1" .-&gt; Img</w:t>
-        <w:br/>
-      </w:r>
-      <w:r>
-        <w:rPr>
-          <w:rFonts w:ascii="D2Coding" w:hAnsi="D2Coding" w:eastAsia="D2Coding" w:cs="D2Coding"/>
-          <w:sz w:val="18"/>
-        </w:rPr>
-        <w:t xml:space="preserve">    Stack -. "focused·depth" .-&gt; Img</w:t>
-        <w:br/>
-      </w:r>
-      <w:r>
-        <w:rPr>
-          <w:rFonts w:ascii="D2Coding" w:hAnsi="D2Coding" w:eastAsia="D2Coding" w:cs="D2Coding"/>
-          <w:sz w:val="18"/>
-        </w:rPr>
-        <w:t xml:space="preserve">    VP --&gt; VR[ViewpointReview&lt;br/&gt;시야 검토 1:1]</w:t>
-        <w:br/>
-      </w:r>
-      <w:r>
-        <w:rPr>
-          <w:rFonts w:ascii="D2Coding" w:hAnsi="D2Coding" w:eastAsia="D2Coding" w:cs="D2Coding"/>
-          <w:sz w:val="18"/>
-        </w:rPr>
-        <w:t xml:space="preserve">    Img --&gt; OR[ObjectReview&lt;br/&gt;개체 교정]</w:t>
-        <w:br/>
-      </w:r>
-      <w:r>
-        <w:rPr>
-          <w:rFonts w:ascii="D2Coding" w:hAnsi="D2Coding" w:eastAsia="D2Coding" w:cs="D2Coding"/>
-          <w:sz w:val="18"/>
-        </w:rPr>
-        <w:t xml:space="preserve">    Cand -. "mask_key 로 느슨히" .-&gt; OR</w:t>
-        <w:br/>
-      </w:r>
-      <w:r>
-        <w:rPr>
-          <w:rFonts w:ascii="D2Coding" w:hAnsi="D2Coding" w:eastAsia="D2Coding" w:cs="D2Coding"/>
-          <w:sz w:val="18"/>
-        </w:rPr>
-        <w:t xml:space="preserve">    Cand -. "cls 문자열" .-&gt; CD[ClassDef&lt;br/&gt;분류 정의]</w:t>
-        <w:br/>
-      </w:r>
-      <w:r>
-        <w:rPr>
-          <w:rFonts w:ascii="D2Coding" w:hAnsi="D2Coding" w:eastAsia="D2Coding" w:cs="D2Coding"/>
-          <w:sz w:val="18"/>
-        </w:rPr>
-        <w:t xml:space="preserve">    RB[RunBatch&lt;br/&gt;이름표] --&gt; Run[Run&lt;br/&gt;실행]</w:t>
-        <w:br/>
-      </w:r>
-      <w:r>
-        <w:rPr>
-          <w:rFonts w:ascii="D2Coding" w:hAnsi="D2Coding" w:eastAsia="D2Coding" w:cs="D2Coding"/>
-          <w:sz w:val="18"/>
-        </w:rPr>
-        <w:t xml:space="preserve">    Run -.-&gt; Det</w:t>
-        <w:br/>
-      </w:r>
-      <w:r>
-        <w:rPr>
-          <w:rFonts w:ascii="D2Coding" w:hAnsi="D2Coding" w:eastAsia="D2Coding" w:cs="D2Coding"/>
-          <w:sz w:val="18"/>
-        </w:rPr>
-        <w:t xml:space="preserve">    Run -.-&gt; Stack</w:t>
-        <w:br/>
-      </w:r>
-      <w:r>
-        <w:rPr>
-          <w:rFonts w:ascii="D2Coding" w:hAnsi="D2Coding" w:eastAsia="D2Coding" w:cs="D2Coding"/>
-          <w:sz w:val="18"/>
-        </w:rPr>
-        <w:t xml:space="preserve">    Run -.-&gt; VP</w:t>
-        <w:br/>
-      </w:r>
-      <w:r>
-        <w:rPr>
-          <w:rFonts w:ascii="D2Coding" w:hAnsi="D2Coding" w:eastAsia="D2Coding" w:cs="D2Coding"/>
-          <w:sz w:val="18"/>
-        </w:rPr>
-        <w:t xml:space="preserve">    TS[ThresholdSet&lt;br/&gt;판정 문턱] -.-&gt; Det</w:t>
-        <w:br/>
-      </w:r>
-      <w:r>
-        <w:rPr>
-          <w:rFonts w:ascii="D2Coding" w:hAnsi="D2Coding" w:eastAsia="D2Coding" w:cs="D2Coding"/>
-          <w:sz w:val="18"/>
-        </w:rPr>
-        <w:t xml:space="preserve">    ST[Setting&lt;br/&gt;key-value]</w:t>
-        <w:br/>
-      </w:r>
-      <w:r>
-        <w:rPr>
-          <w:rFonts w:ascii="D2Coding" w:hAnsi="D2Coding" w:eastAsia="D2Coding" w:cs="D2Coding"/>
-          <w:sz w:val="18"/>
-        </w:rPr>
-        <w:br/>
-      </w:r>
-      <w:r>
-        <w:rPr>
-          <w:rFonts w:ascii="D2Coding" w:hAnsi="D2Coding" w:eastAsia="D2Coding" w:cs="D2Coding"/>
-          <w:sz w:val="18"/>
-        </w:rPr>
-        <w:t xml:space="preserve">    classDef stem fill:#e8f0fe,stroke:#4285f4,stroke-width:2px</w:t>
-        <w:br/>
-      </w:r>
-      <w:r>
-        <w:rPr>
-          <w:rFonts w:ascii="D2Coding" w:hAnsi="D2Coding" w:eastAsia="D2Coding" w:cs="D2Coding"/>
-          <w:sz w:val="18"/>
-        </w:rPr>
-        <w:t xml:space="preserve">    classDef human fill:#fce8e6,stroke:#ea4335,stroke-width:2px</w:t>
-        <w:br/>
-      </w:r>
-      <w:r>
-        <w:rPr>
-          <w:rFonts w:ascii="D2Coding" w:hAnsi="D2Coding" w:eastAsia="D2Coding" w:cs="D2Coding"/>
-          <w:sz w:val="18"/>
-        </w:rPr>
-        <w:t xml:space="preserve">    classDef det fill:#e6f4ea,stroke:#34a853</w:t>
-        <w:br/>
-      </w:r>
-      <w:r>
-        <w:rPr>
-          <w:rFonts w:ascii="D2Coding" w:hAnsi="D2Coding" w:eastAsia="D2Coding" w:cs="D2Coding"/>
-          <w:sz w:val="18"/>
-        </w:rPr>
-        <w:t xml:space="preserve">    classDef side fill:#f8f9fa,stroke:#9aa0a6,color:#5f6368</w:t>
-        <w:br/>
-      </w:r>
-      <w:r>
-        <w:rPr>
-          <w:rFonts w:ascii="D2Coding" w:hAnsi="D2Coding" w:eastAsia="D2Coding" w:cs="D2Coding"/>
-          <w:sz w:val="18"/>
-        </w:rPr>
-        <w:t xml:space="preserve">    class Site,Core,Slide,VP,Frame stem</w:t>
-        <w:br/>
-      </w:r>
-      <w:r>
-        <w:rPr>
-          <w:rFonts w:ascii="D2Coding" w:hAnsi="D2Coding" w:eastAsia="D2Coding" w:cs="D2Coding"/>
-          <w:sz w:val="18"/>
-        </w:rPr>
-        <w:t xml:space="preserve">    class OR,VR human</w:t>
-        <w:br/>
-      </w:r>
-      <w:r>
-        <w:rPr>
-          <w:rFonts w:ascii="D2Coding" w:hAnsi="D2Coding" w:eastAsia="D2Coding" w:cs="D2Coding"/>
-          <w:sz w:val="18"/>
-        </w:rPr>
-        <w:t xml:space="preserve">    class Det,Cand,Stack,Img det</w:t>
-        <w:br/>
-      </w:r>
-      <w:r>
-        <w:rPr>
-          <w:rFonts w:ascii="D2Coding" w:hAnsi="D2Coding" w:eastAsia="D2Coding" w:cs="D2Coding"/>
-          <w:sz w:val="18"/>
-        </w:rPr>
-        <w:t xml:space="preserve">    class RB,Run,TS,CD,ST side</w:t>
+        <w:drawing>
+          <wp:inline xmlns:a="http://schemas.openxmlformats.org/drawingml/2006/main" xmlns:pic="http://schemas.openxmlformats.org/drawingml/2006/picture">
+            <wp:extent cx="5940000" cy="1621377"/>
+            <wp:docPr id="1" name="Picture 1"/>
+            <wp:cNvGraphicFramePr>
+              <a:graphicFrameLocks noChangeAspect="1"/>
+            </wp:cNvGraphicFramePr>
+            <a:graphic>
+              <a:graphicData uri="http://schemas.openxmlformats.org/drawingml/2006/picture">
+                <pic:pic>
+                  <pic:nvPicPr>
+                    <pic:cNvPr id="0" name="mermaid-0c2959b81746.png"/>
+                    <pic:cNvPicPr/>
+                  </pic:nvPicPr>
+                  <pic:blipFill>
+                    <a:blip r:embed="rId9"/>
+                    <a:stretch>
+                      <a:fillRect/>
+                    </a:stretch>
+                  </pic:blipFill>
+                  <pic:spPr>
+                    <a:xfrm>
+                      <a:off x="0" y="0"/>
+                      <a:ext cx="5940000" cy="1621377"/>
+                    </a:xfrm>
+                    <a:prstGeom prst="rect"/>
+                  </pic:spPr>
+                </pic:pic>
+              </a:graphicData>
+            </a:graphic>
+          </wp:inline>
+        </w:drawing>
       </w:r>
     </w:p>
     <w:p>
@@ -9258,7 +9084,7 @@
         <w:drawing>
           <wp:inline xmlns:a="http://schemas.openxmlformats.org/drawingml/2006/main" xmlns:pic="http://schemas.openxmlformats.org/drawingml/2006/picture">
             <wp:extent cx="5940000" cy="931913"/>
-            <wp:docPr id="1" name="Picture 1"/>
+            <wp:docPr id="2" name="Picture 2"/>
             <wp:cNvGraphicFramePr>
               <a:graphicFrameLocks noChangeAspect="1"/>
             </wp:cNvGraphicFramePr>
@@ -9270,7 +9096,7 @@
                     <pic:cNvPicPr/>
                   </pic:nvPicPr>
                   <pic:blipFill>
-                    <a:blip r:embed="rId9"/>
+                    <a:blip r:embed="rId10"/>
                     <a:stretch>
                       <a:fillRect/>
                     </a:stretch>
@@ -9446,7 +9272,7 @@
         <w:drawing>
           <wp:inline xmlns:a="http://schemas.openxmlformats.org/drawingml/2006/main" xmlns:pic="http://schemas.openxmlformats.org/drawingml/2006/picture">
             <wp:extent cx="5940000" cy="6652800"/>
-            <wp:docPr id="2" name="Picture 2"/>
+            <wp:docPr id="3" name="Picture 3"/>
             <wp:cNvGraphicFramePr>
               <a:graphicFrameLocks noChangeAspect="1"/>
             </wp:cNvGraphicFramePr>
@@ -9458,7 +9284,7 @@
                     <pic:cNvPicPr/>
                   </pic:nvPicPr>
                   <pic:blipFill>
-                    <a:blip r:embed="rId10"/>
+                    <a:blip r:embed="rId11"/>
                     <a:stretch>
                       <a:fillRect/>
                     </a:stretch>

--- a/docs/20260804_db-specification.docx
+++ b/docs/20260804_db-specification.docx
@@ -46,7 +46,21 @@
           <w:rFonts w:ascii="맑은 고딕" w:hAnsi="맑은 고딕" w:eastAsia="맑은 고딕" w:cs="맑은 고딕"/>
           <w:b w:val="0"/>
         </w:rPr>
-        <w:t xml:space="preserve"> 반영 2026-08-05 — P06 · devlog 055)</w:t>
+        <w:t xml:space="preserve"> 반영 2026-08-05 — P06 · devlog 055 · </w:t>
+      </w:r>
+      <w:r>
+        <w:rPr>
+          <w:rFonts w:ascii="맑은 고딕" w:hAnsi="맑은 고딕" w:eastAsia="맑은 고딕" w:cs="맑은 고딕"/>
+          <w:b/>
+        </w:rPr>
+        <w:t>층 개편 2026-08-06 — `Locality`·`Sample`, devlog 063</w:t>
+      </w:r>
+      <w:r>
+        <w:rPr>
+          <w:rFonts w:ascii="맑은 고딕" w:hAnsi="맑은 고딕" w:eastAsia="맑은 고딕" w:cs="맑은 고딕"/>
+          <w:b w:val="0"/>
+        </w:rPr>
+        <w:t>)</w:t>
       </w:r>
     </w:p>
     <w:p>
@@ -58,7 +72,7 @@
           <w:rFonts w:ascii="맑은 고딕" w:hAnsi="맑은 고딕" w:eastAsia="맑은 고딕" w:cs="맑은 고딕"/>
           <w:b w:val="0"/>
         </w:rPr>
-        <w:t xml:space="preserve">남극 시추코어 규조류 분석 파이프라인이 쓰는 데이터베이스의 명세다. 테이블 하나하나가 무엇을 담는지, 서로 어떻게 매이는지, 그리고 </w:t>
+        <w:t xml:space="preserve">규조류 분석 파이프라인이 쓰는 데이터베이스의 명세다. 남극 시추코어에서 시작했고 육상 노두(북평분지)가 들어와 있다. 테이블 하나하나가 무엇을 담는지, 서로 어떻게 매이는지, 그리고 </w:t>
       </w:r>
       <w:r>
         <w:rPr>
@@ -1170,7 +1184,7 @@
       <w:r>
         <w:drawing>
           <wp:inline xmlns:a="http://schemas.openxmlformats.org/drawingml/2006/main" xmlns:pic="http://schemas.openxmlformats.org/drawingml/2006/picture">
-            <wp:extent cx="5940000" cy="1621377"/>
+            <wp:extent cx="5940000" cy="1515306"/>
             <wp:docPr id="1" name="Picture 1"/>
             <wp:cNvGraphicFramePr>
               <a:graphicFrameLocks noChangeAspect="1"/>
@@ -1179,7 +1193,7 @@
               <a:graphicData uri="http://schemas.openxmlformats.org/drawingml/2006/picture">
                 <pic:pic>
                   <pic:nvPicPr>
-                    <pic:cNvPr id="0" name="mermaid-0c2959b81746.png"/>
+                    <pic:cNvPr id="0" name="mermaid-448a0b252a7b.png"/>
                     <pic:cNvPicPr/>
                   </pic:nvPicPr>
                   <pic:blipFill>
@@ -1191,7 +1205,7 @@
                   <pic:spPr>
                     <a:xfrm>
                       <a:off x="0" y="0"/>
-                      <a:ext cx="5940000" cy="1621377"/>
+                      <a:ext cx="5940000" cy="1515306"/>
                     </a:xfrm>
                     <a:prstGeom prst="rect"/>
                   </pic:spPr>
@@ -1435,7 +1449,7 @@
           <w:rFonts w:ascii="맑은 고딕" w:hAnsi="맑은 고딕" w:eastAsia="맑은 고딕" w:cs="맑은 고딕"/>
           <w:b/>
         </w:rPr>
-        <w:t>지역 → 코어 → 슬라이드 → 시야 → 사진</w:t>
+        <w:t>지역 → 지점 → 시료 → 관찰 → 시야 → 사진</w:t>
       </w:r>
       <w:r>
         <w:rPr>
@@ -1457,7 +1471,208 @@
           <w:rFonts w:ascii="맑은 고딕" w:hAnsi="맑은 고딕" w:eastAsia="맑은 고딕" w:cs="맑은 고딕"/>
           <w:b w:val="0"/>
         </w:rPr>
-        <w:t xml:space="preserve"> 을 통짜 문자열로 두지 않고 갈라 담은 결과이고, 그래야 "같은 코어에서 깊이에 따른 군집 변화" 나 "지역별 차이" 를 질의할 수 있다.</w:t>
+        <w:t xml:space="preserve"> 을 통짜 문자열로 두지 않고 갈라 담은 결과이고, 그래야 "같은 지점에서 위치에 따른 군집 변화" 나 "지역별 차이" 를 질의할 수 있다.</w:t>
+      </w:r>
+    </w:p>
+    <w:p>
+      <w:pPr>
+        <w:spacing w:after="140"/>
+      </w:pPr>
+      <w:r>
+        <w:rPr>
+          <w:rFonts w:ascii="맑은 고딕" w:hAnsi="맑은 고딕" w:eastAsia="맑은 고딕" w:cs="맑은 고딕"/>
+          <w:b/>
+        </w:rPr>
+        <w:t>시료 층은 2026-08-06 에 생겼다</w:t>
+      </w:r>
+      <w:r>
+        <w:rPr>
+          <w:rFonts w:ascii="맑은 고딕" w:hAnsi="맑은 고딕" w:eastAsia="맑은 고딕" w:cs="맑은 고딕"/>
+          <w:b w:val="0"/>
+        </w:rPr>
+        <w:t xml:space="preserve"> (devlog 063). 그전에는 </w:t>
+      </w:r>
+      <w:r>
+        <w:rPr>
+          <w:rFonts w:ascii="D2Coding" w:hAnsi="D2Coding" w:eastAsia="D2Coding" w:cs="D2Coding"/>
+          <w:color w:val="C0362C"/>
+          <w:sz w:val="19"/>
+        </w:rPr>
+        <w:t>Slide</w:t>
+      </w:r>
+      <w:r>
+        <w:rPr>
+          <w:rFonts w:ascii="맑은 고딕" w:hAnsi="맑은 고딕" w:eastAsia="맑은 고딕" w:cs="맑은 고딕"/>
+          <w:b w:val="0"/>
+        </w:rPr>
+        <w:t xml:space="preserve"> 하나가 시료와 관찰을 겸해서 소속(</w:t>
+      </w:r>
+      <w:r>
+        <w:rPr>
+          <w:rFonts w:ascii="D2Coding" w:hAnsi="D2Coding" w:eastAsia="D2Coding" w:cs="D2Coding"/>
+          <w:color w:val="C0362C"/>
+          <w:sz w:val="19"/>
+        </w:rPr>
+        <w:t>core</w:t>
+      </w:r>
+      <w:r>
+        <w:rPr>
+          <w:rFonts w:ascii="맑은 고딕" w:hAnsi="맑은 고딕" w:eastAsia="맑은 고딕" w:cs="맑은 고딕"/>
+          <w:b w:val="0"/>
+        </w:rPr>
+        <w:t>·</w:t>
+      </w:r>
+      <w:r>
+        <w:rPr>
+          <w:rFonts w:ascii="D2Coding" w:hAnsi="D2Coding" w:eastAsia="D2Coding" w:cs="D2Coding"/>
+          <w:color w:val="C0362C"/>
+          <w:sz w:val="19"/>
+        </w:rPr>
+        <w:t>depth_cm</w:t>
+      </w:r>
+      <w:r>
+        <w:rPr>
+          <w:rFonts w:ascii="맑은 고딕" w:hAnsi="맑은 고딕" w:eastAsia="맑은 고딕" w:cs="맑은 고딕"/>
+          <w:b w:val="0"/>
+        </w:rPr>
+        <w:t>·</w:t>
+      </w:r>
+      <w:r>
+        <w:rPr>
+          <w:rFonts w:ascii="D2Coding" w:hAnsi="D2Coding" w:eastAsia="D2Coding" w:cs="D2Coding"/>
+          <w:color w:val="C0362C"/>
+          <w:sz w:val="19"/>
+        </w:rPr>
+        <w:t>sample_kind</w:t>
+      </w:r>
+      <w:r>
+        <w:rPr>
+          <w:rFonts w:ascii="맑은 고딕" w:hAnsi="맑은 고딕" w:eastAsia="맑은 고딕" w:cs="맑은 고딕"/>
+          <w:b w:val="0"/>
+        </w:rPr>
+        <w:t xml:space="preserve">)이 </w:t>
+      </w:r>
+      <w:r>
+        <w:rPr>
+          <w:rFonts w:ascii="맑은 고딕" w:hAnsi="맑은 고딕" w:eastAsia="맑은 고딕" w:cs="맑은 고딕"/>
+          <w:b/>
+        </w:rPr>
+        <w:t>관찰 행마다</w:t>
+      </w:r>
+      <w:r>
+        <w:rPr>
+          <w:rFonts w:ascii="맑은 고딕" w:hAnsi="맑은 고딕" w:eastAsia="맑은 고딕" w:cs="맑은 고딕"/>
+          <w:b w:val="0"/>
+        </w:rPr>
+        <w:t xml:space="preserve"> 앉아 있었고, 그래서 </w:t>
+      </w:r>
+      <w:r>
+        <w:rPr>
+          <w:rFonts w:ascii="맑은 고딕" w:hAnsi="맑은 고딕" w:eastAsia="맑은 고딕" w:cs="맑은 고딕"/>
+          <w:b/>
+        </w:rPr>
+        <w:t>같은 시료의 관찰 둘이 서로 다른 소속을 가질 수 있었다</w:t>
+      </w:r>
+      <w:r>
+        <w:rPr>
+          <w:rFonts w:ascii="맑은 고딕" w:hAnsi="맑은 고딕" w:eastAsia="맑은 고딕" w:cs="맑은 고딕"/>
+          <w:b w:val="0"/>
+        </w:rPr>
+        <w:t xml:space="preserve"> — 실제로 한 관찰이 아무 데도 안 붙어 화면에서 통째로 사라졌다. 시료 행이 있으면 관찰은 그것을 가리키기만 하므로 어긋날 수가 없다.</w:t>
+      </w:r>
+    </w:p>
+    <w:p>
+      <w:pPr>
+        <w:spacing w:before="80" w:after="160"/>
+        <w:ind w:left="280"/>
+        <w:shd w:val="clear" w:fill="F4F5F7"/>
+      </w:pPr>
+      <w:r>
+        <w:rPr>
+          <w:rFonts w:ascii="D2Coding" w:hAnsi="D2Coding" w:eastAsia="D2Coding" w:cs="D2Coding"/>
+          <w:sz w:val="18"/>
+        </w:rPr>
+        <w:t>권역   한국 · 남극                       Site.area</w:t>
+        <w:br/>
+      </w:r>
+      <w:r>
+        <w:rPr>
+          <w:rFonts w:ascii="D2Coding" w:hAnsi="D2Coding" w:eastAsia="D2Coding" w:cs="D2Coding"/>
+          <w:sz w:val="18"/>
+        </w:rPr>
+        <w:t xml:space="preserve"> └ 지역   BP(북평분지) · RS23            Site</w:t>
+        <w:br/>
+      </w:r>
+      <w:r>
+        <w:rPr>
+          <w:rFonts w:ascii="D2Coding" w:hAnsi="D2Coding" w:eastAsia="D2Coding" w:cs="D2Coding"/>
+          <w:sz w:val="18"/>
+        </w:rPr>
+        <w:t xml:space="preserve">    └ 지점   BP09(노두) · GC03(시추코어)  Locality   ← 예전 이름이 Core 였다</w:t>
+        <w:br/>
+      </w:r>
+      <w:r>
+        <w:rPr>
+          <w:rFonts w:ascii="D2Coding" w:hAnsi="D2Coding" w:eastAsia="D2Coding" w:cs="D2Coding"/>
+          <w:sz w:val="18"/>
+        </w:rPr>
+        <w:t xml:space="preserve">       └ 시료   0901 · 71cm              Sample</w:t>
+        <w:br/>
+      </w:r>
+      <w:r>
+        <w:rPr>
+          <w:rFonts w:ascii="D2Coding" w:hAnsi="D2Coding" w:eastAsia="D2Coding" w:cs="D2Coding"/>
+          <w:sz w:val="18"/>
+        </w:rPr>
+        <w:t xml:space="preserve">          └ 관찰   (1) · (2)             Slide</w:t>
+      </w:r>
+    </w:p>
+    <w:p>
+      <w:pPr>
+        <w:spacing w:after="140"/>
+      </w:pPr>
+      <w:r>
+        <w:rPr>
+          <w:rFonts w:ascii="맑은 고딕" w:hAnsi="맑은 고딕" w:eastAsia="맑은 고딕" w:cs="맑은 고딕"/>
+          <w:b/>
+        </w:rPr>
+        <w:t>"코어" 라고 부르지 않는다</w:t>
+      </w:r>
+      <w:r>
+        <w:rPr>
+          <w:rFonts w:ascii="맑은 고딕" w:hAnsi="맑은 고딕" w:eastAsia="맑은 고딕" w:cs="맑은 고딕"/>
+          <w:b w:val="0"/>
+        </w:rPr>
+        <w:t xml:space="preserve"> — 노두는 시추한 것이 아니다. 어느 쪽인지는 </w:t>
+      </w:r>
+      <w:r>
+        <w:rPr>
+          <w:rFonts w:ascii="D2Coding" w:hAnsi="D2Coding" w:eastAsia="D2Coding" w:cs="D2Coding"/>
+          <w:color w:val="C0362C"/>
+          <w:sz w:val="19"/>
+        </w:rPr>
+        <w:t>Locality.kind</w:t>
+      </w:r>
+      <w:r>
+        <w:rPr>
+          <w:rFonts w:ascii="맑은 고딕" w:hAnsi="맑은 고딕" w:eastAsia="맑은 고딕" w:cs="맑은 고딕"/>
+          <w:b w:val="0"/>
+        </w:rPr>
+        <w:t xml:space="preserve"> 가 말하고 그것은 </w:t>
+      </w:r>
+      <w:r>
+        <w:rPr>
+          <w:rFonts w:ascii="맑은 고딕" w:hAnsi="맑은 고딕" w:eastAsia="맑은 고딕" w:cs="맑은 고딕"/>
+          <w:b/>
+        </w:rPr>
+        <w:t>지점의 성질</w:t>
+      </w:r>
+      <w:r>
+        <w:rPr>
+          <w:rFonts w:ascii="맑은 고딕" w:hAnsi="맑은 고딕" w:eastAsia="맑은 고딕" w:cs="맑은 고딕"/>
+          <w:b w:val="0"/>
+        </w:rPr>
+        <w:t>이다.</w:t>
       </w:r>
     </w:p>
     <w:p>
@@ -2162,7 +2377,7 @@
           <w:color w:val="1A1D23"/>
           <w:sz w:val="19"/>
         </w:rPr>
-        <w:t>Core</w:t>
+        <w:t>Locality</w:t>
       </w:r>
       <w:r>
         <w:rPr>
@@ -2170,7 +2385,7 @@
           <w:b w:val="0"/>
           <w:color w:val="1A1D23"/>
         </w:rPr>
-        <w:t xml:space="preserve"> — 시추코어</w:t>
+        <w:t xml:space="preserve"> — 지점 (시추코어 하나 또는 노두 하나)</w:t>
       </w:r>
     </w:p>
     <w:p>
@@ -2180,9 +2395,16 @@
       <w:r>
         <w:rPr>
           <w:rFonts w:ascii="맑은 고딕" w:hAnsi="맑은 고딕" w:eastAsia="맑은 고딕" w:cs="맑은 고딕"/>
+          <w:b/>
+        </w:rPr>
+        <w:t>예전 이름이 `Core` 였다</w:t>
+      </w:r>
+      <w:r>
+        <w:rPr>
+          <w:rFonts w:ascii="맑은 고딕" w:hAnsi="맑은 고딕" w:eastAsia="맑은 고딕" w:cs="맑은 고딕"/>
           <w:b w:val="0"/>
         </w:rPr>
-        <w:t>폴더명의 가운데 토막(</w:t>
+        <w:t xml:space="preserve"> (2026-08-06 개편, devlog 063). 육상 노두가 들어오면서 "코어" 가 안 맞았다 — 노두는 시추한 것이 아니다. </w:t>
       </w:r>
       <w:r>
         <w:rPr>
@@ -2190,160 +2412,14 @@
           <w:color w:val="C0362C"/>
           <w:sz w:val="19"/>
         </w:rPr>
-        <w:t>GC03</w:t>
+        <w:t>(site, code)</w:t>
       </w:r>
       <w:r>
         <w:rPr>
           <w:rFonts w:ascii="맑은 고딕" w:hAnsi="맑은 고딕" w:eastAsia="맑은 고딕" w:cs="맑은 고딕"/>
           <w:b w:val="0"/>
         </w:rPr>
-        <w:t xml:space="preserve">). </w:t>
-      </w:r>
-      <w:r>
-        <w:rPr>
-          <w:rFonts w:ascii="D2Coding" w:hAnsi="D2Coding" w:eastAsia="D2Coding" w:cs="D2Coding"/>
-          <w:color w:val="C0362C"/>
-          <w:sz w:val="19"/>
-        </w:rPr>
-        <w:t>(site, code)</w:t>
-      </w:r>
-      <w:r>
-        <w:rPr>
-          <w:rFonts w:ascii="맑은 고딕" w:hAnsi="맑은 고딕" w:eastAsia="맑은 고딕" w:cs="맑은 고딕"/>
-          <w:b w:val="0"/>
-        </w:rPr>
         <w:t xml:space="preserve"> 가 unique.</w:t>
-      </w:r>
-    </w:p>
-    <w:p>
-      <w:pPr>
-        <w:spacing w:after="140"/>
-      </w:pPr>
-      <w:r>
-        <w:rPr>
-          <w:rFonts w:ascii="D2Coding" w:hAnsi="D2Coding" w:eastAsia="D2Coding" w:cs="D2Coding"/>
-          <w:color w:val="C0362C"/>
-          <w:sz w:val="19"/>
-        </w:rPr>
-        <w:t>code</w:t>
-      </w:r>
-      <w:r>
-        <w:rPr>
-          <w:rFonts w:ascii="맑은 고딕" w:hAnsi="맑은 고딕" w:eastAsia="맑은 고딕" w:cs="맑은 고딕"/>
-          <w:b w:val="0"/>
-        </w:rPr>
-        <w:t xml:space="preserve"> · </w:t>
-      </w:r>
-      <w:r>
-        <w:rPr>
-          <w:rFonts w:ascii="D2Coding" w:hAnsi="D2Coding" w:eastAsia="D2Coding" w:cs="D2Coding"/>
-          <w:color w:val="C0362C"/>
-          <w:sz w:val="19"/>
-        </w:rPr>
-        <w:t>kind</w:t>
-      </w:r>
-      <w:r>
-        <w:rPr>
-          <w:rFonts w:ascii="맑은 고딕" w:hAnsi="맑은 고딕" w:eastAsia="맑은 고딕" w:cs="맑은 고딕"/>
-          <w:b w:val="0"/>
-        </w:rPr>
-        <w:t xml:space="preserve">(gravity core 등, 사람이 채움) · </w:t>
-      </w:r>
-      <w:r>
-        <w:rPr>
-          <w:rFonts w:ascii="D2Coding" w:hAnsi="D2Coding" w:eastAsia="D2Coding" w:cs="D2Coding"/>
-          <w:color w:val="C0362C"/>
-          <w:sz w:val="19"/>
-        </w:rPr>
-        <w:t>lat</w:t>
-      </w:r>
-      <w:r>
-        <w:rPr>
-          <w:rFonts w:ascii="맑은 고딕" w:hAnsi="맑은 고딕" w:eastAsia="맑은 고딕" w:cs="맑은 고딕"/>
-          <w:b w:val="0"/>
-        </w:rPr>
-        <w:t xml:space="preserve"> · </w:t>
-      </w:r>
-      <w:r>
-        <w:rPr>
-          <w:rFonts w:ascii="D2Coding" w:hAnsi="D2Coding" w:eastAsia="D2Coding" w:cs="D2Coding"/>
-          <w:color w:val="C0362C"/>
-          <w:sz w:val="19"/>
-        </w:rPr>
-        <w:t>lon</w:t>
-      </w:r>
-      <w:r>
-        <w:rPr>
-          <w:rFonts w:ascii="맑은 고딕" w:hAnsi="맑은 고딕" w:eastAsia="맑은 고딕" w:cs="맑은 고딕"/>
-          <w:b w:val="0"/>
-        </w:rPr>
-        <w:t xml:space="preserve"> · </w:t>
-      </w:r>
-      <w:r>
-        <w:rPr>
-          <w:rFonts w:ascii="D2Coding" w:hAnsi="D2Coding" w:eastAsia="D2Coding" w:cs="D2Coding"/>
-          <w:color w:val="C0362C"/>
-          <w:sz w:val="19"/>
-        </w:rPr>
-        <w:t>water_depth_m</w:t>
-      </w:r>
-      <w:r>
-        <w:rPr>
-          <w:rFonts w:ascii="맑은 고딕" w:hAnsi="맑은 고딕" w:eastAsia="맑은 고딕" w:cs="맑은 고딕"/>
-          <w:b w:val="0"/>
-        </w:rPr>
-        <w:t xml:space="preserve"> · </w:t>
-      </w:r>
-      <w:r>
-        <w:rPr>
-          <w:rFonts w:ascii="D2Coding" w:hAnsi="D2Coding" w:eastAsia="D2Coding" w:cs="D2Coding"/>
-          <w:color w:val="C0362C"/>
-          <w:sz w:val="19"/>
-        </w:rPr>
-        <w:t>collected_at</w:t>
-      </w:r>
-      <w:r>
-        <w:rPr>
-          <w:rFonts w:ascii="맑은 고딕" w:hAnsi="맑은 고딕" w:eastAsia="맑은 고딕" w:cs="맑은 고딕"/>
-          <w:b w:val="0"/>
-        </w:rPr>
-        <w:t xml:space="preserve"> · </w:t>
-      </w:r>
-      <w:r>
-        <w:rPr>
-          <w:rFonts w:ascii="D2Coding" w:hAnsi="D2Coding" w:eastAsia="D2Coding" w:cs="D2Coding"/>
-          <w:color w:val="C0362C"/>
-          <w:sz w:val="19"/>
-        </w:rPr>
-        <w:t>note</w:t>
-      </w:r>
-      <w:r>
-        <w:rPr>
-          <w:rFonts w:ascii="맑은 고딕" w:hAnsi="맑은 고딕" w:eastAsia="맑은 고딕" w:cs="맑은 고딕"/>
-          <w:b w:val="0"/>
-        </w:rPr>
-        <w:t>.</w:t>
-      </w:r>
-    </w:p>
-    <w:p>
-      <w:pPr>
-        <w:pStyle w:val="Heading4"/>
-      </w:pPr>
-      <w:r>
-        <w:rPr>
-          <w:rFonts w:ascii="D2Coding" w:hAnsi="D2Coding" w:eastAsia="D2Coding" w:cs="D2Coding"/>
-          <w:color w:val="1A1D23"/>
-          <w:sz w:val="19"/>
-        </w:rPr>
-        <w:t>Slide</w:t>
-      </w:r>
-      <w:r>
-        <w:rPr>
-          <w:rFonts w:ascii="맑은 고딕" w:hAnsi="맑은 고딕" w:eastAsia="맑은 고딕" w:cs="맑은 고딕"/>
-          <w:b w:val="0"/>
-          <w:color w:val="1A1D23"/>
-        </w:rPr>
-        <w:t xml:space="preserve"> — 슬라이드글라스 = 폴더 하나</w:t>
       </w:r>
     </w:p>
     <w:tbl>
@@ -2430,22 +2506,7 @@
                 <w:color w:val="C0362C"/>
                 <w:sz w:val="19"/>
               </w:rPr>
-              <w:t>name</w:t>
-            </w:r>
-            <w:r>
-              <w:rPr>
-                <w:rFonts w:ascii="맑은 고딕" w:hAnsi="맑은 고딕" w:eastAsia="맑은 고딕" w:cs="맑은 고딕"/>
-                <w:b w:val="0"/>
-              </w:rPr>
-              <w:t xml:space="preserve"> / </w:t>
-            </w:r>
-            <w:r>
-              <w:rPr>
-                <w:rFonts w:ascii="D2Coding" w:hAnsi="D2Coding" w:eastAsia="D2Coding" w:cs="D2Coding"/>
-                <w:color w:val="C0362C"/>
-                <w:sz w:val="19"/>
-              </w:rPr>
-              <w:t>slug</w:t>
+              <w:t>code</w:t>
             </w:r>
           </w:p>
         </w:tc>
@@ -2460,7 +2521,7 @@
                 <w:rFonts w:ascii="맑은 고딕" w:hAnsi="맑은 고딕" w:eastAsia="맑은 고딕" w:cs="맑은 고딕"/>
                 <w:b w:val="0"/>
               </w:rPr>
-              <w:t>char</w:t>
+              <w:t>char(32)</w:t>
             </w:r>
           </w:p>
         </w:tc>
@@ -2476,14 +2537,22 @@
                 <w:color w:val="C0362C"/>
                 <w:sz w:val="19"/>
               </w:rPr>
-              <w:t>slug</w:t>
+              <w:t>GC03</w:t>
             </w:r>
             <w:r>
               <w:rPr>
                 <w:rFonts w:ascii="맑은 고딕" w:hAnsi="맑은 고딕" w:eastAsia="맑은 고딕" w:cs="맑은 고딕"/>
                 <w:b w:val="0"/>
               </w:rPr>
-              <w:t xml:space="preserve"> unique — URL 에 쓴다</w:t>
+              <w:t xml:space="preserve"> · </w:t>
+            </w:r>
+            <w:r>
+              <w:rPr>
+                <w:rFonts w:ascii="D2Coding" w:hAnsi="D2Coding" w:eastAsia="D2Coding" w:cs="D2Coding"/>
+                <w:color w:val="C0362C"/>
+                <w:sz w:val="19"/>
+              </w:rPr>
+              <w:t>BP09</w:t>
             </w:r>
           </w:p>
         </w:tc>
@@ -2501,7 +2570,7 @@
                 <w:color w:val="C0362C"/>
                 <w:sz w:val="19"/>
               </w:rPr>
-              <w:t>image_dir</w:t>
+              <w:t>kind</w:t>
             </w:r>
           </w:p>
         </w:tc>
@@ -2516,7 +2585,7 @@
                 <w:rFonts w:ascii="맑은 고딕" w:hAnsi="맑은 고딕" w:eastAsia="맑은 고딕" w:cs="맑은 고딕"/>
                 <w:b w:val="0"/>
               </w:rPr>
-              <w:t>char(500)</w:t>
+              <w:t>char(12)</w:t>
             </w:r>
           </w:p>
         </w:tc>
@@ -2528,18 +2597,25 @@
             <w:r/>
             <w:r>
               <w:rPr>
+                <w:rFonts w:ascii="맑은 고딕" w:hAnsi="맑은 고딕" w:eastAsia="맑은 고딕" w:cs="맑은 고딕"/>
+                <w:b w:val="0"/>
+              </w:rPr>
+              <w:t>**</w:t>
+            </w:r>
+            <w:r>
+              <w:rPr>
                 <w:rFonts w:ascii="D2Coding" w:hAnsi="D2Coding" w:eastAsia="D2Coding" w:cs="D2Coding"/>
                 <w:color w:val="C0362C"/>
                 <w:sz w:val="19"/>
               </w:rPr>
-              <w:t>DATA_ROOT</w:t>
+              <w:t>core</w:t>
             </w:r>
             <w:r>
               <w:rPr>
                 <w:rFonts w:ascii="맑은 고딕" w:hAnsi="맑은 고딕" w:eastAsia="맑은 고딕" w:cs="맑은 고딕"/>
                 <w:b w:val="0"/>
               </w:rPr>
-              <w:t xml:space="preserve"> 기준 상대경로</w:t>
+              <w:t xml:space="preserve"> \</w:t>
             </w:r>
           </w:p>
         </w:tc>
@@ -2557,7 +2633,7 @@
                 <w:color w:val="C0362C"/>
                 <w:sz w:val="19"/>
               </w:rPr>
-              <w:t>core</w:t>
+              <w:t>collect_kind</w:t>
             </w:r>
           </w:p>
         </w:tc>
@@ -2572,7 +2648,7 @@
                 <w:rFonts w:ascii="맑은 고딕" w:hAnsi="맑은 고딕" w:eastAsia="맑은 고딕" w:cs="맑은 고딕"/>
                 <w:b w:val="0"/>
               </w:rPr>
-              <w:t>FK null</w:t>
+              <w:t>char(64)</w:t>
             </w:r>
           </w:p>
         </w:tc>
@@ -2587,7 +2663,51 @@
                 <w:rFonts w:ascii="맑은 고딕" w:hAnsi="맑은 고딕" w:eastAsia="맑은 고딕" w:cs="맑은 고딕"/>
                 <w:b w:val="0"/>
               </w:rPr>
-              <w:t>폴더 이름이 규칙을 안 따르면 안 붙는다</w:t>
+              <w:t>채취 방식(</w:t>
+            </w:r>
+            <w:r>
+              <w:rPr>
+                <w:rFonts w:ascii="D2Coding" w:hAnsi="D2Coding" w:eastAsia="D2Coding" w:cs="D2Coding"/>
+                <w:color w:val="C0362C"/>
+                <w:sz w:val="19"/>
+              </w:rPr>
+              <w:t>gravity core</w:t>
+            </w:r>
+            <w:r>
+              <w:rPr>
+                <w:rFonts w:ascii="맑은 고딕" w:hAnsi="맑은 고딕" w:eastAsia="맑은 고딕" w:cs="맑은 고딕"/>
+                <w:b w:val="0"/>
+              </w:rPr>
+              <w:t xml:space="preserve">). </w:t>
+            </w:r>
+            <w:r>
+              <w:rPr>
+                <w:rFonts w:ascii="맑은 고딕" w:hAnsi="맑은 고딕" w:eastAsia="맑은 고딕" w:cs="맑은 고딕"/>
+                <w:b/>
+              </w:rPr>
+              <w:t>사람이 적는 자유 문자열</w:t>
+            </w:r>
+            <w:r>
+              <w:rPr>
+                <w:rFonts w:ascii="맑은 고딕" w:hAnsi="맑은 고딕" w:eastAsia="맑은 고딕" w:cs="맑은 고딕"/>
+                <w:b w:val="0"/>
+              </w:rPr>
+              <w:t xml:space="preserve"> — 예전 </w:t>
+            </w:r>
+            <w:r>
+              <w:rPr>
+                <w:rFonts w:ascii="D2Coding" w:hAnsi="D2Coding" w:eastAsia="D2Coding" w:cs="D2Coding"/>
+                <w:color w:val="C0362C"/>
+                <w:sz w:val="19"/>
+              </w:rPr>
+              <w:t>Core.kind</w:t>
+            </w:r>
+            <w:r>
+              <w:rPr>
+                <w:rFonts w:ascii="맑은 고딕" w:hAnsi="맑은 고딕" w:eastAsia="맑은 고딕" w:cs="맑은 고딕"/>
+                <w:b w:val="0"/>
+              </w:rPr>
+              <w:t xml:space="preserve"> 가 이것이다</w:t>
             </w:r>
           </w:p>
         </w:tc>
@@ -2605,7 +2725,67 @@
                 <w:color w:val="C0362C"/>
                 <w:sz w:val="19"/>
               </w:rPr>
-              <w:t>depth_cm</w:t>
+              <w:t>lat</w:t>
+            </w:r>
+            <w:r>
+              <w:rPr>
+                <w:rFonts w:ascii="맑은 고딕" w:hAnsi="맑은 고딕" w:eastAsia="맑은 고딕" w:cs="맑은 고딕"/>
+                <w:b w:val="0"/>
+              </w:rPr>
+              <w:t xml:space="preserve"> / </w:t>
+            </w:r>
+            <w:r>
+              <w:rPr>
+                <w:rFonts w:ascii="D2Coding" w:hAnsi="D2Coding" w:eastAsia="D2Coding" w:cs="D2Coding"/>
+                <w:color w:val="C0362C"/>
+                <w:sz w:val="19"/>
+              </w:rPr>
+              <w:t>lon</w:t>
+            </w:r>
+            <w:r>
+              <w:rPr>
+                <w:rFonts w:ascii="맑은 고딕" w:hAnsi="맑은 고딕" w:eastAsia="맑은 고딕" w:cs="맑은 고딕"/>
+                <w:b w:val="0"/>
+              </w:rPr>
+              <w:t xml:space="preserve"> / </w:t>
+            </w:r>
+            <w:r>
+              <w:rPr>
+                <w:rFonts w:ascii="D2Coding" w:hAnsi="D2Coding" w:eastAsia="D2Coding" w:cs="D2Coding"/>
+                <w:color w:val="C0362C"/>
+                <w:sz w:val="19"/>
+              </w:rPr>
+              <w:t>water_depth_m</w:t>
+            </w:r>
+            <w:r>
+              <w:rPr>
+                <w:rFonts w:ascii="맑은 고딕" w:hAnsi="맑은 고딕" w:eastAsia="맑은 고딕" w:cs="맑은 고딕"/>
+                <w:b w:val="0"/>
+              </w:rPr>
+              <w:t xml:space="preserve"> / </w:t>
+            </w:r>
+            <w:r>
+              <w:rPr>
+                <w:rFonts w:ascii="D2Coding" w:hAnsi="D2Coding" w:eastAsia="D2Coding" w:cs="D2Coding"/>
+                <w:color w:val="C0362C"/>
+                <w:sz w:val="19"/>
+              </w:rPr>
+              <w:t>collected_at</w:t>
+            </w:r>
+            <w:r>
+              <w:rPr>
+                <w:rFonts w:ascii="맑은 고딕" w:hAnsi="맑은 고딕" w:eastAsia="맑은 고딕" w:cs="맑은 고딕"/>
+                <w:b w:val="0"/>
+              </w:rPr>
+              <w:t xml:space="preserve"> / </w:t>
+            </w:r>
+            <w:r>
+              <w:rPr>
+                <w:rFonts w:ascii="D2Coding" w:hAnsi="D2Coding" w:eastAsia="D2Coding" w:cs="D2Coding"/>
+                <w:color w:val="C0362C"/>
+                <w:sz w:val="19"/>
+              </w:rPr>
+              <w:t>note</w:t>
             </w:r>
           </w:p>
         </w:tc>
@@ -2615,13 +2795,6 @@
           </w:tcPr>
           <w:p>
             <w:r/>
-            <w:r>
-              <w:rPr>
-                <w:rFonts w:ascii="맑은 고딕" w:hAnsi="맑은 고딕" w:eastAsia="맑은 고딕" w:cs="맑은 고딕"/>
-                <w:b w:val="0"/>
-              </w:rPr>
-              <w:t>float</w:t>
-            </w:r>
           </w:p>
         </w:tc>
         <w:tc>
@@ -2635,7 +2808,196 @@
                 <w:rFonts w:ascii="맑은 고딕" w:hAnsi="맑은 고딕" w:eastAsia="맑은 고딕" w:cs="맑은 고딕"/>
                 <w:b w:val="0"/>
               </w:rPr>
-              <w:t>코어 안에서 이 값으로 정렬</w:t>
+              <w:t>사람이 채운다</w:t>
+            </w:r>
+          </w:p>
+        </w:tc>
+      </w:tr>
+    </w:tbl>
+    <w:p/>
+    <w:p>
+      <w:pPr>
+        <w:spacing w:after="140"/>
+      </w:pPr>
+      <w:r>
+        <w:rPr>
+          <w:rFonts w:ascii="맑은 고딕" w:hAnsi="맑은 고딕" w:eastAsia="맑은 고딕" w:cs="맑은 고딕"/>
+          <w:b/>
+        </w:rPr>
+        <w:t>`kind` 와 `collect_kind` 를 가른 이유</w:t>
+      </w:r>
+      <w:r>
+        <w:rPr>
+          <w:rFonts w:ascii="맑은 고딕" w:hAnsi="맑은 고딕" w:eastAsia="맑은 고딕" w:cs="맑은 고딕"/>
+          <w:b w:val="0"/>
+        </w:rPr>
+        <w:t xml:space="preserve">: 앞은 화면이 갈래를 짓는 두 값이고 (노두면 깊이 축을 안 그리고 </w:t>
+      </w:r>
+      <w:r>
+        <w:rPr>
+          <w:rFonts w:ascii="D2Coding" w:hAnsi="D2Coding" w:eastAsia="D2Coding" w:cs="D2Coding"/>
+          <w:color w:val="C0362C"/>
+          <w:sz w:val="19"/>
+        </w:rPr>
+        <w:t>OC</w:t>
+      </w:r>
+      <w:r>
+        <w:rPr>
+          <w:rFonts w:ascii="맑은 고딕" w:hAnsi="맑은 고딕" w:eastAsia="맑은 고딕" w:cs="맑은 고딕"/>
+          <w:b w:val="0"/>
+        </w:rPr>
+        <w:t xml:space="preserve"> 를 찍는다) 뒤는 사람이 아무 말이나 적는 칸이다. 한 칸에 두면 화면이 문자열을 뜯어봐야 한다.</w:t>
+      </w:r>
+    </w:p>
+    <w:p>
+      <w:pPr>
+        <w:spacing w:after="140"/>
+      </w:pPr>
+      <w:r>
+        <w:rPr>
+          <w:rFonts w:ascii="맑은 고딕" w:hAnsi="맑은 고딕" w:eastAsia="맑은 고딕" w:cs="맑은 고딕"/>
+          <w:b/>
+        </w:rPr>
+        <w:t>유형이 `Slide` 가 아니라 여기 있는 이유</w:t>
+      </w:r>
+      <w:r>
+        <w:rPr>
+          <w:rFonts w:ascii="맑은 고딕" w:hAnsi="맑은 고딕" w:eastAsia="맑은 고딕" w:cs="맑은 고딕"/>
+          <w:b w:val="0"/>
+        </w:rPr>
+        <w:t xml:space="preserve">: 예전에는 </w:t>
+      </w:r>
+      <w:r>
+        <w:rPr>
+          <w:rFonts w:ascii="D2Coding" w:hAnsi="D2Coding" w:eastAsia="D2Coding" w:cs="D2Coding"/>
+          <w:color w:val="C0362C"/>
+          <w:sz w:val="19"/>
+        </w:rPr>
+        <w:t>Slide.sample_kind</w:t>
+      </w:r>
+      <w:r>
+        <w:rPr>
+          <w:rFonts w:ascii="맑은 고딕" w:hAnsi="맑은 고딕" w:eastAsia="맑은 고딕" w:cs="맑은 고딕"/>
+          <w:b w:val="0"/>
+        </w:rPr>
+        <w:t xml:space="preserve"> 로 관찰마다 따로 들고 있어서 </w:t>
+      </w:r>
+      <w:r>
+        <w:rPr>
+          <w:rFonts w:ascii="맑은 고딕" w:hAnsi="맑은 고딕" w:eastAsia="맑은 고딕" w:cs="맑은 고딕"/>
+          <w:b/>
+        </w:rPr>
+        <w:t>같은 지점의 관찰 둘이 다른 값을 가질 수 있었다.</w:t>
+      </w:r>
+    </w:p>
+    <w:p>
+      <w:pPr>
+        <w:pStyle w:val="Heading4"/>
+      </w:pPr>
+      <w:r>
+        <w:rPr>
+          <w:rFonts w:ascii="D2Coding" w:hAnsi="D2Coding" w:eastAsia="D2Coding" w:cs="D2Coding"/>
+          <w:color w:val="1A1D23"/>
+          <w:sz w:val="19"/>
+        </w:rPr>
+        <w:t>Sample</w:t>
+      </w:r>
+      <w:r>
+        <w:rPr>
+          <w:rFonts w:ascii="맑은 고딕" w:hAnsi="맑은 고딕" w:eastAsia="맑은 고딕" w:cs="맑은 고딕"/>
+          <w:b w:val="0"/>
+          <w:color w:val="1A1D23"/>
+        </w:rPr>
+        <w:t xml:space="preserve"> — 시료 (지점에서 한 자리를 떠 온 것)</w:t>
+      </w:r>
+    </w:p>
+    <w:p>
+      <w:pPr>
+        <w:spacing w:after="140"/>
+      </w:pPr>
+      <w:r>
+        <w:rPr>
+          <w:rFonts w:ascii="D2Coding" w:hAnsi="D2Coding" w:eastAsia="D2Coding" w:cs="D2Coding"/>
+          <w:color w:val="C0362C"/>
+          <w:sz w:val="19"/>
+        </w:rPr>
+        <w:t>(locality, code)</w:t>
+      </w:r>
+      <w:r>
+        <w:rPr>
+          <w:rFonts w:ascii="맑은 고딕" w:hAnsi="맑은 고딕" w:eastAsia="맑은 고딕" w:cs="맑은 고딕"/>
+          <w:b w:val="0"/>
+        </w:rPr>
+        <w:t xml:space="preserve"> 가 unique.</w:t>
+      </w:r>
+    </w:p>
+    <w:tbl>
+      <w:tblPr>
+        <w:tblStyle w:val="TableGrid"/>
+        <w:tblW w:type="auto" w:w="0"/>
+        <w:jc w:val="center"/>
+        <w:tblLook w:firstColumn="1" w:firstRow="1" w:lastColumn="0" w:lastRow="0" w:noHBand="0" w:noVBand="1" w:val="04A0"/>
+      </w:tblPr>
+      <w:tblGrid>
+        <w:gridCol w:w="3213"/>
+        <w:gridCol w:w="3213"/>
+        <w:gridCol w:w="3213"/>
+      </w:tblGrid>
+      <w:tr>
+        <w:tc>
+          <w:tcPr>
+            <w:tcW w:type="dxa" w:w="3213"/>
+            <w:shd w:val="clear" w:fill="EDF0F4"/>
+          </w:tcPr>
+          <w:p>
+            <w:pPr>
+              <w:jc w:val="center"/>
+            </w:pPr>
+            <w:r/>
+            <w:r>
+              <w:rPr>
+                <w:rFonts w:ascii="맑은 고딕" w:hAnsi="맑은 고딕" w:eastAsia="맑은 고딕" w:cs="맑은 고딕"/>
+                <w:b/>
+              </w:rPr>
+              <w:t>칸</w:t>
+            </w:r>
+          </w:p>
+        </w:tc>
+        <w:tc>
+          <w:tcPr>
+            <w:tcW w:type="dxa" w:w="3213"/>
+            <w:shd w:val="clear" w:fill="EDF0F4"/>
+          </w:tcPr>
+          <w:p>
+            <w:pPr>
+              <w:jc w:val="center"/>
+            </w:pPr>
+            <w:r/>
+            <w:r>
+              <w:rPr>
+                <w:rFonts w:ascii="맑은 고딕" w:hAnsi="맑은 고딕" w:eastAsia="맑은 고딕" w:cs="맑은 고딕"/>
+                <w:b/>
+              </w:rPr>
+              <w:t>형</w:t>
+            </w:r>
+          </w:p>
+        </w:tc>
+        <w:tc>
+          <w:tcPr>
+            <w:tcW w:type="dxa" w:w="3213"/>
+            <w:shd w:val="clear" w:fill="EDF0F4"/>
+          </w:tcPr>
+          <w:p>
+            <w:pPr>
+              <w:jc w:val="center"/>
+            </w:pPr>
+            <w:r/>
+            <w:r>
+              <w:rPr>
+                <w:rFonts w:ascii="맑은 고딕" w:hAnsi="맑은 고딕" w:eastAsia="맑은 고딕" w:cs="맑은 고딕"/>
+                <w:b/>
+              </w:rPr>
+              <w:t>비고</w:t>
             </w:r>
           </w:p>
         </w:tc>
@@ -2653,7 +3015,7 @@
                 <w:color w:val="C0362C"/>
                 <w:sz w:val="19"/>
               </w:rPr>
-              <w:t>description</w:t>
+              <w:t>code</w:t>
             </w:r>
           </w:p>
         </w:tc>
@@ -2668,7 +3030,7 @@
                 <w:rFonts w:ascii="맑은 고딕" w:hAnsi="맑은 고딕" w:eastAsia="맑은 고딕" w:cs="맑은 고딕"/>
                 <w:b w:val="0"/>
               </w:rPr>
-              <w:t>text</w:t>
+              <w:t>char(64)</w:t>
             </w:r>
           </w:p>
         </w:tc>
@@ -2683,7 +3045,7 @@
                 <w:rFonts w:ascii="맑은 고딕" w:hAnsi="맑은 고딕" w:eastAsia="맑은 고딕" w:cs="맑은 고딕"/>
                 <w:b w:val="0"/>
               </w:rPr>
-              <w:t xml:space="preserve">사람이 적는다 — </w:t>
+              <w:t xml:space="preserve">폴더에서 온 시료 코드. </w:t>
             </w:r>
             <w:r>
               <w:rPr>
@@ -2691,14 +3053,36 @@
                 <w:color w:val="C0362C"/>
                 <w:sz w:val="19"/>
               </w:rPr>
-              <w:t>state_note</w:t>
+              <w:t>71cm</w:t>
             </w:r>
             <w:r>
               <w:rPr>
                 <w:rFonts w:ascii="맑은 고딕" w:hAnsi="맑은 고딕" w:eastAsia="맑은 고딕" w:cs="맑은 고딕"/>
                 <w:b w:val="0"/>
               </w:rPr>
-              <w:t xml:space="preserve"> 와 갈라 둔다</w:t>
+              <w:t xml:space="preserve"> · </w:t>
+            </w:r>
+            <w:r>
+              <w:rPr>
+                <w:rFonts w:ascii="D2Coding" w:hAnsi="D2Coding" w:eastAsia="D2Coding" w:cs="D2Coding"/>
+                <w:color w:val="C0362C"/>
+                <w:sz w:val="19"/>
+              </w:rPr>
+              <w:t>0901</w:t>
+            </w:r>
+            <w:r>
+              <w:rPr>
+                <w:rFonts w:ascii="맑은 고딕" w:hAnsi="맑은 고딕" w:eastAsia="맑은 고딕" w:cs="맑은 고딕"/>
+                <w:b w:val="0"/>
+              </w:rPr>
+              <w:t xml:space="preserve">. </w:t>
+            </w:r>
+            <w:r>
+              <w:rPr>
+                <w:rFonts w:ascii="맑은 고딕" w:hAnsi="맑은 고딕" w:eastAsia="맑은 고딕" w:cs="맑은 고딕"/>
+                <w:b/>
+              </w:rPr>
+              <w:t>화면에 그대로 쓴다</w:t>
             </w:r>
           </w:p>
         </w:tc>
@@ -2716,7 +3100,7 @@
                 <w:color w:val="C0362C"/>
                 <w:sz w:val="19"/>
               </w:rPr>
-              <w:t>um_per_pixel_override</w:t>
+              <w:t>depth_cm</w:t>
             </w:r>
           </w:p>
         </w:tc>
@@ -2731,7 +3115,7 @@
                 <w:rFonts w:ascii="맑은 고딕" w:hAnsi="맑은 고딕" w:eastAsia="맑은 고딕" w:cs="맑은 고딕"/>
                 <w:b w:val="0"/>
               </w:rPr>
-              <w:t>float</w:t>
+              <w:t>float null</w:t>
             </w:r>
           </w:p>
         </w:tc>
@@ -2744,9 +3128,16 @@
             <w:r>
               <w:rPr>
                 <w:rFonts w:ascii="맑은 고딕" w:hAnsi="맑은 고딕" w:eastAsia="맑은 고딕" w:cs="맑은 고딕"/>
+                <w:b/>
+              </w:rPr>
+              <w:t>시추코어 지점에만.</w:t>
+            </w:r>
+            <w:r>
+              <w:rPr>
+                <w:rFonts w:ascii="맑은 고딕" w:hAnsi="맑은 고딕" w:eastAsia="맑은 고딕" w:cs="맑은 고딕"/>
                 <w:b w:val="0"/>
               </w:rPr>
-              <w:t>사람이 박는 배율</w:t>
+              <w:t xml:space="preserve"> 기준점에서의 깊이</w:t>
             </w:r>
           </w:p>
         </w:tc>
@@ -2764,7 +3155,7 @@
                 <w:color w:val="C0362C"/>
                 <w:sz w:val="19"/>
               </w:rPr>
-              <w:t>corr_thresh</w:t>
+              <w:t>sample_no</w:t>
             </w:r>
           </w:p>
         </w:tc>
@@ -2779,7 +3170,7 @@
                 <w:rFonts w:ascii="맑은 고딕" w:hAnsi="맑은 고딕" w:eastAsia="맑은 고딕" w:cs="맑은 고딕"/>
                 <w:b w:val="0"/>
               </w:rPr>
-              <w:t>float</w:t>
+              <w:t>uint null</w:t>
             </w:r>
           </w:p>
         </w:tc>
@@ -2792,9 +3183,16 @@
             <w:r>
               <w:rPr>
                 <w:rFonts w:ascii="맑은 고딕" w:hAnsi="맑은 고딕" w:eastAsia="맑은 고딕" w:cs="맑은 고딕"/>
+                <w:b/>
+              </w:rPr>
+              <w:t>노두 지점에만.</w:t>
+            </w:r>
+            <w:r>
+              <w:rPr>
+                <w:rFonts w:ascii="맑은 고딕" w:hAnsi="맑은 고딕" w:eastAsia="맑은 고딕" w:cs="맑은 고딕"/>
                 <w:b w:val="0"/>
               </w:rPr>
-              <w:t>그룹핑 상관 문턱</w:t>
+              <w:t xml:space="preserve"> 단면상의 위치</w:t>
             </w:r>
           </w:p>
         </w:tc>
@@ -2812,7 +3210,7 @@
                 <w:color w:val="C0362C"/>
                 <w:sz w:val="19"/>
               </w:rPr>
-              <w:t>state</w:t>
+              <w:t>note</w:t>
             </w:r>
           </w:p>
         </w:tc>
@@ -2827,7 +3225,7 @@
                 <w:rFonts w:ascii="맑은 고딕" w:hAnsi="맑은 고딕" w:eastAsia="맑은 고딕" w:cs="맑은 고딕"/>
                 <w:b w:val="0"/>
               </w:rPr>
-              <w:t>char(12)</w:t>
+              <w:t>text</w:t>
             </w:r>
           </w:p>
         </w:tc>
@@ -2837,12 +3235,276 @@
           </w:tcPr>
           <w:p>
             <w:r/>
+          </w:p>
+        </w:tc>
+      </w:tr>
+    </w:tbl>
+    <w:p/>
+    <w:p>
+      <w:pPr>
+        <w:spacing w:after="140"/>
+      </w:pPr>
+      <w:r>
+        <w:rPr>
+          <w:rFonts w:ascii="맑은 고딕" w:hAnsi="맑은 고딕" w:eastAsia="맑은 고딕" w:cs="맑은 고딕"/>
+          <w:b/>
+        </w:rPr>
+        <w:t>위치 칸이 둘이고 지점 유형에 따라 하나만 쓴다.</w:t>
+      </w:r>
+      <w:r>
+        <w:rPr>
+          <w:rFonts w:ascii="맑은 고딕" w:hAnsi="맑은 고딕" w:eastAsia="맑은 고딕" w:cs="맑은 고딕"/>
+          <w:b w:val="0"/>
+        </w:rPr>
+        <w:t xml:space="preserve"> 한 칸에 몰지 않는 이유는 </w:t>
+      </w:r>
+      <w:r>
+        <w:rPr>
+          <w:rFonts w:ascii="D2Coding" w:hAnsi="D2Coding" w:eastAsia="D2Coding" w:cs="D2Coding"/>
+          <w:color w:val="C0362C"/>
+          <w:sz w:val="19"/>
+        </w:rPr>
+        <w:t>depth_cm</w:t>
+      </w:r>
+      <w:r>
+        <w:rPr>
+          <w:rFonts w:ascii="맑은 고딕" w:hAnsi="맑은 고딕" w:eastAsia="맑은 고딕" w:cs="맑은 고딕"/>
+          <w:b w:val="0"/>
+        </w:rPr>
+        <w:t xml:space="preserve"> 을 문자열로 안 바꾼 것과 같다 — "369cm" 와 "단면 9번" 을 같은 축에 그리게 된다. 지점은 코어이거나 노두이거나 둘 중 하나라 정렬할 때는 어차피 한 칸만 본다(</w:t>
+      </w:r>
+      <w:r>
+        <w:rPr>
+          <w:rFonts w:ascii="D2Coding" w:hAnsi="D2Coding" w:eastAsia="D2Coding" w:cs="D2Coding"/>
+          <w:color w:val="C0362C"/>
+          <w:sz w:val="19"/>
+        </w:rPr>
+        <w:t>Sample.position</w:t>
+      </w:r>
+      <w:r>
+        <w:rPr>
+          <w:rFonts w:ascii="맑은 고딕" w:hAnsi="맑은 고딕" w:eastAsia="맑은 고딕" w:cs="맑은 고딕"/>
+          <w:b w:val="0"/>
+        </w:rPr>
+        <w:t xml:space="preserve"> 이 고른다).</w:t>
+      </w:r>
+    </w:p>
+    <w:p>
+      <w:pPr>
+        <w:spacing w:after="140"/>
+      </w:pPr>
+      <w:r>
+        <w:rPr>
+          <w:rFonts w:ascii="D2Coding" w:hAnsi="D2Coding" w:eastAsia="D2Coding" w:cs="D2Coding"/>
+          <w:color w:val="C0362C"/>
+          <w:sz w:val="19"/>
+        </w:rPr>
+        <w:t>sample_no</w:t>
+      </w:r>
+      <w:r>
+        <w:rPr>
+          <w:rFonts w:ascii="맑은 고딕" w:hAnsi="맑은 고딕" w:eastAsia="맑은 고딕" w:cs="맑은 고딕"/>
+          <w:b w:val="0"/>
+        </w:rPr>
+        <w:t xml:space="preserve"> 는 사람이 부여한 숫자 코드에서 </w:t>
+      </w:r>
+      <w:r>
+        <w:rPr>
+          <w:rFonts w:ascii="맑은 고딕" w:hAnsi="맑은 고딕" w:eastAsia="맑은 고딕" w:cs="맑은 고딕"/>
+          <w:b/>
+        </w:rPr>
+        <w:t>지점 번호가 되풀이되는 자리를 뗀 것</w:t>
+      </w:r>
+      <w:r>
+        <w:rPr>
+          <w:rFonts w:ascii="맑은 고딕" w:hAnsi="맑은 고딕" w:eastAsia="맑은 고딕" w:cs="맑은 고딕"/>
+          <w:b w:val="0"/>
+        </w:rPr>
+        <w:t xml:space="preserve">이다 — </w:t>
+      </w:r>
+      <w:r>
+        <w:rPr>
+          <w:rFonts w:ascii="D2Coding" w:hAnsi="D2Coding" w:eastAsia="D2Coding" w:cs="D2Coding"/>
+          <w:color w:val="C0362C"/>
+          <w:sz w:val="19"/>
+        </w:rPr>
+        <w:t>BP09</w:t>
+      </w:r>
+      <w:r>
+        <w:rPr>
+          <w:rFonts w:ascii="맑은 고딕" w:hAnsi="맑은 고딕" w:eastAsia="맑은 고딕" w:cs="맑은 고딕"/>
+          <w:b w:val="0"/>
+        </w:rPr>
+        <w:t xml:space="preserve"> + </w:t>
+      </w:r>
+      <w:r>
+        <w:rPr>
+          <w:rFonts w:ascii="D2Coding" w:hAnsi="D2Coding" w:eastAsia="D2Coding" w:cs="D2Coding"/>
+          <w:color w:val="C0362C"/>
+          <w:sz w:val="19"/>
+        </w:rPr>
+        <w:t>0901</w:t>
+      </w:r>
+      <w:r>
+        <w:rPr>
+          <w:rFonts w:ascii="맑은 고딕" w:hAnsi="맑은 고딕" w:eastAsia="맑은 고딕" w:cs="맑은 고딕"/>
+          <w:b w:val="0"/>
+        </w:rPr>
+        <w:t xml:space="preserve"> → </w:t>
+      </w:r>
+      <w:r>
+        <w:rPr>
+          <w:rFonts w:ascii="D2Coding" w:hAnsi="D2Coding" w:eastAsia="D2Coding" w:cs="D2Coding"/>
+          <w:color w:val="C0362C"/>
+          <w:sz w:val="19"/>
+        </w:rPr>
+        <w:t>1</w:t>
+      </w:r>
+      <w:r>
+        <w:rPr>
+          <w:rFonts w:ascii="맑은 고딕" w:hAnsi="맑은 고딕" w:eastAsia="맑은 고딕" w:cs="맑은 고딕"/>
+          <w:b w:val="0"/>
+        </w:rPr>
+        <w:t xml:space="preserve"> (</w:t>
+      </w:r>
+      <w:r>
+        <w:rPr>
+          <w:rFonts w:ascii="D2Coding" w:hAnsi="D2Coding" w:eastAsia="D2Coding" w:cs="D2Coding"/>
+          <w:color w:val="C0362C"/>
+          <w:sz w:val="19"/>
+        </w:rPr>
+        <w:t>naming.sample_no_from</w:t>
+      </w:r>
+      <w:r>
+        <w:rPr>
+          <w:rFonts w:ascii="맑은 고딕" w:hAnsi="맑은 고딕" w:eastAsia="맑은 고딕" w:cs="맑은 고딕"/>
+          <w:b w:val="0"/>
+        </w:rPr>
+        <w:t>).</w:t>
+      </w:r>
+    </w:p>
+    <w:p>
+      <w:pPr>
+        <w:pStyle w:val="Heading4"/>
+      </w:pPr>
+      <w:r>
+        <w:rPr>
+          <w:rFonts w:ascii="D2Coding" w:hAnsi="D2Coding" w:eastAsia="D2Coding" w:cs="D2Coding"/>
+          <w:color w:val="1A1D23"/>
+          <w:sz w:val="19"/>
+        </w:rPr>
+        <w:t>Slide</w:t>
+      </w:r>
+      <w:r>
+        <w:rPr>
+          <w:rFonts w:ascii="맑은 고딕" w:hAnsi="맑은 고딕" w:eastAsia="맑은 고딕" w:cs="맑은 고딕"/>
+          <w:b w:val="0"/>
+          <w:color w:val="1A1D23"/>
+        </w:rPr>
+        <w:t xml:space="preserve"> — 관찰 = 폴더 하나 = 슬라이드글라스 하나</w:t>
+      </w:r>
+    </w:p>
+    <w:p>
+      <w:pPr>
+        <w:spacing w:after="140"/>
+      </w:pPr>
+      <w:r>
+        <w:rPr>
+          <w:rFonts w:ascii="맑은 고딕" w:hAnsi="맑은 고딕" w:eastAsia="맑은 고딕" w:cs="맑은 고딕"/>
+          <w:b/>
+        </w:rPr>
+        <w:t>이 표는 관찰만 담는다.</w:t>
+      </w:r>
+      <w:r>
+        <w:rPr>
+          <w:rFonts w:ascii="맑은 고딕" w:hAnsi="맑은 고딕" w:eastAsia="맑은 고딕" w:cs="맑은 고딕"/>
+          <w:b w:val="0"/>
+        </w:rPr>
+        <w:t xml:space="preserve"> 시료가 어느 지점의 무엇인가는 </w:t>
+      </w:r>
+      <w:r>
+        <w:rPr>
+          <w:rFonts w:ascii="D2Coding" w:hAnsi="D2Coding" w:eastAsia="D2Coding" w:cs="D2Coding"/>
+          <w:color w:val="C0362C"/>
+          <w:sz w:val="19"/>
+        </w:rPr>
+        <w:t>Sample</w:t>
+      </w:r>
+      <w:r>
+        <w:rPr>
+          <w:rFonts w:ascii="맑은 고딕" w:hAnsi="맑은 고딕" w:eastAsia="맑은 고딕" w:cs="맑은 고딕"/>
+          <w:b w:val="0"/>
+        </w:rPr>
+        <w:t xml:space="preserve"> 이 안다.</w:t>
+      </w:r>
+    </w:p>
+    <w:tbl>
+      <w:tblPr>
+        <w:tblStyle w:val="TableGrid"/>
+        <w:tblW w:type="auto" w:w="0"/>
+        <w:jc w:val="center"/>
+        <w:tblLook w:firstColumn="1" w:firstRow="1" w:lastColumn="0" w:lastRow="0" w:noHBand="0" w:noVBand="1" w:val="04A0"/>
+      </w:tblPr>
+      <w:tblGrid>
+        <w:gridCol w:w="3213"/>
+        <w:gridCol w:w="3213"/>
+        <w:gridCol w:w="3213"/>
+      </w:tblGrid>
+      <w:tr>
+        <w:tc>
+          <w:tcPr>
+            <w:tcW w:type="dxa" w:w="3213"/>
+            <w:shd w:val="clear" w:fill="EDF0F4"/>
+          </w:tcPr>
+          <w:p>
+            <w:pPr>
+              <w:jc w:val="center"/>
+            </w:pPr>
+            <w:r/>
             <w:r>
               <w:rPr>
                 <w:rFonts w:ascii="맑은 고딕" w:hAnsi="맑은 고딕" w:eastAsia="맑은 고딕" w:cs="맑은 고딕"/>
-                <w:b w:val="0"/>
-              </w:rPr>
-              <w:t>아래 상태기계</w:t>
+                <w:b/>
+              </w:rPr>
+              <w:t>칸</w:t>
+            </w:r>
+          </w:p>
+        </w:tc>
+        <w:tc>
+          <w:tcPr>
+            <w:tcW w:type="dxa" w:w="3213"/>
+            <w:shd w:val="clear" w:fill="EDF0F4"/>
+          </w:tcPr>
+          <w:p>
+            <w:pPr>
+              <w:jc w:val="center"/>
+            </w:pPr>
+            <w:r/>
+            <w:r>
+              <w:rPr>
+                <w:rFonts w:ascii="맑은 고딕" w:hAnsi="맑은 고딕" w:eastAsia="맑은 고딕" w:cs="맑은 고딕"/>
+                <w:b/>
+              </w:rPr>
+              <w:t>형</w:t>
+            </w:r>
+          </w:p>
+        </w:tc>
+        <w:tc>
+          <w:tcPr>
+            <w:tcW w:type="dxa" w:w="3213"/>
+            <w:shd w:val="clear" w:fill="EDF0F4"/>
+          </w:tcPr>
+          <w:p>
+            <w:pPr>
+              <w:jc w:val="center"/>
+            </w:pPr>
+            <w:r/>
+            <w:r>
+              <w:rPr>
+                <w:rFonts w:ascii="맑은 고딕" w:hAnsi="맑은 고딕" w:eastAsia="맑은 고딕" w:cs="맑은 고딕"/>
+                <w:b/>
+              </w:rPr>
+              <w:t>비고</w:t>
             </w:r>
           </w:p>
         </w:tc>
@@ -2860,7 +3522,22 @@
                 <w:color w:val="C0362C"/>
                 <w:sz w:val="19"/>
               </w:rPr>
-              <w:t>state_note</w:t>
+              <w:t>name</w:t>
+            </w:r>
+            <w:r>
+              <w:rPr>
+                <w:rFonts w:ascii="맑은 고딕" w:hAnsi="맑은 고딕" w:eastAsia="맑은 고딕" w:cs="맑은 고딕"/>
+                <w:b w:val="0"/>
+              </w:rPr>
+              <w:t xml:space="preserve"> / </w:t>
+            </w:r>
+            <w:r>
+              <w:rPr>
+                <w:rFonts w:ascii="D2Coding" w:hAnsi="D2Coding" w:eastAsia="D2Coding" w:cs="D2Coding"/>
+                <w:color w:val="C0362C"/>
+                <w:sz w:val="19"/>
+              </w:rPr>
+              <w:t>slug</w:t>
             </w:r>
           </w:p>
         </w:tc>
@@ -2875,7 +3552,7 @@
                 <w:rFonts w:ascii="맑은 고딕" w:hAnsi="맑은 고딕" w:eastAsia="맑은 고딕" w:cs="맑은 고딕"/>
                 <w:b w:val="0"/>
               </w:rPr>
-              <w:t>text</w:t>
+              <w:t>char</w:t>
             </w:r>
           </w:p>
         </w:tc>
@@ -2887,10 +3564,18 @@
             <w:r/>
             <w:r>
               <w:rPr>
+                <w:rFonts w:ascii="D2Coding" w:hAnsi="D2Coding" w:eastAsia="D2Coding" w:cs="D2Coding"/>
+                <w:color w:val="C0362C"/>
+                <w:sz w:val="19"/>
+              </w:rPr>
+              <w:t>slug</w:t>
+            </w:r>
+            <w:r>
+              <w:rPr>
                 <w:rFonts w:ascii="맑은 고딕" w:hAnsi="맑은 고딕" w:eastAsia="맑은 고딕" w:cs="맑은 고딕"/>
-                <w:b/>
-              </w:rPr>
-              <w:t>자동 처리가 덮어쓴다</w:t>
+                <w:b w:val="0"/>
+              </w:rPr>
+              <w:t xml:space="preserve"> unique — URL 에 쓴다</w:t>
             </w:r>
           </w:p>
         </w:tc>
@@ -2908,37 +3593,7 @@
                 <w:color w:val="C0362C"/>
                 <w:sz w:val="19"/>
               </w:rPr>
-              <w:t>discovered_at</w:t>
-            </w:r>
-            <w:r>
-              <w:rPr>
-                <w:rFonts w:ascii="맑은 고딕" w:hAnsi="맑은 고딕" w:eastAsia="맑은 고딕" w:cs="맑은 고딕"/>
-                <w:b w:val="0"/>
-              </w:rPr>
-              <w:t xml:space="preserve"> / </w:t>
-            </w:r>
-            <w:r>
-              <w:rPr>
-                <w:rFonts w:ascii="D2Coding" w:hAnsi="D2Coding" w:eastAsia="D2Coding" w:cs="D2Coding"/>
-                <w:color w:val="C0362C"/>
-                <w:sz w:val="19"/>
-              </w:rPr>
-              <w:t>copied_at</w:t>
-            </w:r>
-            <w:r>
-              <w:rPr>
-                <w:rFonts w:ascii="맑은 고딕" w:hAnsi="맑은 고딕" w:eastAsia="맑은 고딕" w:cs="맑은 고딕"/>
-                <w:b w:val="0"/>
-              </w:rPr>
-              <w:t xml:space="preserve"> / </w:t>
-            </w:r>
-            <w:r>
-              <w:rPr>
-                <w:rFonts w:ascii="D2Coding" w:hAnsi="D2Coding" w:eastAsia="D2Coding" w:cs="D2Coding"/>
-                <w:color w:val="C0362C"/>
-                <w:sz w:val="19"/>
-              </w:rPr>
-              <w:t>processed_at</w:t>
+              <w:t>image_dir</w:t>
             </w:r>
           </w:p>
         </w:tc>
@@ -2953,7 +3608,7 @@
                 <w:rFonts w:ascii="맑은 고딕" w:hAnsi="맑은 고딕" w:eastAsia="맑은 고딕" w:cs="맑은 고딕"/>
                 <w:b w:val="0"/>
               </w:rPr>
-              <w:t>datetime</w:t>
+              <w:t>char(500)</w:t>
             </w:r>
           </w:p>
         </w:tc>
@@ -2965,10 +3620,18 @@
             <w:r/>
             <w:r>
               <w:rPr>
+                <w:rFonts w:ascii="D2Coding" w:hAnsi="D2Coding" w:eastAsia="D2Coding" w:cs="D2Coding"/>
+                <w:color w:val="C0362C"/>
+                <w:sz w:val="19"/>
+              </w:rPr>
+              <w:t>DATA_ROOT</w:t>
+            </w:r>
+            <w:r>
+              <w:rPr>
                 <w:rFonts w:ascii="맑은 고딕" w:hAnsi="맑은 고딕" w:eastAsia="맑은 고딕" w:cs="맑은 고딕"/>
                 <w:b w:val="0"/>
               </w:rPr>
-              <w:t>NAS 반입 이력</w:t>
+              <w:t xml:space="preserve"> 기준 상대경로</w:t>
             </w:r>
           </w:p>
         </w:tc>
@@ -2986,22 +3649,7 @@
                 <w:color w:val="C0362C"/>
                 <w:sz w:val="19"/>
               </w:rPr>
-              <w:t>created_at</w:t>
-            </w:r>
-            <w:r>
-              <w:rPr>
-                <w:rFonts w:ascii="맑은 고딕" w:hAnsi="맑은 고딕" w:eastAsia="맑은 고딕" w:cs="맑은 고딕"/>
-                <w:b w:val="0"/>
-              </w:rPr>
-              <w:t xml:space="preserve"> / </w:t>
-            </w:r>
-            <w:r>
-              <w:rPr>
-                <w:rFonts w:ascii="D2Coding" w:hAnsi="D2Coding" w:eastAsia="D2Coding" w:cs="D2Coding"/>
-                <w:color w:val="C0362C"/>
-                <w:sz w:val="19"/>
-              </w:rPr>
-              <w:t>updated_at</w:t>
+              <w:t>sample</w:t>
             </w:r>
           </w:p>
         </w:tc>
@@ -3016,7 +3664,14 @@
                 <w:rFonts w:ascii="맑은 고딕" w:hAnsi="맑은 고딕" w:eastAsia="맑은 고딕" w:cs="맑은 고딕"/>
                 <w:b w:val="0"/>
               </w:rPr>
-              <w:t>datetime</w:t>
+              <w:t xml:space="preserve">FK null </w:t>
+            </w:r>
+            <w:r>
+              <w:rPr>
+                <w:rFonts w:ascii="맑은 고딕" w:hAnsi="맑은 고딕" w:eastAsia="맑은 고딕" w:cs="맑은 고딕"/>
+                <w:b/>
+              </w:rPr>
+              <w:t>SET_NULL</w:t>
             </w:r>
           </w:p>
         </w:tc>
@@ -3031,6 +3686,535 @@
                 <w:rFonts w:ascii="맑은 고딕" w:hAnsi="맑은 고딕" w:eastAsia="맑은 고딕" w:cs="맑은 고딕"/>
                 <w:b w:val="0"/>
               </w:rPr>
+              <w:t xml:space="preserve">폴더 이름이 규칙을 안 따르면 안 붙는다. </w:t>
+            </w:r>
+            <w:r>
+              <w:rPr>
+                <w:rFonts w:ascii="맑은 고딕" w:hAnsi="맑은 고딕" w:eastAsia="맑은 고딕" w:cs="맑은 고딕"/>
+                <w:b/>
+              </w:rPr>
+              <w:t>지우면 예외가 안 나고 조용히 소속을 잃는다</w:t>
+            </w:r>
+          </w:p>
+        </w:tc>
+      </w:tr>
+      <w:tr>
+        <w:tc>
+          <w:tcPr>
+            <w:tcW w:type="dxa" w:w="3213"/>
+          </w:tcPr>
+          <w:p>
+            <w:r/>
+            <w:r>
+              <w:rPr>
+                <w:rFonts w:ascii="D2Coding" w:hAnsi="D2Coding" w:eastAsia="D2Coding" w:cs="D2Coding"/>
+                <w:color w:val="C0362C"/>
+                <w:sz w:val="19"/>
+              </w:rPr>
+              <w:t>obs_no</w:t>
+            </w:r>
+            <w:r>
+              <w:rPr>
+                <w:rFonts w:ascii="맑은 고딕" w:hAnsi="맑은 고딕" w:eastAsia="맑은 고딕" w:cs="맑은 고딕"/>
+                <w:b w:val="0"/>
+              </w:rPr>
+              <w:t xml:space="preserve"> / </w:t>
+            </w:r>
+            <w:r>
+              <w:rPr>
+                <w:rFonts w:ascii="D2Coding" w:hAnsi="D2Coding" w:eastAsia="D2Coding" w:cs="D2Coding"/>
+                <w:color w:val="C0362C"/>
+                <w:sz w:val="19"/>
+              </w:rPr>
+              <w:t>obs_label</w:t>
+            </w:r>
+          </w:p>
+        </w:tc>
+        <w:tc>
+          <w:tcPr>
+            <w:tcW w:type="dxa" w:w="3213"/>
+          </w:tcPr>
+          <w:p>
+            <w:r/>
+            <w:r>
+              <w:rPr>
+                <w:rFonts w:ascii="맑은 고딕" w:hAnsi="맑은 고딕" w:eastAsia="맑은 고딕" w:cs="맑은 고딕"/>
+                <w:b w:val="0"/>
+              </w:rPr>
+              <w:t>uint / char(10)</w:t>
+            </w:r>
+          </w:p>
+        </w:tc>
+        <w:tc>
+          <w:tcPr>
+            <w:tcW w:type="dxa" w:w="3213"/>
+          </w:tcPr>
+          <w:p>
+            <w:r/>
+            <w:r>
+              <w:rPr>
+                <w:rFonts w:ascii="맑은 고딕" w:hAnsi="맑은 고딕" w:eastAsia="맑은 고딕" w:cs="맑은 고딕"/>
+                <w:b w:val="0"/>
+              </w:rPr>
+              <w:t>관찰 번호(폴더 접미사에서 자동) · 이름표(사람)</w:t>
+            </w:r>
+          </w:p>
+        </w:tc>
+      </w:tr>
+      <w:tr>
+        <w:tc>
+          <w:tcPr>
+            <w:tcW w:type="dxa" w:w="3213"/>
+          </w:tcPr>
+          <w:p>
+            <w:r/>
+            <w:r>
+              <w:rPr>
+                <w:rFonts w:ascii="D2Coding" w:hAnsi="D2Coding" w:eastAsia="D2Coding" w:cs="D2Coding"/>
+                <w:color w:val="C0362C"/>
+                <w:sz w:val="19"/>
+              </w:rPr>
+              <w:t>hide_in_list</w:t>
+            </w:r>
+            <w:r>
+              <w:rPr>
+                <w:rFonts w:ascii="맑은 고딕" w:hAnsi="맑은 고딕" w:eastAsia="맑은 고딕" w:cs="맑은 고딕"/>
+                <w:b w:val="0"/>
+              </w:rPr>
+              <w:t xml:space="preserve"> / </w:t>
+            </w:r>
+            <w:r>
+              <w:rPr>
+                <w:rFonts w:ascii="D2Coding" w:hAnsi="D2Coding" w:eastAsia="D2Coding" w:cs="D2Coding"/>
+                <w:color w:val="C0362C"/>
+                <w:sz w:val="19"/>
+              </w:rPr>
+              <w:t>exclude_from_totals</w:t>
+            </w:r>
+          </w:p>
+        </w:tc>
+        <w:tc>
+          <w:tcPr>
+            <w:tcW w:type="dxa" w:w="3213"/>
+          </w:tcPr>
+          <w:p>
+            <w:r/>
+            <w:r>
+              <w:rPr>
+                <w:rFonts w:ascii="맑은 고딕" w:hAnsi="맑은 고딕" w:eastAsia="맑은 고딕" w:cs="맑은 고딕"/>
+                <w:b w:val="0"/>
+              </w:rPr>
+              <w:t>bool</w:t>
+            </w:r>
+          </w:p>
+        </w:tc>
+        <w:tc>
+          <w:tcPr>
+            <w:tcW w:type="dxa" w:w="3213"/>
+          </w:tcPr>
+          <w:p>
+            <w:r/>
+            <w:r>
+              <w:rPr>
+                <w:rFonts w:ascii="맑은 고딕" w:hAnsi="맑은 고딕" w:eastAsia="맑은 고딕" w:cs="맑은 고딕"/>
+                <w:b w:val="0"/>
+              </w:rPr>
+              <w:t>사람이 고른다</w:t>
+            </w:r>
+          </w:p>
+        </w:tc>
+      </w:tr>
+      <w:tr>
+        <w:tc>
+          <w:tcPr>
+            <w:tcW w:type="dxa" w:w="3213"/>
+          </w:tcPr>
+          <w:p>
+            <w:r/>
+            <w:r>
+              <w:rPr>
+                <w:rFonts w:ascii="D2Coding" w:hAnsi="D2Coding" w:eastAsia="D2Coding" w:cs="D2Coding"/>
+                <w:color w:val="C0362C"/>
+                <w:sz w:val="19"/>
+              </w:rPr>
+              <w:t>description</w:t>
+            </w:r>
+          </w:p>
+        </w:tc>
+        <w:tc>
+          <w:tcPr>
+            <w:tcW w:type="dxa" w:w="3213"/>
+          </w:tcPr>
+          <w:p>
+            <w:r/>
+            <w:r>
+              <w:rPr>
+                <w:rFonts w:ascii="맑은 고딕" w:hAnsi="맑은 고딕" w:eastAsia="맑은 고딕" w:cs="맑은 고딕"/>
+                <w:b w:val="0"/>
+              </w:rPr>
+              <w:t>text</w:t>
+            </w:r>
+          </w:p>
+        </w:tc>
+        <w:tc>
+          <w:tcPr>
+            <w:tcW w:type="dxa" w:w="3213"/>
+          </w:tcPr>
+          <w:p>
+            <w:r/>
+            <w:r>
+              <w:rPr>
+                <w:rFonts w:ascii="맑은 고딕" w:hAnsi="맑은 고딕" w:eastAsia="맑은 고딕" w:cs="맑은 고딕"/>
+                <w:b w:val="0"/>
+              </w:rPr>
+              <w:t xml:space="preserve">사람이 적는다 — </w:t>
+            </w:r>
+            <w:r>
+              <w:rPr>
+                <w:rFonts w:ascii="D2Coding" w:hAnsi="D2Coding" w:eastAsia="D2Coding" w:cs="D2Coding"/>
+                <w:color w:val="C0362C"/>
+                <w:sz w:val="19"/>
+              </w:rPr>
+              <w:t>state_note</w:t>
+            </w:r>
+            <w:r>
+              <w:rPr>
+                <w:rFonts w:ascii="맑은 고딕" w:hAnsi="맑은 고딕" w:eastAsia="맑은 고딕" w:cs="맑은 고딕"/>
+                <w:b w:val="0"/>
+              </w:rPr>
+              <w:t xml:space="preserve"> 와 갈라 둔다</w:t>
+            </w:r>
+          </w:p>
+        </w:tc>
+      </w:tr>
+      <w:tr>
+        <w:tc>
+          <w:tcPr>
+            <w:tcW w:type="dxa" w:w="3213"/>
+          </w:tcPr>
+          <w:p>
+            <w:r/>
+            <w:r>
+              <w:rPr>
+                <w:rFonts w:ascii="D2Coding" w:hAnsi="D2Coding" w:eastAsia="D2Coding" w:cs="D2Coding"/>
+                <w:color w:val="C0362C"/>
+                <w:sz w:val="19"/>
+              </w:rPr>
+              <w:t>um_per_pixel_override</w:t>
+            </w:r>
+          </w:p>
+        </w:tc>
+        <w:tc>
+          <w:tcPr>
+            <w:tcW w:type="dxa" w:w="3213"/>
+          </w:tcPr>
+          <w:p>
+            <w:r/>
+            <w:r>
+              <w:rPr>
+                <w:rFonts w:ascii="맑은 고딕" w:hAnsi="맑은 고딕" w:eastAsia="맑은 고딕" w:cs="맑은 고딕"/>
+                <w:b w:val="0"/>
+              </w:rPr>
+              <w:t>float</w:t>
+            </w:r>
+          </w:p>
+        </w:tc>
+        <w:tc>
+          <w:tcPr>
+            <w:tcW w:type="dxa" w:w="3213"/>
+          </w:tcPr>
+          <w:p>
+            <w:r/>
+            <w:r>
+              <w:rPr>
+                <w:rFonts w:ascii="맑은 고딕" w:hAnsi="맑은 고딕" w:eastAsia="맑은 고딕" w:cs="맑은 고딕"/>
+                <w:b w:val="0"/>
+              </w:rPr>
+              <w:t>사람이 박는 배율</w:t>
+            </w:r>
+          </w:p>
+        </w:tc>
+      </w:tr>
+      <w:tr>
+        <w:tc>
+          <w:tcPr>
+            <w:tcW w:type="dxa" w:w="3213"/>
+          </w:tcPr>
+          <w:p>
+            <w:r/>
+            <w:r>
+              <w:rPr>
+                <w:rFonts w:ascii="D2Coding" w:hAnsi="D2Coding" w:eastAsia="D2Coding" w:cs="D2Coding"/>
+                <w:color w:val="C0362C"/>
+                <w:sz w:val="19"/>
+              </w:rPr>
+              <w:t>corr_thresh</w:t>
+            </w:r>
+          </w:p>
+        </w:tc>
+        <w:tc>
+          <w:tcPr>
+            <w:tcW w:type="dxa" w:w="3213"/>
+          </w:tcPr>
+          <w:p>
+            <w:r/>
+            <w:r>
+              <w:rPr>
+                <w:rFonts w:ascii="맑은 고딕" w:hAnsi="맑은 고딕" w:eastAsia="맑은 고딕" w:cs="맑은 고딕"/>
+                <w:b w:val="0"/>
+              </w:rPr>
+              <w:t>float</w:t>
+            </w:r>
+          </w:p>
+        </w:tc>
+        <w:tc>
+          <w:tcPr>
+            <w:tcW w:type="dxa" w:w="3213"/>
+          </w:tcPr>
+          <w:p>
+            <w:r/>
+            <w:r>
+              <w:rPr>
+                <w:rFonts w:ascii="맑은 고딕" w:hAnsi="맑은 고딕" w:eastAsia="맑은 고딕" w:cs="맑은 고딕"/>
+                <w:b w:val="0"/>
+              </w:rPr>
+              <w:t>그룹핑 상관 문턱</w:t>
+            </w:r>
+          </w:p>
+        </w:tc>
+      </w:tr>
+      <w:tr>
+        <w:tc>
+          <w:tcPr>
+            <w:tcW w:type="dxa" w:w="3213"/>
+          </w:tcPr>
+          <w:p>
+            <w:r/>
+            <w:r>
+              <w:rPr>
+                <w:rFonts w:ascii="D2Coding" w:hAnsi="D2Coding" w:eastAsia="D2Coding" w:cs="D2Coding"/>
+                <w:color w:val="C0362C"/>
+                <w:sz w:val="19"/>
+              </w:rPr>
+              <w:t>state</w:t>
+            </w:r>
+          </w:p>
+        </w:tc>
+        <w:tc>
+          <w:tcPr>
+            <w:tcW w:type="dxa" w:w="3213"/>
+          </w:tcPr>
+          <w:p>
+            <w:r/>
+            <w:r>
+              <w:rPr>
+                <w:rFonts w:ascii="맑은 고딕" w:hAnsi="맑은 고딕" w:eastAsia="맑은 고딕" w:cs="맑은 고딕"/>
+                <w:b w:val="0"/>
+              </w:rPr>
+              <w:t>char(12)</w:t>
+            </w:r>
+          </w:p>
+        </w:tc>
+        <w:tc>
+          <w:tcPr>
+            <w:tcW w:type="dxa" w:w="3213"/>
+          </w:tcPr>
+          <w:p>
+            <w:r/>
+            <w:r>
+              <w:rPr>
+                <w:rFonts w:ascii="맑은 고딕" w:hAnsi="맑은 고딕" w:eastAsia="맑은 고딕" w:cs="맑은 고딕"/>
+                <w:b w:val="0"/>
+              </w:rPr>
+              <w:t>아래 상태기계</w:t>
+            </w:r>
+          </w:p>
+        </w:tc>
+      </w:tr>
+      <w:tr>
+        <w:tc>
+          <w:tcPr>
+            <w:tcW w:type="dxa" w:w="3213"/>
+          </w:tcPr>
+          <w:p>
+            <w:r/>
+            <w:r>
+              <w:rPr>
+                <w:rFonts w:ascii="D2Coding" w:hAnsi="D2Coding" w:eastAsia="D2Coding" w:cs="D2Coding"/>
+                <w:color w:val="C0362C"/>
+                <w:sz w:val="19"/>
+              </w:rPr>
+              <w:t>state_note</w:t>
+            </w:r>
+          </w:p>
+        </w:tc>
+        <w:tc>
+          <w:tcPr>
+            <w:tcW w:type="dxa" w:w="3213"/>
+          </w:tcPr>
+          <w:p>
+            <w:r/>
+            <w:r>
+              <w:rPr>
+                <w:rFonts w:ascii="맑은 고딕" w:hAnsi="맑은 고딕" w:eastAsia="맑은 고딕" w:cs="맑은 고딕"/>
+                <w:b w:val="0"/>
+              </w:rPr>
+              <w:t>text</w:t>
+            </w:r>
+          </w:p>
+        </w:tc>
+        <w:tc>
+          <w:tcPr>
+            <w:tcW w:type="dxa" w:w="3213"/>
+          </w:tcPr>
+          <w:p>
+            <w:r/>
+            <w:r>
+              <w:rPr>
+                <w:rFonts w:ascii="맑은 고딕" w:hAnsi="맑은 고딕" w:eastAsia="맑은 고딕" w:cs="맑은 고딕"/>
+                <w:b/>
+              </w:rPr>
+              <w:t>자동 처리가 덮어쓴다</w:t>
+            </w:r>
+          </w:p>
+        </w:tc>
+      </w:tr>
+      <w:tr>
+        <w:tc>
+          <w:tcPr>
+            <w:tcW w:type="dxa" w:w="3213"/>
+          </w:tcPr>
+          <w:p>
+            <w:r/>
+            <w:r>
+              <w:rPr>
+                <w:rFonts w:ascii="D2Coding" w:hAnsi="D2Coding" w:eastAsia="D2Coding" w:cs="D2Coding"/>
+                <w:color w:val="C0362C"/>
+                <w:sz w:val="19"/>
+              </w:rPr>
+              <w:t>discovered_at</w:t>
+            </w:r>
+            <w:r>
+              <w:rPr>
+                <w:rFonts w:ascii="맑은 고딕" w:hAnsi="맑은 고딕" w:eastAsia="맑은 고딕" w:cs="맑은 고딕"/>
+                <w:b w:val="0"/>
+              </w:rPr>
+              <w:t xml:space="preserve"> / </w:t>
+            </w:r>
+            <w:r>
+              <w:rPr>
+                <w:rFonts w:ascii="D2Coding" w:hAnsi="D2Coding" w:eastAsia="D2Coding" w:cs="D2Coding"/>
+                <w:color w:val="C0362C"/>
+                <w:sz w:val="19"/>
+              </w:rPr>
+              <w:t>copied_at</w:t>
+            </w:r>
+            <w:r>
+              <w:rPr>
+                <w:rFonts w:ascii="맑은 고딕" w:hAnsi="맑은 고딕" w:eastAsia="맑은 고딕" w:cs="맑은 고딕"/>
+                <w:b w:val="0"/>
+              </w:rPr>
+              <w:t xml:space="preserve"> / </w:t>
+            </w:r>
+            <w:r>
+              <w:rPr>
+                <w:rFonts w:ascii="D2Coding" w:hAnsi="D2Coding" w:eastAsia="D2Coding" w:cs="D2Coding"/>
+                <w:color w:val="C0362C"/>
+                <w:sz w:val="19"/>
+              </w:rPr>
+              <w:t>processed_at</w:t>
+            </w:r>
+          </w:p>
+        </w:tc>
+        <w:tc>
+          <w:tcPr>
+            <w:tcW w:type="dxa" w:w="3213"/>
+          </w:tcPr>
+          <w:p>
+            <w:r/>
+            <w:r>
+              <w:rPr>
+                <w:rFonts w:ascii="맑은 고딕" w:hAnsi="맑은 고딕" w:eastAsia="맑은 고딕" w:cs="맑은 고딕"/>
+                <w:b w:val="0"/>
+              </w:rPr>
+              <w:t>datetime</w:t>
+            </w:r>
+          </w:p>
+        </w:tc>
+        <w:tc>
+          <w:tcPr>
+            <w:tcW w:type="dxa" w:w="3213"/>
+          </w:tcPr>
+          <w:p>
+            <w:r/>
+            <w:r>
+              <w:rPr>
+                <w:rFonts w:ascii="맑은 고딕" w:hAnsi="맑은 고딕" w:eastAsia="맑은 고딕" w:cs="맑은 고딕"/>
+                <w:b w:val="0"/>
+              </w:rPr>
+              <w:t>NAS 반입 이력</w:t>
+            </w:r>
+          </w:p>
+        </w:tc>
+      </w:tr>
+      <w:tr>
+        <w:tc>
+          <w:tcPr>
+            <w:tcW w:type="dxa" w:w="3213"/>
+          </w:tcPr>
+          <w:p>
+            <w:r/>
+            <w:r>
+              <w:rPr>
+                <w:rFonts w:ascii="D2Coding" w:hAnsi="D2Coding" w:eastAsia="D2Coding" w:cs="D2Coding"/>
+                <w:color w:val="C0362C"/>
+                <w:sz w:val="19"/>
+              </w:rPr>
+              <w:t>created_at</w:t>
+            </w:r>
+            <w:r>
+              <w:rPr>
+                <w:rFonts w:ascii="맑은 고딕" w:hAnsi="맑은 고딕" w:eastAsia="맑은 고딕" w:cs="맑은 고딕"/>
+                <w:b w:val="0"/>
+              </w:rPr>
+              <w:t xml:space="preserve"> / </w:t>
+            </w:r>
+            <w:r>
+              <w:rPr>
+                <w:rFonts w:ascii="D2Coding" w:hAnsi="D2Coding" w:eastAsia="D2Coding" w:cs="D2Coding"/>
+                <w:color w:val="C0362C"/>
+                <w:sz w:val="19"/>
+              </w:rPr>
+              <w:t>updated_at</w:t>
+            </w:r>
+          </w:p>
+        </w:tc>
+        <w:tc>
+          <w:tcPr>
+            <w:tcW w:type="dxa" w:w="3213"/>
+          </w:tcPr>
+          <w:p>
+            <w:r/>
+            <w:r>
+              <w:rPr>
+                <w:rFonts w:ascii="맑은 고딕" w:hAnsi="맑은 고딕" w:eastAsia="맑은 고딕" w:cs="맑은 고딕"/>
+                <w:b w:val="0"/>
+              </w:rPr>
+              <w:t>datetime</w:t>
+            </w:r>
+          </w:p>
+        </w:tc>
+        <w:tc>
+          <w:tcPr>
+            <w:tcW w:type="dxa" w:w="3213"/>
+          </w:tcPr>
+          <w:p>
+            <w:r/>
+            <w:r>
+              <w:rPr>
+                <w:rFonts w:ascii="맑은 고딕" w:hAnsi="맑은 고딕" w:eastAsia="맑은 고딕" w:cs="맑은 고딕"/>
+                <w:b w:val="0"/>
+              </w:rPr>
               <w:t xml:space="preserve">이 칸이 생기기 전 행은 </w:t>
             </w:r>
             <w:r>
@@ -3053,6 +4237,133 @@
       </w:tr>
     </w:tbl>
     <w:p/>
+    <w:p>
+      <w:pPr>
+        <w:spacing w:after="140"/>
+      </w:pPr>
+      <w:r>
+        <w:rPr>
+          <w:rFonts w:ascii="맑은 고딕" w:hAnsi="맑은 고딕" w:eastAsia="맑은 고딕" w:cs="맑은 고딕"/>
+          <w:b/>
+        </w:rPr>
+        <w:t>지름길 property 가 넷 있다</w:t>
+      </w:r>
+      <w:r>
+        <w:rPr>
+          <w:rFonts w:ascii="맑은 고딕" w:hAnsi="맑은 고딕" w:eastAsia="맑은 고딕" w:cs="맑은 고딕"/>
+          <w:b w:val="0"/>
+        </w:rPr>
+        <w:t xml:space="preserve"> — </w:t>
+      </w:r>
+      <w:r>
+        <w:rPr>
+          <w:rFonts w:ascii="D2Coding" w:hAnsi="D2Coding" w:eastAsia="D2Coding" w:cs="D2Coding"/>
+          <w:color w:val="C0362C"/>
+          <w:sz w:val="19"/>
+        </w:rPr>
+        <w:t>slide.locality</w:t>
+      </w:r>
+      <w:r>
+        <w:rPr>
+          <w:rFonts w:ascii="맑은 고딕" w:hAnsi="맑은 고딕" w:eastAsia="맑은 고딕" w:cs="맑은 고딕"/>
+          <w:b w:val="0"/>
+        </w:rPr>
+        <w:t xml:space="preserve"> · </w:t>
+      </w:r>
+      <w:r>
+        <w:rPr>
+          <w:rFonts w:ascii="D2Coding" w:hAnsi="D2Coding" w:eastAsia="D2Coding" w:cs="D2Coding"/>
+          <w:color w:val="C0362C"/>
+          <w:sz w:val="19"/>
+        </w:rPr>
+        <w:t>slide.site</w:t>
+      </w:r>
+      <w:r>
+        <w:rPr>
+          <w:rFonts w:ascii="맑은 고딕" w:hAnsi="맑은 고딕" w:eastAsia="맑은 고딕" w:cs="맑은 고딕"/>
+          <w:b w:val="0"/>
+        </w:rPr>
+        <w:t xml:space="preserve"> · </w:t>
+      </w:r>
+      <w:r>
+        <w:rPr>
+          <w:rFonts w:ascii="D2Coding" w:hAnsi="D2Coding" w:eastAsia="D2Coding" w:cs="D2Coding"/>
+          <w:color w:val="C0362C"/>
+          <w:sz w:val="19"/>
+        </w:rPr>
+        <w:t>slide.depth_cm</w:t>
+      </w:r>
+      <w:r>
+        <w:rPr>
+          <w:rFonts w:ascii="맑은 고딕" w:hAnsi="맑은 고딕" w:eastAsia="맑은 고딕" w:cs="맑은 고딕"/>
+          <w:b w:val="0"/>
+        </w:rPr>
+        <w:t xml:space="preserve"> · </w:t>
+      </w:r>
+      <w:r>
+        <w:rPr>
+          <w:rFonts w:ascii="D2Coding" w:hAnsi="D2Coding" w:eastAsia="D2Coding" w:cs="D2Coding"/>
+          <w:color w:val="C0362C"/>
+          <w:sz w:val="19"/>
+        </w:rPr>
+        <w:t>slide.sample_kind</w:t>
+      </w:r>
+      <w:r>
+        <w:rPr>
+          <w:rFonts w:ascii="맑은 고딕" w:hAnsi="맑은 고딕" w:eastAsia="맑은 고딕" w:cs="맑은 고딕"/>
+          <w:b w:val="0"/>
+        </w:rPr>
+        <w:t xml:space="preserve">. 시료를 거쳐 가고, </w:t>
+      </w:r>
+      <w:r>
+        <w:rPr>
+          <w:rFonts w:ascii="맑은 고딕" w:hAnsi="맑은 고딕" w:eastAsia="맑은 고딕" w:cs="맑은 고딕"/>
+          <w:b/>
+        </w:rPr>
+        <w:t>소속이 없는 관찰에서 터지지 않게 한 겹 막아 두었다.</w:t>
+      </w:r>
+      <w:r>
+        <w:rPr>
+          <w:rFonts w:ascii="맑은 고딕" w:hAnsi="맑은 고딕" w:eastAsia="맑은 고딕" w:cs="맑은 고딕"/>
+          <w:b w:val="0"/>
+        </w:rPr>
+        <w:t xml:space="preserve"> 질의에는 </w:t>
+      </w:r>
+      <w:r>
+        <w:rPr>
+          <w:rFonts w:ascii="D2Coding" w:hAnsi="D2Coding" w:eastAsia="D2Coding" w:cs="D2Coding"/>
+          <w:color w:val="C0362C"/>
+          <w:sz w:val="19"/>
+        </w:rPr>
+        <w:t>sample__locality__site</w:t>
+      </w:r>
+      <w:r>
+        <w:rPr>
+          <w:rFonts w:ascii="맑은 고딕" w:hAnsi="맑은 고딕" w:eastAsia="맑은 고딕" w:cs="맑은 고딕"/>
+          <w:b w:val="0"/>
+        </w:rPr>
+        <w:t xml:space="preserve"> 로 조인한다.</w:t>
+      </w:r>
+    </w:p>
+    <w:p>
+      <w:pPr>
+        <w:spacing w:after="140"/>
+      </w:pPr>
+      <w:r>
+        <w:rPr>
+          <w:rFonts w:ascii="맑은 고딕" w:hAnsi="맑은 고딕" w:eastAsia="맑은 고딕" w:cs="맑은 고딕"/>
+          <w:b/>
+        </w:rPr>
+        <w:t>이름을 `Observation` 으로 안 바꿨다</w:t>
+      </w:r>
+      <w:r>
+        <w:rPr>
+          <w:rFonts w:ascii="맑은 고딕" w:hAnsi="맑은 고딕" w:eastAsia="맑은 고딕" w:cs="맑은 고딕"/>
+          <w:b w:val="0"/>
+        </w:rPr>
+        <w:t xml:space="preserve"> — 슬라이드글라스라는 물건이 실재하고 폴더 하나가 그것 하나다. 관찰은 그 위에 얹힌 뜻이지 다른 물건이 아니다.</w:t>
+      </w:r>
+    </w:p>
     <w:p>
       <w:pPr>
         <w:spacing w:after="140"/>
@@ -9359,7 +10670,7 @@
           <w:b w:val="0"/>
           <w:color w:val="1A1D23"/>
         </w:rPr>
-        <w:t>6. 지금 담긴 것 (2026-08-05)</w:t>
+        <w:t>6. 지금 담긴 것 (2026-08-06)</w:t>
       </w:r>
     </w:p>
     <w:tbl>
@@ -9437,11 +10748,24 @@
             </w:r>
             <w:r>
               <w:rPr>
-                <w:rFonts w:ascii="D2Coding" w:hAnsi="D2Coding" w:eastAsia="D2Coding" w:cs="D2Coding"/>
-                <w:color w:val="C0362C"/>
-                <w:sz w:val="19"/>
-              </w:rPr>
-              <w:t>Core</w:t>
+                <w:rFonts w:ascii="맑은 고딕" w:hAnsi="맑은 고딕" w:eastAsia="맑은 고딕" w:cs="맑은 고딕"/>
+                <w:b/>
+              </w:rPr>
+              <w:t>`Locality`</w:t>
+            </w:r>
+            <w:r>
+              <w:rPr>
+                <w:rFonts w:ascii="맑은 고딕" w:hAnsi="맑은 고딕" w:eastAsia="맑은 고딕" w:cs="맑은 고딕"/>
+                <w:b w:val="0"/>
+              </w:rPr>
+              <w:t xml:space="preserve"> / </w:t>
+            </w:r>
+            <w:r>
+              <w:rPr>
+                <w:rFonts w:ascii="맑은 고딕" w:hAnsi="맑은 고딕" w:eastAsia="맑은 고딕" w:cs="맑은 고딕"/>
+                <w:b/>
+              </w:rPr>
+              <w:t>`Sample`</w:t>
             </w:r>
             <w:r>
               <w:rPr>
@@ -9471,7 +10795,7 @@
                 <w:rFonts w:ascii="맑은 고딕" w:hAnsi="맑은 고딕" w:eastAsia="맑은 고딕" w:cs="맑은 고딕"/>
                 <w:b w:val="0"/>
               </w:rPr>
-              <w:t>5 / 5 / 10</w:t>
+              <w:t>5 / 5 / 10 / 11</w:t>
             </w:r>
           </w:p>
         </w:tc>
@@ -9534,7 +10858,7 @@
                 <w:rFonts w:ascii="맑은 고딕" w:hAnsi="맑은 고딕" w:eastAsia="맑은 고딕" w:cs="맑은 고딕"/>
                 <w:b w:val="0"/>
               </w:rPr>
-              <w:t>452 / 1 318 / 317</w:t>
+              <w:t>508 / 1,444 / 355</w:t>
             </w:r>
           </w:p>
         </w:tc>
@@ -9566,14 +10890,14 @@
                 <w:rFonts w:ascii="맑은 고딕" w:hAnsi="맑은 고딕" w:eastAsia="맑은 고딕" w:cs="맑은 고딕"/>
                 <w:b/>
               </w:rPr>
-              <w:t>1 952</w:t>
+              <w:t>2,154</w:t>
             </w:r>
             <w:r>
               <w:rPr>
                 <w:rFonts w:ascii="맑은 고딕" w:hAnsi="맑은 고딕" w:eastAsia="맑은 고딕" w:cs="맑은 고딕"/>
                 <w:b w:val="0"/>
               </w:rPr>
-              <w:t xml:space="preserve"> (프레임 1 318 · 합성본 317 · 깊이맵 317)</w:t>
+              <w:t xml:space="preserve"> (프레임 1,444 · 합성본 355 · 깊이맵 355)</w:t>
             </w:r>
           </w:p>
         </w:tc>
@@ -9621,7 +10945,7 @@
                 <w:rFonts w:ascii="맑은 고딕" w:hAnsi="맑은 고딕" w:eastAsia="맑은 고딕" w:cs="맑은 고딕"/>
                 <w:b w:val="0"/>
               </w:rPr>
-              <w:t>2 076 / 91 603</w:t>
+              <w:t>2,132 / 97,299</w:t>
             </w:r>
           </w:p>
         </w:tc>
@@ -9669,7 +10993,21 @@
                 <w:rFonts w:ascii="맑은 고딕" w:hAnsi="맑은 고딕" w:eastAsia="맑은 고딕" w:cs="맑은 고딕"/>
                 <w:b w:val="0"/>
               </w:rPr>
-              <w:t>6 738 / 432 (완료 395)</w:t>
+              <w:t>7,472 / 508 (</w:t>
+            </w:r>
+            <w:r>
+              <w:rPr>
+                <w:rFonts w:ascii="맑은 고딕" w:hAnsi="맑은 고딕" w:eastAsia="맑은 고딕" w:cs="맑은 고딕"/>
+                <w:b/>
+              </w:rPr>
+              <w:t>완료 508 — 전수</w:t>
+            </w:r>
+            <w:r>
+              <w:rPr>
+                <w:rFonts w:ascii="맑은 고딕" w:hAnsi="맑은 고딕" w:eastAsia="맑은 고딕" w:cs="맑은 고딕"/>
+                <w:b w:val="0"/>
+              </w:rPr>
+              <w:t>)</w:t>
             </w:r>
           </w:p>
         </w:tc>
@@ -9717,7 +11055,7 @@
                 <w:rFonts w:ascii="맑은 고딕" w:hAnsi="맑은 고딕" w:eastAsia="맑은 고딕" w:cs="맑은 고딕"/>
                 <w:b w:val="0"/>
               </w:rPr>
-              <w:t>171 / 2</w:t>
+              <w:t>178 / 2</w:t>
             </w:r>
           </w:p>
         </w:tc>
@@ -9796,14 +11134,28 @@
           <w:rFonts w:ascii="맑은 고딕" w:hAnsi="맑은 고딕" w:eastAsia="맑은 고딕" w:cs="맑은 고딕"/>
           <w:b/>
         </w:rPr>
-        <w:t>교정 6 738건의 속내</w:t>
+        <w:t>지점 5곳 · 시료 10개</w:t>
       </w:r>
       <w:r>
         <w:rPr>
           <w:rFonts w:ascii="맑은 고딕" w:hAnsi="맑은 고딕" w:eastAsia="맑은 고딕" w:cs="맑은 고딕"/>
           <w:b w:val="0"/>
         </w:rPr>
-        <w:t xml:space="preserve"> — 삭제 5 452 · 되살림 640 · 분류 지정 1 255 · 메모 2. 바인딩은 전부 </w:t>
+        <w:t xml:space="preserve"> — 시추코어 4곳(RS23-GC03 · WAP13-GC47 · AM22-GC10B · GC03-C1)과 </w:t>
+      </w:r>
+      <w:r>
+        <w:rPr>
+          <w:rFonts w:ascii="맑은 고딕" w:hAnsi="맑은 고딕" w:eastAsia="맑은 고딕" w:cs="맑은 고딕"/>
+          <w:b/>
+        </w:rPr>
+        <w:t>노두 1곳</w:t>
+      </w:r>
+      <w:r>
+        <w:rPr>
+          <w:rFonts w:ascii="맑은 고딕" w:hAnsi="맑은 고딕" w:eastAsia="맑은 고딕" w:cs="맑은 고딕"/>
+          <w:b w:val="0"/>
+        </w:rPr>
+        <w:t xml:space="preserve">(BP-BP09). 노두 시료 </w:t>
       </w:r>
       <w:r>
         <w:rPr>
@@ -9811,14 +11163,44 @@
           <w:color w:val="C0362C"/>
           <w:sz w:val="19"/>
         </w:rPr>
-        <w:t>exact</w:t>
+        <w:t>0901</w:t>
       </w:r>
       <w:r>
         <w:rPr>
           <w:rFonts w:ascii="맑은 고딕" w:hAnsi="맑은 고딕" w:eastAsia="맑은 고딕" w:cs="맑은 고딕"/>
           <w:b w:val="0"/>
         </w:rPr>
-        <w:t xml:space="preserve"> 다.</w:t>
+        <w:t xml:space="preserve"> 에 관찰이 둘이다(</w:t>
+      </w:r>
+      <w:r>
+        <w:rPr>
+          <w:rFonts w:ascii="D2Coding" w:hAnsi="D2Coding" w:eastAsia="D2Coding" w:cs="D2Coding"/>
+          <w:color w:val="C0362C"/>
+          <w:sz w:val="19"/>
+        </w:rPr>
+        <w:t>BP09-0901</w:t>
+      </w:r>
+      <w:r>
+        <w:rPr>
+          <w:rFonts w:ascii="맑은 고딕" w:hAnsi="맑은 고딕" w:eastAsia="맑은 고딕" w:cs="맑은 고딕"/>
+          <w:b w:val="0"/>
+        </w:rPr>
+        <w:t xml:space="preserve"> · </w:t>
+      </w:r>
+      <w:r>
+        <w:rPr>
+          <w:rFonts w:ascii="D2Coding" w:hAnsi="D2Coding" w:eastAsia="D2Coding" w:cs="D2Coding"/>
+          <w:color w:val="C0362C"/>
+          <w:sz w:val="19"/>
+        </w:rPr>
+        <w:t>BP09-0901 (1)</w:t>
+      </w:r>
+      <w:r>
+        <w:rPr>
+          <w:rFonts w:ascii="맑은 고딕" w:hAnsi="맑은 고딕" w:eastAsia="맑은 고딕" w:cs="맑은 고딕"/>
+          <w:b w:val="0"/>
+        </w:rPr>
+        <w:t>).</w:t>
       </w:r>
     </w:p>
     <w:p>
@@ -9830,14 +11212,29 @@
           <w:rFonts w:ascii="맑은 고딕" w:hAnsi="맑은 고딕" w:eastAsia="맑은 고딕" w:cs="맑은 고딕"/>
           <w:b/>
         </w:rPr>
-        <w:t>실행 171건</w:t>
+        <w:t>교정 7,472건의 속내</w:t>
       </w:r>
       <w:r>
         <w:rPr>
           <w:rFonts w:ascii="맑은 고딕" w:hAnsi="맑은 고딕" w:eastAsia="맑은 고딕" w:cs="맑은 고딕"/>
           <w:b w:val="0"/>
         </w:rPr>
-        <w:t xml:space="preserve"> — detect 108 · ingest 29 · stack 16 · group 11 · refilter 5 · export 2.</w:t>
+        <w:t xml:space="preserve"> — 삭제 6,071 · 되살림 720 · 분류 지정 1,371 · 메모 2. 바인딩은 전부 </w:t>
+      </w:r>
+      <w:r>
+        <w:rPr>
+          <w:rFonts w:ascii="D2Coding" w:hAnsi="D2Coding" w:eastAsia="D2Coding" w:cs="D2Coding"/>
+          <w:color w:val="C0362C"/>
+          <w:sz w:val="19"/>
+        </w:rPr>
+        <w:t>exact</w:t>
+      </w:r>
+      <w:r>
+        <w:rPr>
+          <w:rFonts w:ascii="맑은 고딕" w:hAnsi="맑은 고딕" w:eastAsia="맑은 고딕" w:cs="맑은 고딕"/>
+          <w:b w:val="0"/>
+        </w:rPr>
+        <w:t xml:space="preserve"> 다.</w:t>
       </w:r>
     </w:p>
     <w:p>
@@ -9849,74 +11246,14 @@
           <w:rFonts w:ascii="맑은 고딕" w:hAnsi="맑은 고딕" w:eastAsia="맑은 고딕" w:cs="맑은 고딕"/>
           <w:b/>
         </w:rPr>
-        <w:t>묶음 둘</w:t>
+        <w:t>실행 178건</w:t>
       </w:r>
       <w:r>
         <w:rPr>
           <w:rFonts w:ascii="맑은 고딕" w:hAnsi="맑은 고딕" w:eastAsia="맑은 고딕" w:cs="맑은 고딕"/>
           <w:b w:val="0"/>
         </w:rPr>
-        <w:t xml:space="preserve"> — </w:t>
-      </w:r>
-      <w:r>
-        <w:rPr>
-          <w:rFonts w:ascii="D2Coding" w:hAnsi="D2Coding" w:eastAsia="D2Coding" w:cs="D2Coding"/>
-          <w:color w:val="C0362C"/>
-          <w:sz w:val="19"/>
-        </w:rPr>
-        <w:t>sam2-전수</w:t>
-      </w:r>
-      <w:r>
-        <w:rPr>
-          <w:rFonts w:ascii="맑은 고딕" w:hAnsi="맑은 고딕" w:eastAsia="맑은 고딕" w:cs="맑은 고딕"/>
-          <w:b w:val="0"/>
-        </w:rPr>
-        <w:t xml:space="preserve"> · </w:t>
-      </w:r>
-      <w:r>
-        <w:rPr>
-          <w:rFonts w:ascii="D2Coding" w:hAnsi="D2Coding" w:eastAsia="D2Coding" w:cs="D2Coding"/>
-          <w:color w:val="C0362C"/>
-          <w:sz w:val="19"/>
-        </w:rPr>
-        <w:t>yolo-3차</w:t>
-      </w:r>
-      <w:r>
-        <w:rPr>
-          <w:rFonts w:ascii="맑은 고딕" w:hAnsi="맑은 고딕" w:eastAsia="맑은 고딕" w:cs="맑은 고딕"/>
-          <w:b w:val="0"/>
-        </w:rPr>
-        <w:t xml:space="preserve"> (</w:t>
-      </w:r>
-      <w:r>
-        <w:rPr>
-          <w:rFonts w:ascii="D2Coding" w:hAnsi="D2Coding" w:eastAsia="D2Coding" w:cs="D2Coding"/>
-          <w:color w:val="C0362C"/>
-          <w:sz w:val="19"/>
-        </w:rPr>
-        <w:t>yolo-1차</w:t>
-      </w:r>
-      <w:r>
-        <w:rPr>
-          <w:rFonts w:ascii="맑은 고딕" w:hAnsi="맑은 고딕" w:eastAsia="맑은 고딕" w:cs="맑은 고딕"/>
-          <w:b w:val="0"/>
-        </w:rPr>
-        <w:t>·</w:t>
-      </w:r>
-      <w:r>
-        <w:rPr>
-          <w:rFonts w:ascii="D2Coding" w:hAnsi="D2Coding" w:eastAsia="D2Coding" w:cs="D2Coding"/>
-          <w:color w:val="C0362C"/>
-          <w:sz w:val="19"/>
-        </w:rPr>
-        <w:t>2차</w:t>
-      </w:r>
-      <w:r>
-        <w:rPr>
-          <w:rFonts w:ascii="맑은 고딕" w:hAnsi="맑은 고딕" w:eastAsia="맑은 고딕" w:cs="맑은 고딕"/>
-          <w:b w:val="0"/>
-        </w:rPr>
-        <w:t xml:space="preserve"> 는 046 에서 걷었다).</w:t>
+        <w:t xml:space="preserve"> — detect 110, ingest 30, stack 18, group 13, refilter 5, export 2.</w:t>
       </w:r>
     </w:p>
     <w:p>
@@ -9928,6 +11265,85 @@
           <w:rFonts w:ascii="맑은 고딕" w:hAnsi="맑은 고딕" w:eastAsia="맑은 고딕" w:cs="맑은 고딕"/>
           <w:b/>
         </w:rPr>
+        <w:t>묶음 둘</w:t>
+      </w:r>
+      <w:r>
+        <w:rPr>
+          <w:rFonts w:ascii="맑은 고딕" w:hAnsi="맑은 고딕" w:eastAsia="맑은 고딕" w:cs="맑은 고딕"/>
+          <w:b w:val="0"/>
+        </w:rPr>
+        <w:t xml:space="preserve"> — </w:t>
+      </w:r>
+      <w:r>
+        <w:rPr>
+          <w:rFonts w:ascii="D2Coding" w:hAnsi="D2Coding" w:eastAsia="D2Coding" w:cs="D2Coding"/>
+          <w:color w:val="C0362C"/>
+          <w:sz w:val="19"/>
+        </w:rPr>
+        <w:t>sam2-전수</w:t>
+      </w:r>
+      <w:r>
+        <w:rPr>
+          <w:rFonts w:ascii="맑은 고딕" w:hAnsi="맑은 고딕" w:eastAsia="맑은 고딕" w:cs="맑은 고딕"/>
+          <w:b w:val="0"/>
+        </w:rPr>
+        <w:t xml:space="preserve"> · </w:t>
+      </w:r>
+      <w:r>
+        <w:rPr>
+          <w:rFonts w:ascii="D2Coding" w:hAnsi="D2Coding" w:eastAsia="D2Coding" w:cs="D2Coding"/>
+          <w:color w:val="C0362C"/>
+          <w:sz w:val="19"/>
+        </w:rPr>
+        <w:t>yolo-3차</w:t>
+      </w:r>
+      <w:r>
+        <w:rPr>
+          <w:rFonts w:ascii="맑은 고딕" w:hAnsi="맑은 고딕" w:eastAsia="맑은 고딕" w:cs="맑은 고딕"/>
+          <w:b w:val="0"/>
+        </w:rPr>
+        <w:t xml:space="preserve"> (</w:t>
+      </w:r>
+      <w:r>
+        <w:rPr>
+          <w:rFonts w:ascii="D2Coding" w:hAnsi="D2Coding" w:eastAsia="D2Coding" w:cs="D2Coding"/>
+          <w:color w:val="C0362C"/>
+          <w:sz w:val="19"/>
+        </w:rPr>
+        <w:t>yolo-1차</w:t>
+      </w:r>
+      <w:r>
+        <w:rPr>
+          <w:rFonts w:ascii="맑은 고딕" w:hAnsi="맑은 고딕" w:eastAsia="맑은 고딕" w:cs="맑은 고딕"/>
+          <w:b w:val="0"/>
+        </w:rPr>
+        <w:t>·</w:t>
+      </w:r>
+      <w:r>
+        <w:rPr>
+          <w:rFonts w:ascii="D2Coding" w:hAnsi="D2Coding" w:eastAsia="D2Coding" w:cs="D2Coding"/>
+          <w:color w:val="C0362C"/>
+          <w:sz w:val="19"/>
+        </w:rPr>
+        <w:t>2차</w:t>
+      </w:r>
+      <w:r>
+        <w:rPr>
+          <w:rFonts w:ascii="맑은 고딕" w:hAnsi="맑은 고딕" w:eastAsia="맑은 고딕" w:cs="맑은 고딕"/>
+          <w:b w:val="0"/>
+        </w:rPr>
+        <w:t xml:space="preserve"> 는 046 에서 걷었다).</w:t>
+      </w:r>
+    </w:p>
+    <w:p>
+      <w:pPr>
+        <w:spacing w:after="140"/>
+      </w:pPr>
+      <w:r>
+        <w:rPr>
+          <w:rFonts w:ascii="맑은 고딕" w:hAnsi="맑은 고딕" w:eastAsia="맑은 고딕" w:cs="맑은 고딕"/>
+          <w:b/>
+        </w:rPr>
         <w:t>분류 여섯</w:t>
       </w:r>
       <w:r>
@@ -9978,7 +11394,23 @@
           <w:b w:val="0"/>
           <w:i/>
         </w:rPr>
-        <w:t xml:space="preserve">이 교정은 사람이 124 시야를 전수 검토해 만든 것이고 </w:t>
+        <w:t xml:space="preserve">이 교정은 사람이 </w:t>
+      </w:r>
+      <w:r>
+        <w:rPr>
+          <w:rFonts w:ascii="맑은 고딕" w:hAnsi="맑은 고딕" w:eastAsia="맑은 고딕" w:cs="맑은 고딕"/>
+          <w:b/>
+          <w:i/>
+        </w:rPr>
+        <w:t>508 시야를 전수 검토</w:t>
+      </w:r>
+      <w:r>
+        <w:rPr>
+          <w:rFonts w:ascii="맑은 고딕" w:hAnsi="맑은 고딕" w:eastAsia="맑은 고딕" w:cs="맑은 고딕"/>
+          <w:b w:val="0"/>
+          <w:i/>
+        </w:rPr>
+        <w:t xml:space="preserve">해 만든 것이고 </w:t>
       </w:r>
       <w:r>
         <w:rPr>
